--- a/Раздел 2 ВКР Черновик.docx
+++ b/Раздел 2 ВКР Черновик.docx
@@ -1,6 +1,6 @@
 
 <file path=word/document.xml><?xml version="1.0" encoding="utf-8"?>
-<w:document xmlns:wpc="http://schemas.microsoft.com/office/word/2010/wordprocessingCanvas" xmlns:cx="http://schemas.microsoft.com/office/drawing/2014/chartex" xmlns:cx1="http://schemas.microsoft.com/office/drawing/2015/9/8/chartex" xmlns:cx2="http://schemas.microsoft.com/office/drawing/2015/10/21/chartex" xmlns:cx3="http://schemas.microsoft.com/office/drawing/2016/5/9/chartex" xmlns:cx4="http://schemas.microsoft.com/office/drawing/2016/5/10/chartex" xmlns:cx5="http://schemas.microsoft.com/office/drawing/2016/5/11/chartex" xmlns:cx6="http://schemas.microsoft.com/office/drawing/2016/5/12/chartex" xmlns:cx7="http://schemas.microsoft.com/office/drawing/2016/5/13/chartex" xmlns:cx8="http://schemas.microsoft.com/office/drawing/2016/5/14/chartex" xmlns:mc="http://schemas.openxmlformats.org/markup-compatibility/2006" xmlns:aink="http://schemas.microsoft.com/office/drawing/2016/ink" xmlns:am3d="http://schemas.microsoft.com/office/drawing/2017/model3d" xmlns:o="urn:schemas-microsoft-com:office:office" xmlns:r="http://schemas.openxmlformats.org/officeDocument/2006/relationships" xmlns:m="http://schemas.openxmlformats.org/officeDocument/2006/math" xmlns:v="urn:schemas-microsoft-com:vml" xmlns:wp14="http://schemas.microsoft.com/office/word/2010/wordprocessingDrawing" xmlns:wp="http://schemas.openxmlformats.org/drawingml/2006/wordprocessingDrawing" xmlns:w10="urn:schemas-microsoft-com:office:word" xmlns:w="http://schemas.openxmlformats.org/wordprocessingml/2006/main" xmlns:w14="http://schemas.microsoft.com/office/word/2010/wordml" xmlns:w15="http://schemas.microsoft.com/office/word/2012/wordml" xmlns:w16cex="http://schemas.microsoft.com/office/word/2018/wordml/cex" xmlns:w16cid="http://schemas.microsoft.com/office/word/2016/wordml/cid" xmlns:w16="http://schemas.microsoft.com/office/word/2018/wordml" xmlns:w16sdtdh="http://schemas.microsoft.com/office/word/2020/wordml/sdtdatahash" xmlns:w16se="http://schemas.microsoft.com/office/word/2015/wordml/symex" xmlns:wpg="http://schemas.microsoft.com/office/word/2010/wordprocessingGroup" xmlns:wpi="http://schemas.microsoft.com/office/word/2010/wordprocessingInk" xmlns:wne="http://schemas.microsoft.com/office/word/2006/wordml" xmlns:wps="http://schemas.microsoft.com/office/word/2010/wordprocessingShape" mc:Ignorable="w14 w15 w16se w16cid w16 w16cex w16sdtdh wp14">
+<w:document xmlns:wpc="http://schemas.microsoft.com/office/word/2010/wordprocessingCanvas" xmlns:cx="http://schemas.microsoft.com/office/drawing/2014/chartex" xmlns:cx1="http://schemas.microsoft.com/office/drawing/2015/9/8/chartex" xmlns:cx2="http://schemas.microsoft.com/office/drawing/2015/10/21/chartex" xmlns:cx3="http://schemas.microsoft.com/office/drawing/2016/5/9/chartex" xmlns:cx4="http://schemas.microsoft.com/office/drawing/2016/5/10/chartex" xmlns:cx5="http://schemas.microsoft.com/office/drawing/2016/5/11/chartex" xmlns:cx6="http://schemas.microsoft.com/office/drawing/2016/5/12/chartex" xmlns:cx7="http://schemas.microsoft.com/office/drawing/2016/5/13/chartex" xmlns:cx8="http://schemas.microsoft.com/office/drawing/2016/5/14/chartex" xmlns:mc="http://schemas.openxmlformats.org/markup-compatibility/2006" xmlns:aink="http://schemas.microsoft.com/office/drawing/2016/ink" xmlns:am3d="http://schemas.microsoft.com/office/drawing/2017/model3d" xmlns:o="urn:schemas-microsoft-com:office:office" xmlns:oel="http://schemas.microsoft.com/office/2019/extlst" xmlns:r="http://schemas.openxmlformats.org/officeDocument/2006/relationships" xmlns:m="http://schemas.openxmlformats.org/officeDocument/2006/math" xmlns:v="urn:schemas-microsoft-com:vml" xmlns:wp14="http://schemas.microsoft.com/office/word/2010/wordprocessingDrawing" xmlns:wp="http://schemas.openxmlformats.org/drawingml/2006/wordprocessingDrawing" xmlns:w10="urn:schemas-microsoft-com:office:word" xmlns:w="http://schemas.openxmlformats.org/wordprocessingml/2006/main" xmlns:w14="http://schemas.microsoft.com/office/word/2010/wordml" xmlns:w15="http://schemas.microsoft.com/office/word/2012/wordml" xmlns:w16cex="http://schemas.microsoft.com/office/word/2018/wordml/cex" xmlns:w16cid="http://schemas.microsoft.com/office/word/2016/wordml/cid" xmlns:w16="http://schemas.microsoft.com/office/word/2018/wordml" xmlns:w16du="http://schemas.microsoft.com/office/word/2023/wordml/word16du" xmlns:w16sdtdh="http://schemas.microsoft.com/office/word/2020/wordml/sdtdatahash" xmlns:w16sdtfl="http://schemas.microsoft.com/office/word/2024/wordml/sdtformatlock" xmlns:w16se="http://schemas.microsoft.com/office/word/2015/wordml/symex" xmlns:wpg="http://schemas.microsoft.com/office/word/2010/wordprocessingGroup" xmlns:wpi="http://schemas.microsoft.com/office/word/2010/wordprocessingInk" xmlns:wne="http://schemas.microsoft.com/office/word/2006/wordml" xmlns:wps="http://schemas.microsoft.com/office/word/2010/wordprocessingShape" mc:Ignorable="w14 w15 w16se w16cid w16 w16cex w16sdtdh w16sdtfl w16du wp14">
   <w:body>
     <w:p>
       <w:pPr>
@@ -287,16 +287,7 @@
           <w:szCs w:val="26"/>
           <w:u w:val="single"/>
         </w:rPr>
-        <w:t xml:space="preserve"> </w:t>
-      </w:r>
-      <w:r>
-        <w:rPr>
-          <w:rFonts w:ascii="Times New Roman" w:eastAsia="SimSun" w:hAnsi="Times New Roman" w:cs="Times New Roman"/>
-          <w:sz w:val="26"/>
-          <w:szCs w:val="26"/>
-          <w:u w:val="single"/>
-        </w:rPr>
-        <w:t>Проектирование веб-приложения для формирования плана питания с использованием фреймворка Vue.js на языке TypeScrip</w:t>
+        <w:t xml:space="preserve"> Проектирование веб-приложения для формирования плана питания с использованием фреймворка Vue.js на языке TypeScrip</w:t>
       </w:r>
       <w:r>
         <w:rPr>
@@ -381,7 +372,25 @@
           <w:sz w:val="26"/>
           <w:szCs w:val="26"/>
         </w:rPr>
-        <w:t xml:space="preserve">Выполнил студент      </w:t>
+        <w:t>Выполнил студент</w:t>
+      </w:r>
+      <w:r>
+        <w:rPr>
+          <w:rFonts w:ascii="Times New Roman" w:eastAsia="SimSun" w:hAnsi="Times New Roman" w:cs="Times New Roman"/>
+          <w:bCs/>
+          <w:sz w:val="26"/>
+          <w:szCs w:val="26"/>
+        </w:rPr>
+        <w:t>ка</w:t>
+      </w:r>
+      <w:r>
+        <w:rPr>
+          <w:rFonts w:ascii="Times New Roman" w:eastAsia="SimSun" w:hAnsi="Times New Roman" w:cs="Times New Roman"/>
+          <w:bCs/>
+          <w:sz w:val="26"/>
+          <w:szCs w:val="26"/>
+        </w:rPr>
+        <w:t xml:space="preserve">      </w:t>
       </w:r>
       <w:r>
         <w:rPr>
@@ -1280,7 +1289,23 @@
           <w:sz w:val="26"/>
           <w:szCs w:val="26"/>
         </w:rPr>
-        <w:t>2025 г.</w:t>
+        <w:t>202</w:t>
+      </w:r>
+      <w:r>
+        <w:rPr>
+          <w:rFonts w:ascii="Times New Roman" w:eastAsia="SimSun" w:hAnsi="Times New Roman" w:cs="Times New Roman"/>
+          <w:sz w:val="26"/>
+          <w:szCs w:val="26"/>
+        </w:rPr>
+        <w:t>6</w:t>
+      </w:r>
+      <w:r>
+        <w:rPr>
+          <w:rFonts w:ascii="Times New Roman" w:eastAsia="SimSun" w:hAnsi="Times New Roman" w:cs="Times New Roman"/>
+          <w:sz w:val="26"/>
+          <w:szCs w:val="26"/>
+        </w:rPr>
+        <w:t xml:space="preserve"> г.</w:t>
       </w:r>
     </w:p>
     <w:p>
@@ -1452,7 +1477,23 @@
           <w:sz w:val="26"/>
           <w:szCs w:val="26"/>
         </w:rPr>
-        <w:t xml:space="preserve">студента  </w:t>
+        <w:t>студент</w:t>
+      </w:r>
+      <w:r>
+        <w:rPr>
+          <w:rFonts w:ascii="Times New Roman" w:eastAsia="SimSun" w:hAnsi="Times New Roman" w:cs="Times New Roman"/>
+          <w:sz w:val="26"/>
+          <w:szCs w:val="26"/>
+        </w:rPr>
+        <w:t>ки</w:t>
+      </w:r>
+      <w:r>
+        <w:rPr>
+          <w:rFonts w:ascii="Times New Roman" w:eastAsia="SimSun" w:hAnsi="Times New Roman" w:cs="Times New Roman"/>
+          <w:sz w:val="26"/>
+          <w:szCs w:val="26"/>
+        </w:rPr>
+        <w:t xml:space="preserve">  </w:t>
       </w:r>
       <w:r>
         <w:rPr>
@@ -1469,7 +1510,7 @@
           <w:szCs w:val="24"/>
           <w:u w:val="single"/>
         </w:rPr>
-        <w:t>Бакшаева Елена Андреевна</w:t>
+        <w:t>Бакшаев</w:t>
       </w:r>
       <w:r>
         <w:rPr>
@@ -1478,7 +1519,7 @@
           <w:szCs w:val="24"/>
           <w:u w:val="single"/>
         </w:rPr>
-        <w:t xml:space="preserve"> </w:t>
+        <w:t>ой</w:t>
       </w:r>
       <w:r>
         <w:rPr>
@@ -1487,31 +1528,67 @@
           <w:szCs w:val="24"/>
           <w:u w:val="single"/>
         </w:rPr>
-        <w:t xml:space="preserve">    </w:t>
+        <w:t xml:space="preserve"> Елен</w:t>
       </w:r>
       <w:r>
         <w:rPr>
           <w:rFonts w:ascii="Times New Roman" w:eastAsia="SimSun" w:hAnsi="Times New Roman" w:cs="Times New Roman"/>
           <w:sz w:val="24"/>
           <w:szCs w:val="24"/>
-        </w:rPr>
-        <w:t>____________________________________</w:t>
-      </w:r>
-    </w:p>
-    <w:p>
-      <w:pPr>
-        <w:spacing w:after="120" w:line="240" w:lineRule="auto"/>
+          <w:u w:val="single"/>
+        </w:rPr>
+        <w:t>ы</w:t>
+      </w:r>
+      <w:r>
         <w:rPr>
           <w:rFonts w:ascii="Times New Roman" w:eastAsia="SimSun" w:hAnsi="Times New Roman" w:cs="Times New Roman"/>
           <w:sz w:val="24"/>
           <w:szCs w:val="24"/>
-        </w:rPr>
-      </w:pPr>
+          <w:u w:val="single"/>
+        </w:rPr>
+        <w:t xml:space="preserve"> Андреевн</w:t>
+      </w:r>
       <w:r>
         <w:rPr>
           <w:rFonts w:ascii="Times New Roman" w:eastAsia="SimSun" w:hAnsi="Times New Roman" w:cs="Times New Roman"/>
           <w:sz w:val="24"/>
           <w:szCs w:val="24"/>
+          <w:u w:val="single"/>
+        </w:rPr>
+        <w:t>ы</w:t>
+      </w:r>
+      <w:r>
+        <w:rPr>
+          <w:rFonts w:ascii="Times New Roman" w:eastAsia="SimSun" w:hAnsi="Times New Roman" w:cs="Times New Roman"/>
+          <w:sz w:val="24"/>
+          <w:szCs w:val="24"/>
+          <w:u w:val="single"/>
+        </w:rPr>
+        <w:t xml:space="preserve">     </w:t>
+      </w:r>
+      <w:r>
+        <w:rPr>
+          <w:rFonts w:ascii="Times New Roman" w:eastAsia="SimSun" w:hAnsi="Times New Roman" w:cs="Times New Roman"/>
+          <w:sz w:val="24"/>
+          <w:szCs w:val="24"/>
+        </w:rPr>
+        <w:t>_________________________________</w:t>
+      </w:r>
+    </w:p>
+    <w:p>
+      <w:pPr>
+        <w:spacing w:after="120" w:line="240" w:lineRule="auto"/>
+        <w:rPr>
+          <w:rFonts w:ascii="Times New Roman" w:eastAsia="SimSun" w:hAnsi="Times New Roman" w:cs="Times New Roman"/>
+          <w:sz w:val="24"/>
+          <w:szCs w:val="24"/>
+        </w:rPr>
+      </w:pPr>
+      <w:r>
+        <w:rPr>
+          <w:rFonts w:ascii="Times New Roman" w:eastAsia="SimSun" w:hAnsi="Times New Roman" w:cs="Times New Roman"/>
+          <w:sz w:val="24"/>
+          <w:szCs w:val="24"/>
         </w:rPr>
         <w:t>_____________________________________________________________________________</w:t>
       </w:r>
@@ -1680,7 +1757,7 @@
         <w:spacing w:after="120" w:line="240" w:lineRule="auto"/>
         <w:jc w:val="both"/>
         <w:rPr>
-          <w:rFonts w:ascii="Times New Roman" w:hAnsi="Times New Roman"/>
+          <w:rFonts w:ascii="Times New Roman" w:hAnsi="Times New Roman" w:cs="Times New Roman"/>
           <w:u w:val="single"/>
           <w:lang w:eastAsia="zh-CN"/>
         </w:rPr>
@@ -1718,14 +1795,14 @@
         <w:spacing w:before="113" w:after="0" w:line="240" w:lineRule="auto"/>
         <w:jc w:val="both"/>
         <w:rPr>
-          <w:rFonts w:ascii="Gabriola" w:hAnsi="Gabriola"/>
+          <w:rFonts w:ascii="Times New Roman" w:hAnsi="Times New Roman" w:cs="Times New Roman"/>
           <w:sz w:val="36"/>
           <w:u w:val="single"/>
         </w:rPr>
       </w:pPr>
       <w:r>
         <w:rPr>
-          <w:rFonts w:ascii="Gabriola" w:hAnsi="Gabriola"/>
+          <w:rFonts w:ascii="Times New Roman" w:hAnsi="Times New Roman" w:cs="Times New Roman"/>
           <w:sz w:val="36"/>
           <w:u w:val="single"/>
         </w:rPr>
@@ -1737,12 +1814,12 @@
         <w:spacing w:before="113" w:after="0" w:line="240" w:lineRule="auto"/>
         <w:jc w:val="both"/>
         <w:rPr>
-          <w:rFonts w:ascii="Times New Roman" w:hAnsi="Times New Roman"/>
-        </w:rPr>
-      </w:pPr>
-      <w:r>
-        <w:rPr>
-          <w:rFonts w:ascii="Gabriola" w:hAnsi="Gabriola"/>
+          <w:rFonts w:ascii="Times New Roman" w:hAnsi="Times New Roman" w:cs="Times New Roman"/>
+        </w:rPr>
+      </w:pPr>
+      <w:r>
+        <w:rPr>
+          <w:rFonts w:ascii="Times New Roman" w:hAnsi="Times New Roman" w:cs="Times New Roman"/>
           <w:sz w:val="36"/>
           <w:u w:val="single"/>
         </w:rPr>
@@ -1753,7 +1830,7 @@
       <w:pPr>
         <w:spacing w:before="113" w:after="0" w:line="240" w:lineRule="auto"/>
         <w:rPr>
-          <w:rFonts w:ascii="Times New Roman" w:hAnsi="Times New Roman"/>
+          <w:rFonts w:ascii="Times New Roman" w:hAnsi="Times New Roman" w:cs="Times New Roman"/>
         </w:rPr>
       </w:pPr>
     </w:p>
@@ -1761,12 +1838,12 @@
       <w:pPr>
         <w:spacing w:before="113" w:after="0" w:line="240" w:lineRule="auto"/>
         <w:rPr>
-          <w:rFonts w:ascii="Times New Roman" w:hAnsi="Times New Roman"/>
-        </w:rPr>
-      </w:pPr>
-      <w:r>
-        <w:rPr>
-          <w:rFonts w:ascii="Times New Roman" w:hAnsi="Times New Roman"/>
+          <w:rFonts w:ascii="Times New Roman" w:hAnsi="Times New Roman" w:cs="Times New Roman"/>
+        </w:rPr>
+      </w:pPr>
+      <w:r>
+        <w:rPr>
+          <w:rFonts w:ascii="Times New Roman" w:hAnsi="Times New Roman" w:cs="Times New Roman"/>
         </w:rPr>
         <w:t>____________________________________________________________________________________</w:t>
       </w:r>
@@ -1775,7 +1852,7 @@
       <w:pPr>
         <w:spacing w:before="113" w:after="0" w:line="240" w:lineRule="auto"/>
         <w:rPr>
-          <w:rFonts w:ascii="Times New Roman" w:hAnsi="Times New Roman"/>
+          <w:rFonts w:ascii="Times New Roman" w:hAnsi="Times New Roman" w:cs="Times New Roman"/>
         </w:rPr>
       </w:pPr>
     </w:p>
@@ -1783,7 +1860,7 @@
       <w:pPr>
         <w:spacing w:before="113" w:after="0" w:line="240" w:lineRule="auto"/>
         <w:rPr>
-          <w:rFonts w:ascii="Times New Roman" w:hAnsi="Times New Roman"/>
+          <w:rFonts w:ascii="Times New Roman" w:hAnsi="Times New Roman" w:cs="Times New Roman"/>
         </w:rPr>
       </w:pPr>
     </w:p>
@@ -1791,7 +1868,7 @@
       <w:pPr>
         <w:spacing w:after="0" w:line="240" w:lineRule="auto"/>
         <w:rPr>
-          <w:rFonts w:ascii="Times New Roman" w:hAnsi="Times New Roman"/>
+          <w:rFonts w:ascii="Times New Roman" w:hAnsi="Times New Roman" w:cs="Times New Roman"/>
         </w:rPr>
       </w:pPr>
     </w:p>
@@ -1899,7 +1976,7 @@
       <w:pPr>
         <w:spacing w:after="0" w:line="240" w:lineRule="auto"/>
         <w:rPr>
-          <w:rFonts w:ascii="Times New Roman" w:hAnsi="Times New Roman"/>
+          <w:rFonts w:ascii="Times New Roman" w:hAnsi="Times New Roman" w:cs="Times New Roman"/>
           <w:sz w:val="16"/>
           <w:szCs w:val="16"/>
         </w:rPr>
@@ -1910,13 +1987,13 @@
         <w:spacing w:after="0" w:line="240" w:lineRule="auto"/>
         <w:jc w:val="right"/>
         <w:rPr>
-          <w:rFonts w:ascii="Times New Roman" w:hAnsi="Times New Roman"/>
+          <w:rFonts w:ascii="Times New Roman" w:hAnsi="Times New Roman" w:cs="Times New Roman"/>
           <w:szCs w:val="24"/>
         </w:rPr>
       </w:pPr>
       <w:r>
         <w:rPr>
-          <w:rFonts w:ascii="Times New Roman" w:hAnsi="Times New Roman"/>
+          <w:rFonts w:ascii="Times New Roman" w:hAnsi="Times New Roman" w:cs="Times New Roman"/>
           <w:szCs w:val="24"/>
         </w:rPr>
         <w:t>«_____»________________20____г.</w:t>
@@ -1924,430 +2001,2389 @@
     </w:p>
     <w:p>
       <w:pPr>
-        <w:rPr>
-          <w:rFonts w:ascii="Times New Roman" w:hAnsi="Times New Roman"/>
-          <w:b/>
-          <w:sz w:val="28"/>
-          <w:szCs w:val="28"/>
-        </w:rPr>
-      </w:pPr>
-    </w:p>
-    <w:p>
-      <w:pPr>
-        <w:rPr>
-          <w:rFonts w:ascii="Times New Roman" w:hAnsi="Times New Roman"/>
-          <w:b/>
-          <w:sz w:val="28"/>
-          <w:szCs w:val="28"/>
-        </w:rPr>
-      </w:pPr>
-      <w:bookmarkStart w:id="0" w:name="_Hlk222299986"/>
-      <w:r>
-        <w:rPr>
-          <w:rFonts w:ascii="Times New Roman" w:hAnsi="Times New Roman"/>
-          <w:b/>
-          <w:sz w:val="28"/>
-          <w:szCs w:val="28"/>
+        <w:suppressAutoHyphens w:val="0"/>
+        <w:spacing w:after="160" w:line="259" w:lineRule="auto"/>
+        <w:rPr>
+          <w:rFonts w:ascii="Times New Roman" w:hAnsi="Times New Roman" w:cs="Times New Roman"/>
+          <w:b/>
+          <w:sz w:val="28"/>
+          <w:szCs w:val="28"/>
+        </w:rPr>
+      </w:pPr>
+      <w:r>
+        <w:rPr>
+          <w:rFonts w:ascii="Times New Roman" w:hAnsi="Times New Roman" w:cs="Times New Roman"/>
+          <w:b/>
+          <w:sz w:val="28"/>
+          <w:szCs w:val="28"/>
+        </w:rPr>
+        <w:br w:type="page"/>
+      </w:r>
+    </w:p>
+    <w:p>
+      <w:pPr>
+        <w:rPr>
+          <w:rFonts w:ascii="Times New Roman" w:hAnsi="Times New Roman" w:cs="Times New Roman"/>
+          <w:b/>
+          <w:sz w:val="28"/>
+          <w:szCs w:val="28"/>
+        </w:rPr>
+      </w:pPr>
+    </w:p>
+    <w:sdt>
+      <w:sdtPr>
+        <w:rPr>
+          <w:rFonts w:ascii="Times New Roman" w:hAnsi="Times New Roman" w:cs="Times New Roman"/>
+        </w:rPr>
+        <w:id w:val="-1534731143"/>
+        <w:docPartObj>
+          <w:docPartGallery w:val="Table of Contents"/>
+          <w:docPartUnique/>
+        </w:docPartObj>
+      </w:sdtPr>
+      <w:sdtEndPr>
+        <w:rPr>
+          <w:rFonts w:eastAsia="Calibri"/>
+          <w:b/>
+          <w:bCs/>
+          <w:color w:val="auto"/>
+          <w:sz w:val="22"/>
+          <w:szCs w:val="22"/>
+          <w:lang w:eastAsia="ar-SA"/>
+        </w:rPr>
+      </w:sdtEndPr>
+      <w:sdtContent>
+        <w:p>
+          <w:pPr>
+            <w:pStyle w:val="ab"/>
+            <w:rPr>
+              <w:rFonts w:ascii="Times New Roman" w:hAnsi="Times New Roman" w:cs="Times New Roman"/>
+              <w:b/>
+              <w:bCs/>
+              <w:color w:val="auto"/>
+            </w:rPr>
+          </w:pPr>
+          <w:r>
+            <w:rPr>
+              <w:rFonts w:ascii="Times New Roman" w:hAnsi="Times New Roman" w:cs="Times New Roman"/>
+              <w:b/>
+              <w:bCs/>
+              <w:color w:val="auto"/>
+            </w:rPr>
+            <w:t>Оглавление</w:t>
+          </w:r>
+        </w:p>
+        <w:p>
+          <w:pPr>
+            <w:pStyle w:val="11"/>
+            <w:tabs>
+              <w:tab w:val="right" w:leader="dot" w:pos="9344"/>
+            </w:tabs>
+            <w:rPr>
+              <w:rFonts w:ascii="Times New Roman" w:hAnsi="Times New Roman" w:cs="Times New Roman"/>
+              <w:noProof/>
+              <w:sz w:val="28"/>
+              <w:szCs w:val="28"/>
+            </w:rPr>
+          </w:pPr>
+          <w:r>
+            <w:rPr>
+              <w:rFonts w:ascii="Times New Roman" w:hAnsi="Times New Roman" w:cs="Times New Roman"/>
+            </w:rPr>
+            <w:fldChar w:fldCharType="begin"/>
+          </w:r>
+          <w:r>
+            <w:rPr>
+              <w:rFonts w:ascii="Times New Roman" w:hAnsi="Times New Roman" w:cs="Times New Roman"/>
+            </w:rPr>
+            <w:instrText xml:space="preserve"> TOC \o "1-3" \h \z \u </w:instrText>
+          </w:r>
+          <w:r>
+            <w:rPr>
+              <w:rFonts w:ascii="Times New Roman" w:hAnsi="Times New Roman" w:cs="Times New Roman"/>
+            </w:rPr>
+            <w:fldChar w:fldCharType="separate"/>
+          </w:r>
+          <w:hyperlink w:anchor="_Toc226454923" w:history="1">
+            <w:r>
+              <w:rPr>
+                <w:rStyle w:val="ac"/>
+                <w:rFonts w:ascii="Times New Roman" w:hAnsi="Times New Roman" w:cs="Times New Roman"/>
+                <w:noProof/>
+                <w:sz w:val="28"/>
+                <w:szCs w:val="28"/>
+              </w:rPr>
+              <w:t>Введение</w:t>
+            </w:r>
+            <w:r>
+              <w:rPr>
+                <w:rFonts w:ascii="Times New Roman" w:hAnsi="Times New Roman" w:cs="Times New Roman"/>
+                <w:noProof/>
+                <w:webHidden/>
+                <w:sz w:val="28"/>
+                <w:szCs w:val="28"/>
+              </w:rPr>
+              <w:tab/>
+            </w:r>
+            <w:r>
+              <w:rPr>
+                <w:rFonts w:ascii="Times New Roman" w:hAnsi="Times New Roman" w:cs="Times New Roman"/>
+                <w:noProof/>
+                <w:webHidden/>
+                <w:sz w:val="28"/>
+                <w:szCs w:val="28"/>
+              </w:rPr>
+              <w:fldChar w:fldCharType="begin"/>
+            </w:r>
+            <w:r>
+              <w:rPr>
+                <w:rFonts w:ascii="Times New Roman" w:hAnsi="Times New Roman" w:cs="Times New Roman"/>
+                <w:noProof/>
+                <w:webHidden/>
+                <w:sz w:val="28"/>
+                <w:szCs w:val="28"/>
+              </w:rPr>
+              <w:instrText xml:space="preserve"> PAGEREF _Toc226454923 \h </w:instrText>
+            </w:r>
+            <w:r>
+              <w:rPr>
+                <w:rFonts w:ascii="Times New Roman" w:hAnsi="Times New Roman" w:cs="Times New Roman"/>
+                <w:noProof/>
+                <w:webHidden/>
+                <w:sz w:val="28"/>
+                <w:szCs w:val="28"/>
+              </w:rPr>
+            </w:r>
+            <w:r>
+              <w:rPr>
+                <w:rFonts w:ascii="Times New Roman" w:hAnsi="Times New Roman" w:cs="Times New Roman"/>
+                <w:noProof/>
+                <w:webHidden/>
+                <w:sz w:val="28"/>
+                <w:szCs w:val="28"/>
+              </w:rPr>
+              <w:fldChar w:fldCharType="separate"/>
+            </w:r>
+            <w:r>
+              <w:rPr>
+                <w:rFonts w:ascii="Times New Roman" w:hAnsi="Times New Roman" w:cs="Times New Roman"/>
+                <w:noProof/>
+                <w:webHidden/>
+                <w:sz w:val="28"/>
+                <w:szCs w:val="28"/>
+              </w:rPr>
+              <w:t>4</w:t>
+            </w:r>
+            <w:r>
+              <w:rPr>
+                <w:rFonts w:ascii="Times New Roman" w:hAnsi="Times New Roman" w:cs="Times New Roman"/>
+                <w:noProof/>
+                <w:webHidden/>
+                <w:sz w:val="28"/>
+                <w:szCs w:val="28"/>
+              </w:rPr>
+              <w:fldChar w:fldCharType="end"/>
+            </w:r>
+          </w:hyperlink>
+        </w:p>
+        <w:p>
+          <w:pPr>
+            <w:pStyle w:val="11"/>
+            <w:tabs>
+              <w:tab w:val="right" w:leader="dot" w:pos="9344"/>
+            </w:tabs>
+            <w:rPr>
+              <w:rFonts w:ascii="Times New Roman" w:hAnsi="Times New Roman" w:cs="Times New Roman"/>
+              <w:noProof/>
+              <w:sz w:val="28"/>
+              <w:szCs w:val="28"/>
+            </w:rPr>
+          </w:pPr>
+          <w:hyperlink w:anchor="_Toc226454924" w:history="1">
+            <w:r>
+              <w:rPr>
+                <w:rStyle w:val="ac"/>
+                <w:rFonts w:ascii="Times New Roman" w:hAnsi="Times New Roman" w:cs="Times New Roman"/>
+                <w:noProof/>
+                <w:sz w:val="28"/>
+                <w:szCs w:val="28"/>
+              </w:rPr>
+              <w:t>Раздел 2. Проект автоматизации комплекса задач по формированию плана питания.</w:t>
+            </w:r>
+            <w:r>
+              <w:rPr>
+                <w:rFonts w:ascii="Times New Roman" w:hAnsi="Times New Roman" w:cs="Times New Roman"/>
+                <w:noProof/>
+                <w:webHidden/>
+                <w:sz w:val="28"/>
+                <w:szCs w:val="28"/>
+              </w:rPr>
+              <w:tab/>
+            </w:r>
+            <w:r>
+              <w:rPr>
+                <w:rFonts w:ascii="Times New Roman" w:hAnsi="Times New Roman" w:cs="Times New Roman"/>
+                <w:noProof/>
+                <w:webHidden/>
+                <w:sz w:val="28"/>
+                <w:szCs w:val="28"/>
+              </w:rPr>
+              <w:fldChar w:fldCharType="begin"/>
+            </w:r>
+            <w:r>
+              <w:rPr>
+                <w:rFonts w:ascii="Times New Roman" w:hAnsi="Times New Roman" w:cs="Times New Roman"/>
+                <w:noProof/>
+                <w:webHidden/>
+                <w:sz w:val="28"/>
+                <w:szCs w:val="28"/>
+              </w:rPr>
+              <w:instrText xml:space="preserve"> PAGEREF _Toc226454924 \h </w:instrText>
+            </w:r>
+            <w:r>
+              <w:rPr>
+                <w:rFonts w:ascii="Times New Roman" w:hAnsi="Times New Roman" w:cs="Times New Roman"/>
+                <w:noProof/>
+                <w:webHidden/>
+                <w:sz w:val="28"/>
+                <w:szCs w:val="28"/>
+              </w:rPr>
+            </w:r>
+            <w:r>
+              <w:rPr>
+                <w:rFonts w:ascii="Times New Roman" w:hAnsi="Times New Roman" w:cs="Times New Roman"/>
+                <w:noProof/>
+                <w:webHidden/>
+                <w:sz w:val="28"/>
+                <w:szCs w:val="28"/>
+              </w:rPr>
+              <w:fldChar w:fldCharType="separate"/>
+            </w:r>
+            <w:r>
+              <w:rPr>
+                <w:rFonts w:ascii="Times New Roman" w:hAnsi="Times New Roman" w:cs="Times New Roman"/>
+                <w:noProof/>
+                <w:webHidden/>
+                <w:sz w:val="28"/>
+                <w:szCs w:val="28"/>
+              </w:rPr>
+              <w:t>4</w:t>
+            </w:r>
+            <w:r>
+              <w:rPr>
+                <w:rFonts w:ascii="Times New Roman" w:hAnsi="Times New Roman" w:cs="Times New Roman"/>
+                <w:noProof/>
+                <w:webHidden/>
+                <w:sz w:val="28"/>
+                <w:szCs w:val="28"/>
+              </w:rPr>
+              <w:fldChar w:fldCharType="end"/>
+            </w:r>
+          </w:hyperlink>
+        </w:p>
+        <w:p>
+          <w:pPr>
+            <w:pStyle w:val="21"/>
+            <w:tabs>
+              <w:tab w:val="right" w:leader="dot" w:pos="9344"/>
+            </w:tabs>
+            <w:rPr>
+              <w:rFonts w:ascii="Times New Roman" w:hAnsi="Times New Roman" w:cs="Times New Roman"/>
+              <w:noProof/>
+              <w:sz w:val="28"/>
+              <w:szCs w:val="28"/>
+            </w:rPr>
+          </w:pPr>
+          <w:hyperlink w:anchor="_Toc226454925" w:history="1">
+            <w:r>
+              <w:rPr>
+                <w:rStyle w:val="ac"/>
+                <w:rFonts w:ascii="Times New Roman" w:hAnsi="Times New Roman" w:cs="Times New Roman"/>
+                <w:noProof/>
+                <w:sz w:val="28"/>
+                <w:szCs w:val="28"/>
+              </w:rPr>
+              <w:t>2.1. Функциональная структура</w:t>
+            </w:r>
+            <w:r>
+              <w:rPr>
+                <w:rFonts w:ascii="Times New Roman" w:hAnsi="Times New Roman" w:cs="Times New Roman"/>
+                <w:noProof/>
+                <w:webHidden/>
+                <w:sz w:val="28"/>
+                <w:szCs w:val="28"/>
+              </w:rPr>
+              <w:tab/>
+            </w:r>
+            <w:r>
+              <w:rPr>
+                <w:rFonts w:ascii="Times New Roman" w:hAnsi="Times New Roman" w:cs="Times New Roman"/>
+                <w:noProof/>
+                <w:webHidden/>
+                <w:sz w:val="28"/>
+                <w:szCs w:val="28"/>
+              </w:rPr>
+              <w:fldChar w:fldCharType="begin"/>
+            </w:r>
+            <w:r>
+              <w:rPr>
+                <w:rFonts w:ascii="Times New Roman" w:hAnsi="Times New Roman" w:cs="Times New Roman"/>
+                <w:noProof/>
+                <w:webHidden/>
+                <w:sz w:val="28"/>
+                <w:szCs w:val="28"/>
+              </w:rPr>
+              <w:instrText xml:space="preserve"> PAGEREF _Toc226454925 \h </w:instrText>
+            </w:r>
+            <w:r>
+              <w:rPr>
+                <w:rFonts w:ascii="Times New Roman" w:hAnsi="Times New Roman" w:cs="Times New Roman"/>
+                <w:noProof/>
+                <w:webHidden/>
+                <w:sz w:val="28"/>
+                <w:szCs w:val="28"/>
+              </w:rPr>
+            </w:r>
+            <w:r>
+              <w:rPr>
+                <w:rFonts w:ascii="Times New Roman" w:hAnsi="Times New Roman" w:cs="Times New Roman"/>
+                <w:noProof/>
+                <w:webHidden/>
+                <w:sz w:val="28"/>
+                <w:szCs w:val="28"/>
+              </w:rPr>
+              <w:fldChar w:fldCharType="separate"/>
+            </w:r>
+            <w:r>
+              <w:rPr>
+                <w:rFonts w:ascii="Times New Roman" w:hAnsi="Times New Roman" w:cs="Times New Roman"/>
+                <w:noProof/>
+                <w:webHidden/>
+                <w:sz w:val="28"/>
+                <w:szCs w:val="28"/>
+              </w:rPr>
+              <w:t>4</w:t>
+            </w:r>
+            <w:r>
+              <w:rPr>
+                <w:rFonts w:ascii="Times New Roman" w:hAnsi="Times New Roman" w:cs="Times New Roman"/>
+                <w:noProof/>
+                <w:webHidden/>
+                <w:sz w:val="28"/>
+                <w:szCs w:val="28"/>
+              </w:rPr>
+              <w:fldChar w:fldCharType="end"/>
+            </w:r>
+          </w:hyperlink>
+        </w:p>
+        <w:p>
+          <w:pPr>
+            <w:pStyle w:val="21"/>
+            <w:tabs>
+              <w:tab w:val="right" w:leader="dot" w:pos="9344"/>
+            </w:tabs>
+            <w:rPr>
+              <w:rFonts w:ascii="Times New Roman" w:hAnsi="Times New Roman" w:cs="Times New Roman"/>
+              <w:noProof/>
+              <w:sz w:val="28"/>
+              <w:szCs w:val="28"/>
+            </w:rPr>
+          </w:pPr>
+          <w:hyperlink w:anchor="_Toc226454926" w:history="1">
+            <w:r>
+              <w:rPr>
+                <w:rStyle w:val="ac"/>
+                <w:rFonts w:ascii="Times New Roman" w:hAnsi="Times New Roman" w:cs="Times New Roman"/>
+                <w:noProof/>
+                <w:sz w:val="28"/>
+                <w:szCs w:val="28"/>
+              </w:rPr>
+              <w:t>2.2. Информационное обеспечение</w:t>
+            </w:r>
+            <w:r>
+              <w:rPr>
+                <w:rFonts w:ascii="Times New Roman" w:hAnsi="Times New Roman" w:cs="Times New Roman"/>
+                <w:noProof/>
+                <w:webHidden/>
+                <w:sz w:val="28"/>
+                <w:szCs w:val="28"/>
+              </w:rPr>
+              <w:tab/>
+            </w:r>
+            <w:r>
+              <w:rPr>
+                <w:rFonts w:ascii="Times New Roman" w:hAnsi="Times New Roman" w:cs="Times New Roman"/>
+                <w:noProof/>
+                <w:webHidden/>
+                <w:sz w:val="28"/>
+                <w:szCs w:val="28"/>
+              </w:rPr>
+              <w:fldChar w:fldCharType="begin"/>
+            </w:r>
+            <w:r>
+              <w:rPr>
+                <w:rFonts w:ascii="Times New Roman" w:hAnsi="Times New Roman" w:cs="Times New Roman"/>
+                <w:noProof/>
+                <w:webHidden/>
+                <w:sz w:val="28"/>
+                <w:szCs w:val="28"/>
+              </w:rPr>
+              <w:instrText xml:space="preserve"> PAGEREF _Toc226454926 \h </w:instrText>
+            </w:r>
+            <w:r>
+              <w:rPr>
+                <w:rFonts w:ascii="Times New Roman" w:hAnsi="Times New Roman" w:cs="Times New Roman"/>
+                <w:noProof/>
+                <w:webHidden/>
+                <w:sz w:val="28"/>
+                <w:szCs w:val="28"/>
+              </w:rPr>
+            </w:r>
+            <w:r>
+              <w:rPr>
+                <w:rFonts w:ascii="Times New Roman" w:hAnsi="Times New Roman" w:cs="Times New Roman"/>
+                <w:noProof/>
+                <w:webHidden/>
+                <w:sz w:val="28"/>
+                <w:szCs w:val="28"/>
+              </w:rPr>
+              <w:fldChar w:fldCharType="separate"/>
+            </w:r>
+            <w:r>
+              <w:rPr>
+                <w:rFonts w:ascii="Times New Roman" w:hAnsi="Times New Roman" w:cs="Times New Roman"/>
+                <w:noProof/>
+                <w:webHidden/>
+                <w:sz w:val="28"/>
+                <w:szCs w:val="28"/>
+              </w:rPr>
+              <w:t>4</w:t>
+            </w:r>
+            <w:r>
+              <w:rPr>
+                <w:rFonts w:ascii="Times New Roman" w:hAnsi="Times New Roman" w:cs="Times New Roman"/>
+                <w:noProof/>
+                <w:webHidden/>
+                <w:sz w:val="28"/>
+                <w:szCs w:val="28"/>
+              </w:rPr>
+              <w:fldChar w:fldCharType="end"/>
+            </w:r>
+          </w:hyperlink>
+        </w:p>
+        <w:p>
+          <w:pPr>
+            <w:pStyle w:val="21"/>
+            <w:tabs>
+              <w:tab w:val="right" w:leader="dot" w:pos="9344"/>
+            </w:tabs>
+            <w:rPr>
+              <w:rFonts w:ascii="Times New Roman" w:hAnsi="Times New Roman" w:cs="Times New Roman"/>
+              <w:noProof/>
+              <w:sz w:val="28"/>
+              <w:szCs w:val="28"/>
+            </w:rPr>
+          </w:pPr>
+          <w:hyperlink w:anchor="_Toc226454927" w:history="1">
+            <w:r>
+              <w:rPr>
+                <w:rStyle w:val="ac"/>
+                <w:rFonts w:ascii="Times New Roman" w:hAnsi="Times New Roman" w:cs="Times New Roman"/>
+                <w:noProof/>
+                <w:sz w:val="28"/>
+                <w:szCs w:val="28"/>
+              </w:rPr>
+              <w:t>2.3. Алгоритмическое обеспечение</w:t>
+            </w:r>
+            <w:r>
+              <w:rPr>
+                <w:rFonts w:ascii="Times New Roman" w:hAnsi="Times New Roman" w:cs="Times New Roman"/>
+                <w:noProof/>
+                <w:webHidden/>
+                <w:sz w:val="28"/>
+                <w:szCs w:val="28"/>
+              </w:rPr>
+              <w:tab/>
+            </w:r>
+            <w:r>
+              <w:rPr>
+                <w:rFonts w:ascii="Times New Roman" w:hAnsi="Times New Roman" w:cs="Times New Roman"/>
+                <w:noProof/>
+                <w:webHidden/>
+                <w:sz w:val="28"/>
+                <w:szCs w:val="28"/>
+              </w:rPr>
+              <w:fldChar w:fldCharType="begin"/>
+            </w:r>
+            <w:r>
+              <w:rPr>
+                <w:rFonts w:ascii="Times New Roman" w:hAnsi="Times New Roman" w:cs="Times New Roman"/>
+                <w:noProof/>
+                <w:webHidden/>
+                <w:sz w:val="28"/>
+                <w:szCs w:val="28"/>
+              </w:rPr>
+              <w:instrText xml:space="preserve"> PAGEREF _Toc226454927 \h </w:instrText>
+            </w:r>
+            <w:r>
+              <w:rPr>
+                <w:rFonts w:ascii="Times New Roman" w:hAnsi="Times New Roman" w:cs="Times New Roman"/>
+                <w:noProof/>
+                <w:webHidden/>
+                <w:sz w:val="28"/>
+                <w:szCs w:val="28"/>
+              </w:rPr>
+            </w:r>
+            <w:r>
+              <w:rPr>
+                <w:rFonts w:ascii="Times New Roman" w:hAnsi="Times New Roman" w:cs="Times New Roman"/>
+                <w:noProof/>
+                <w:webHidden/>
+                <w:sz w:val="28"/>
+                <w:szCs w:val="28"/>
+              </w:rPr>
+              <w:fldChar w:fldCharType="separate"/>
+            </w:r>
+            <w:r>
+              <w:rPr>
+                <w:rFonts w:ascii="Times New Roman" w:hAnsi="Times New Roman" w:cs="Times New Roman"/>
+                <w:noProof/>
+                <w:webHidden/>
+                <w:sz w:val="28"/>
+                <w:szCs w:val="28"/>
+              </w:rPr>
+              <w:t>4</w:t>
+            </w:r>
+            <w:r>
+              <w:rPr>
+                <w:rFonts w:ascii="Times New Roman" w:hAnsi="Times New Roman" w:cs="Times New Roman"/>
+                <w:noProof/>
+                <w:webHidden/>
+                <w:sz w:val="28"/>
+                <w:szCs w:val="28"/>
+              </w:rPr>
+              <w:fldChar w:fldCharType="end"/>
+            </w:r>
+          </w:hyperlink>
+        </w:p>
+        <w:p>
+          <w:pPr>
+            <w:pStyle w:val="21"/>
+            <w:tabs>
+              <w:tab w:val="right" w:leader="dot" w:pos="9344"/>
+            </w:tabs>
+            <w:rPr>
+              <w:rFonts w:ascii="Times New Roman" w:hAnsi="Times New Roman" w:cs="Times New Roman"/>
+              <w:noProof/>
+              <w:sz w:val="28"/>
+              <w:szCs w:val="28"/>
+            </w:rPr>
+          </w:pPr>
+          <w:hyperlink w:anchor="_Toc226454928" w:history="1">
+            <w:r>
+              <w:rPr>
+                <w:rStyle w:val="ac"/>
+                <w:rFonts w:ascii="Times New Roman" w:hAnsi="Times New Roman" w:cs="Times New Roman"/>
+                <w:noProof/>
+                <w:sz w:val="28"/>
+                <w:szCs w:val="28"/>
+              </w:rPr>
+              <w:t>2.4. Программное обеспечение</w:t>
+            </w:r>
+            <w:r>
+              <w:rPr>
+                <w:rFonts w:ascii="Times New Roman" w:hAnsi="Times New Roman" w:cs="Times New Roman"/>
+                <w:noProof/>
+                <w:webHidden/>
+                <w:sz w:val="28"/>
+                <w:szCs w:val="28"/>
+              </w:rPr>
+              <w:tab/>
+            </w:r>
+            <w:r>
+              <w:rPr>
+                <w:rFonts w:ascii="Times New Roman" w:hAnsi="Times New Roman" w:cs="Times New Roman"/>
+                <w:noProof/>
+                <w:webHidden/>
+                <w:sz w:val="28"/>
+                <w:szCs w:val="28"/>
+              </w:rPr>
+              <w:fldChar w:fldCharType="begin"/>
+            </w:r>
+            <w:r>
+              <w:rPr>
+                <w:rFonts w:ascii="Times New Roman" w:hAnsi="Times New Roman" w:cs="Times New Roman"/>
+                <w:noProof/>
+                <w:webHidden/>
+                <w:sz w:val="28"/>
+                <w:szCs w:val="28"/>
+              </w:rPr>
+              <w:instrText xml:space="preserve"> PAGEREF _Toc226454928 \h </w:instrText>
+            </w:r>
+            <w:r>
+              <w:rPr>
+                <w:rFonts w:ascii="Times New Roman" w:hAnsi="Times New Roman" w:cs="Times New Roman"/>
+                <w:noProof/>
+                <w:webHidden/>
+                <w:sz w:val="28"/>
+                <w:szCs w:val="28"/>
+              </w:rPr>
+            </w:r>
+            <w:r>
+              <w:rPr>
+                <w:rFonts w:ascii="Times New Roman" w:hAnsi="Times New Roman" w:cs="Times New Roman"/>
+                <w:noProof/>
+                <w:webHidden/>
+                <w:sz w:val="28"/>
+                <w:szCs w:val="28"/>
+              </w:rPr>
+              <w:fldChar w:fldCharType="separate"/>
+            </w:r>
+            <w:r>
+              <w:rPr>
+                <w:rFonts w:ascii="Times New Roman" w:hAnsi="Times New Roman" w:cs="Times New Roman"/>
+                <w:noProof/>
+                <w:webHidden/>
+                <w:sz w:val="28"/>
+                <w:szCs w:val="28"/>
+              </w:rPr>
+              <w:t>5</w:t>
+            </w:r>
+            <w:r>
+              <w:rPr>
+                <w:rFonts w:ascii="Times New Roman" w:hAnsi="Times New Roman" w:cs="Times New Roman"/>
+                <w:noProof/>
+                <w:webHidden/>
+                <w:sz w:val="28"/>
+                <w:szCs w:val="28"/>
+              </w:rPr>
+              <w:fldChar w:fldCharType="end"/>
+            </w:r>
+          </w:hyperlink>
+        </w:p>
+        <w:p>
+          <w:pPr>
+            <w:pStyle w:val="21"/>
+            <w:tabs>
+              <w:tab w:val="right" w:leader="dot" w:pos="9344"/>
+            </w:tabs>
+            <w:rPr>
+              <w:rFonts w:ascii="Times New Roman" w:hAnsi="Times New Roman" w:cs="Times New Roman"/>
+              <w:noProof/>
+              <w:sz w:val="28"/>
+              <w:szCs w:val="28"/>
+            </w:rPr>
+          </w:pPr>
+          <w:hyperlink w:anchor="_Toc226454929" w:history="1">
+            <w:r>
+              <w:rPr>
+                <w:rStyle w:val="ac"/>
+                <w:rFonts w:ascii="Times New Roman" w:hAnsi="Times New Roman" w:cs="Times New Roman"/>
+                <w:noProof/>
+                <w:sz w:val="28"/>
+                <w:szCs w:val="28"/>
+              </w:rPr>
+              <w:t>2.5. Обеспечение информационной безопасности</w:t>
+            </w:r>
+            <w:r>
+              <w:rPr>
+                <w:rFonts w:ascii="Times New Roman" w:hAnsi="Times New Roman" w:cs="Times New Roman"/>
+                <w:noProof/>
+                <w:webHidden/>
+                <w:sz w:val="28"/>
+                <w:szCs w:val="28"/>
+              </w:rPr>
+              <w:tab/>
+            </w:r>
+            <w:r>
+              <w:rPr>
+                <w:rFonts w:ascii="Times New Roman" w:hAnsi="Times New Roman" w:cs="Times New Roman"/>
+                <w:noProof/>
+                <w:webHidden/>
+                <w:sz w:val="28"/>
+                <w:szCs w:val="28"/>
+              </w:rPr>
+              <w:fldChar w:fldCharType="begin"/>
+            </w:r>
+            <w:r>
+              <w:rPr>
+                <w:rFonts w:ascii="Times New Roman" w:hAnsi="Times New Roman" w:cs="Times New Roman"/>
+                <w:noProof/>
+                <w:webHidden/>
+                <w:sz w:val="28"/>
+                <w:szCs w:val="28"/>
+              </w:rPr>
+              <w:instrText xml:space="preserve"> PAGEREF _Toc226454929 \h </w:instrText>
+            </w:r>
+            <w:r>
+              <w:rPr>
+                <w:rFonts w:ascii="Times New Roman" w:hAnsi="Times New Roman" w:cs="Times New Roman"/>
+                <w:noProof/>
+                <w:webHidden/>
+                <w:sz w:val="28"/>
+                <w:szCs w:val="28"/>
+              </w:rPr>
+            </w:r>
+            <w:r>
+              <w:rPr>
+                <w:rFonts w:ascii="Times New Roman" w:hAnsi="Times New Roman" w:cs="Times New Roman"/>
+                <w:noProof/>
+                <w:webHidden/>
+                <w:sz w:val="28"/>
+                <w:szCs w:val="28"/>
+              </w:rPr>
+              <w:fldChar w:fldCharType="separate"/>
+            </w:r>
+            <w:r>
+              <w:rPr>
+                <w:rFonts w:ascii="Times New Roman" w:hAnsi="Times New Roman" w:cs="Times New Roman"/>
+                <w:noProof/>
+                <w:webHidden/>
+                <w:sz w:val="28"/>
+                <w:szCs w:val="28"/>
+              </w:rPr>
+              <w:t>5</w:t>
+            </w:r>
+            <w:r>
+              <w:rPr>
+                <w:rFonts w:ascii="Times New Roman" w:hAnsi="Times New Roman" w:cs="Times New Roman"/>
+                <w:noProof/>
+                <w:webHidden/>
+                <w:sz w:val="28"/>
+                <w:szCs w:val="28"/>
+              </w:rPr>
+              <w:fldChar w:fldCharType="end"/>
+            </w:r>
+          </w:hyperlink>
+        </w:p>
+        <w:p>
+          <w:pPr>
+            <w:pStyle w:val="21"/>
+            <w:tabs>
+              <w:tab w:val="right" w:leader="dot" w:pos="9344"/>
+            </w:tabs>
+            <w:rPr>
+              <w:rFonts w:ascii="Times New Roman" w:hAnsi="Times New Roman" w:cs="Times New Roman"/>
+              <w:noProof/>
+              <w:sz w:val="28"/>
+              <w:szCs w:val="28"/>
+            </w:rPr>
+          </w:pPr>
+          <w:hyperlink w:anchor="_Toc226454930" w:history="1">
+            <w:r>
+              <w:rPr>
+                <w:rStyle w:val="ac"/>
+                <w:rFonts w:ascii="Times New Roman" w:hAnsi="Times New Roman" w:cs="Times New Roman"/>
+                <w:noProof/>
+                <w:sz w:val="28"/>
+                <w:szCs w:val="28"/>
+              </w:rPr>
+              <w:t>2.6. Техническое обеспечение</w:t>
+            </w:r>
+            <w:r>
+              <w:rPr>
+                <w:rFonts w:ascii="Times New Roman" w:hAnsi="Times New Roman" w:cs="Times New Roman"/>
+                <w:noProof/>
+                <w:webHidden/>
+                <w:sz w:val="28"/>
+                <w:szCs w:val="28"/>
+              </w:rPr>
+              <w:tab/>
+            </w:r>
+            <w:r>
+              <w:rPr>
+                <w:rFonts w:ascii="Times New Roman" w:hAnsi="Times New Roman" w:cs="Times New Roman"/>
+                <w:noProof/>
+                <w:webHidden/>
+                <w:sz w:val="28"/>
+                <w:szCs w:val="28"/>
+              </w:rPr>
+              <w:fldChar w:fldCharType="begin"/>
+            </w:r>
+            <w:r>
+              <w:rPr>
+                <w:rFonts w:ascii="Times New Roman" w:hAnsi="Times New Roman" w:cs="Times New Roman"/>
+                <w:noProof/>
+                <w:webHidden/>
+                <w:sz w:val="28"/>
+                <w:szCs w:val="28"/>
+              </w:rPr>
+              <w:instrText xml:space="preserve"> PAGEREF _Toc226454930 \h </w:instrText>
+            </w:r>
+            <w:r>
+              <w:rPr>
+                <w:rFonts w:ascii="Times New Roman" w:hAnsi="Times New Roman" w:cs="Times New Roman"/>
+                <w:noProof/>
+                <w:webHidden/>
+                <w:sz w:val="28"/>
+                <w:szCs w:val="28"/>
+              </w:rPr>
+            </w:r>
+            <w:r>
+              <w:rPr>
+                <w:rFonts w:ascii="Times New Roman" w:hAnsi="Times New Roman" w:cs="Times New Roman"/>
+                <w:noProof/>
+                <w:webHidden/>
+                <w:sz w:val="28"/>
+                <w:szCs w:val="28"/>
+              </w:rPr>
+              <w:fldChar w:fldCharType="separate"/>
+            </w:r>
+            <w:r>
+              <w:rPr>
+                <w:rFonts w:ascii="Times New Roman" w:hAnsi="Times New Roman" w:cs="Times New Roman"/>
+                <w:noProof/>
+                <w:webHidden/>
+                <w:sz w:val="28"/>
+                <w:szCs w:val="28"/>
+              </w:rPr>
+              <w:t>5</w:t>
+            </w:r>
+            <w:r>
+              <w:rPr>
+                <w:rFonts w:ascii="Times New Roman" w:hAnsi="Times New Roman" w:cs="Times New Roman"/>
+                <w:noProof/>
+                <w:webHidden/>
+                <w:sz w:val="28"/>
+                <w:szCs w:val="28"/>
+              </w:rPr>
+              <w:fldChar w:fldCharType="end"/>
+            </w:r>
+          </w:hyperlink>
+        </w:p>
+        <w:p>
+          <w:pPr>
+            <w:pStyle w:val="21"/>
+            <w:tabs>
+              <w:tab w:val="right" w:leader="dot" w:pos="9344"/>
+            </w:tabs>
+            <w:rPr>
+              <w:rFonts w:ascii="Times New Roman" w:hAnsi="Times New Roman" w:cs="Times New Roman"/>
+              <w:noProof/>
+              <w:sz w:val="28"/>
+              <w:szCs w:val="28"/>
+            </w:rPr>
+          </w:pPr>
+          <w:hyperlink w:anchor="_Toc226454931" w:history="1">
+            <w:r>
+              <w:rPr>
+                <w:rStyle w:val="ac"/>
+                <w:rFonts w:ascii="Times New Roman" w:hAnsi="Times New Roman" w:cs="Times New Roman"/>
+                <w:noProof/>
+                <w:sz w:val="28"/>
+                <w:szCs w:val="28"/>
+              </w:rPr>
+              <w:t>2.7. Технологическое обеспечение</w:t>
+            </w:r>
+            <w:r>
+              <w:rPr>
+                <w:rFonts w:ascii="Times New Roman" w:hAnsi="Times New Roman" w:cs="Times New Roman"/>
+                <w:noProof/>
+                <w:webHidden/>
+                <w:sz w:val="28"/>
+                <w:szCs w:val="28"/>
+              </w:rPr>
+              <w:tab/>
+            </w:r>
+            <w:r>
+              <w:rPr>
+                <w:rFonts w:ascii="Times New Roman" w:hAnsi="Times New Roman" w:cs="Times New Roman"/>
+                <w:noProof/>
+                <w:webHidden/>
+                <w:sz w:val="28"/>
+                <w:szCs w:val="28"/>
+              </w:rPr>
+              <w:fldChar w:fldCharType="begin"/>
+            </w:r>
+            <w:r>
+              <w:rPr>
+                <w:rFonts w:ascii="Times New Roman" w:hAnsi="Times New Roman" w:cs="Times New Roman"/>
+                <w:noProof/>
+                <w:webHidden/>
+                <w:sz w:val="28"/>
+                <w:szCs w:val="28"/>
+              </w:rPr>
+              <w:instrText xml:space="preserve"> PAGEREF _Toc226454931 \h </w:instrText>
+            </w:r>
+            <w:r>
+              <w:rPr>
+                <w:rFonts w:ascii="Times New Roman" w:hAnsi="Times New Roman" w:cs="Times New Roman"/>
+                <w:noProof/>
+                <w:webHidden/>
+                <w:sz w:val="28"/>
+                <w:szCs w:val="28"/>
+              </w:rPr>
+            </w:r>
+            <w:r>
+              <w:rPr>
+                <w:rFonts w:ascii="Times New Roman" w:hAnsi="Times New Roman" w:cs="Times New Roman"/>
+                <w:noProof/>
+                <w:webHidden/>
+                <w:sz w:val="28"/>
+                <w:szCs w:val="28"/>
+              </w:rPr>
+              <w:fldChar w:fldCharType="separate"/>
+            </w:r>
+            <w:r>
+              <w:rPr>
+                <w:rFonts w:ascii="Times New Roman" w:hAnsi="Times New Roman" w:cs="Times New Roman"/>
+                <w:noProof/>
+                <w:webHidden/>
+                <w:sz w:val="28"/>
+                <w:szCs w:val="28"/>
+              </w:rPr>
+              <w:t>5</w:t>
+            </w:r>
+            <w:r>
+              <w:rPr>
+                <w:rFonts w:ascii="Times New Roman" w:hAnsi="Times New Roman" w:cs="Times New Roman"/>
+                <w:noProof/>
+                <w:webHidden/>
+                <w:sz w:val="28"/>
+                <w:szCs w:val="28"/>
+              </w:rPr>
+              <w:fldChar w:fldCharType="end"/>
+            </w:r>
+          </w:hyperlink>
+        </w:p>
+        <w:p>
+          <w:pPr>
+            <w:pStyle w:val="21"/>
+            <w:tabs>
+              <w:tab w:val="right" w:leader="dot" w:pos="9344"/>
+            </w:tabs>
+            <w:rPr>
+              <w:rFonts w:ascii="Times New Roman" w:hAnsi="Times New Roman" w:cs="Times New Roman"/>
+              <w:noProof/>
+              <w:sz w:val="28"/>
+              <w:szCs w:val="28"/>
+            </w:rPr>
+          </w:pPr>
+          <w:hyperlink w:anchor="_Toc226454932" w:history="1">
+            <w:r>
+              <w:rPr>
+                <w:rStyle w:val="ac"/>
+                <w:rFonts w:ascii="Times New Roman" w:hAnsi="Times New Roman" w:cs="Times New Roman"/>
+                <w:noProof/>
+                <w:sz w:val="28"/>
+                <w:szCs w:val="28"/>
+              </w:rPr>
+              <w:t>2.8. Организационное обеспечение</w:t>
+            </w:r>
+            <w:r>
+              <w:rPr>
+                <w:rFonts w:ascii="Times New Roman" w:hAnsi="Times New Roman" w:cs="Times New Roman"/>
+                <w:noProof/>
+                <w:webHidden/>
+                <w:sz w:val="28"/>
+                <w:szCs w:val="28"/>
+              </w:rPr>
+              <w:tab/>
+            </w:r>
+            <w:r>
+              <w:rPr>
+                <w:rFonts w:ascii="Times New Roman" w:hAnsi="Times New Roman" w:cs="Times New Roman"/>
+                <w:noProof/>
+                <w:webHidden/>
+                <w:sz w:val="28"/>
+                <w:szCs w:val="28"/>
+              </w:rPr>
+              <w:fldChar w:fldCharType="begin"/>
+            </w:r>
+            <w:r>
+              <w:rPr>
+                <w:rFonts w:ascii="Times New Roman" w:hAnsi="Times New Roman" w:cs="Times New Roman"/>
+                <w:noProof/>
+                <w:webHidden/>
+                <w:sz w:val="28"/>
+                <w:szCs w:val="28"/>
+              </w:rPr>
+              <w:instrText xml:space="preserve"> PAGEREF _Toc226454932 \h </w:instrText>
+            </w:r>
+            <w:r>
+              <w:rPr>
+                <w:rFonts w:ascii="Times New Roman" w:hAnsi="Times New Roman" w:cs="Times New Roman"/>
+                <w:noProof/>
+                <w:webHidden/>
+                <w:sz w:val="28"/>
+                <w:szCs w:val="28"/>
+              </w:rPr>
+            </w:r>
+            <w:r>
+              <w:rPr>
+                <w:rFonts w:ascii="Times New Roman" w:hAnsi="Times New Roman" w:cs="Times New Roman"/>
+                <w:noProof/>
+                <w:webHidden/>
+                <w:sz w:val="28"/>
+                <w:szCs w:val="28"/>
+              </w:rPr>
+              <w:fldChar w:fldCharType="separate"/>
+            </w:r>
+            <w:r>
+              <w:rPr>
+                <w:rFonts w:ascii="Times New Roman" w:hAnsi="Times New Roman" w:cs="Times New Roman"/>
+                <w:noProof/>
+                <w:webHidden/>
+                <w:sz w:val="28"/>
+                <w:szCs w:val="28"/>
+              </w:rPr>
+              <w:t>5</w:t>
+            </w:r>
+            <w:r>
+              <w:rPr>
+                <w:rFonts w:ascii="Times New Roman" w:hAnsi="Times New Roman" w:cs="Times New Roman"/>
+                <w:noProof/>
+                <w:webHidden/>
+                <w:sz w:val="28"/>
+                <w:szCs w:val="28"/>
+              </w:rPr>
+              <w:fldChar w:fldCharType="end"/>
+            </w:r>
+          </w:hyperlink>
+        </w:p>
+        <w:p>
+          <w:pPr>
+            <w:pStyle w:val="11"/>
+            <w:tabs>
+              <w:tab w:val="right" w:leader="dot" w:pos="9344"/>
+            </w:tabs>
+            <w:rPr>
+              <w:rFonts w:ascii="Times New Roman" w:hAnsi="Times New Roman" w:cs="Times New Roman"/>
+              <w:noProof/>
+              <w:sz w:val="28"/>
+              <w:szCs w:val="28"/>
+            </w:rPr>
+          </w:pPr>
+          <w:hyperlink w:anchor="_Toc226454933" w:history="1">
+            <w:r>
+              <w:rPr>
+                <w:rStyle w:val="ac"/>
+                <w:rFonts w:ascii="Times New Roman" w:hAnsi="Times New Roman" w:cs="Times New Roman"/>
+                <w:noProof/>
+                <w:sz w:val="28"/>
+                <w:szCs w:val="28"/>
+              </w:rPr>
+              <w:t>Заключение</w:t>
+            </w:r>
+            <w:r>
+              <w:rPr>
+                <w:rFonts w:ascii="Times New Roman" w:hAnsi="Times New Roman" w:cs="Times New Roman"/>
+                <w:noProof/>
+                <w:webHidden/>
+                <w:sz w:val="28"/>
+                <w:szCs w:val="28"/>
+              </w:rPr>
+              <w:tab/>
+            </w:r>
+            <w:r>
+              <w:rPr>
+                <w:rFonts w:ascii="Times New Roman" w:hAnsi="Times New Roman" w:cs="Times New Roman"/>
+                <w:noProof/>
+                <w:webHidden/>
+                <w:sz w:val="28"/>
+                <w:szCs w:val="28"/>
+              </w:rPr>
+              <w:fldChar w:fldCharType="begin"/>
+            </w:r>
+            <w:r>
+              <w:rPr>
+                <w:rFonts w:ascii="Times New Roman" w:hAnsi="Times New Roman" w:cs="Times New Roman"/>
+                <w:noProof/>
+                <w:webHidden/>
+                <w:sz w:val="28"/>
+                <w:szCs w:val="28"/>
+              </w:rPr>
+              <w:instrText xml:space="preserve"> PAGEREF _Toc226454933 \h </w:instrText>
+            </w:r>
+            <w:r>
+              <w:rPr>
+                <w:rFonts w:ascii="Times New Roman" w:hAnsi="Times New Roman" w:cs="Times New Roman"/>
+                <w:noProof/>
+                <w:webHidden/>
+                <w:sz w:val="28"/>
+                <w:szCs w:val="28"/>
+              </w:rPr>
+            </w:r>
+            <w:r>
+              <w:rPr>
+                <w:rFonts w:ascii="Times New Roman" w:hAnsi="Times New Roman" w:cs="Times New Roman"/>
+                <w:noProof/>
+                <w:webHidden/>
+                <w:sz w:val="28"/>
+                <w:szCs w:val="28"/>
+              </w:rPr>
+              <w:fldChar w:fldCharType="separate"/>
+            </w:r>
+            <w:r>
+              <w:rPr>
+                <w:rFonts w:ascii="Times New Roman" w:hAnsi="Times New Roman" w:cs="Times New Roman"/>
+                <w:noProof/>
+                <w:webHidden/>
+                <w:sz w:val="28"/>
+                <w:szCs w:val="28"/>
+              </w:rPr>
+              <w:t>5</w:t>
+            </w:r>
+            <w:r>
+              <w:rPr>
+                <w:rFonts w:ascii="Times New Roman" w:hAnsi="Times New Roman" w:cs="Times New Roman"/>
+                <w:noProof/>
+                <w:webHidden/>
+                <w:sz w:val="28"/>
+                <w:szCs w:val="28"/>
+              </w:rPr>
+              <w:fldChar w:fldCharType="end"/>
+            </w:r>
+          </w:hyperlink>
+        </w:p>
+        <w:p>
+          <w:pPr>
+            <w:pStyle w:val="11"/>
+            <w:tabs>
+              <w:tab w:val="right" w:leader="dot" w:pos="9344"/>
+            </w:tabs>
+            <w:rPr>
+              <w:rFonts w:ascii="Times New Roman" w:hAnsi="Times New Roman" w:cs="Times New Roman"/>
+              <w:noProof/>
+              <w:sz w:val="28"/>
+              <w:szCs w:val="28"/>
+            </w:rPr>
+          </w:pPr>
+          <w:hyperlink w:anchor="_Toc226454934" w:history="1">
+            <w:r>
+              <w:rPr>
+                <w:rStyle w:val="ac"/>
+                <w:rFonts w:ascii="Times New Roman" w:hAnsi="Times New Roman" w:cs="Times New Roman"/>
+                <w:noProof/>
+                <w:sz w:val="28"/>
+                <w:szCs w:val="28"/>
+              </w:rPr>
+              <w:t>Список литературы</w:t>
+            </w:r>
+            <w:r>
+              <w:rPr>
+                <w:rFonts w:ascii="Times New Roman" w:hAnsi="Times New Roman" w:cs="Times New Roman"/>
+                <w:noProof/>
+                <w:webHidden/>
+                <w:sz w:val="28"/>
+                <w:szCs w:val="28"/>
+              </w:rPr>
+              <w:tab/>
+            </w:r>
+            <w:r>
+              <w:rPr>
+                <w:rFonts w:ascii="Times New Roman" w:hAnsi="Times New Roman" w:cs="Times New Roman"/>
+                <w:noProof/>
+                <w:webHidden/>
+                <w:sz w:val="28"/>
+                <w:szCs w:val="28"/>
+              </w:rPr>
+              <w:fldChar w:fldCharType="begin"/>
+            </w:r>
+            <w:r>
+              <w:rPr>
+                <w:rFonts w:ascii="Times New Roman" w:hAnsi="Times New Roman" w:cs="Times New Roman"/>
+                <w:noProof/>
+                <w:webHidden/>
+                <w:sz w:val="28"/>
+                <w:szCs w:val="28"/>
+              </w:rPr>
+              <w:instrText xml:space="preserve"> PAGEREF _Toc226454934 \h </w:instrText>
+            </w:r>
+            <w:r>
+              <w:rPr>
+                <w:rFonts w:ascii="Times New Roman" w:hAnsi="Times New Roman" w:cs="Times New Roman"/>
+                <w:noProof/>
+                <w:webHidden/>
+                <w:sz w:val="28"/>
+                <w:szCs w:val="28"/>
+              </w:rPr>
+            </w:r>
+            <w:r>
+              <w:rPr>
+                <w:rFonts w:ascii="Times New Roman" w:hAnsi="Times New Roman" w:cs="Times New Roman"/>
+                <w:noProof/>
+                <w:webHidden/>
+                <w:sz w:val="28"/>
+                <w:szCs w:val="28"/>
+              </w:rPr>
+              <w:fldChar w:fldCharType="separate"/>
+            </w:r>
+            <w:r>
+              <w:rPr>
+                <w:rFonts w:ascii="Times New Roman" w:hAnsi="Times New Roman" w:cs="Times New Roman"/>
+                <w:noProof/>
+                <w:webHidden/>
+                <w:sz w:val="28"/>
+                <w:szCs w:val="28"/>
+              </w:rPr>
+              <w:t>5</w:t>
+            </w:r>
+            <w:r>
+              <w:rPr>
+                <w:rFonts w:ascii="Times New Roman" w:hAnsi="Times New Roman" w:cs="Times New Roman"/>
+                <w:noProof/>
+                <w:webHidden/>
+                <w:sz w:val="28"/>
+                <w:szCs w:val="28"/>
+              </w:rPr>
+              <w:fldChar w:fldCharType="end"/>
+            </w:r>
+          </w:hyperlink>
+        </w:p>
+        <w:p>
+          <w:pPr>
+            <w:pStyle w:val="11"/>
+            <w:tabs>
+              <w:tab w:val="right" w:leader="dot" w:pos="9344"/>
+            </w:tabs>
+            <w:rPr>
+              <w:rFonts w:ascii="Times New Roman" w:hAnsi="Times New Roman" w:cs="Times New Roman"/>
+              <w:noProof/>
+              <w:sz w:val="28"/>
+              <w:szCs w:val="28"/>
+            </w:rPr>
+          </w:pPr>
+          <w:hyperlink w:anchor="_Toc226454935" w:history="1">
+            <w:r>
+              <w:rPr>
+                <w:rStyle w:val="ac"/>
+                <w:rFonts w:ascii="Times New Roman" w:hAnsi="Times New Roman" w:cs="Times New Roman"/>
+                <w:noProof/>
+                <w:sz w:val="28"/>
+                <w:szCs w:val="28"/>
+              </w:rPr>
+              <w:t>Приложение</w:t>
+            </w:r>
+            <w:r>
+              <w:rPr>
+                <w:rFonts w:ascii="Times New Roman" w:hAnsi="Times New Roman" w:cs="Times New Roman"/>
+                <w:noProof/>
+                <w:webHidden/>
+                <w:sz w:val="28"/>
+                <w:szCs w:val="28"/>
+              </w:rPr>
+              <w:tab/>
+            </w:r>
+            <w:r>
+              <w:rPr>
+                <w:rFonts w:ascii="Times New Roman" w:hAnsi="Times New Roman" w:cs="Times New Roman"/>
+                <w:noProof/>
+                <w:webHidden/>
+                <w:sz w:val="28"/>
+                <w:szCs w:val="28"/>
+              </w:rPr>
+              <w:fldChar w:fldCharType="begin"/>
+            </w:r>
+            <w:r>
+              <w:rPr>
+                <w:rFonts w:ascii="Times New Roman" w:hAnsi="Times New Roman" w:cs="Times New Roman"/>
+                <w:noProof/>
+                <w:webHidden/>
+                <w:sz w:val="28"/>
+                <w:szCs w:val="28"/>
+              </w:rPr>
+              <w:instrText xml:space="preserve"> PAGEREF _Toc226454935 \h </w:instrText>
+            </w:r>
+            <w:r>
+              <w:rPr>
+                <w:rFonts w:ascii="Times New Roman" w:hAnsi="Times New Roman" w:cs="Times New Roman"/>
+                <w:noProof/>
+                <w:webHidden/>
+                <w:sz w:val="28"/>
+                <w:szCs w:val="28"/>
+              </w:rPr>
+            </w:r>
+            <w:r>
+              <w:rPr>
+                <w:rFonts w:ascii="Times New Roman" w:hAnsi="Times New Roman" w:cs="Times New Roman"/>
+                <w:noProof/>
+                <w:webHidden/>
+                <w:sz w:val="28"/>
+                <w:szCs w:val="28"/>
+              </w:rPr>
+              <w:fldChar w:fldCharType="separate"/>
+            </w:r>
+            <w:r>
+              <w:rPr>
+                <w:rFonts w:ascii="Times New Roman" w:hAnsi="Times New Roman" w:cs="Times New Roman"/>
+                <w:noProof/>
+                <w:webHidden/>
+                <w:sz w:val="28"/>
+                <w:szCs w:val="28"/>
+              </w:rPr>
+              <w:t>6</w:t>
+            </w:r>
+            <w:r>
+              <w:rPr>
+                <w:rFonts w:ascii="Times New Roman" w:hAnsi="Times New Roman" w:cs="Times New Roman"/>
+                <w:noProof/>
+                <w:webHidden/>
+                <w:sz w:val="28"/>
+                <w:szCs w:val="28"/>
+              </w:rPr>
+              <w:fldChar w:fldCharType="end"/>
+            </w:r>
+          </w:hyperlink>
+        </w:p>
+        <w:p>
+          <w:pPr>
+            <w:rPr>
+              <w:rFonts w:ascii="Times New Roman" w:hAnsi="Times New Roman" w:cs="Times New Roman"/>
+            </w:rPr>
+          </w:pPr>
+          <w:r>
+            <w:rPr>
+              <w:rFonts w:ascii="Times New Roman" w:hAnsi="Times New Roman" w:cs="Times New Roman"/>
+              <w:b/>
+              <w:bCs/>
+            </w:rPr>
+            <w:fldChar w:fldCharType="end"/>
+          </w:r>
+        </w:p>
+      </w:sdtContent>
+    </w:sdt>
+    <w:p>
+      <w:pPr>
+        <w:suppressAutoHyphens w:val="0"/>
+        <w:spacing w:after="160" w:line="259" w:lineRule="auto"/>
+        <w:rPr>
+          <w:rFonts w:ascii="Times New Roman" w:hAnsi="Times New Roman" w:cs="Times New Roman"/>
+          <w:b/>
+          <w:sz w:val="28"/>
+          <w:szCs w:val="28"/>
+        </w:rPr>
+      </w:pPr>
+      <w:r>
+        <w:rPr>
+          <w:rFonts w:ascii="Times New Roman" w:hAnsi="Times New Roman" w:cs="Times New Roman"/>
+        </w:rPr>
+        <w:br w:type="page"/>
+      </w:r>
+    </w:p>
+    <w:p>
+      <w:pPr>
+        <w:pStyle w:val="1"/>
+        <w:rPr>
+          <w:rFonts w:cs="Times New Roman"/>
+        </w:rPr>
+      </w:pPr>
+      <w:bookmarkStart w:id="0" w:name="_Toc226454923"/>
+      <w:r>
+        <w:rPr>
+          <w:rFonts w:cs="Times New Roman"/>
         </w:rPr>
         <w:lastRenderedPageBreak/>
-        <w:t>Проектирование веб-приложения для формирования плана питания с использованием фреймворка Vue.js на языке TypeScript</w:t>
-      </w:r>
-    </w:p>
-    <w:bookmarkEnd w:id="0"/>
-    <w:p>
-      <w:pPr>
-        <w:rPr>
-          <w:rFonts w:ascii="Times New Roman" w:hAnsi="Times New Roman"/>
-          <w:i/>
-          <w:sz w:val="28"/>
-          <w:szCs w:val="28"/>
-        </w:rPr>
-      </w:pPr>
-      <w:r>
-        <w:rPr>
-          <w:rFonts w:ascii="Times New Roman" w:hAnsi="Times New Roman"/>
-          <w:i/>
-          <w:sz w:val="28"/>
-          <w:szCs w:val="28"/>
-        </w:rPr>
-        <w:t xml:space="preserve">Проект </w:t>
-      </w:r>
-      <w:r>
-        <w:rPr>
-          <w:rFonts w:ascii="Times New Roman" w:hAnsi="Times New Roman"/>
-          <w:i/>
-          <w:sz w:val="28"/>
-          <w:szCs w:val="28"/>
-        </w:rPr>
-        <w:t>автоматизации (информатизации) бизнес-процессов (</w:t>
-      </w:r>
-      <w:bookmarkStart w:id="1" w:name="_Hlk222299569"/>
-      <w:r>
-        <w:rPr>
-          <w:rFonts w:ascii="Times New Roman" w:hAnsi="Times New Roman"/>
-          <w:i/>
-          <w:sz w:val="28"/>
-          <w:szCs w:val="28"/>
-        </w:rPr>
-        <w:t>решения</w:t>
+        <w:t>Введение</w:t>
+      </w:r>
+      <w:bookmarkEnd w:id="0"/>
+    </w:p>
+    <w:p>
+      <w:pPr>
+        <w:ind w:firstLine="708"/>
+        <w:rPr>
+          <w:rFonts w:ascii="Times New Roman" w:hAnsi="Times New Roman" w:cs="Times New Roman"/>
+          <w:bCs/>
+          <w:sz w:val="28"/>
+          <w:szCs w:val="28"/>
+        </w:rPr>
+      </w:pPr>
+      <w:r>
+        <w:rPr>
+          <w:rFonts w:ascii="Times New Roman" w:hAnsi="Times New Roman" w:cs="Times New Roman"/>
+          <w:bCs/>
+          <w:sz w:val="28"/>
+          <w:szCs w:val="28"/>
+        </w:rPr>
+        <w:t xml:space="preserve">Проектирование системы является важным этапом, предшествующим разработке программного продукта любого вида. В ходе проектирования важно </w:t>
+      </w:r>
+      <w:r>
+        <w:rPr>
+          <w:rFonts w:ascii="Times New Roman" w:hAnsi="Times New Roman" w:cs="Times New Roman"/>
+          <w:bCs/>
+          <w:sz w:val="28"/>
+          <w:szCs w:val="28"/>
+        </w:rPr>
+        <w:t>учитывать</w:t>
+      </w:r>
+      <w:r>
+        <w:rPr>
+          <w:rFonts w:ascii="Times New Roman" w:hAnsi="Times New Roman" w:cs="Times New Roman"/>
+          <w:bCs/>
+          <w:sz w:val="28"/>
+          <w:szCs w:val="28"/>
+        </w:rPr>
+        <w:t xml:space="preserve"> пользовательские, функциональные и нефункциональные требования к системе. </w:t>
+      </w:r>
+    </w:p>
+    <w:p>
+      <w:pPr>
+        <w:ind w:firstLine="708"/>
+        <w:rPr>
+          <w:rFonts w:ascii="Times New Roman" w:hAnsi="Times New Roman" w:cs="Times New Roman"/>
+          <w:bCs/>
+          <w:sz w:val="28"/>
+          <w:szCs w:val="28"/>
+        </w:rPr>
+      </w:pPr>
+      <w:r>
+        <w:rPr>
+          <w:rFonts w:ascii="Times New Roman" w:hAnsi="Times New Roman" w:cs="Times New Roman"/>
+          <w:bCs/>
+          <w:sz w:val="28"/>
+          <w:szCs w:val="28"/>
+        </w:rPr>
+        <w:t xml:space="preserve">Целью данной курсовой работы является разработка </w:t>
+      </w:r>
+      <w:r>
+        <w:rPr>
+          <w:rFonts w:ascii="Times New Roman" w:hAnsi="Times New Roman" w:cs="Times New Roman"/>
+          <w:bCs/>
+          <w:sz w:val="28"/>
+          <w:szCs w:val="28"/>
+        </w:rPr>
+        <w:t>веб-приложения для формирования плана питания с использованием фреймворка Vue.js на языке TypeScript</w:t>
+      </w:r>
+      <w:r>
+        <w:rPr>
+          <w:rFonts w:ascii="Times New Roman" w:hAnsi="Times New Roman" w:cs="Times New Roman"/>
+          <w:bCs/>
+          <w:sz w:val="28"/>
+          <w:szCs w:val="28"/>
+        </w:rPr>
+        <w:t xml:space="preserve">. Для достижения </w:t>
+      </w:r>
+      <w:r>
+        <w:rPr>
+          <w:rFonts w:ascii="Times New Roman" w:hAnsi="Times New Roman" w:cs="Times New Roman"/>
+          <w:bCs/>
+          <w:sz w:val="28"/>
+          <w:szCs w:val="28"/>
+        </w:rPr>
+        <w:t xml:space="preserve">поставленной цели необходимо решить следующие задачи: </w:t>
+      </w:r>
+    </w:p>
+    <w:p>
+      <w:pPr>
+        <w:rPr>
+          <w:rFonts w:ascii="Times New Roman" w:hAnsi="Times New Roman" w:cs="Times New Roman"/>
+          <w:bCs/>
+          <w:sz w:val="28"/>
+          <w:szCs w:val="28"/>
+        </w:rPr>
+      </w:pPr>
+      <w:r>
+        <w:rPr>
+          <w:rFonts w:ascii="Times New Roman" w:hAnsi="Times New Roman" w:cs="Times New Roman"/>
+          <w:bCs/>
+          <w:sz w:val="28"/>
+          <w:szCs w:val="28"/>
+        </w:rPr>
+        <w:t>1.</w:t>
+      </w:r>
+      <w:r>
+        <w:rPr>
+          <w:rFonts w:ascii="Times New Roman" w:hAnsi="Times New Roman" w:cs="Times New Roman"/>
+          <w:bCs/>
+          <w:sz w:val="28"/>
+          <w:szCs w:val="28"/>
+        </w:rPr>
+        <w:tab/>
+        <w:t>Описать пользовательские требования в виде диаграммы вариантов использования</w:t>
+      </w:r>
+    </w:p>
+    <w:p>
+      <w:pPr>
+        <w:rPr>
+          <w:rFonts w:ascii="Times New Roman" w:hAnsi="Times New Roman" w:cs="Times New Roman"/>
+          <w:bCs/>
+          <w:sz w:val="28"/>
+          <w:szCs w:val="28"/>
+        </w:rPr>
+      </w:pPr>
+      <w:r>
+        <w:rPr>
+          <w:rFonts w:ascii="Times New Roman" w:hAnsi="Times New Roman" w:cs="Times New Roman"/>
+          <w:bCs/>
+          <w:sz w:val="28"/>
+          <w:szCs w:val="28"/>
+        </w:rPr>
+        <w:t>2.</w:t>
+      </w:r>
+      <w:r>
+        <w:rPr>
+          <w:rFonts w:ascii="Times New Roman" w:hAnsi="Times New Roman" w:cs="Times New Roman"/>
+          <w:bCs/>
+          <w:sz w:val="28"/>
+          <w:szCs w:val="28"/>
+        </w:rPr>
+        <w:tab/>
+        <w:t>Спроектировать базу данных, отобразив модель данных в виде ER-диаграммы с пояснениями</w:t>
+      </w:r>
+    </w:p>
+    <w:p>
+      <w:pPr>
+        <w:rPr>
+          <w:rFonts w:ascii="Times New Roman" w:hAnsi="Times New Roman" w:cs="Times New Roman"/>
+          <w:bCs/>
+          <w:sz w:val="28"/>
+          <w:szCs w:val="28"/>
+        </w:rPr>
+      </w:pPr>
+      <w:r>
+        <w:rPr>
+          <w:rFonts w:ascii="Times New Roman" w:hAnsi="Times New Roman" w:cs="Times New Roman"/>
+          <w:bCs/>
+          <w:sz w:val="28"/>
+          <w:szCs w:val="28"/>
+        </w:rPr>
+        <w:t>3.</w:t>
+      </w:r>
+      <w:r>
+        <w:rPr>
+          <w:rFonts w:ascii="Times New Roman" w:hAnsi="Times New Roman" w:cs="Times New Roman"/>
+          <w:bCs/>
+          <w:sz w:val="28"/>
+          <w:szCs w:val="28"/>
+        </w:rPr>
+        <w:tab/>
+        <w:t>Отобразить наиболее важные алгоритмы в виде блок схем</w:t>
+      </w:r>
+    </w:p>
+    <w:p>
+      <w:pPr>
+        <w:rPr>
+          <w:rFonts w:ascii="Times New Roman" w:hAnsi="Times New Roman" w:cs="Times New Roman"/>
+          <w:bCs/>
+          <w:sz w:val="28"/>
+          <w:szCs w:val="28"/>
+        </w:rPr>
+      </w:pPr>
+      <w:r>
+        <w:rPr>
+          <w:rFonts w:ascii="Times New Roman" w:hAnsi="Times New Roman" w:cs="Times New Roman"/>
+          <w:bCs/>
+          <w:sz w:val="28"/>
+          <w:szCs w:val="28"/>
+        </w:rPr>
+        <w:t>4.</w:t>
+      </w:r>
+      <w:r>
+        <w:rPr>
+          <w:rFonts w:ascii="Times New Roman" w:hAnsi="Times New Roman" w:cs="Times New Roman"/>
+          <w:bCs/>
+          <w:sz w:val="28"/>
+          <w:szCs w:val="28"/>
+        </w:rPr>
+        <w:tab/>
+        <w:t>Выбрать технологии и подходы к разработке, отобразить структуру разрабатываемой программы с применением диаграммы классов</w:t>
+      </w:r>
+    </w:p>
+    <w:p>
+      <w:pPr>
+        <w:rPr>
+          <w:rFonts w:ascii="Times New Roman" w:hAnsi="Times New Roman" w:cs="Times New Roman"/>
+          <w:bCs/>
+          <w:sz w:val="28"/>
+          <w:szCs w:val="28"/>
+        </w:rPr>
+      </w:pPr>
+      <w:r>
+        <w:rPr>
+          <w:rFonts w:ascii="Times New Roman" w:hAnsi="Times New Roman" w:cs="Times New Roman"/>
+          <w:bCs/>
+          <w:sz w:val="28"/>
+          <w:szCs w:val="28"/>
+        </w:rPr>
+        <w:t>5.</w:t>
+      </w:r>
+      <w:r>
+        <w:rPr>
+          <w:rFonts w:ascii="Times New Roman" w:hAnsi="Times New Roman" w:cs="Times New Roman"/>
+          <w:bCs/>
+          <w:sz w:val="28"/>
+          <w:szCs w:val="28"/>
+        </w:rPr>
+        <w:tab/>
+        <w:t>Отобразить архитектурное решение и требования к программному и аппаратному обеспечению в виде диаграммы развертывания</w:t>
+      </w:r>
+    </w:p>
+    <w:p>
+      <w:pPr>
+        <w:ind w:firstLine="708"/>
+        <w:rPr>
+          <w:rFonts w:ascii="Times New Roman" w:hAnsi="Times New Roman" w:cs="Times New Roman"/>
+          <w:bCs/>
+          <w:sz w:val="28"/>
+          <w:szCs w:val="28"/>
+        </w:rPr>
+      </w:pPr>
+      <w:r>
+        <w:rPr>
+          <w:rFonts w:ascii="Times New Roman" w:hAnsi="Times New Roman" w:cs="Times New Roman"/>
+          <w:bCs/>
+          <w:sz w:val="28"/>
+          <w:szCs w:val="28"/>
+        </w:rPr>
+        <w:t>Практическая значимость работы заключается в создании клиентской части приложения для формирования плана питания, которое может использоваться разными клиентами.</w:t>
+      </w:r>
+    </w:p>
+    <w:p>
+      <w:pPr>
+        <w:pStyle w:val="1"/>
+        <w:rPr>
+          <w:rFonts w:cs="Times New Roman"/>
+        </w:rPr>
+      </w:pPr>
+      <w:bookmarkStart w:id="1" w:name="_Toc226454924"/>
+      <w:r>
+        <w:rPr>
+          <w:rFonts w:cs="Times New Roman"/>
+        </w:rPr>
+        <w:t>Раздел 2. Проект</w:t>
+      </w:r>
+      <w:r>
+        <w:rPr>
+          <w:rFonts w:cs="Times New Roman"/>
+        </w:rPr>
+        <w:t xml:space="preserve"> автоматизации комплекса задач по формированию плана питания</w:t>
+      </w:r>
+      <w:r>
+        <w:rPr>
+          <w:rFonts w:cs="Times New Roman"/>
+        </w:rPr>
+        <w:t>.</w:t>
       </w:r>
       <w:bookmarkEnd w:id="1"/>
-      <w:r>
-        <w:rPr>
-          <w:rFonts w:ascii="Times New Roman" w:hAnsi="Times New Roman"/>
-          <w:i/>
-          <w:sz w:val="28"/>
-          <w:szCs w:val="28"/>
-        </w:rPr>
-        <w:t xml:space="preserve"> задач, комплекса задач, подсистем)</w:t>
-      </w:r>
-    </w:p>
-    <w:p>
-      <w:pPr>
-        <w:rPr>
-          <w:rFonts w:ascii="Times New Roman" w:hAnsi="Times New Roman"/>
-          <w:b/>
-          <w:sz w:val="28"/>
-          <w:szCs w:val="28"/>
-        </w:rPr>
-      </w:pPr>
-      <w:r>
-        <w:rPr>
-          <w:rFonts w:ascii="Times New Roman" w:hAnsi="Times New Roman"/>
-          <w:b/>
-          <w:sz w:val="28"/>
-          <w:szCs w:val="28"/>
-        </w:rPr>
-        <w:t>Проект …</w:t>
-      </w:r>
-    </w:p>
-    <w:p>
-      <w:pPr>
-        <w:pStyle w:val="a5"/>
-        <w:shd w:val="clear" w:color="auto" w:fill="FFFFFF"/>
-        <w:spacing w:before="0" w:beforeAutospacing="0"/>
-        <w:rPr>
-          <w:rFonts w:ascii="Segoe UI" w:hAnsi="Segoe UI" w:cs="Segoe UI"/>
-          <w:color w:val="373A3C"/>
-          <w:sz w:val="23"/>
-          <w:szCs w:val="23"/>
-        </w:rPr>
-      </w:pPr>
-      <w:r>
-        <w:rPr>
-          <w:rFonts w:ascii="Segoe UI" w:hAnsi="Segoe UI" w:cs="Segoe UI"/>
-          <w:color w:val="373A3C"/>
-          <w:sz w:val="23"/>
-          <w:szCs w:val="23"/>
-        </w:rPr>
-        <w:t>Лабораторный практикум включает сдачу проектного решения для ВКР, т.е. раздел 2 пояснительной записки ВКР:</w:t>
-      </w:r>
-    </w:p>
-    <w:p>
-      <w:pPr>
-        <w:pStyle w:val="a5"/>
-        <w:shd w:val="clear" w:color="auto" w:fill="FFFFFF"/>
-        <w:spacing w:before="0" w:beforeAutospacing="0"/>
-        <w:rPr>
-          <w:rFonts w:ascii="Segoe UI" w:hAnsi="Segoe UI" w:cs="Segoe UI"/>
-          <w:color w:val="373A3C"/>
-          <w:sz w:val="23"/>
-          <w:szCs w:val="23"/>
-        </w:rPr>
-      </w:pPr>
-      <w:r>
-        <w:rPr>
-          <w:rFonts w:ascii="Segoe UI" w:hAnsi="Segoe UI" w:cs="Segoe UI"/>
-          <w:color w:val="373A3C"/>
-          <w:sz w:val="23"/>
-          <w:szCs w:val="23"/>
-        </w:rPr>
-        <w:t>1. Функциональная структура (Use-Case диаграммы и др)</w:t>
-      </w:r>
-    </w:p>
-    <w:p>
-      <w:pPr>
-        <w:pStyle w:val="a5"/>
-        <w:shd w:val="clear" w:color="auto" w:fill="FFFFFF"/>
-        <w:spacing w:before="0" w:beforeAutospacing="0"/>
-        <w:rPr>
-          <w:rFonts w:ascii="Segoe UI" w:hAnsi="Segoe UI" w:cs="Segoe UI"/>
-          <w:color w:val="373A3C"/>
-          <w:sz w:val="23"/>
-          <w:szCs w:val="23"/>
-        </w:rPr>
-      </w:pPr>
-      <w:r>
-        <w:rPr>
-          <w:rFonts w:ascii="Segoe UI" w:hAnsi="Segoe UI" w:cs="Segoe UI"/>
-          <w:color w:val="373A3C"/>
-          <w:sz w:val="23"/>
-          <w:szCs w:val="23"/>
-        </w:rPr>
-        <w:t>2. Информационное обеспечение (ER-модель и др.)</w:t>
-      </w:r>
-    </w:p>
-    <w:p>
-      <w:pPr>
-        <w:pStyle w:val="a5"/>
-        <w:shd w:val="clear" w:color="auto" w:fill="FFFFFF"/>
-        <w:spacing w:before="0" w:beforeAutospacing="0"/>
-        <w:rPr>
-          <w:rFonts w:ascii="Segoe UI" w:hAnsi="Segoe UI" w:cs="Segoe UI"/>
-          <w:color w:val="373A3C"/>
-          <w:sz w:val="23"/>
-          <w:szCs w:val="23"/>
-        </w:rPr>
-      </w:pPr>
-      <w:r>
-        <w:rPr>
-          <w:rFonts w:ascii="Segoe UI" w:hAnsi="Segoe UI" w:cs="Segoe UI"/>
-          <w:color w:val="373A3C"/>
-          <w:sz w:val="23"/>
-          <w:szCs w:val="23"/>
-        </w:rPr>
-        <w:t>3. Алгоритмическое обеспечение (блок-схемы алгоритмов и др.)</w:t>
-      </w:r>
-    </w:p>
-    <w:p>
-      <w:pPr>
-        <w:pStyle w:val="a5"/>
-        <w:shd w:val="clear" w:color="auto" w:fill="FFFFFF"/>
-        <w:spacing w:before="0" w:beforeAutospacing="0"/>
-        <w:rPr>
-          <w:rFonts w:ascii="Segoe UI" w:hAnsi="Segoe UI" w:cs="Segoe UI"/>
-          <w:color w:val="373A3C"/>
-          <w:sz w:val="23"/>
-          <w:szCs w:val="23"/>
-        </w:rPr>
-      </w:pPr>
-      <w:r>
-        <w:rPr>
-          <w:rFonts w:ascii="Segoe UI" w:hAnsi="Segoe UI" w:cs="Segoe UI"/>
-          <w:color w:val="373A3C"/>
-          <w:sz w:val="23"/>
-          <w:szCs w:val="23"/>
-        </w:rPr>
-        <w:t>4. Программное обеспечение (диаграммы классов, компонент и др.)</w:t>
-      </w:r>
-    </w:p>
-    <w:p>
-      <w:pPr>
-        <w:pStyle w:val="a5"/>
-        <w:shd w:val="clear" w:color="auto" w:fill="FFFFFF"/>
-        <w:spacing w:before="0" w:beforeAutospacing="0"/>
-        <w:rPr>
-          <w:rFonts w:ascii="Segoe UI" w:hAnsi="Segoe UI" w:cs="Segoe UI"/>
-          <w:color w:val="373A3C"/>
-          <w:sz w:val="23"/>
-          <w:szCs w:val="23"/>
-        </w:rPr>
-      </w:pPr>
-      <w:r>
-        <w:rPr>
-          <w:rFonts w:ascii="Segoe UI" w:hAnsi="Segoe UI" w:cs="Segoe UI"/>
-          <w:color w:val="373A3C"/>
-          <w:sz w:val="23"/>
-          <w:szCs w:val="23"/>
-        </w:rPr>
-        <w:t>5. Обеспечение информационной безопасности (схема распределения прав ответственности (доступа) персонала и т.д.)</w:t>
-      </w:r>
-    </w:p>
-    <w:p>
-      <w:pPr>
-        <w:pStyle w:val="a5"/>
-        <w:shd w:val="clear" w:color="auto" w:fill="FFFFFF"/>
-        <w:spacing w:before="0" w:beforeAutospacing="0"/>
-        <w:rPr>
-          <w:rFonts w:ascii="Segoe UI" w:hAnsi="Segoe UI" w:cs="Segoe UI"/>
-          <w:color w:val="373A3C"/>
-          <w:sz w:val="23"/>
-          <w:szCs w:val="23"/>
-        </w:rPr>
-      </w:pPr>
-      <w:r>
-        <w:rPr>
-          <w:rFonts w:ascii="Segoe UI" w:hAnsi="Segoe UI" w:cs="Segoe UI"/>
-          <w:color w:val="373A3C"/>
-          <w:sz w:val="23"/>
-          <w:szCs w:val="23"/>
-        </w:rPr>
-        <w:t>6. Техническое обеспечение (схемы развертывания и др.)</w:t>
-      </w:r>
-    </w:p>
-    <w:p>
-      <w:pPr>
-        <w:pStyle w:val="a5"/>
-        <w:shd w:val="clear" w:color="auto" w:fill="FFFFFF"/>
-        <w:spacing w:before="0" w:beforeAutospacing="0"/>
-        <w:rPr>
-          <w:rFonts w:ascii="Segoe UI" w:hAnsi="Segoe UI" w:cs="Segoe UI"/>
-          <w:color w:val="373A3C"/>
-          <w:sz w:val="23"/>
-          <w:szCs w:val="23"/>
-        </w:rPr>
-      </w:pPr>
-      <w:r>
-        <w:rPr>
-          <w:rFonts w:ascii="Segoe UI" w:hAnsi="Segoe UI" w:cs="Segoe UI"/>
-          <w:color w:val="373A3C"/>
-          <w:sz w:val="23"/>
-          <w:szCs w:val="23"/>
-        </w:rPr>
-        <w:t>Демонстрация диаграмм будет только на парах по расписанию.</w:t>
-      </w:r>
-    </w:p>
-    <w:p>
-      <w:pPr>
-        <w:rPr>
-          <w:rFonts w:ascii="Times New Roman" w:hAnsi="Times New Roman"/>
-          <w:b/>
-          <w:sz w:val="28"/>
-          <w:szCs w:val="28"/>
-        </w:rPr>
-      </w:pPr>
-    </w:p>
-    <w:p>
-      <w:pPr>
-        <w:rPr>
-          <w:rFonts w:ascii="Times New Roman" w:hAnsi="Times New Roman"/>
-          <w:b/>
-          <w:sz w:val="28"/>
-          <w:szCs w:val="28"/>
-        </w:rPr>
-      </w:pPr>
-      <w:r>
-        <w:rPr>
-          <w:rFonts w:ascii="Times New Roman" w:hAnsi="Times New Roman"/>
-          <w:b/>
-          <w:sz w:val="28"/>
-          <w:szCs w:val="28"/>
-        </w:rPr>
-        <w:t>Раздел 2. Проект</w:t>
-      </w:r>
-      <w:r>
-        <w:rPr>
-          <w:rFonts w:ascii="Times New Roman" w:hAnsi="Times New Roman"/>
-          <w:b/>
-          <w:sz w:val="28"/>
-          <w:szCs w:val="28"/>
-        </w:rPr>
-        <w:t xml:space="preserve"> </w:t>
-      </w:r>
-      <w:r>
-        <w:rPr>
-          <w:rFonts w:ascii="Times New Roman" w:hAnsi="Times New Roman"/>
-          <w:b/>
-          <w:sz w:val="28"/>
-          <w:szCs w:val="28"/>
-        </w:rPr>
-        <w:t>автоматизации</w:t>
-      </w:r>
-      <w:r>
-        <w:rPr>
-          <w:rFonts w:ascii="Times New Roman" w:hAnsi="Times New Roman"/>
-          <w:b/>
-          <w:sz w:val="28"/>
-          <w:szCs w:val="28"/>
-        </w:rPr>
-        <w:t xml:space="preserve"> </w:t>
-      </w:r>
-      <w:r>
-        <w:rPr>
-          <w:rFonts w:ascii="Times New Roman" w:hAnsi="Times New Roman"/>
-          <w:b/>
-          <w:sz w:val="28"/>
-          <w:szCs w:val="28"/>
-        </w:rPr>
-        <w:t>комплекса задач</w:t>
-      </w:r>
-      <w:r>
-        <w:rPr>
-          <w:rFonts w:ascii="Times New Roman" w:hAnsi="Times New Roman"/>
-          <w:b/>
-          <w:sz w:val="28"/>
-          <w:szCs w:val="28"/>
-        </w:rPr>
-        <w:t xml:space="preserve"> по формированию плана питания</w:t>
-      </w:r>
-      <w:r>
-        <w:rPr>
-          <w:rFonts w:ascii="Times New Roman" w:hAnsi="Times New Roman"/>
-          <w:b/>
-          <w:sz w:val="28"/>
-          <w:szCs w:val="28"/>
-        </w:rPr>
-        <w:t>.</w:t>
-      </w:r>
-    </w:p>
-    <w:p>
-      <w:pPr>
-        <w:spacing w:after="0"/>
-        <w:jc w:val="both"/>
-        <w:rPr>
-          <w:rFonts w:ascii="Times New Roman" w:hAnsi="Times New Roman"/>
-          <w:b/>
-          <w:sz w:val="28"/>
-          <w:szCs w:val="28"/>
-        </w:rPr>
-      </w:pPr>
-      <w:r>
-        <w:rPr>
-          <w:rFonts w:ascii="Times New Roman" w:hAnsi="Times New Roman"/>
-          <w:b/>
-          <w:sz w:val="28"/>
-          <w:szCs w:val="28"/>
+    </w:p>
+    <w:p>
+      <w:pPr>
+        <w:pStyle w:val="2"/>
+        <w:rPr>
+          <w:rFonts w:cs="Times New Roman"/>
+        </w:rPr>
+      </w:pPr>
+      <w:bookmarkStart w:id="2" w:name="_Toc226454925"/>
+      <w:r>
+        <w:rPr>
+          <w:rFonts w:cs="Times New Roman"/>
         </w:rPr>
         <w:t>2.1. Функциональная структура</w:t>
       </w:r>
+      <w:bookmarkEnd w:id="2"/>
     </w:p>
     <w:p>
       <w:pPr>
         <w:ind w:left="567"/>
         <w:jc w:val="both"/>
         <w:rPr>
-          <w:rFonts w:ascii="Times New Roman" w:hAnsi="Times New Roman"/>
-          <w:sz w:val="28"/>
-          <w:szCs w:val="28"/>
-        </w:rPr>
-      </w:pPr>
-      <w:r>
-        <w:rPr>
-          <w:rFonts w:ascii="Times New Roman" w:hAnsi="Times New Roman"/>
-          <w:sz w:val="28"/>
-          <w:szCs w:val="28"/>
-        </w:rPr>
-        <w:t xml:space="preserve">- функциональная схема отображается в виде </w:t>
-      </w:r>
-      <w:r>
-        <w:rPr>
-          <w:rFonts w:ascii="Times New Roman" w:hAnsi="Times New Roman"/>
-          <w:sz w:val="28"/>
-          <w:szCs w:val="28"/>
-          <w:lang w:val="en-US"/>
-        </w:rPr>
-        <w:t>Use</w:t>
-      </w:r>
-      <w:r>
-        <w:rPr>
-          <w:rFonts w:ascii="Times New Roman" w:hAnsi="Times New Roman"/>
-          <w:sz w:val="28"/>
-          <w:szCs w:val="28"/>
-        </w:rPr>
-        <w:t>-</w:t>
-      </w:r>
-      <w:r>
-        <w:rPr>
-          <w:rFonts w:ascii="Times New Roman" w:hAnsi="Times New Roman"/>
-          <w:sz w:val="28"/>
-          <w:szCs w:val="28"/>
-          <w:lang w:val="en-US"/>
-        </w:rPr>
-        <w:t>Case</w:t>
-      </w:r>
-      <w:r>
-        <w:rPr>
-          <w:rFonts w:ascii="Times New Roman" w:hAnsi="Times New Roman"/>
+          <w:rFonts w:ascii="Times New Roman" w:hAnsi="Times New Roman" w:cs="Times New Roman"/>
+          <w:sz w:val="28"/>
+          <w:szCs w:val="28"/>
+        </w:rPr>
+      </w:pPr>
+      <w:r>
+        <w:rPr>
+          <w:rFonts w:ascii="Times New Roman" w:hAnsi="Times New Roman" w:cs="Times New Roman"/>
+          <w:sz w:val="28"/>
+          <w:szCs w:val="28"/>
+        </w:rPr>
+        <w:t>В разрабатываемой системе предусмотрено три класса пользователей: Гость, Пользователь и Администратор (Таблица 1).</w:t>
+      </w:r>
+    </w:p>
+    <w:p>
+      <w:pPr>
+        <w:suppressAutoHyphens w:val="0"/>
+        <w:spacing w:after="160" w:line="259" w:lineRule="auto"/>
+        <w:rPr>
+          <w:rFonts w:ascii="Times New Roman" w:hAnsi="Times New Roman" w:cs="Times New Roman"/>
+          <w:i/>
+          <w:iCs/>
+          <w:sz w:val="24"/>
+          <w:szCs w:val="24"/>
+        </w:rPr>
+      </w:pPr>
+      <w:r>
+        <w:rPr>
+          <w:rFonts w:ascii="Times New Roman" w:hAnsi="Times New Roman" w:cs="Times New Roman"/>
+          <w:sz w:val="24"/>
+          <w:szCs w:val="24"/>
+        </w:rPr>
+        <w:br w:type="page"/>
+      </w:r>
+    </w:p>
+    <w:p>
+      <w:pPr>
+        <w:pStyle w:val="ad"/>
+      </w:pPr>
+      <w:commentRangeStart w:id="3"/>
+      <w:r>
+        <w:lastRenderedPageBreak/>
+        <w:t xml:space="preserve">Таблица </w:t>
+      </w:r>
+      <w:fldSimple w:instr=" SEQ Таблица \* ARABIC ">
+        <w:r>
+          <w:rPr>
+            <w:noProof/>
+          </w:rPr>
+          <w:t>1</w:t>
+        </w:r>
+      </w:fldSimple>
+      <w:r>
+        <w:t>. Классы пользователей в системе</w:t>
+      </w:r>
+      <w:commentRangeEnd w:id="3"/>
+      <w:r>
+        <w:rPr>
+          <w:rStyle w:val="a6"/>
+          <w:sz w:val="24"/>
+          <w:szCs w:val="24"/>
+        </w:rPr>
+        <w:commentReference w:id="3"/>
+      </w:r>
+    </w:p>
+    <w:tbl>
+      <w:tblPr>
+        <w:tblW w:w="5000" w:type="pct"/>
+        <w:tblBorders>
+          <w:top w:val="nil"/>
+          <w:left w:val="nil"/>
+          <w:bottom w:val="nil"/>
+          <w:right w:val="nil"/>
+          <w:insideH w:val="nil"/>
+          <w:insideV w:val="nil"/>
+        </w:tblBorders>
+        <w:tblLook w:val="0600" w:firstRow="0" w:lastRow="0" w:firstColumn="0" w:lastColumn="0" w:noHBand="1" w:noVBand="1"/>
+      </w:tblPr>
+      <w:tblGrid>
+        <w:gridCol w:w="2892"/>
+        <w:gridCol w:w="2744"/>
+        <w:gridCol w:w="4041"/>
+      </w:tblGrid>
+      <w:tr>
+        <w:trPr>
+          <w:trHeight w:val="495"/>
+        </w:trPr>
+        <w:tc>
+          <w:tcPr>
+            <w:tcW w:w="1494" w:type="pct"/>
+            <w:tcBorders>
+              <w:top w:val="single" w:sz="5" w:space="0" w:color="000000"/>
+              <w:left w:val="single" w:sz="5" w:space="0" w:color="000000"/>
+              <w:bottom w:val="single" w:sz="5" w:space="0" w:color="000000"/>
+              <w:right w:val="single" w:sz="5" w:space="0" w:color="000000"/>
+            </w:tcBorders>
+            <w:tcMar>
+              <w:top w:w="100" w:type="dxa"/>
+              <w:left w:w="100" w:type="dxa"/>
+              <w:bottom w:w="100" w:type="dxa"/>
+              <w:right w:w="100" w:type="dxa"/>
+            </w:tcMar>
+          </w:tcPr>
+          <w:p>
+            <w:pPr>
+              <w:spacing w:after="0" w:line="360" w:lineRule="auto"/>
+              <w:jc w:val="both"/>
+              <w:rPr>
+                <w:rFonts w:ascii="Times New Roman" w:eastAsia="Times New Roman" w:hAnsi="Times New Roman" w:cs="Times New Roman"/>
+                <w:b/>
+                <w:color w:val="000000"/>
+                <w:sz w:val="28"/>
+                <w:szCs w:val="28"/>
+              </w:rPr>
+            </w:pPr>
+            <w:r>
+              <w:rPr>
+                <w:rFonts w:ascii="Times New Roman" w:eastAsia="Times New Roman" w:hAnsi="Times New Roman" w:cs="Times New Roman"/>
+                <w:b/>
+                <w:color w:val="000000"/>
+                <w:sz w:val="28"/>
+                <w:szCs w:val="28"/>
+              </w:rPr>
+              <w:t>Класс пользователя</w:t>
+            </w:r>
+          </w:p>
+        </w:tc>
+        <w:tc>
+          <w:tcPr>
+            <w:tcW w:w="1418" w:type="pct"/>
+            <w:tcBorders>
+              <w:top w:val="single" w:sz="5" w:space="0" w:color="000000"/>
+              <w:left w:val="nil"/>
+              <w:bottom w:val="single" w:sz="5" w:space="0" w:color="000000"/>
+              <w:right w:val="single" w:sz="5" w:space="0" w:color="000000"/>
+            </w:tcBorders>
+            <w:tcMar>
+              <w:top w:w="100" w:type="dxa"/>
+              <w:left w:w="100" w:type="dxa"/>
+              <w:bottom w:w="100" w:type="dxa"/>
+              <w:right w:w="100" w:type="dxa"/>
+            </w:tcMar>
+          </w:tcPr>
+          <w:p>
+            <w:pPr>
+              <w:spacing w:after="0" w:line="360" w:lineRule="auto"/>
+              <w:jc w:val="both"/>
+              <w:rPr>
+                <w:rFonts w:ascii="Times New Roman" w:eastAsia="Times New Roman" w:hAnsi="Times New Roman" w:cs="Times New Roman"/>
+                <w:b/>
+                <w:color w:val="000000"/>
+                <w:sz w:val="28"/>
+                <w:szCs w:val="28"/>
+              </w:rPr>
+            </w:pPr>
+            <w:r>
+              <w:rPr>
+                <w:rFonts w:ascii="Times New Roman" w:eastAsia="Times New Roman" w:hAnsi="Times New Roman" w:cs="Times New Roman"/>
+                <w:b/>
+                <w:color w:val="000000"/>
+                <w:sz w:val="28"/>
+                <w:szCs w:val="28"/>
+              </w:rPr>
+              <w:t>Роль в системе</w:t>
+            </w:r>
+          </w:p>
+        </w:tc>
+        <w:tc>
+          <w:tcPr>
+            <w:tcW w:w="2088" w:type="pct"/>
+            <w:tcBorders>
+              <w:top w:val="single" w:sz="5" w:space="0" w:color="000000"/>
+              <w:left w:val="nil"/>
+              <w:bottom w:val="single" w:sz="5" w:space="0" w:color="000000"/>
+              <w:right w:val="single" w:sz="5" w:space="0" w:color="000000"/>
+            </w:tcBorders>
+            <w:tcMar>
+              <w:top w:w="100" w:type="dxa"/>
+              <w:left w:w="100" w:type="dxa"/>
+              <w:bottom w:w="100" w:type="dxa"/>
+              <w:right w:w="100" w:type="dxa"/>
+            </w:tcMar>
+          </w:tcPr>
+          <w:p>
+            <w:pPr>
+              <w:spacing w:after="0" w:line="360" w:lineRule="auto"/>
+              <w:jc w:val="both"/>
+              <w:rPr>
+                <w:rFonts w:ascii="Times New Roman" w:eastAsia="Times New Roman" w:hAnsi="Times New Roman" w:cs="Times New Roman"/>
+                <w:b/>
+                <w:color w:val="000000"/>
+                <w:sz w:val="28"/>
+                <w:szCs w:val="28"/>
+              </w:rPr>
+            </w:pPr>
+            <w:r>
+              <w:rPr>
+                <w:rFonts w:ascii="Times New Roman" w:eastAsia="Times New Roman" w:hAnsi="Times New Roman" w:cs="Times New Roman"/>
+                <w:b/>
+                <w:color w:val="000000"/>
+                <w:sz w:val="28"/>
+                <w:szCs w:val="28"/>
+              </w:rPr>
+              <w:t>Описание</w:t>
+            </w:r>
+          </w:p>
+        </w:tc>
+      </w:tr>
+      <w:tr>
+        <w:trPr>
+          <w:trHeight w:val="1365"/>
+        </w:trPr>
+        <w:tc>
+          <w:tcPr>
+            <w:tcW w:w="1494" w:type="pct"/>
+            <w:tcBorders>
+              <w:top w:val="nil"/>
+              <w:left w:val="single" w:sz="5" w:space="0" w:color="000000"/>
+              <w:bottom w:val="single" w:sz="4" w:space="0" w:color="auto"/>
+              <w:right w:val="single" w:sz="5" w:space="0" w:color="000000"/>
+            </w:tcBorders>
+            <w:tcMar>
+              <w:top w:w="100" w:type="dxa"/>
+              <w:left w:w="100" w:type="dxa"/>
+              <w:bottom w:w="100" w:type="dxa"/>
+              <w:right w:w="100" w:type="dxa"/>
+            </w:tcMar>
+          </w:tcPr>
+          <w:p>
+            <w:pPr>
+              <w:spacing w:after="0" w:line="360" w:lineRule="auto"/>
+              <w:jc w:val="both"/>
+              <w:rPr>
+                <w:rFonts w:ascii="Times New Roman" w:eastAsia="Times New Roman" w:hAnsi="Times New Roman" w:cs="Times New Roman"/>
+                <w:color w:val="000000"/>
+                <w:sz w:val="28"/>
+                <w:szCs w:val="28"/>
+              </w:rPr>
+            </w:pPr>
+            <w:r>
+              <w:rPr>
+                <w:rFonts w:ascii="Times New Roman" w:eastAsia="Times New Roman" w:hAnsi="Times New Roman" w:cs="Times New Roman"/>
+                <w:color w:val="000000"/>
+                <w:sz w:val="28"/>
+                <w:szCs w:val="28"/>
+              </w:rPr>
+              <w:t xml:space="preserve">Гость </w:t>
+            </w:r>
+          </w:p>
+        </w:tc>
+        <w:tc>
+          <w:tcPr>
+            <w:tcW w:w="1418" w:type="pct"/>
+            <w:tcBorders>
+              <w:top w:val="nil"/>
+              <w:left w:val="nil"/>
+              <w:bottom w:val="single" w:sz="4" w:space="0" w:color="auto"/>
+              <w:right w:val="single" w:sz="5" w:space="0" w:color="000000"/>
+            </w:tcBorders>
+            <w:tcMar>
+              <w:top w:w="100" w:type="dxa"/>
+              <w:left w:w="100" w:type="dxa"/>
+              <w:bottom w:w="100" w:type="dxa"/>
+              <w:right w:w="100" w:type="dxa"/>
+            </w:tcMar>
+          </w:tcPr>
+          <w:p>
+            <w:pPr>
+              <w:spacing w:after="0" w:line="360" w:lineRule="auto"/>
+              <w:jc w:val="both"/>
+              <w:rPr>
+                <w:rFonts w:ascii="Times New Roman" w:eastAsia="Times New Roman" w:hAnsi="Times New Roman" w:cs="Times New Roman"/>
+                <w:color w:val="000000"/>
+                <w:sz w:val="28"/>
+                <w:szCs w:val="28"/>
+              </w:rPr>
+            </w:pPr>
+            <w:r>
+              <w:rPr>
+                <w:rFonts w:ascii="Times New Roman" w:eastAsia="Times New Roman" w:hAnsi="Times New Roman" w:cs="Times New Roman"/>
+                <w:color w:val="000000"/>
+                <w:sz w:val="28"/>
+                <w:szCs w:val="28"/>
+              </w:rPr>
+              <w:t>Неавторизованный пользователь</w:t>
+            </w:r>
+          </w:p>
+        </w:tc>
+        <w:tc>
+          <w:tcPr>
+            <w:tcW w:w="2088" w:type="pct"/>
+            <w:tcBorders>
+              <w:top w:val="nil"/>
+              <w:left w:val="nil"/>
+              <w:bottom w:val="single" w:sz="4" w:space="0" w:color="auto"/>
+              <w:right w:val="single" w:sz="5" w:space="0" w:color="000000"/>
+            </w:tcBorders>
+            <w:tcMar>
+              <w:top w:w="100" w:type="dxa"/>
+              <w:left w:w="100" w:type="dxa"/>
+              <w:bottom w:w="100" w:type="dxa"/>
+              <w:right w:w="100" w:type="dxa"/>
+            </w:tcMar>
+          </w:tcPr>
+          <w:p>
+            <w:pPr>
+              <w:spacing w:after="0" w:line="360" w:lineRule="auto"/>
+              <w:jc w:val="both"/>
+              <w:rPr>
+                <w:rFonts w:ascii="Times New Roman" w:eastAsia="Times New Roman" w:hAnsi="Times New Roman" w:cs="Times New Roman"/>
+                <w:color w:val="000000"/>
+                <w:sz w:val="28"/>
+                <w:szCs w:val="28"/>
+              </w:rPr>
+            </w:pPr>
+            <w:r>
+              <w:rPr>
+                <w:rFonts w:ascii="Times New Roman" w:eastAsia="Times New Roman" w:hAnsi="Times New Roman" w:cs="Times New Roman"/>
+                <w:color w:val="000000"/>
+                <w:sz w:val="28"/>
+                <w:szCs w:val="28"/>
+              </w:rPr>
+              <w:t>Пользователь, не прошедший авторизацию. Имеет доступ к рецептам и продуктам (просмотр)</w:t>
+            </w:r>
+            <w:r>
+              <w:rPr>
+                <w:rFonts w:ascii="Times New Roman" w:eastAsia="Times New Roman" w:hAnsi="Times New Roman" w:cs="Times New Roman"/>
+                <w:color w:val="000000"/>
+                <w:sz w:val="28"/>
+                <w:szCs w:val="28"/>
+              </w:rPr>
+              <w:t>, расчёту необходимых КБЖУ в калькуляторе (без сохранения результата)</w:t>
+            </w:r>
+            <w:r>
+              <w:rPr>
+                <w:rFonts w:ascii="Times New Roman" w:eastAsia="Times New Roman" w:hAnsi="Times New Roman" w:cs="Times New Roman"/>
+                <w:color w:val="000000"/>
+                <w:sz w:val="28"/>
+                <w:szCs w:val="28"/>
+              </w:rPr>
+              <w:t>, а также авторизации/регистрации.</w:t>
+            </w:r>
+          </w:p>
+        </w:tc>
+      </w:tr>
+      <w:tr>
+        <w:trPr>
+          <w:trHeight w:val="1365"/>
+        </w:trPr>
+        <w:tc>
+          <w:tcPr>
+            <w:tcW w:w="1494" w:type="pct"/>
+            <w:tcBorders>
+              <w:top w:val="single" w:sz="4" w:space="0" w:color="auto"/>
+              <w:left w:val="single" w:sz="4" w:space="0" w:color="auto"/>
+              <w:bottom w:val="single" w:sz="4" w:space="0" w:color="auto"/>
+              <w:right w:val="single" w:sz="4" w:space="0" w:color="auto"/>
+            </w:tcBorders>
+            <w:tcMar>
+              <w:top w:w="100" w:type="dxa"/>
+              <w:left w:w="100" w:type="dxa"/>
+              <w:bottom w:w="100" w:type="dxa"/>
+              <w:right w:w="100" w:type="dxa"/>
+            </w:tcMar>
+          </w:tcPr>
+          <w:p>
+            <w:pPr>
+              <w:spacing w:after="0" w:line="360" w:lineRule="auto"/>
+              <w:jc w:val="both"/>
+              <w:rPr>
+                <w:rFonts w:ascii="Times New Roman" w:eastAsia="Times New Roman" w:hAnsi="Times New Roman" w:cs="Times New Roman"/>
+                <w:color w:val="000000"/>
+                <w:sz w:val="28"/>
+                <w:szCs w:val="28"/>
+              </w:rPr>
+            </w:pPr>
+            <w:r>
+              <w:rPr>
+                <w:rFonts w:ascii="Times New Roman" w:eastAsia="Times New Roman" w:hAnsi="Times New Roman" w:cs="Times New Roman"/>
+                <w:color w:val="000000"/>
+                <w:sz w:val="28"/>
+                <w:szCs w:val="28"/>
+              </w:rPr>
+              <w:t>Пользователь</w:t>
+            </w:r>
+          </w:p>
+        </w:tc>
+        <w:tc>
+          <w:tcPr>
+            <w:tcW w:w="1418" w:type="pct"/>
+            <w:tcBorders>
+              <w:top w:val="single" w:sz="4" w:space="0" w:color="auto"/>
+              <w:left w:val="single" w:sz="4" w:space="0" w:color="auto"/>
+              <w:bottom w:val="single" w:sz="4" w:space="0" w:color="auto"/>
+              <w:right w:val="single" w:sz="4" w:space="0" w:color="auto"/>
+            </w:tcBorders>
+            <w:tcMar>
+              <w:top w:w="100" w:type="dxa"/>
+              <w:left w:w="100" w:type="dxa"/>
+              <w:bottom w:w="100" w:type="dxa"/>
+              <w:right w:w="100" w:type="dxa"/>
+            </w:tcMar>
+          </w:tcPr>
+          <w:p>
+            <w:pPr>
+              <w:spacing w:after="0" w:line="360" w:lineRule="auto"/>
+              <w:jc w:val="both"/>
+              <w:rPr>
+                <w:rFonts w:ascii="Times New Roman" w:eastAsia="Times New Roman" w:hAnsi="Times New Roman" w:cs="Times New Roman"/>
+                <w:color w:val="000000"/>
+                <w:sz w:val="28"/>
+                <w:szCs w:val="28"/>
+              </w:rPr>
+            </w:pPr>
+            <w:r>
+              <w:rPr>
+                <w:rFonts w:ascii="Times New Roman" w:eastAsia="Times New Roman" w:hAnsi="Times New Roman" w:cs="Times New Roman"/>
+                <w:color w:val="000000"/>
+                <w:sz w:val="28"/>
+                <w:szCs w:val="28"/>
+              </w:rPr>
+              <w:t>Авторизированный пользователь</w:t>
+            </w:r>
+          </w:p>
+        </w:tc>
+        <w:tc>
+          <w:tcPr>
+            <w:tcW w:w="2088" w:type="pct"/>
+            <w:tcBorders>
+              <w:top w:val="single" w:sz="4" w:space="0" w:color="auto"/>
+              <w:left w:val="single" w:sz="4" w:space="0" w:color="auto"/>
+              <w:bottom w:val="single" w:sz="4" w:space="0" w:color="auto"/>
+              <w:right w:val="single" w:sz="4" w:space="0" w:color="auto"/>
+            </w:tcBorders>
+            <w:tcMar>
+              <w:top w:w="100" w:type="dxa"/>
+              <w:left w:w="100" w:type="dxa"/>
+              <w:bottom w:w="100" w:type="dxa"/>
+              <w:right w:w="100" w:type="dxa"/>
+            </w:tcMar>
+          </w:tcPr>
+          <w:p>
+            <w:pPr>
+              <w:spacing w:after="0" w:line="360" w:lineRule="auto"/>
+              <w:jc w:val="both"/>
+              <w:rPr>
+                <w:rFonts w:ascii="Times New Roman" w:eastAsia="Times New Roman" w:hAnsi="Times New Roman" w:cs="Times New Roman"/>
+                <w:color w:val="000000"/>
+                <w:sz w:val="28"/>
+                <w:szCs w:val="28"/>
+              </w:rPr>
+            </w:pPr>
+            <w:r>
+              <w:rPr>
+                <w:rFonts w:ascii="Times New Roman" w:eastAsia="Times New Roman" w:hAnsi="Times New Roman" w:cs="Times New Roman"/>
+                <w:color w:val="000000"/>
+                <w:sz w:val="28"/>
+                <w:szCs w:val="28"/>
+              </w:rPr>
+              <w:t>Зарегистрированный пользователь, который может полноценно работать с рецептами, продуктами, профилем, рассчитывать норму калорий и получать отчеты</w:t>
+            </w:r>
+            <w:r>
+              <w:rPr>
+                <w:rFonts w:ascii="Times New Roman" w:eastAsia="Times New Roman" w:hAnsi="Times New Roman" w:cs="Times New Roman"/>
+                <w:color w:val="000000"/>
+                <w:sz w:val="28"/>
+                <w:szCs w:val="28"/>
+              </w:rPr>
+              <w:t xml:space="preserve"> и рекомендации</w:t>
+            </w:r>
+            <w:r>
+              <w:rPr>
+                <w:rFonts w:ascii="Times New Roman" w:eastAsia="Times New Roman" w:hAnsi="Times New Roman" w:cs="Times New Roman"/>
+                <w:color w:val="000000"/>
+                <w:sz w:val="28"/>
+                <w:szCs w:val="28"/>
+              </w:rPr>
+              <w:t>.</w:t>
+            </w:r>
+          </w:p>
+        </w:tc>
+      </w:tr>
+      <w:tr>
+        <w:trPr>
+          <w:trHeight w:val="1365"/>
+        </w:trPr>
+        <w:tc>
+          <w:tcPr>
+            <w:tcW w:w="1494" w:type="pct"/>
+            <w:tcBorders>
+              <w:top w:val="single" w:sz="4" w:space="0" w:color="auto"/>
+              <w:left w:val="single" w:sz="4" w:space="0" w:color="auto"/>
+              <w:bottom w:val="single" w:sz="4" w:space="0" w:color="auto"/>
+              <w:right w:val="single" w:sz="4" w:space="0" w:color="auto"/>
+            </w:tcBorders>
+            <w:tcMar>
+              <w:top w:w="100" w:type="dxa"/>
+              <w:left w:w="100" w:type="dxa"/>
+              <w:bottom w:w="100" w:type="dxa"/>
+              <w:right w:w="100" w:type="dxa"/>
+            </w:tcMar>
+          </w:tcPr>
+          <w:p>
+            <w:pPr>
+              <w:spacing w:after="0" w:line="360" w:lineRule="auto"/>
+              <w:jc w:val="both"/>
+              <w:rPr>
+                <w:rFonts w:ascii="Times New Roman" w:eastAsia="Times New Roman" w:hAnsi="Times New Roman" w:cs="Times New Roman"/>
+                <w:color w:val="000000"/>
+                <w:sz w:val="28"/>
+                <w:szCs w:val="28"/>
+              </w:rPr>
+            </w:pPr>
+            <w:r>
+              <w:rPr>
+                <w:rFonts w:ascii="Times New Roman" w:eastAsia="Times New Roman" w:hAnsi="Times New Roman" w:cs="Times New Roman"/>
+                <w:color w:val="000000"/>
+                <w:sz w:val="28"/>
+                <w:szCs w:val="28"/>
+              </w:rPr>
+              <w:t>Администратор</w:t>
+            </w:r>
+          </w:p>
+        </w:tc>
+        <w:tc>
+          <w:tcPr>
+            <w:tcW w:w="1418" w:type="pct"/>
+            <w:tcBorders>
+              <w:top w:val="single" w:sz="4" w:space="0" w:color="auto"/>
+              <w:left w:val="single" w:sz="4" w:space="0" w:color="auto"/>
+              <w:bottom w:val="single" w:sz="4" w:space="0" w:color="auto"/>
+              <w:right w:val="single" w:sz="4" w:space="0" w:color="auto"/>
+            </w:tcBorders>
+            <w:tcMar>
+              <w:top w:w="100" w:type="dxa"/>
+              <w:left w:w="100" w:type="dxa"/>
+              <w:bottom w:w="100" w:type="dxa"/>
+              <w:right w:w="100" w:type="dxa"/>
+            </w:tcMar>
+          </w:tcPr>
+          <w:p>
+            <w:pPr>
+              <w:spacing w:after="0" w:line="360" w:lineRule="auto"/>
+              <w:jc w:val="both"/>
+              <w:rPr>
+                <w:rFonts w:ascii="Times New Roman" w:eastAsia="Times New Roman" w:hAnsi="Times New Roman" w:cs="Times New Roman"/>
+                <w:color w:val="000000"/>
+                <w:sz w:val="28"/>
+                <w:szCs w:val="28"/>
+              </w:rPr>
+            </w:pPr>
+            <w:r>
+              <w:rPr>
+                <w:rFonts w:ascii="Times New Roman" w:eastAsia="Times New Roman" w:hAnsi="Times New Roman" w:cs="Times New Roman"/>
+                <w:color w:val="000000"/>
+                <w:sz w:val="28"/>
+                <w:szCs w:val="28"/>
+              </w:rPr>
+              <w:t>Авторизовавшийся пользователь с правами администратора</w:t>
+            </w:r>
+          </w:p>
+        </w:tc>
+        <w:tc>
+          <w:tcPr>
+            <w:tcW w:w="2088" w:type="pct"/>
+            <w:tcBorders>
+              <w:top w:val="single" w:sz="4" w:space="0" w:color="auto"/>
+              <w:left w:val="single" w:sz="4" w:space="0" w:color="auto"/>
+              <w:bottom w:val="single" w:sz="4" w:space="0" w:color="auto"/>
+              <w:right w:val="single" w:sz="4" w:space="0" w:color="auto"/>
+            </w:tcBorders>
+            <w:tcMar>
+              <w:top w:w="100" w:type="dxa"/>
+              <w:left w:w="100" w:type="dxa"/>
+              <w:bottom w:w="100" w:type="dxa"/>
+              <w:right w:w="100" w:type="dxa"/>
+            </w:tcMar>
+          </w:tcPr>
+          <w:p>
+            <w:pPr>
+              <w:spacing w:after="0" w:line="360" w:lineRule="auto"/>
+              <w:jc w:val="both"/>
+              <w:rPr>
+                <w:rFonts w:ascii="Times New Roman" w:eastAsia="Times New Roman" w:hAnsi="Times New Roman" w:cs="Times New Roman"/>
+                <w:color w:val="000000"/>
+                <w:sz w:val="28"/>
+                <w:szCs w:val="28"/>
+              </w:rPr>
+            </w:pPr>
+            <w:r>
+              <w:rPr>
+                <w:rFonts w:ascii="Times New Roman" w:eastAsia="Times New Roman" w:hAnsi="Times New Roman" w:cs="Times New Roman"/>
+                <w:color w:val="000000"/>
+                <w:sz w:val="28"/>
+                <w:szCs w:val="28"/>
+              </w:rPr>
+              <w:t>Существующий пользователь, который занимается модерацией рецептов, продуктов, пользователей</w:t>
+            </w:r>
+            <w:r>
+              <w:rPr>
+                <w:rFonts w:ascii="Times New Roman" w:eastAsia="Times New Roman" w:hAnsi="Times New Roman" w:cs="Times New Roman"/>
+                <w:color w:val="000000"/>
+                <w:sz w:val="28"/>
+                <w:szCs w:val="28"/>
+              </w:rPr>
+              <w:t>, сохранённых меню</w:t>
+            </w:r>
+            <w:r>
+              <w:rPr>
+                <w:rFonts w:ascii="Times New Roman" w:eastAsia="Times New Roman" w:hAnsi="Times New Roman" w:cs="Times New Roman"/>
+                <w:color w:val="000000"/>
+                <w:sz w:val="28"/>
+                <w:szCs w:val="28"/>
+              </w:rPr>
+              <w:t>.</w:t>
+            </w:r>
+          </w:p>
+        </w:tc>
+      </w:tr>
+    </w:tbl>
+    <w:p>
+      <w:pPr>
+        <w:ind w:left="567"/>
+        <w:jc w:val="both"/>
+        <w:rPr>
+          <w:rFonts w:ascii="Times New Roman" w:hAnsi="Times New Roman" w:cs="Times New Roman"/>
+          <w:sz w:val="28"/>
+          <w:szCs w:val="28"/>
+        </w:rPr>
+      </w:pPr>
+    </w:p>
+    <w:p>
+      <w:pPr>
+        <w:ind w:left="567"/>
+        <w:jc w:val="both"/>
+        <w:rPr>
+          <w:rFonts w:ascii="Times New Roman" w:hAnsi="Times New Roman" w:cs="Times New Roman"/>
+          <w:sz w:val="28"/>
+          <w:szCs w:val="28"/>
+        </w:rPr>
+      </w:pPr>
+      <w:r>
+        <w:rPr>
+          <w:rFonts w:ascii="Times New Roman" w:hAnsi="Times New Roman" w:cs="Times New Roman"/>
+          <w:sz w:val="28"/>
+          <w:szCs w:val="28"/>
+        </w:rPr>
+        <w:t xml:space="preserve">С помощью диаграммы вариантов использования для каждого выделенного класса пользователей можно изобразить пользовательские требования к системе в графическом виде. </w:t>
+      </w:r>
+    </w:p>
+    <w:p>
+      <w:pPr>
+        <w:keepNext/>
+        <w:ind w:left="567"/>
+        <w:jc w:val="both"/>
+      </w:pPr>
+      <w:r>
+        <w:rPr>
+          <w:rFonts w:ascii="Times New Roman" w:hAnsi="Times New Roman" w:cs="Times New Roman"/>
+          <w:sz w:val="28"/>
+          <w:szCs w:val="28"/>
+        </w:rPr>
+        <w:t>На диаграмме вариантов использования</w:t>
+      </w:r>
+      <w:r>
+        <w:rPr>
+          <w:rFonts w:ascii="Times New Roman" w:hAnsi="Times New Roman" w:cs="Times New Roman"/>
+          <w:sz w:val="28"/>
+          <w:szCs w:val="28"/>
+        </w:rPr>
+        <w:t>, разбитых по модулям</w:t>
+      </w:r>
+      <w:r>
+        <w:rPr>
+          <w:rFonts w:ascii="Times New Roman" w:hAnsi="Times New Roman" w:cs="Times New Roman"/>
+          <w:sz w:val="28"/>
+          <w:szCs w:val="28"/>
+        </w:rPr>
+        <w:t xml:space="preserve"> (Рисунок 1-</w:t>
+      </w:r>
+      <w:r>
+        <w:rPr>
+          <w:rFonts w:ascii="Times New Roman" w:hAnsi="Times New Roman" w:cs="Times New Roman"/>
+          <w:sz w:val="28"/>
+          <w:szCs w:val="28"/>
+        </w:rPr>
+        <w:t>4</w:t>
+      </w:r>
+      <w:r>
+        <w:rPr>
+          <w:rFonts w:ascii="Times New Roman" w:hAnsi="Times New Roman" w:cs="Times New Roman"/>
+          <w:sz w:val="28"/>
+          <w:szCs w:val="28"/>
+        </w:rPr>
+        <w:t>) представлен</w:t>
+      </w:r>
+      <w:r>
+        <w:rPr>
+          <w:rFonts w:ascii="Times New Roman" w:hAnsi="Times New Roman" w:cs="Times New Roman"/>
+          <w:sz w:val="28"/>
+          <w:szCs w:val="28"/>
+        </w:rPr>
+        <w:t>ы</w:t>
+      </w:r>
+      <w:r>
+        <w:rPr>
+          <w:rFonts w:ascii="Times New Roman" w:hAnsi="Times New Roman" w:cs="Times New Roman"/>
           <w:sz w:val="28"/>
           <w:szCs w:val="28"/>
         </w:rPr>
@@ -2355,33 +4391,905 @@
       </w:r>
       <w:r>
         <w:rPr>
-          <w:rFonts w:ascii="Times New Roman" w:hAnsi="Times New Roman"/>
-          <w:sz w:val="28"/>
-          <w:szCs w:val="28"/>
-        </w:rPr>
-        <w:t>диаграммы и др.</w:t>
-      </w:r>
-    </w:p>
-    <w:p>
-      <w:pPr>
-        <w:spacing w:after="0"/>
+          <w:rFonts w:ascii="Times New Roman" w:hAnsi="Times New Roman" w:cs="Times New Roman"/>
+          <w:sz w:val="28"/>
+          <w:szCs w:val="28"/>
+        </w:rPr>
+        <w:t xml:space="preserve">функции доступные пользователям, гостям и </w:t>
+      </w:r>
+      <w:r>
+        <w:rPr>
+          <w:rFonts w:ascii="Times New Roman" w:hAnsi="Times New Roman" w:cs="Times New Roman"/>
+          <w:sz w:val="28"/>
+          <w:szCs w:val="28"/>
+        </w:rPr>
+        <w:lastRenderedPageBreak/>
+        <w:t>администраторам</w:t>
+      </w:r>
+      <w:r>
+        <w:rPr>
+          <w:rFonts w:ascii="Times New Roman" w:hAnsi="Times New Roman" w:cs="Times New Roman"/>
+          <w:noProof/>
+          <w:sz w:val="28"/>
+          <w:szCs w:val="28"/>
+        </w:rPr>
+        <w:drawing>
+          <wp:inline distT="0" distB="0" distL="0" distR="0" wp14:anchorId="75355F0C" wp14:editId="0E3FB88B">
+            <wp:extent cx="5934075" cy="2933700"/>
+            <wp:effectExtent l="0" t="0" r="9525" b="0"/>
+            <wp:docPr id="646641130" name="Рисунок 1"/>
+            <wp:cNvGraphicFramePr>
+              <a:graphicFrameLocks xmlns:a="http://schemas.openxmlformats.org/drawingml/2006/main" noChangeAspect="1"/>
+            </wp:cNvGraphicFramePr>
+            <a:graphic xmlns:a="http://schemas.openxmlformats.org/drawingml/2006/main">
+              <a:graphicData uri="http://schemas.openxmlformats.org/drawingml/2006/picture">
+                <pic:pic xmlns:pic="http://schemas.openxmlformats.org/drawingml/2006/picture">
+                  <pic:nvPicPr>
+                    <pic:cNvPr id="0" name="Picture 1"/>
+                    <pic:cNvPicPr>
+                      <a:picLocks noChangeAspect="1" noChangeArrowheads="1"/>
+                    </pic:cNvPicPr>
+                  </pic:nvPicPr>
+                  <pic:blipFill>
+                    <a:blip r:embed="rId10">
+                      <a:extLst>
+                        <a:ext uri="{28A0092B-C50C-407E-A947-70E740481C1C}">
+                          <a14:useLocalDpi xmlns:a14="http://schemas.microsoft.com/office/drawing/2010/main" val="0"/>
+                        </a:ext>
+                      </a:extLst>
+                    </a:blip>
+                    <a:srcRect/>
+                    <a:stretch>
+                      <a:fillRect/>
+                    </a:stretch>
+                  </pic:blipFill>
+                  <pic:spPr bwMode="auto">
+                    <a:xfrm>
+                      <a:off x="0" y="0"/>
+                      <a:ext cx="5934075" cy="2933700"/>
+                    </a:xfrm>
+                    <a:prstGeom prst="rect">
+                      <a:avLst/>
+                    </a:prstGeom>
+                    <a:noFill/>
+                    <a:ln>
+                      <a:noFill/>
+                    </a:ln>
+                  </pic:spPr>
+                </pic:pic>
+              </a:graphicData>
+            </a:graphic>
+          </wp:inline>
+        </w:drawing>
+      </w:r>
+    </w:p>
+    <w:p>
+      <w:pPr>
+        <w:pStyle w:val="ad"/>
+      </w:pPr>
+      <w:r>
+        <w:t xml:space="preserve">Рисунок </w:t>
+      </w:r>
+      <w:fldSimple w:instr=" SEQ Рисунок \* ARABIC ">
+        <w:r>
+          <w:rPr>
+            <w:noProof/>
+          </w:rPr>
+          <w:t>1</w:t>
+        </w:r>
+      </w:fldSimple>
+      <w:r>
+        <w:t>. Диаграмма вариантов использования для модуля "Меню"</w:t>
+      </w:r>
+    </w:p>
+    <w:p>
+      <w:pPr>
+        <w:keepNext/>
+        <w:ind w:left="567"/>
         <w:jc w:val="both"/>
-        <w:rPr>
-          <w:rFonts w:ascii="Times New Roman" w:hAnsi="Times New Roman"/>
-          <w:b/>
-          <w:sz w:val="28"/>
-          <w:szCs w:val="28"/>
-        </w:rPr>
-      </w:pPr>
-      <w:r>
-        <w:rPr>
-          <w:rFonts w:ascii="Times New Roman" w:hAnsi="Times New Roman"/>
-          <w:b/>
-          <w:sz w:val="28"/>
-          <w:szCs w:val="28"/>
-        </w:rPr>
+      </w:pPr>
+      <w:r>
+        <w:rPr>
+          <w:rFonts w:ascii="Times New Roman" w:hAnsi="Times New Roman" w:cs="Times New Roman"/>
+          <w:noProof/>
+          <w:sz w:val="28"/>
+          <w:szCs w:val="28"/>
+        </w:rPr>
+        <w:drawing>
+          <wp:inline distT="0" distB="0" distL="0" distR="0" wp14:anchorId="5F4BD275" wp14:editId="4D02A018">
+            <wp:extent cx="5934075" cy="3057525"/>
+            <wp:effectExtent l="0" t="0" r="9525" b="9525"/>
+            <wp:docPr id="257158594" name="Рисунок 2"/>
+            <wp:cNvGraphicFramePr>
+              <a:graphicFrameLocks xmlns:a="http://schemas.openxmlformats.org/drawingml/2006/main" noChangeAspect="1"/>
+            </wp:cNvGraphicFramePr>
+            <a:graphic xmlns:a="http://schemas.openxmlformats.org/drawingml/2006/main">
+              <a:graphicData uri="http://schemas.openxmlformats.org/drawingml/2006/picture">
+                <pic:pic xmlns:pic="http://schemas.openxmlformats.org/drawingml/2006/picture">
+                  <pic:nvPicPr>
+                    <pic:cNvPr id="0" name="Picture 2"/>
+                    <pic:cNvPicPr>
+                      <a:picLocks noChangeAspect="1" noChangeArrowheads="1"/>
+                    </pic:cNvPicPr>
+                  </pic:nvPicPr>
+                  <pic:blipFill>
+                    <a:blip r:embed="rId11">
+                      <a:extLst>
+                        <a:ext uri="{28A0092B-C50C-407E-A947-70E740481C1C}">
+                          <a14:useLocalDpi xmlns:a14="http://schemas.microsoft.com/office/drawing/2010/main" val="0"/>
+                        </a:ext>
+                      </a:extLst>
+                    </a:blip>
+                    <a:srcRect/>
+                    <a:stretch>
+                      <a:fillRect/>
+                    </a:stretch>
+                  </pic:blipFill>
+                  <pic:spPr bwMode="auto">
+                    <a:xfrm>
+                      <a:off x="0" y="0"/>
+                      <a:ext cx="5934075" cy="3057525"/>
+                    </a:xfrm>
+                    <a:prstGeom prst="rect">
+                      <a:avLst/>
+                    </a:prstGeom>
+                    <a:noFill/>
+                    <a:ln>
+                      <a:noFill/>
+                    </a:ln>
+                  </pic:spPr>
+                </pic:pic>
+              </a:graphicData>
+            </a:graphic>
+          </wp:inline>
+        </w:drawing>
+      </w:r>
+    </w:p>
+    <w:p>
+      <w:pPr>
+        <w:pStyle w:val="ad"/>
+      </w:pPr>
+      <w:r>
+        <w:t xml:space="preserve">Рисунок </w:t>
+      </w:r>
+      <w:fldSimple w:instr=" SEQ Рисунок \* ARABIC ">
+        <w:r>
+          <w:rPr>
+            <w:noProof/>
+          </w:rPr>
+          <w:t>2</w:t>
+        </w:r>
+      </w:fldSimple>
+      <w:r>
+        <w:t>. Диаграмма вариантов использования для модуля "Рецепты"</w:t>
+      </w:r>
+    </w:p>
+    <w:p>
+      <w:pPr>
+        <w:keepNext/>
+        <w:ind w:left="567"/>
+        <w:jc w:val="both"/>
+      </w:pPr>
+      <w:r>
+        <w:rPr>
+          <w:rFonts w:ascii="Times New Roman" w:hAnsi="Times New Roman" w:cs="Times New Roman"/>
+          <w:noProof/>
+          <w:sz w:val="28"/>
+          <w:szCs w:val="28"/>
+        </w:rPr>
+        <w:lastRenderedPageBreak/>
+        <w:drawing>
+          <wp:inline distT="0" distB="0" distL="0" distR="0" wp14:anchorId="173E0BCF" wp14:editId="511076F2">
+            <wp:extent cx="5934075" cy="3200400"/>
+            <wp:effectExtent l="0" t="0" r="9525" b="0"/>
+            <wp:docPr id="658075589" name="Рисунок 3"/>
+            <wp:cNvGraphicFramePr>
+              <a:graphicFrameLocks xmlns:a="http://schemas.openxmlformats.org/drawingml/2006/main" noChangeAspect="1"/>
+            </wp:cNvGraphicFramePr>
+            <a:graphic xmlns:a="http://schemas.openxmlformats.org/drawingml/2006/main">
+              <a:graphicData uri="http://schemas.openxmlformats.org/drawingml/2006/picture">
+                <pic:pic xmlns:pic="http://schemas.openxmlformats.org/drawingml/2006/picture">
+                  <pic:nvPicPr>
+                    <pic:cNvPr id="0" name="Picture 3"/>
+                    <pic:cNvPicPr>
+                      <a:picLocks noChangeAspect="1" noChangeArrowheads="1"/>
+                    </pic:cNvPicPr>
+                  </pic:nvPicPr>
+                  <pic:blipFill>
+                    <a:blip r:embed="rId12">
+                      <a:extLst>
+                        <a:ext uri="{28A0092B-C50C-407E-A947-70E740481C1C}">
+                          <a14:useLocalDpi xmlns:a14="http://schemas.microsoft.com/office/drawing/2010/main" val="0"/>
+                        </a:ext>
+                      </a:extLst>
+                    </a:blip>
+                    <a:srcRect/>
+                    <a:stretch>
+                      <a:fillRect/>
+                    </a:stretch>
+                  </pic:blipFill>
+                  <pic:spPr bwMode="auto">
+                    <a:xfrm>
+                      <a:off x="0" y="0"/>
+                      <a:ext cx="5934075" cy="3200400"/>
+                    </a:xfrm>
+                    <a:prstGeom prst="rect">
+                      <a:avLst/>
+                    </a:prstGeom>
+                    <a:noFill/>
+                    <a:ln>
+                      <a:noFill/>
+                    </a:ln>
+                  </pic:spPr>
+                </pic:pic>
+              </a:graphicData>
+            </a:graphic>
+          </wp:inline>
+        </w:drawing>
+      </w:r>
+    </w:p>
+    <w:p>
+      <w:pPr>
+        <w:pStyle w:val="ad"/>
+      </w:pPr>
+      <w:r>
+        <w:t xml:space="preserve">Рисунок </w:t>
+      </w:r>
+      <w:fldSimple w:instr=" SEQ Рисунок \* ARABIC ">
+        <w:r>
+          <w:rPr>
+            <w:noProof/>
+          </w:rPr>
+          <w:t>3</w:t>
+        </w:r>
+      </w:fldSimple>
+      <w:r>
+        <w:t>. Диаграмма вариантов использования для модуля "Продуктовые запасы"</w:t>
+      </w:r>
+    </w:p>
+    <w:p>
+      <w:pPr>
+        <w:keepNext/>
+        <w:ind w:left="567"/>
+        <w:jc w:val="both"/>
+      </w:pPr>
+      <w:r>
+        <w:rPr>
+          <w:rFonts w:ascii="Times New Roman" w:hAnsi="Times New Roman" w:cs="Times New Roman"/>
+          <w:noProof/>
+          <w:sz w:val="28"/>
+          <w:szCs w:val="28"/>
+        </w:rPr>
+        <w:drawing>
+          <wp:inline distT="0" distB="0" distL="0" distR="0" wp14:anchorId="23D09AD1" wp14:editId="05403141">
+            <wp:extent cx="5934075" cy="3124200"/>
+            <wp:effectExtent l="0" t="0" r="9525" b="0"/>
+            <wp:docPr id="687000937" name="Рисунок 4"/>
+            <wp:cNvGraphicFramePr>
+              <a:graphicFrameLocks xmlns:a="http://schemas.openxmlformats.org/drawingml/2006/main" noChangeAspect="1"/>
+            </wp:cNvGraphicFramePr>
+            <a:graphic xmlns:a="http://schemas.openxmlformats.org/drawingml/2006/main">
+              <a:graphicData uri="http://schemas.openxmlformats.org/drawingml/2006/picture">
+                <pic:pic xmlns:pic="http://schemas.openxmlformats.org/drawingml/2006/picture">
+                  <pic:nvPicPr>
+                    <pic:cNvPr id="0" name="Picture 4"/>
+                    <pic:cNvPicPr>
+                      <a:picLocks noChangeAspect="1" noChangeArrowheads="1"/>
+                    </pic:cNvPicPr>
+                  </pic:nvPicPr>
+                  <pic:blipFill>
+                    <a:blip r:embed="rId13">
+                      <a:extLst>
+                        <a:ext uri="{28A0092B-C50C-407E-A947-70E740481C1C}">
+                          <a14:useLocalDpi xmlns:a14="http://schemas.microsoft.com/office/drawing/2010/main" val="0"/>
+                        </a:ext>
+                      </a:extLst>
+                    </a:blip>
+                    <a:srcRect/>
+                    <a:stretch>
+                      <a:fillRect/>
+                    </a:stretch>
+                  </pic:blipFill>
+                  <pic:spPr bwMode="auto">
+                    <a:xfrm>
+                      <a:off x="0" y="0"/>
+                      <a:ext cx="5934075" cy="3124200"/>
+                    </a:xfrm>
+                    <a:prstGeom prst="rect">
+                      <a:avLst/>
+                    </a:prstGeom>
+                    <a:noFill/>
+                    <a:ln>
+                      <a:noFill/>
+                    </a:ln>
+                  </pic:spPr>
+                </pic:pic>
+              </a:graphicData>
+            </a:graphic>
+          </wp:inline>
+        </w:drawing>
+      </w:r>
+    </w:p>
+    <w:p>
+      <w:pPr>
+        <w:pStyle w:val="ad"/>
+      </w:pPr>
+      <w:r>
+        <w:t xml:space="preserve">Рисунок </w:t>
+      </w:r>
+      <w:fldSimple w:instr=" SEQ Рисунок \* ARABIC ">
+        <w:r>
+          <w:rPr>
+            <w:noProof/>
+          </w:rPr>
+          <w:t>4</w:t>
+        </w:r>
+      </w:fldSimple>
+      <w:r>
+        <w:t>. Диаграмма вариантов использования для модуля "Личный кабинет"</w:t>
+      </w:r>
+    </w:p>
+    <w:p>
+      <w:pPr>
+        <w:ind w:left="567"/>
+        <w:jc w:val="both"/>
+        <w:rPr>
+          <w:rFonts w:ascii="Times New Roman" w:hAnsi="Times New Roman" w:cs="Times New Roman"/>
+          <w:sz w:val="28"/>
+          <w:szCs w:val="28"/>
+        </w:rPr>
+      </w:pPr>
+      <w:r>
+        <w:rPr>
+          <w:rFonts w:ascii="Times New Roman" w:hAnsi="Times New Roman" w:cs="Times New Roman"/>
+          <w:sz w:val="28"/>
+          <w:szCs w:val="28"/>
+        </w:rPr>
+        <w:t>Диаграммы для системы планирования питания показывает трёх акторов – Гость, Пользователь и Администратор – и их основные сценарии работы с приложением.</w:t>
+      </w:r>
+    </w:p>
+    <w:p>
+      <w:pPr>
+        <w:ind w:left="567"/>
+        <w:jc w:val="both"/>
+        <w:rPr>
+          <w:rFonts w:ascii="Times New Roman" w:hAnsi="Times New Roman" w:cs="Times New Roman"/>
+          <w:sz w:val="28"/>
+          <w:szCs w:val="28"/>
+        </w:rPr>
+      </w:pPr>
+      <w:commentRangeStart w:id="4"/>
+      <w:r>
+        <w:rPr>
+          <w:rFonts w:ascii="Times New Roman" w:hAnsi="Times New Roman" w:cs="Times New Roman"/>
+          <w:b/>
+          <w:bCs/>
+          <w:sz w:val="28"/>
+          <w:szCs w:val="28"/>
+        </w:rPr>
+        <w:t>Для гостя</w:t>
+      </w:r>
+      <w:r>
+        <w:rPr>
+          <w:rFonts w:ascii="Times New Roman" w:hAnsi="Times New Roman" w:cs="Times New Roman"/>
+          <w:sz w:val="28"/>
+          <w:szCs w:val="28"/>
+        </w:rPr>
+        <w:t xml:space="preserve"> </w:t>
+      </w:r>
+      <w:r>
+        <w:rPr>
+          <w:rFonts w:ascii="Times New Roman" w:hAnsi="Times New Roman" w:cs="Times New Roman"/>
+          <w:sz w:val="28"/>
+          <w:szCs w:val="28"/>
+        </w:rPr>
+        <w:t xml:space="preserve">предусмотрены </w:t>
+      </w:r>
+      <w:commentRangeEnd w:id="4"/>
+      <w:r>
+        <w:rPr>
+          <w:rStyle w:val="a6"/>
+          <w:rFonts w:ascii="Times New Roman" w:hAnsi="Times New Roman" w:cs="Times New Roman"/>
+          <w:sz w:val="28"/>
+          <w:szCs w:val="28"/>
+        </w:rPr>
+        <w:commentReference w:id="4"/>
+      </w:r>
+      <w:r>
+        <w:rPr>
+          <w:rFonts w:ascii="Times New Roman" w:hAnsi="Times New Roman" w:cs="Times New Roman"/>
+          <w:sz w:val="28"/>
+          <w:szCs w:val="28"/>
+        </w:rPr>
+        <w:t>следующие функции: просмотр списка рецептов, поиск рецептов с фильтрацией по категориям, открытие карточки рецепта с возможностью просмотра пошагового приготовления, замена продуктов на аналоги, просмотр КБЖУ, регистрация в системе и авторизация (вход как пользователь или администратор).</w:t>
+      </w:r>
+    </w:p>
+    <w:p>
+      <w:pPr>
+        <w:ind w:left="567"/>
+        <w:jc w:val="both"/>
+        <w:rPr>
+          <w:rFonts w:ascii="Times New Roman" w:hAnsi="Times New Roman" w:cs="Times New Roman"/>
+          <w:sz w:val="28"/>
+          <w:szCs w:val="28"/>
+        </w:rPr>
+      </w:pPr>
+      <w:r>
+        <w:rPr>
+          <w:rFonts w:ascii="Times New Roman" w:hAnsi="Times New Roman" w:cs="Times New Roman"/>
+          <w:b/>
+          <w:bCs/>
+          <w:sz w:val="28"/>
+          <w:szCs w:val="28"/>
+        </w:rPr>
+        <w:lastRenderedPageBreak/>
+        <w:t>Пользователю</w:t>
+      </w:r>
+      <w:r>
+        <w:rPr>
+          <w:rFonts w:ascii="Times New Roman" w:hAnsi="Times New Roman" w:cs="Times New Roman"/>
+          <w:sz w:val="28"/>
+          <w:szCs w:val="28"/>
+        </w:rPr>
+        <w:t> (авторизованному актору) доступны ключевые функции системы</w:t>
+      </w:r>
+      <w:r>
+        <w:rPr>
+          <w:rFonts w:ascii="Times New Roman" w:hAnsi="Times New Roman" w:cs="Times New Roman"/>
+          <w:sz w:val="28"/>
+          <w:szCs w:val="28"/>
+        </w:rPr>
+        <w:t xml:space="preserve"> такие как</w:t>
+      </w:r>
+      <w:r>
+        <w:rPr>
+          <w:rFonts w:ascii="Times New Roman" w:hAnsi="Times New Roman" w:cs="Times New Roman"/>
+          <w:sz w:val="28"/>
+          <w:szCs w:val="28"/>
+        </w:rPr>
+        <w:t>:</w:t>
+      </w:r>
+    </w:p>
+    <w:p>
+      <w:pPr>
+        <w:numPr>
+          <w:ilvl w:val="0"/>
+          <w:numId w:val="1"/>
+        </w:numPr>
+        <w:jc w:val="both"/>
+        <w:rPr>
+          <w:rFonts w:ascii="Times New Roman" w:hAnsi="Times New Roman" w:cs="Times New Roman"/>
+          <w:sz w:val="28"/>
+          <w:szCs w:val="28"/>
+        </w:rPr>
+      </w:pPr>
+      <w:r>
+        <w:rPr>
+          <w:rFonts w:ascii="Times New Roman" w:hAnsi="Times New Roman" w:cs="Times New Roman"/>
+          <w:b/>
+          <w:bCs/>
+          <w:sz w:val="28"/>
+          <w:szCs w:val="28"/>
+        </w:rPr>
+        <w:t>Управление профилем</w:t>
+      </w:r>
+      <w:r>
+        <w:rPr>
+          <w:rFonts w:ascii="Times New Roman" w:hAnsi="Times New Roman" w:cs="Times New Roman"/>
+          <w:sz w:val="28"/>
+          <w:szCs w:val="28"/>
+        </w:rPr>
+        <w:t>: изменение параметров профиля (вес, рост, возраст, аллергены, медицинские диагнозы, предпочтения), смена пароля и аватара, просмотр достижений.</w:t>
+      </w:r>
+    </w:p>
+    <w:p>
+      <w:pPr>
+        <w:numPr>
+          <w:ilvl w:val="0"/>
+          <w:numId w:val="1"/>
+        </w:numPr>
+        <w:jc w:val="both"/>
+        <w:rPr>
+          <w:rFonts w:ascii="Times New Roman" w:hAnsi="Times New Roman" w:cs="Times New Roman"/>
+          <w:sz w:val="28"/>
+          <w:szCs w:val="28"/>
+        </w:rPr>
+      </w:pPr>
+      <w:r>
+        <w:rPr>
+          <w:rFonts w:ascii="Times New Roman" w:hAnsi="Times New Roman" w:cs="Times New Roman"/>
+          <w:b/>
+          <w:bCs/>
+          <w:sz w:val="28"/>
+          <w:szCs w:val="28"/>
+        </w:rPr>
+        <w:t>Дневник питания и меню</w:t>
+      </w:r>
+      <w:r>
+        <w:rPr>
+          <w:rFonts w:ascii="Times New Roman" w:hAnsi="Times New Roman" w:cs="Times New Roman"/>
+          <w:sz w:val="28"/>
+          <w:szCs w:val="28"/>
+        </w:rPr>
+        <w:t>: составление меню на день/неделю, добавление съеденных блюд и выпитой воды, получение отчётов по питанию (неделя, месяц, полугодие, год), расчёт КБЖУ, получение рекомендаций по питанию и блюдам.</w:t>
+      </w:r>
+    </w:p>
+    <w:p>
+      <w:pPr>
+        <w:numPr>
+          <w:ilvl w:val="0"/>
+          <w:numId w:val="1"/>
+        </w:numPr>
+        <w:jc w:val="both"/>
+        <w:rPr>
+          <w:rFonts w:ascii="Times New Roman" w:hAnsi="Times New Roman" w:cs="Times New Roman"/>
+          <w:sz w:val="28"/>
+          <w:szCs w:val="28"/>
+        </w:rPr>
+      </w:pPr>
+      <w:r>
+        <w:rPr>
+          <w:rFonts w:ascii="Times New Roman" w:hAnsi="Times New Roman" w:cs="Times New Roman"/>
+          <w:b/>
+          <w:bCs/>
+          <w:sz w:val="28"/>
+          <w:szCs w:val="28"/>
+        </w:rPr>
+        <w:t>Работа с рецептами</w:t>
+      </w:r>
+      <w:r>
+        <w:rPr>
+          <w:rFonts w:ascii="Times New Roman" w:hAnsi="Times New Roman" w:cs="Times New Roman"/>
+          <w:sz w:val="28"/>
+          <w:szCs w:val="28"/>
+        </w:rPr>
+        <w:t>: управление рецептами в «Кулинарной книге» (добавление, изменение своих рецептов), добавление рецептов в избранное, оценивание и комментирование рецептов.</w:t>
+      </w:r>
+    </w:p>
+    <w:p>
+      <w:pPr>
+        <w:numPr>
+          <w:ilvl w:val="0"/>
+          <w:numId w:val="1"/>
+        </w:numPr>
+        <w:jc w:val="both"/>
+        <w:rPr>
+          <w:rFonts w:ascii="Times New Roman" w:hAnsi="Times New Roman" w:cs="Times New Roman"/>
+          <w:sz w:val="28"/>
+          <w:szCs w:val="28"/>
+        </w:rPr>
+      </w:pPr>
+      <w:r>
+        <w:rPr>
+          <w:rFonts w:ascii="Times New Roman" w:hAnsi="Times New Roman" w:cs="Times New Roman"/>
+          <w:b/>
+          <w:bCs/>
+          <w:sz w:val="28"/>
+          <w:szCs w:val="28"/>
+        </w:rPr>
+        <w:t>Продуктовые запасы</w:t>
+      </w:r>
+      <w:r>
+        <w:rPr>
+          <w:rFonts w:ascii="Times New Roman" w:hAnsi="Times New Roman" w:cs="Times New Roman"/>
+          <w:sz w:val="28"/>
+          <w:szCs w:val="28"/>
+        </w:rPr>
+        <w:t>: просмотр списка продуктов в запасе, добавление/удаление продуктов, формирование списка покупок на основе меню, добавление продуктов из чеков.</w:t>
+      </w:r>
+    </w:p>
+    <w:p>
+      <w:pPr>
+        <w:numPr>
+          <w:ilvl w:val="0"/>
+          <w:numId w:val="1"/>
+        </w:numPr>
+        <w:jc w:val="both"/>
+        <w:rPr>
+          <w:rFonts w:ascii="Times New Roman" w:hAnsi="Times New Roman" w:cs="Times New Roman"/>
+          <w:sz w:val="28"/>
+          <w:szCs w:val="28"/>
+        </w:rPr>
+      </w:pPr>
+      <w:r>
+        <w:rPr>
+          <w:rFonts w:ascii="Times New Roman" w:hAnsi="Times New Roman" w:cs="Times New Roman"/>
+          <w:b/>
+          <w:bCs/>
+          <w:sz w:val="28"/>
+          <w:szCs w:val="28"/>
+        </w:rPr>
+        <w:t>Финансы</w:t>
+      </w:r>
+      <w:r>
+        <w:rPr>
+          <w:rFonts w:ascii="Times New Roman" w:hAnsi="Times New Roman" w:cs="Times New Roman"/>
+          <w:sz w:val="28"/>
+          <w:szCs w:val="28"/>
+        </w:rPr>
+        <w:t>: просмотр данных из чеков, добавление чека, изменение бюджета, получение графиков трат за месяц и рекомендаций по тратам.</w:t>
+      </w:r>
+    </w:p>
+    <w:p>
+      <w:pPr>
+        <w:numPr>
+          <w:ilvl w:val="0"/>
+          <w:numId w:val="1"/>
+        </w:numPr>
+        <w:jc w:val="both"/>
+        <w:rPr>
+          <w:rFonts w:ascii="Times New Roman" w:hAnsi="Times New Roman" w:cs="Times New Roman"/>
+          <w:sz w:val="28"/>
+          <w:szCs w:val="28"/>
+        </w:rPr>
+      </w:pPr>
+      <w:r>
+        <w:rPr>
+          <w:rFonts w:ascii="Times New Roman" w:hAnsi="Times New Roman" w:cs="Times New Roman"/>
+          <w:b/>
+          <w:bCs/>
+          <w:sz w:val="28"/>
+          <w:szCs w:val="28"/>
+        </w:rPr>
+        <w:t>Модерация (со стороны пользователя)</w:t>
+      </w:r>
+      <w:r>
+        <w:rPr>
+          <w:rFonts w:ascii="Times New Roman" w:hAnsi="Times New Roman" w:cs="Times New Roman"/>
+          <w:sz w:val="28"/>
+          <w:szCs w:val="28"/>
+        </w:rPr>
+        <w:t>: отправка новых продуктов на модерацию, отправка рецептов на проверку.</w:t>
+      </w:r>
+    </w:p>
+    <w:p>
+      <w:pPr>
+        <w:ind w:left="567"/>
+        <w:jc w:val="both"/>
+        <w:rPr>
+          <w:rFonts w:ascii="Times New Roman" w:hAnsi="Times New Roman" w:cs="Times New Roman"/>
+          <w:sz w:val="28"/>
+          <w:szCs w:val="28"/>
+        </w:rPr>
+      </w:pPr>
+      <w:r>
+        <w:rPr>
+          <w:rFonts w:ascii="Times New Roman" w:hAnsi="Times New Roman" w:cs="Times New Roman"/>
+          <w:b/>
+          <w:bCs/>
+          <w:sz w:val="28"/>
+          <w:szCs w:val="28"/>
+        </w:rPr>
+        <w:t>Администратору</w:t>
+      </w:r>
+      <w:r>
+        <w:rPr>
+          <w:rFonts w:ascii="Times New Roman" w:hAnsi="Times New Roman" w:cs="Times New Roman"/>
+          <w:sz w:val="28"/>
+          <w:szCs w:val="28"/>
+        </w:rPr>
+        <w:t xml:space="preserve"> доступны все операции пользователя, а </w:t>
+      </w:r>
+      <w:r>
+        <w:rPr>
+          <w:rFonts w:ascii="Times New Roman" w:hAnsi="Times New Roman" w:cs="Times New Roman"/>
+          <w:sz w:val="28"/>
+          <w:szCs w:val="28"/>
+        </w:rPr>
+        <w:t xml:space="preserve">также </w:t>
+      </w:r>
+      <w:r>
+        <w:rPr>
+          <w:rFonts w:ascii="Times New Roman" w:hAnsi="Times New Roman" w:cs="Times New Roman"/>
+          <w:sz w:val="28"/>
+          <w:szCs w:val="28"/>
+        </w:rPr>
+        <w:t>функции для полного управления данными в системе</w:t>
+      </w:r>
+      <w:r>
+        <w:rPr>
+          <w:rFonts w:ascii="Times New Roman" w:hAnsi="Times New Roman" w:cs="Times New Roman"/>
+          <w:sz w:val="28"/>
+          <w:szCs w:val="28"/>
+        </w:rPr>
+        <w:t>:</w:t>
+      </w:r>
+    </w:p>
+    <w:p>
+      <w:pPr>
+        <w:numPr>
+          <w:ilvl w:val="0"/>
+          <w:numId w:val="2"/>
+        </w:numPr>
+        <w:jc w:val="both"/>
+        <w:rPr>
+          <w:rFonts w:ascii="Times New Roman" w:hAnsi="Times New Roman" w:cs="Times New Roman"/>
+          <w:sz w:val="28"/>
+          <w:szCs w:val="28"/>
+        </w:rPr>
+      </w:pPr>
+      <w:r>
+        <w:rPr>
+          <w:rFonts w:ascii="Times New Roman" w:hAnsi="Times New Roman" w:cs="Times New Roman"/>
+          <w:b/>
+          <w:bCs/>
+          <w:sz w:val="28"/>
+          <w:szCs w:val="28"/>
+        </w:rPr>
+        <w:t>Модерация рецептов</w:t>
+      </w:r>
+      <w:r>
+        <w:rPr>
+          <w:rFonts w:ascii="Times New Roman" w:hAnsi="Times New Roman" w:cs="Times New Roman"/>
+          <w:sz w:val="28"/>
+          <w:szCs w:val="28"/>
+        </w:rPr>
+        <w:t>: проверка рецептов пользователей, добавление/отклонение рецептов, модерация списка рецептов (CRUD).</w:t>
+      </w:r>
+    </w:p>
+    <w:p>
+      <w:pPr>
+        <w:numPr>
+          <w:ilvl w:val="0"/>
+          <w:numId w:val="2"/>
+        </w:numPr>
+        <w:jc w:val="both"/>
+        <w:rPr>
+          <w:rFonts w:ascii="Times New Roman" w:hAnsi="Times New Roman" w:cs="Times New Roman"/>
+          <w:sz w:val="28"/>
+          <w:szCs w:val="28"/>
+        </w:rPr>
+      </w:pPr>
+      <w:r>
+        <w:rPr>
+          <w:rFonts w:ascii="Times New Roman" w:hAnsi="Times New Roman" w:cs="Times New Roman"/>
+          <w:b/>
+          <w:bCs/>
+          <w:sz w:val="28"/>
+          <w:szCs w:val="28"/>
+        </w:rPr>
+        <w:t>Модерация продуктов</w:t>
+      </w:r>
+      <w:r>
+        <w:rPr>
+          <w:rFonts w:ascii="Times New Roman" w:hAnsi="Times New Roman" w:cs="Times New Roman"/>
+          <w:sz w:val="28"/>
+          <w:szCs w:val="28"/>
+        </w:rPr>
+        <w:t>: управление списком продуктов (добавление, удаление, связывание продуктов с аналогами).</w:t>
+      </w:r>
+    </w:p>
+    <w:p>
+      <w:pPr>
+        <w:numPr>
+          <w:ilvl w:val="0"/>
+          <w:numId w:val="2"/>
+        </w:numPr>
+        <w:jc w:val="both"/>
+        <w:rPr>
+          <w:rFonts w:ascii="Times New Roman" w:hAnsi="Times New Roman" w:cs="Times New Roman"/>
+          <w:sz w:val="28"/>
+          <w:szCs w:val="28"/>
+        </w:rPr>
+      </w:pPr>
+      <w:r>
+        <w:rPr>
+          <w:rFonts w:ascii="Times New Roman" w:hAnsi="Times New Roman" w:cs="Times New Roman"/>
+          <w:b/>
+          <w:bCs/>
+          <w:sz w:val="28"/>
+          <w:szCs w:val="28"/>
+        </w:rPr>
+        <w:t>Модерация чеков и меню</w:t>
+      </w:r>
+      <w:r>
+        <w:rPr>
+          <w:rFonts w:ascii="Times New Roman" w:hAnsi="Times New Roman" w:cs="Times New Roman"/>
+          <w:sz w:val="28"/>
+          <w:szCs w:val="28"/>
+        </w:rPr>
+        <w:t>: очистка чеков за предыдущий период, удаление чеков по ID, удаление старых меню пользователя.</w:t>
+      </w:r>
+    </w:p>
+    <w:p>
+      <w:pPr>
+        <w:numPr>
+          <w:ilvl w:val="0"/>
+          <w:numId w:val="2"/>
+        </w:numPr>
+        <w:jc w:val="both"/>
+        <w:rPr>
+          <w:rFonts w:ascii="Times New Roman" w:hAnsi="Times New Roman" w:cs="Times New Roman"/>
+          <w:sz w:val="28"/>
+          <w:szCs w:val="28"/>
+        </w:rPr>
+      </w:pPr>
+      <w:r>
+        <w:rPr>
+          <w:rFonts w:ascii="Times New Roman" w:hAnsi="Times New Roman" w:cs="Times New Roman"/>
+          <w:b/>
+          <w:bCs/>
+          <w:sz w:val="28"/>
+          <w:szCs w:val="28"/>
+        </w:rPr>
+        <w:t>Управление аккаунтами</w:t>
+      </w:r>
+      <w:r>
+        <w:rPr>
+          <w:rFonts w:ascii="Times New Roman" w:hAnsi="Times New Roman" w:cs="Times New Roman"/>
+          <w:sz w:val="28"/>
+          <w:szCs w:val="28"/>
+        </w:rPr>
+        <w:t>: создание аккаунта администратора/пользователя, удаление аккаунта пользователя.</w:t>
+      </w:r>
+    </w:p>
+    <w:p>
+      <w:pPr>
+        <w:numPr>
+          <w:ilvl w:val="0"/>
+          <w:numId w:val="2"/>
+        </w:numPr>
+        <w:jc w:val="both"/>
+        <w:rPr>
+          <w:rFonts w:ascii="Times New Roman" w:hAnsi="Times New Roman" w:cs="Times New Roman"/>
+          <w:sz w:val="28"/>
+          <w:szCs w:val="28"/>
+        </w:rPr>
+      </w:pPr>
+      <w:r>
+        <w:rPr>
+          <w:rFonts w:ascii="Times New Roman" w:hAnsi="Times New Roman" w:cs="Times New Roman"/>
+          <w:b/>
+          <w:bCs/>
+          <w:sz w:val="28"/>
+          <w:szCs w:val="28"/>
+        </w:rPr>
+        <w:t>Публикация и управление контентом</w:t>
+      </w:r>
+      <w:r>
+        <w:rPr>
+          <w:rFonts w:ascii="Times New Roman" w:hAnsi="Times New Roman" w:cs="Times New Roman"/>
+          <w:sz w:val="28"/>
+          <w:szCs w:val="28"/>
+        </w:rPr>
+        <w:t>: публикация, удаление, модерация рецептов и продуктов.</w:t>
+      </w:r>
+    </w:p>
+    <w:p>
+      <w:pPr>
+        <w:ind w:left="567"/>
+        <w:jc w:val="both"/>
+        <w:rPr>
+          <w:rFonts w:ascii="Times New Roman" w:hAnsi="Times New Roman" w:cs="Times New Roman"/>
+          <w:sz w:val="28"/>
+          <w:szCs w:val="28"/>
+        </w:rPr>
+      </w:pPr>
+      <w:r>
+        <w:rPr>
+          <w:rFonts w:ascii="Times New Roman" w:hAnsi="Times New Roman" w:cs="Times New Roman"/>
+          <w:sz w:val="28"/>
+          <w:szCs w:val="28"/>
+        </w:rPr>
+        <w:t>Таким образом, административные операции (одобрение, отклонение, удаление, модерация рецептов, продуктов и чеков) доступны только администратору.</w:t>
+      </w:r>
+    </w:p>
+    <w:p>
+      <w:pPr>
+        <w:pStyle w:val="2"/>
+        <w:rPr>
+          <w:rFonts w:cs="Times New Roman"/>
+        </w:rPr>
+      </w:pPr>
+      <w:bookmarkStart w:id="5" w:name="_Toc226454926"/>
+      <w:r>
+        <w:rPr>
+          <w:rFonts w:cs="Times New Roman"/>
+        </w:rPr>
+        <w:lastRenderedPageBreak/>
         <w:t>2.2. Информационное обеспечение</w:t>
       </w:r>
+      <w:bookmarkEnd w:id="5"/>
     </w:p>
     <w:p>
       <w:pPr>
@@ -2389,35 +5297,34 @@
         <w:ind w:left="567"/>
         <w:jc w:val="both"/>
         <w:rPr>
-          <w:rFonts w:ascii="Times New Roman" w:hAnsi="Times New Roman"/>
-          <w:sz w:val="28"/>
-          <w:szCs w:val="28"/>
-        </w:rPr>
-      </w:pPr>
-      <w:r>
-        <w:rPr>
-          <w:rFonts w:ascii="Times New Roman" w:hAnsi="Times New Roman"/>
-          <w:sz w:val="28"/>
-          <w:szCs w:val="28"/>
-        </w:rPr>
-        <w:t>- инфологическая модель (</w:t>
-      </w:r>
-      <w:r>
-        <w:rPr>
-          <w:rFonts w:ascii="Times New Roman" w:hAnsi="Times New Roman"/>
-          <w:sz w:val="28"/>
-          <w:szCs w:val="28"/>
-          <w:lang w:val="en-US"/>
-        </w:rPr>
-        <w:t>ER</w:t>
-      </w:r>
-      <w:r>
-        <w:rPr>
-          <w:rFonts w:ascii="Times New Roman" w:hAnsi="Times New Roman"/>
-          <w:sz w:val="28"/>
-          <w:szCs w:val="28"/>
-        </w:rPr>
-        <w:t>-модель);</w:t>
+          <w:rFonts w:ascii="Times New Roman" w:hAnsi="Times New Roman" w:cs="Times New Roman"/>
+          <w:sz w:val="28"/>
+          <w:szCs w:val="28"/>
+        </w:rPr>
+      </w:pPr>
+      <w:r>
+        <w:rPr>
+          <w:rFonts w:ascii="Times New Roman" w:hAnsi="Times New Roman" w:cs="Times New Roman"/>
+          <w:sz w:val="28"/>
+          <w:szCs w:val="28"/>
+        </w:rPr>
+        <w:t xml:space="preserve">Для определения необходимых сущностей и связей между ними была разработана ER-диаграмма, представленная на рисунке </w:t>
+      </w:r>
+      <w:r>
+        <w:rPr>
+          <w:rFonts w:ascii="Times New Roman" w:hAnsi="Times New Roman" w:cs="Times New Roman"/>
+          <w:sz w:val="28"/>
+          <w:szCs w:val="28"/>
+        </w:rPr>
+        <w:t>5</w:t>
+      </w:r>
+      <w:r>
+        <w:rPr>
+          <w:rFonts w:ascii="Times New Roman" w:hAnsi="Times New Roman" w:cs="Times New Roman"/>
+          <w:sz w:val="28"/>
+          <w:szCs w:val="28"/>
+        </w:rPr>
+        <w:t>, на которой наглядно видны связи между сущностями и их атрибуты.</w:t>
       </w:r>
     </w:p>
     <w:p>
@@ -2426,38 +5333,90 @@
         <w:ind w:left="567"/>
         <w:jc w:val="both"/>
         <w:rPr>
-          <w:rFonts w:ascii="Times New Roman" w:hAnsi="Times New Roman"/>
-          <w:sz w:val="28"/>
-          <w:szCs w:val="28"/>
-        </w:rPr>
-      </w:pPr>
-      <w:r>
-        <w:rPr>
-          <w:rFonts w:ascii="Times New Roman" w:hAnsi="Times New Roman"/>
-          <w:sz w:val="28"/>
-          <w:szCs w:val="28"/>
-        </w:rPr>
-        <w:t>- схема данных и реквизитный состав таблиц (диаграмма связи таблиц в БД);</w:t>
-      </w:r>
-    </w:p>
-    <w:p>
-      <w:pPr>
+          <w:rFonts w:ascii="Times New Roman" w:hAnsi="Times New Roman" w:cs="Times New Roman"/>
+          <w:sz w:val="28"/>
+          <w:szCs w:val="28"/>
+        </w:rPr>
+      </w:pPr>
+    </w:p>
+    <w:p>
+      <w:pPr>
+        <w:keepNext/>
         <w:spacing w:after="0"/>
         <w:ind w:left="567"/>
         <w:jc w:val="both"/>
-        <w:rPr>
-          <w:rFonts w:ascii="Times New Roman" w:hAnsi="Times New Roman"/>
-          <w:sz w:val="28"/>
-          <w:szCs w:val="28"/>
-        </w:rPr>
-      </w:pPr>
-      <w:r>
-        <w:rPr>
-          <w:rFonts w:ascii="Times New Roman" w:hAnsi="Times New Roman"/>
-          <w:sz w:val="28"/>
-          <w:szCs w:val="28"/>
-        </w:rPr>
-        <w:t>- экранные формы первичных документов (формы бумажных документов при необходимости);</w:t>
+      </w:pPr>
+      <w:r>
+        <w:rPr>
+          <w:rFonts w:ascii="Times New Roman" w:hAnsi="Times New Roman" w:cs="Times New Roman"/>
+          <w:noProof/>
+          <w:sz w:val="28"/>
+          <w:szCs w:val="28"/>
+        </w:rPr>
+        <w:drawing>
+          <wp:inline distT="0" distB="0" distL="0" distR="0" wp14:anchorId="1BD23217" wp14:editId="75D394F4">
+            <wp:extent cx="5924550" cy="4371975"/>
+            <wp:effectExtent l="0" t="0" r="0" b="9525"/>
+            <wp:docPr id="1599611421" name="Рисунок 5"/>
+            <wp:cNvGraphicFramePr>
+              <a:graphicFrameLocks xmlns:a="http://schemas.openxmlformats.org/drawingml/2006/main" noChangeAspect="1"/>
+            </wp:cNvGraphicFramePr>
+            <a:graphic xmlns:a="http://schemas.openxmlformats.org/drawingml/2006/main">
+              <a:graphicData uri="http://schemas.openxmlformats.org/drawingml/2006/picture">
+                <pic:pic xmlns:pic="http://schemas.openxmlformats.org/drawingml/2006/picture">
+                  <pic:nvPicPr>
+                    <pic:cNvPr id="0" name="Picture 5"/>
+                    <pic:cNvPicPr>
+                      <a:picLocks noChangeAspect="1" noChangeArrowheads="1"/>
+                    </pic:cNvPicPr>
+                  </pic:nvPicPr>
+                  <pic:blipFill>
+                    <a:blip r:embed="rId14">
+                      <a:extLst>
+                        <a:ext uri="{28A0092B-C50C-407E-A947-70E740481C1C}">
+                          <a14:useLocalDpi xmlns:a14="http://schemas.microsoft.com/office/drawing/2010/main" val="0"/>
+                        </a:ext>
+                      </a:extLst>
+                    </a:blip>
+                    <a:srcRect/>
+                    <a:stretch>
+                      <a:fillRect/>
+                    </a:stretch>
+                  </pic:blipFill>
+                  <pic:spPr bwMode="auto">
+                    <a:xfrm>
+                      <a:off x="0" y="0"/>
+                      <a:ext cx="5924550" cy="4371975"/>
+                    </a:xfrm>
+                    <a:prstGeom prst="rect">
+                      <a:avLst/>
+                    </a:prstGeom>
+                    <a:noFill/>
+                    <a:ln>
+                      <a:noFill/>
+                    </a:ln>
+                  </pic:spPr>
+                </pic:pic>
+              </a:graphicData>
+            </a:graphic>
+          </wp:inline>
+        </w:drawing>
+      </w:r>
+    </w:p>
+    <w:p>
+      <w:pPr>
+        <w:pStyle w:val="ad"/>
+      </w:pPr>
+      <w:r>
+        <w:t xml:space="preserve">Рисунок </w:t>
+      </w:r>
+      <w:fldSimple w:instr=" SEQ Рисунок \* ARABIC ">
+        <w:r>
+          <w:t>5</w:t>
+        </w:r>
+      </w:fldSimple>
+      <w:r>
+        <w:t>. ER-диаграмма</w:t>
       </w:r>
     </w:p>
     <w:p>
@@ -2466,18 +5425,216 @@
         <w:ind w:left="567"/>
         <w:jc w:val="both"/>
         <w:rPr>
-          <w:rFonts w:ascii="Times New Roman" w:hAnsi="Times New Roman"/>
-          <w:sz w:val="28"/>
-          <w:szCs w:val="28"/>
-        </w:rPr>
-      </w:pPr>
-      <w:r>
-        <w:rPr>
-          <w:rFonts w:ascii="Times New Roman" w:hAnsi="Times New Roman"/>
-          <w:sz w:val="28"/>
-          <w:szCs w:val="28"/>
-        </w:rPr>
-        <w:t>- классификаторы, нормативно-справочная информация (при наличии);</w:t>
+          <w:rFonts w:ascii="Times New Roman" w:hAnsi="Times New Roman" w:cs="Times New Roman"/>
+          <w:sz w:val="28"/>
+          <w:szCs w:val="28"/>
+        </w:rPr>
+      </w:pPr>
+      <w:commentRangeStart w:id="6"/>
+      <w:r>
+        <w:rPr>
+          <w:rFonts w:ascii="Times New Roman" w:hAnsi="Times New Roman" w:cs="Times New Roman"/>
+          <w:b/>
+          <w:bCs/>
+          <w:sz w:val="28"/>
+          <w:szCs w:val="28"/>
+        </w:rPr>
+        <w:t>Recipe</w:t>
+      </w:r>
+      <w:r>
+        <w:rPr>
+          <w:rFonts w:ascii="Times New Roman" w:hAnsi="Times New Roman" w:cs="Times New Roman"/>
+          <w:sz w:val="28"/>
+          <w:szCs w:val="28"/>
+        </w:rPr>
+        <w:t> –</w:t>
+      </w:r>
+      <w:commentRangeEnd w:id="6"/>
+      <w:r>
+        <w:rPr>
+          <w:rStyle w:val="a6"/>
+          <w:rFonts w:ascii="Times New Roman" w:hAnsi="Times New Roman" w:cs="Times New Roman"/>
+          <w:sz w:val="28"/>
+          <w:szCs w:val="28"/>
+        </w:rPr>
+        <w:commentReference w:id="6"/>
+      </w:r>
+      <w:r>
+        <w:rPr>
+          <w:rFonts w:ascii="Times New Roman" w:hAnsi="Times New Roman" w:cs="Times New Roman"/>
+          <w:sz w:val="28"/>
+          <w:szCs w:val="28"/>
+        </w:rPr>
+        <w:t xml:space="preserve"> сущность, описывающая рецепт пользователя: название, описание, время приготовления, количество порций, категория, фото, калорийность, белки, жиры, углеводы, статус публикации, комментарий модерации, дата создания, а также ссылка на создателя и возможность копирования</w:t>
+      </w:r>
+      <w:r>
+        <w:rPr>
+          <w:rFonts w:ascii="Times New Roman" w:hAnsi="Times New Roman" w:cs="Times New Roman"/>
+          <w:sz w:val="28"/>
+          <w:szCs w:val="28"/>
+        </w:rPr>
+        <w:t xml:space="preserve"> </w:t>
+      </w:r>
+      <w:r>
+        <w:rPr>
+          <w:rFonts w:ascii="Times New Roman" w:hAnsi="Times New Roman" w:cs="Times New Roman"/>
+          <w:sz w:val="28"/>
+          <w:szCs w:val="28"/>
+        </w:rPr>
+        <w:t>(самоссылка).</w:t>
+      </w:r>
+      <w:r>
+        <w:rPr>
+          <w:rFonts w:ascii="Times New Roman" w:hAnsi="Times New Roman" w:cs="Times New Roman"/>
+          <w:sz w:val="28"/>
+          <w:szCs w:val="28"/>
+        </w:rPr>
+        <w:br/>
+        <w:t>Сущность </w:t>
+      </w:r>
+      <w:r>
+        <w:rPr>
+          <w:rFonts w:ascii="Times New Roman" w:hAnsi="Times New Roman" w:cs="Times New Roman"/>
+          <w:b/>
+          <w:bCs/>
+          <w:sz w:val="28"/>
+          <w:szCs w:val="28"/>
+        </w:rPr>
+        <w:t>Recipe</w:t>
+      </w:r>
+      <w:r>
+        <w:rPr>
+          <w:rFonts w:ascii="Times New Roman" w:hAnsi="Times New Roman" w:cs="Times New Roman"/>
+          <w:sz w:val="28"/>
+          <w:szCs w:val="28"/>
+        </w:rPr>
+        <w:t> связана с </w:t>
+      </w:r>
+      <w:r>
+        <w:rPr>
+          <w:rFonts w:ascii="Times New Roman" w:hAnsi="Times New Roman" w:cs="Times New Roman"/>
+          <w:b/>
+          <w:bCs/>
+          <w:sz w:val="28"/>
+          <w:szCs w:val="28"/>
+        </w:rPr>
+        <w:t>User</w:t>
+      </w:r>
+      <w:r>
+        <w:rPr>
+          <w:rFonts w:ascii="Times New Roman" w:hAnsi="Times New Roman" w:cs="Times New Roman"/>
+          <w:sz w:val="28"/>
+          <w:szCs w:val="28"/>
+        </w:rPr>
+        <w:t> связью «один пользователь ко многим рецептам (1:N)» (в роли создателя), с </w:t>
+      </w:r>
+      <w:r>
+        <w:rPr>
+          <w:rFonts w:ascii="Times New Roman" w:hAnsi="Times New Roman" w:cs="Times New Roman"/>
+          <w:b/>
+          <w:bCs/>
+          <w:sz w:val="28"/>
+          <w:szCs w:val="28"/>
+        </w:rPr>
+        <w:t>Ingredient</w:t>
+      </w:r>
+      <w:r>
+        <w:rPr>
+          <w:rFonts w:ascii="Times New Roman" w:hAnsi="Times New Roman" w:cs="Times New Roman"/>
+          <w:sz w:val="28"/>
+          <w:szCs w:val="28"/>
+        </w:rPr>
+        <w:t> связью «один рецепт ко многим ингредиентам (1:N)», с </w:t>
+      </w:r>
+      <w:r>
+        <w:rPr>
+          <w:rFonts w:ascii="Times New Roman" w:hAnsi="Times New Roman" w:cs="Times New Roman"/>
+          <w:b/>
+          <w:bCs/>
+          <w:sz w:val="28"/>
+          <w:szCs w:val="28"/>
+        </w:rPr>
+        <w:t>Step</w:t>
+      </w:r>
+      <w:r>
+        <w:rPr>
+          <w:rFonts w:ascii="Times New Roman" w:hAnsi="Times New Roman" w:cs="Times New Roman"/>
+          <w:sz w:val="28"/>
+          <w:szCs w:val="28"/>
+        </w:rPr>
+        <w:t> связью «один рецепт ко многим шагам (1:N)», с </w:t>
+      </w:r>
+      <w:r>
+        <w:rPr>
+          <w:rFonts w:ascii="Times New Roman" w:hAnsi="Times New Roman" w:cs="Times New Roman"/>
+          <w:b/>
+          <w:bCs/>
+          <w:sz w:val="28"/>
+          <w:szCs w:val="28"/>
+        </w:rPr>
+        <w:t>favorite</w:t>
+      </w:r>
+      <w:r>
+        <w:rPr>
+          <w:rFonts w:ascii="Times New Roman" w:hAnsi="Times New Roman" w:cs="Times New Roman"/>
+          <w:sz w:val="28"/>
+          <w:szCs w:val="28"/>
+        </w:rPr>
+        <w:t> связью «один рецепт ко многим добавлениям в избранное (1:N)», с </w:t>
+      </w:r>
+      <w:r>
+        <w:rPr>
+          <w:rFonts w:ascii="Times New Roman" w:hAnsi="Times New Roman" w:cs="Times New Roman"/>
+          <w:b/>
+          <w:bCs/>
+          <w:sz w:val="28"/>
+          <w:szCs w:val="28"/>
+        </w:rPr>
+        <w:t>Feedback</w:t>
+      </w:r>
+      <w:r>
+        <w:rPr>
+          <w:rFonts w:ascii="Times New Roman" w:hAnsi="Times New Roman" w:cs="Times New Roman"/>
+          <w:sz w:val="28"/>
+          <w:szCs w:val="28"/>
+        </w:rPr>
+        <w:t> связью «один рецепт ко многим отзывам (1:N)», с </w:t>
+      </w:r>
+      <w:r>
+        <w:rPr>
+          <w:rFonts w:ascii="Times New Roman" w:hAnsi="Times New Roman" w:cs="Times New Roman"/>
+          <w:b/>
+          <w:bCs/>
+          <w:sz w:val="28"/>
+          <w:szCs w:val="28"/>
+        </w:rPr>
+        <w:t>meal_entry</w:t>
+      </w:r>
+      <w:r>
+        <w:rPr>
+          <w:rFonts w:ascii="Times New Roman" w:hAnsi="Times New Roman" w:cs="Times New Roman"/>
+          <w:sz w:val="28"/>
+          <w:szCs w:val="28"/>
+        </w:rPr>
+        <w:t> связью «один рецепт ко многим приёмам пищи (1:N)» и с </w:t>
+      </w:r>
+      <w:r>
+        <w:rPr>
+          <w:rFonts w:ascii="Times New Roman" w:hAnsi="Times New Roman" w:cs="Times New Roman"/>
+          <w:b/>
+          <w:bCs/>
+          <w:sz w:val="28"/>
+          <w:szCs w:val="28"/>
+        </w:rPr>
+        <w:t>Recipe</w:t>
+      </w:r>
+      <w:r>
+        <w:rPr>
+          <w:rFonts w:ascii="Times New Roman" w:hAnsi="Times New Roman" w:cs="Times New Roman"/>
+          <w:sz w:val="28"/>
+          <w:szCs w:val="28"/>
+        </w:rPr>
+        <w:t> связью «один рецепт ко многим копиям этого рецепта (1:N)» (самоссылка через Recipeid).</w:t>
       </w:r>
     </w:p>
     <w:p>
@@ -2486,80 +5643,100 @@
         <w:ind w:left="567"/>
         <w:jc w:val="both"/>
         <w:rPr>
-          <w:rFonts w:ascii="Times New Roman" w:hAnsi="Times New Roman"/>
-          <w:sz w:val="28"/>
-          <w:szCs w:val="28"/>
-        </w:rPr>
-      </w:pPr>
-      <w:r>
-        <w:rPr>
-          <w:rFonts w:ascii="Times New Roman" w:hAnsi="Times New Roman"/>
-          <w:sz w:val="28"/>
-          <w:szCs w:val="28"/>
-        </w:rPr>
-        <w:t>- выходные (результатные) документы (экранные формы) (при наличии).</w:t>
-      </w:r>
-    </w:p>
-    <w:p>
-      <w:pPr>
-        <w:spacing w:after="0"/>
-        <w:jc w:val="both"/>
-        <w:rPr>
-          <w:rFonts w:ascii="Times New Roman" w:hAnsi="Times New Roman"/>
-          <w:sz w:val="28"/>
-          <w:szCs w:val="28"/>
-        </w:rPr>
-      </w:pPr>
-    </w:p>
-    <w:p>
-      <w:pPr>
-        <w:spacing w:after="0"/>
-        <w:jc w:val="both"/>
-        <w:rPr>
-          <w:rFonts w:ascii="Times New Roman" w:hAnsi="Times New Roman"/>
-          <w:b/>
-          <w:sz w:val="28"/>
-          <w:szCs w:val="28"/>
-        </w:rPr>
-      </w:pPr>
-      <w:r>
-        <w:rPr>
-          <w:rFonts w:ascii="Times New Roman" w:hAnsi="Times New Roman"/>
-          <w:b/>
-          <w:sz w:val="28"/>
-          <w:szCs w:val="28"/>
-        </w:rPr>
-        <w:t xml:space="preserve">2.3. Алгоритмическое обеспечение </w:t>
-      </w:r>
-    </w:p>
-    <w:p>
-      <w:pPr>
-        <w:spacing w:after="0"/>
-        <w:jc w:val="both"/>
-        <w:rPr>
-          <w:rFonts w:ascii="Times New Roman" w:hAnsi="Times New Roman"/>
-          <w:i/>
-          <w:sz w:val="28"/>
-          <w:szCs w:val="28"/>
-        </w:rPr>
-      </w:pPr>
-      <w:r>
-        <w:rPr>
-          <w:rFonts w:ascii="Times New Roman" w:hAnsi="Times New Roman"/>
-          <w:i/>
-          <w:sz w:val="28"/>
-          <w:szCs w:val="28"/>
-        </w:rPr>
-        <w:t xml:space="preserve">       </w:t>
-      </w:r>
-      <w:r>
-        <w:rPr>
-          <w:rFonts w:ascii="Times New Roman" w:hAnsi="Times New Roman"/>
-          <w:i/>
-          <w:sz w:val="28"/>
-          <w:szCs w:val="28"/>
-        </w:rPr>
-        <w:t>(формализация решений задач)</w:t>
+          <w:rFonts w:ascii="Times New Roman" w:hAnsi="Times New Roman" w:cs="Times New Roman"/>
+          <w:sz w:val="28"/>
+          <w:szCs w:val="28"/>
+        </w:rPr>
+      </w:pPr>
+      <w:r>
+        <w:rPr>
+          <w:rFonts w:ascii="Times New Roman" w:hAnsi="Times New Roman" w:cs="Times New Roman"/>
+          <w:b/>
+          <w:bCs/>
+          <w:sz w:val="28"/>
+          <w:szCs w:val="28"/>
+        </w:rPr>
+        <w:t>Ingredient</w:t>
+      </w:r>
+      <w:r>
+        <w:rPr>
+          <w:rFonts w:ascii="Times New Roman" w:hAnsi="Times New Roman" w:cs="Times New Roman"/>
+          <w:sz w:val="28"/>
+          <w:szCs w:val="28"/>
+        </w:rPr>
+        <w:t> – сущность, описывающая ингредиент рецепта: какой продукт используется, в каком рецепте и в каком количестве (grams).</w:t>
+      </w:r>
+      <w:r>
+        <w:rPr>
+          <w:rFonts w:ascii="Times New Roman" w:hAnsi="Times New Roman" w:cs="Times New Roman"/>
+          <w:sz w:val="28"/>
+          <w:szCs w:val="28"/>
+        </w:rPr>
+        <w:br/>
+        <w:t>Сущность </w:t>
+      </w:r>
+      <w:r>
+        <w:rPr>
+          <w:rFonts w:ascii="Times New Roman" w:hAnsi="Times New Roman" w:cs="Times New Roman"/>
+          <w:b/>
+          <w:bCs/>
+          <w:sz w:val="28"/>
+          <w:szCs w:val="28"/>
+        </w:rPr>
+        <w:t>Ingredient</w:t>
+      </w:r>
+      <w:r>
+        <w:rPr>
+          <w:rFonts w:ascii="Times New Roman" w:hAnsi="Times New Roman" w:cs="Times New Roman"/>
+          <w:sz w:val="28"/>
+          <w:szCs w:val="28"/>
+        </w:rPr>
+        <w:t> связана с </w:t>
+      </w:r>
+      <w:r>
+        <w:rPr>
+          <w:rFonts w:ascii="Times New Roman" w:hAnsi="Times New Roman" w:cs="Times New Roman"/>
+          <w:b/>
+          <w:bCs/>
+          <w:sz w:val="28"/>
+          <w:szCs w:val="28"/>
+        </w:rPr>
+        <w:t>Recipe</w:t>
+      </w:r>
+      <w:r>
+        <w:rPr>
+          <w:rFonts w:ascii="Times New Roman" w:hAnsi="Times New Roman" w:cs="Times New Roman"/>
+          <w:sz w:val="28"/>
+          <w:szCs w:val="28"/>
+        </w:rPr>
+        <w:t xml:space="preserve"> связью «многие ингредиенты в </w:t>
+      </w:r>
+      <w:r>
+        <w:rPr>
+          <w:rFonts w:ascii="Times New Roman" w:hAnsi="Times New Roman" w:cs="Times New Roman"/>
+          <w:sz w:val="28"/>
+          <w:szCs w:val="28"/>
+        </w:rPr>
+        <w:lastRenderedPageBreak/>
+        <w:t>одном рецепте (N:1)» и с </w:t>
+      </w:r>
+      <w:r>
+        <w:rPr>
+          <w:rFonts w:ascii="Times New Roman" w:hAnsi="Times New Roman" w:cs="Times New Roman"/>
+          <w:b/>
+          <w:bCs/>
+          <w:sz w:val="28"/>
+          <w:szCs w:val="28"/>
+        </w:rPr>
+        <w:t>Product</w:t>
+      </w:r>
+      <w:r>
+        <w:rPr>
+          <w:rFonts w:ascii="Times New Roman" w:hAnsi="Times New Roman" w:cs="Times New Roman"/>
+          <w:sz w:val="28"/>
+          <w:szCs w:val="28"/>
+        </w:rPr>
+        <w:t> связью «многие ингредиенты к одному продукту (N:1)».</w:t>
       </w:r>
     </w:p>
     <w:p>
@@ -2568,18 +5745,73 @@
         <w:ind w:left="567"/>
         <w:jc w:val="both"/>
         <w:rPr>
-          <w:rFonts w:ascii="Times New Roman" w:hAnsi="Times New Roman"/>
-          <w:sz w:val="28"/>
-          <w:szCs w:val="28"/>
-        </w:rPr>
-      </w:pPr>
-      <w:r>
-        <w:rPr>
-          <w:rFonts w:ascii="Times New Roman" w:hAnsi="Times New Roman"/>
-          <w:sz w:val="28"/>
-          <w:szCs w:val="28"/>
-        </w:rPr>
-        <w:t>- блок-схемы алгоритмов, используемых при решении задач (блок-схема ГОСТ или диаграмма деятельности);</w:t>
+          <w:rFonts w:ascii="Times New Roman" w:hAnsi="Times New Roman" w:cs="Times New Roman"/>
+          <w:sz w:val="28"/>
+          <w:szCs w:val="28"/>
+        </w:rPr>
+      </w:pPr>
+      <w:r>
+        <w:rPr>
+          <w:rFonts w:ascii="Times New Roman" w:hAnsi="Times New Roman" w:cs="Times New Roman"/>
+          <w:b/>
+          <w:bCs/>
+          <w:sz w:val="28"/>
+          <w:szCs w:val="28"/>
+        </w:rPr>
+        <w:t>Step</w:t>
+      </w:r>
+      <w:r>
+        <w:rPr>
+          <w:rFonts w:ascii="Times New Roman" w:hAnsi="Times New Roman" w:cs="Times New Roman"/>
+          <w:sz w:val="28"/>
+          <w:szCs w:val="28"/>
+        </w:rPr>
+        <w:t> – сущность, описывающая шаг рецепта: к какому рецепту привязан, порядковый номер в этом рецепте и описание шага.</w:t>
+      </w:r>
+      <w:r>
+        <w:rPr>
+          <w:rFonts w:ascii="Times New Roman" w:hAnsi="Times New Roman" w:cs="Times New Roman"/>
+          <w:sz w:val="28"/>
+          <w:szCs w:val="28"/>
+        </w:rPr>
+        <w:br/>
+        <w:t>Сущность </w:t>
+      </w:r>
+      <w:r>
+        <w:rPr>
+          <w:rFonts w:ascii="Times New Roman" w:hAnsi="Times New Roman" w:cs="Times New Roman"/>
+          <w:b/>
+          <w:bCs/>
+          <w:sz w:val="28"/>
+          <w:szCs w:val="28"/>
+        </w:rPr>
+        <w:t>Step</w:t>
+      </w:r>
+      <w:r>
+        <w:rPr>
+          <w:rFonts w:ascii="Times New Roman" w:hAnsi="Times New Roman" w:cs="Times New Roman"/>
+          <w:sz w:val="28"/>
+          <w:szCs w:val="28"/>
+        </w:rPr>
+        <w:t> связана с </w:t>
+      </w:r>
+      <w:r>
+        <w:rPr>
+          <w:rFonts w:ascii="Times New Roman" w:hAnsi="Times New Roman" w:cs="Times New Roman"/>
+          <w:b/>
+          <w:bCs/>
+          <w:sz w:val="28"/>
+          <w:szCs w:val="28"/>
+        </w:rPr>
+        <w:t>Recipe</w:t>
+      </w:r>
+      <w:r>
+        <w:rPr>
+          <w:rFonts w:ascii="Times New Roman" w:hAnsi="Times New Roman" w:cs="Times New Roman"/>
+          <w:sz w:val="28"/>
+          <w:szCs w:val="28"/>
+        </w:rPr>
+        <w:t> связью «многие шаги у одного рецепта (N:1)».</w:t>
       </w:r>
     </w:p>
     <w:p>
@@ -2588,19 +5820,217 @@
         <w:ind w:left="567"/>
         <w:jc w:val="both"/>
         <w:rPr>
-          <w:rFonts w:ascii="Times New Roman" w:hAnsi="Times New Roman"/>
-          <w:sz w:val="28"/>
-          <w:szCs w:val="28"/>
-        </w:rPr>
-      </w:pPr>
-      <w:r>
-        <w:rPr>
-          <w:rFonts w:ascii="Times New Roman" w:hAnsi="Times New Roman"/>
-          <w:sz w:val="28"/>
-          <w:szCs w:val="28"/>
-        </w:rPr>
-        <w:lastRenderedPageBreak/>
-        <w:t>- математические модели (при наличии);</w:t>
+          <w:rFonts w:ascii="Times New Roman" w:hAnsi="Times New Roman" w:cs="Times New Roman"/>
+          <w:sz w:val="28"/>
+          <w:szCs w:val="28"/>
+        </w:rPr>
+      </w:pPr>
+      <w:r>
+        <w:rPr>
+          <w:rFonts w:ascii="Times New Roman" w:hAnsi="Times New Roman" w:cs="Times New Roman"/>
+          <w:b/>
+          <w:bCs/>
+          <w:sz w:val="28"/>
+          <w:szCs w:val="28"/>
+        </w:rPr>
+        <w:t>Product</w:t>
+      </w:r>
+      <w:r>
+        <w:rPr>
+          <w:rFonts w:ascii="Times New Roman" w:hAnsi="Times New Roman" w:cs="Times New Roman"/>
+          <w:sz w:val="28"/>
+          <w:szCs w:val="28"/>
+        </w:rPr>
+        <w:t> – сущность, описывающая продукт питания: название, калорийность, белки, жиры, углеводы, признак базового продукта, статус публикации, комментарий модерации и категория.</w:t>
+      </w:r>
+      <w:r>
+        <w:rPr>
+          <w:rFonts w:ascii="Times New Roman" w:hAnsi="Times New Roman" w:cs="Times New Roman"/>
+          <w:sz w:val="28"/>
+          <w:szCs w:val="28"/>
+        </w:rPr>
+        <w:br/>
+        <w:t>Сущность </w:t>
+      </w:r>
+      <w:r>
+        <w:rPr>
+          <w:rFonts w:ascii="Times New Roman" w:hAnsi="Times New Roman" w:cs="Times New Roman"/>
+          <w:b/>
+          <w:bCs/>
+          <w:sz w:val="28"/>
+          <w:szCs w:val="28"/>
+        </w:rPr>
+        <w:t>Product</w:t>
+      </w:r>
+      <w:r>
+        <w:rPr>
+          <w:rFonts w:ascii="Times New Roman" w:hAnsi="Times New Roman" w:cs="Times New Roman"/>
+          <w:sz w:val="28"/>
+          <w:szCs w:val="28"/>
+        </w:rPr>
+        <w:t> связана с </w:t>
+      </w:r>
+      <w:r>
+        <w:rPr>
+          <w:rFonts w:ascii="Times New Roman" w:hAnsi="Times New Roman" w:cs="Times New Roman"/>
+          <w:b/>
+          <w:bCs/>
+          <w:sz w:val="28"/>
+          <w:szCs w:val="28"/>
+        </w:rPr>
+        <w:t>Category</w:t>
+      </w:r>
+      <w:r>
+        <w:rPr>
+          <w:rFonts w:ascii="Times New Roman" w:hAnsi="Times New Roman" w:cs="Times New Roman"/>
+          <w:sz w:val="28"/>
+          <w:szCs w:val="28"/>
+        </w:rPr>
+        <w:t> связью «одна категория ко многим продуктам (N:1)», с </w:t>
+      </w:r>
+      <w:r>
+        <w:rPr>
+          <w:rFonts w:ascii="Times New Roman" w:hAnsi="Times New Roman" w:cs="Times New Roman"/>
+          <w:b/>
+          <w:bCs/>
+          <w:sz w:val="28"/>
+          <w:szCs w:val="28"/>
+        </w:rPr>
+        <w:t>Ingredient</w:t>
+      </w:r>
+      <w:r>
+        <w:rPr>
+          <w:rFonts w:ascii="Times New Roman" w:hAnsi="Times New Roman" w:cs="Times New Roman"/>
+          <w:sz w:val="28"/>
+          <w:szCs w:val="28"/>
+        </w:rPr>
+        <w:t> связью «один продукт ко многим ингредиентам (1:N)», с </w:t>
+      </w:r>
+      <w:r>
+        <w:rPr>
+          <w:rFonts w:ascii="Times New Roman" w:hAnsi="Times New Roman" w:cs="Times New Roman"/>
+          <w:b/>
+          <w:bCs/>
+          <w:sz w:val="28"/>
+          <w:szCs w:val="28"/>
+        </w:rPr>
+        <w:t>shopping_list</w:t>
+      </w:r>
+      <w:r>
+        <w:rPr>
+          <w:rFonts w:ascii="Times New Roman" w:hAnsi="Times New Roman" w:cs="Times New Roman"/>
+          <w:sz w:val="28"/>
+          <w:szCs w:val="28"/>
+        </w:rPr>
+        <w:t> связью «один продукт ко многим позициям в списке покупок (1:N)», с </w:t>
+      </w:r>
+      <w:r>
+        <w:rPr>
+          <w:rFonts w:ascii="Times New Roman" w:hAnsi="Times New Roman" w:cs="Times New Roman"/>
+          <w:b/>
+          <w:bCs/>
+          <w:sz w:val="28"/>
+          <w:szCs w:val="28"/>
+        </w:rPr>
+        <w:t>favorite</w:t>
+      </w:r>
+      <w:r>
+        <w:rPr>
+          <w:rFonts w:ascii="Times New Roman" w:hAnsi="Times New Roman" w:cs="Times New Roman"/>
+          <w:sz w:val="28"/>
+          <w:szCs w:val="28"/>
+        </w:rPr>
+        <w:t> связью «один продукт ко многим добавлениям в избранное (1:N)», с </w:t>
+      </w:r>
+      <w:r>
+        <w:rPr>
+          <w:rFonts w:ascii="Times New Roman" w:hAnsi="Times New Roman" w:cs="Times New Roman"/>
+          <w:b/>
+          <w:bCs/>
+          <w:sz w:val="28"/>
+          <w:szCs w:val="28"/>
+        </w:rPr>
+        <w:t>meal_entry</w:t>
+      </w:r>
+      <w:r>
+        <w:rPr>
+          <w:rFonts w:ascii="Times New Roman" w:hAnsi="Times New Roman" w:cs="Times New Roman"/>
+          <w:sz w:val="28"/>
+          <w:szCs w:val="28"/>
+        </w:rPr>
+        <w:t> связью «один продукт ко многим приёмам пищи (1:N)», с </w:t>
+      </w:r>
+      <w:r>
+        <w:rPr>
+          <w:rFonts w:ascii="Times New Roman" w:hAnsi="Times New Roman" w:cs="Times New Roman"/>
+          <w:b/>
+          <w:bCs/>
+          <w:sz w:val="28"/>
+          <w:szCs w:val="28"/>
+        </w:rPr>
+        <w:t>group_products</w:t>
+      </w:r>
+      <w:r>
+        <w:rPr>
+          <w:rFonts w:ascii="Times New Roman" w:hAnsi="Times New Roman" w:cs="Times New Roman"/>
+          <w:sz w:val="28"/>
+          <w:szCs w:val="28"/>
+        </w:rPr>
+        <w:t> связью «один продукт ко многим группам альтернатив (1:N)» (через связующую таблицу), с </w:t>
+      </w:r>
+      <w:r>
+        <w:rPr>
+          <w:rFonts w:ascii="Times New Roman" w:hAnsi="Times New Roman" w:cs="Times New Roman"/>
+          <w:b/>
+          <w:bCs/>
+          <w:sz w:val="28"/>
+          <w:szCs w:val="28"/>
+        </w:rPr>
+        <w:t>restriction_product</w:t>
+      </w:r>
+      <w:r>
+        <w:rPr>
+          <w:rFonts w:ascii="Times New Roman" w:hAnsi="Times New Roman" w:cs="Times New Roman"/>
+          <w:sz w:val="28"/>
+          <w:szCs w:val="28"/>
+        </w:rPr>
+        <w:t> связью «один продукт ко многим ограничениям пользователей (1:N)», с </w:t>
+      </w:r>
+      <w:r>
+        <w:rPr>
+          <w:rFonts w:ascii="Times New Roman" w:hAnsi="Times New Roman" w:cs="Times New Roman"/>
+          <w:b/>
+          <w:bCs/>
+          <w:sz w:val="28"/>
+          <w:szCs w:val="28"/>
+        </w:rPr>
+        <w:t>user_inventory</w:t>
+      </w:r>
+      <w:r>
+        <w:rPr>
+          <w:rFonts w:ascii="Times New Roman" w:hAnsi="Times New Roman" w:cs="Times New Roman"/>
+          <w:sz w:val="28"/>
+          <w:szCs w:val="28"/>
+        </w:rPr>
+        <w:t> связью «один продукт ко многим позициям в инвентаре (1:N)» и с </w:t>
+      </w:r>
+      <w:r>
+        <w:rPr>
+          <w:rFonts w:ascii="Times New Roman" w:hAnsi="Times New Roman" w:cs="Times New Roman"/>
+          <w:b/>
+          <w:bCs/>
+          <w:sz w:val="28"/>
+          <w:szCs w:val="28"/>
+        </w:rPr>
+        <w:t>User</w:t>
+      </w:r>
+      <w:r>
+        <w:rPr>
+          <w:rFonts w:ascii="Times New Roman" w:hAnsi="Times New Roman" w:cs="Times New Roman"/>
+          <w:sz w:val="28"/>
+          <w:szCs w:val="28"/>
+        </w:rPr>
+        <w:t> связью «один продукт может быть связан со многими пользователями (1:N)» (через внешний ключ Productid в таблице User).</w:t>
       </w:r>
     </w:p>
     <w:p>
@@ -2609,18 +6039,1690 @@
         <w:ind w:left="567"/>
         <w:jc w:val="both"/>
         <w:rPr>
-          <w:rFonts w:ascii="Times New Roman" w:hAnsi="Times New Roman"/>
-          <w:sz w:val="28"/>
-          <w:szCs w:val="28"/>
-        </w:rPr>
-      </w:pPr>
-      <w:r>
-        <w:rPr>
-          <w:rFonts w:ascii="Times New Roman" w:hAnsi="Times New Roman"/>
-          <w:sz w:val="28"/>
-          <w:szCs w:val="28"/>
-        </w:rPr>
-        <w:t>- формулы расчетов показателей (при наличии).</w:t>
+          <w:rFonts w:ascii="Times New Roman" w:hAnsi="Times New Roman" w:cs="Times New Roman"/>
+          <w:sz w:val="28"/>
+          <w:szCs w:val="28"/>
+        </w:rPr>
+      </w:pPr>
+      <w:r>
+        <w:rPr>
+          <w:rFonts w:ascii="Times New Roman" w:hAnsi="Times New Roman" w:cs="Times New Roman"/>
+          <w:b/>
+          <w:bCs/>
+          <w:sz w:val="28"/>
+          <w:szCs w:val="28"/>
+        </w:rPr>
+        <w:t>Category</w:t>
+      </w:r>
+      <w:r>
+        <w:rPr>
+          <w:rFonts w:ascii="Times New Roman" w:hAnsi="Times New Roman" w:cs="Times New Roman"/>
+          <w:sz w:val="28"/>
+          <w:szCs w:val="28"/>
+        </w:rPr>
+        <w:t> – сущность, описывающая категорию продукта (например, овощи, фрукты, мясо).</w:t>
+      </w:r>
+      <w:r>
+        <w:rPr>
+          <w:rFonts w:ascii="Times New Roman" w:hAnsi="Times New Roman" w:cs="Times New Roman"/>
+          <w:sz w:val="28"/>
+          <w:szCs w:val="28"/>
+        </w:rPr>
+        <w:br/>
+        <w:t>Сущность </w:t>
+      </w:r>
+      <w:r>
+        <w:rPr>
+          <w:rFonts w:ascii="Times New Roman" w:hAnsi="Times New Roman" w:cs="Times New Roman"/>
+          <w:b/>
+          <w:bCs/>
+          <w:sz w:val="28"/>
+          <w:szCs w:val="28"/>
+        </w:rPr>
+        <w:t>Category</w:t>
+      </w:r>
+      <w:r>
+        <w:rPr>
+          <w:rFonts w:ascii="Times New Roman" w:hAnsi="Times New Roman" w:cs="Times New Roman"/>
+          <w:sz w:val="28"/>
+          <w:szCs w:val="28"/>
+        </w:rPr>
+        <w:t> связана с </w:t>
+      </w:r>
+      <w:r>
+        <w:rPr>
+          <w:rFonts w:ascii="Times New Roman" w:hAnsi="Times New Roman" w:cs="Times New Roman"/>
+          <w:b/>
+          <w:bCs/>
+          <w:sz w:val="28"/>
+          <w:szCs w:val="28"/>
+        </w:rPr>
+        <w:t>Product</w:t>
+      </w:r>
+      <w:r>
+        <w:rPr>
+          <w:rFonts w:ascii="Times New Roman" w:hAnsi="Times New Roman" w:cs="Times New Roman"/>
+          <w:sz w:val="28"/>
+          <w:szCs w:val="28"/>
+        </w:rPr>
+        <w:t> связью «одна категория ко многим продуктам (1:N)» и с </w:t>
+      </w:r>
+      <w:r>
+        <w:rPr>
+          <w:rFonts w:ascii="Times New Roman" w:hAnsi="Times New Roman" w:cs="Times New Roman"/>
+          <w:b/>
+          <w:bCs/>
+          <w:sz w:val="28"/>
+          <w:szCs w:val="28"/>
+        </w:rPr>
+        <w:t>restriction_category</w:t>
+      </w:r>
+      <w:r>
+        <w:rPr>
+          <w:rFonts w:ascii="Times New Roman" w:hAnsi="Times New Roman" w:cs="Times New Roman"/>
+          <w:sz w:val="28"/>
+          <w:szCs w:val="28"/>
+        </w:rPr>
+        <w:t> связью «одна категория ко многим ограничениям пользователей (1:N)».</w:t>
+      </w:r>
+    </w:p>
+    <w:p>
+      <w:pPr>
+        <w:spacing w:after="0"/>
+        <w:ind w:left="567"/>
+        <w:jc w:val="both"/>
+        <w:rPr>
+          <w:rFonts w:ascii="Times New Roman" w:hAnsi="Times New Roman" w:cs="Times New Roman"/>
+          <w:sz w:val="28"/>
+          <w:szCs w:val="28"/>
+        </w:rPr>
+      </w:pPr>
+      <w:r>
+        <w:rPr>
+          <w:rFonts w:ascii="Times New Roman" w:hAnsi="Times New Roman" w:cs="Times New Roman"/>
+          <w:b/>
+          <w:bCs/>
+          <w:sz w:val="28"/>
+          <w:szCs w:val="28"/>
+        </w:rPr>
+        <w:t>Alternative</w:t>
+      </w:r>
+      <w:r>
+        <w:rPr>
+          <w:rFonts w:ascii="Times New Roman" w:hAnsi="Times New Roman" w:cs="Times New Roman"/>
+          <w:sz w:val="28"/>
+          <w:szCs w:val="28"/>
+        </w:rPr>
+        <w:t> – сущность, описывающая группу взаимозаменяемых продуктов: название группы.</w:t>
+      </w:r>
+      <w:r>
+        <w:rPr>
+          <w:rFonts w:ascii="Times New Roman" w:hAnsi="Times New Roman" w:cs="Times New Roman"/>
+          <w:sz w:val="28"/>
+          <w:szCs w:val="28"/>
+        </w:rPr>
+        <w:br/>
+        <w:t>Сущность </w:t>
+      </w:r>
+      <w:r>
+        <w:rPr>
+          <w:rFonts w:ascii="Times New Roman" w:hAnsi="Times New Roman" w:cs="Times New Roman"/>
+          <w:b/>
+          <w:bCs/>
+          <w:sz w:val="28"/>
+          <w:szCs w:val="28"/>
+        </w:rPr>
+        <w:t>Alternative</w:t>
+      </w:r>
+      <w:r>
+        <w:rPr>
+          <w:rFonts w:ascii="Times New Roman" w:hAnsi="Times New Roman" w:cs="Times New Roman"/>
+          <w:sz w:val="28"/>
+          <w:szCs w:val="28"/>
+        </w:rPr>
+        <w:t> связана с </w:t>
+      </w:r>
+      <w:r>
+        <w:rPr>
+          <w:rFonts w:ascii="Times New Roman" w:hAnsi="Times New Roman" w:cs="Times New Roman"/>
+          <w:b/>
+          <w:bCs/>
+          <w:sz w:val="28"/>
+          <w:szCs w:val="28"/>
+        </w:rPr>
+        <w:t>Product</w:t>
+      </w:r>
+      <w:r>
+        <w:rPr>
+          <w:rFonts w:ascii="Times New Roman" w:hAnsi="Times New Roman" w:cs="Times New Roman"/>
+          <w:sz w:val="28"/>
+          <w:szCs w:val="28"/>
+        </w:rPr>
+        <w:t> связью «многие группы альтернатив ко многим продуктам (M:N)» через </w:t>
+      </w:r>
+      <w:r>
+        <w:rPr>
+          <w:rFonts w:ascii="Times New Roman" w:hAnsi="Times New Roman" w:cs="Times New Roman"/>
+          <w:b/>
+          <w:bCs/>
+          <w:sz w:val="28"/>
+          <w:szCs w:val="28"/>
+        </w:rPr>
+        <w:t>group_products</w:t>
+      </w:r>
+      <w:r>
+        <w:rPr>
+          <w:rFonts w:ascii="Times New Roman" w:hAnsi="Times New Roman" w:cs="Times New Roman"/>
+          <w:sz w:val="28"/>
+          <w:szCs w:val="28"/>
+        </w:rPr>
+        <w:t>.</w:t>
+      </w:r>
+    </w:p>
+    <w:p>
+      <w:pPr>
+        <w:spacing w:after="0"/>
+        <w:ind w:left="567"/>
+        <w:jc w:val="both"/>
+        <w:rPr>
+          <w:rFonts w:ascii="Times New Roman" w:hAnsi="Times New Roman" w:cs="Times New Roman"/>
+          <w:sz w:val="28"/>
+          <w:szCs w:val="28"/>
+        </w:rPr>
+      </w:pPr>
+      <w:r>
+        <w:rPr>
+          <w:rFonts w:ascii="Times New Roman" w:hAnsi="Times New Roman" w:cs="Times New Roman"/>
+          <w:b/>
+          <w:bCs/>
+          <w:sz w:val="28"/>
+          <w:szCs w:val="28"/>
+        </w:rPr>
+        <w:t>group_products</w:t>
+      </w:r>
+      <w:r>
+        <w:rPr>
+          <w:rFonts w:ascii="Times New Roman" w:hAnsi="Times New Roman" w:cs="Times New Roman"/>
+          <w:sz w:val="28"/>
+          <w:szCs w:val="28"/>
+        </w:rPr>
+        <w:t> – сущность, описывающая связь таблицы продуктов с таблицей альтернатив.</w:t>
+      </w:r>
+      <w:r>
+        <w:rPr>
+          <w:rFonts w:ascii="Times New Roman" w:hAnsi="Times New Roman" w:cs="Times New Roman"/>
+          <w:sz w:val="28"/>
+          <w:szCs w:val="28"/>
+        </w:rPr>
+        <w:br/>
+        <w:t>Сущность </w:t>
+      </w:r>
+      <w:r>
+        <w:rPr>
+          <w:rFonts w:ascii="Times New Roman" w:hAnsi="Times New Roman" w:cs="Times New Roman"/>
+          <w:b/>
+          <w:bCs/>
+          <w:sz w:val="28"/>
+          <w:szCs w:val="28"/>
+        </w:rPr>
+        <w:t>group_products</w:t>
+      </w:r>
+      <w:r>
+        <w:rPr>
+          <w:rFonts w:ascii="Times New Roman" w:hAnsi="Times New Roman" w:cs="Times New Roman"/>
+          <w:sz w:val="28"/>
+          <w:szCs w:val="28"/>
+        </w:rPr>
+        <w:t> связана с </w:t>
+      </w:r>
+      <w:r>
+        <w:rPr>
+          <w:rFonts w:ascii="Times New Roman" w:hAnsi="Times New Roman" w:cs="Times New Roman"/>
+          <w:b/>
+          <w:bCs/>
+          <w:sz w:val="28"/>
+          <w:szCs w:val="28"/>
+        </w:rPr>
+        <w:t>Product</w:t>
+      </w:r>
+      <w:r>
+        <w:rPr>
+          <w:rFonts w:ascii="Times New Roman" w:hAnsi="Times New Roman" w:cs="Times New Roman"/>
+          <w:sz w:val="28"/>
+          <w:szCs w:val="28"/>
+        </w:rPr>
+        <w:t> связью «многие записи к одному продукту (N:1)» и с </w:t>
+      </w:r>
+      <w:r>
+        <w:rPr>
+          <w:rFonts w:ascii="Times New Roman" w:hAnsi="Times New Roman" w:cs="Times New Roman"/>
+          <w:b/>
+          <w:bCs/>
+          <w:sz w:val="28"/>
+          <w:szCs w:val="28"/>
+        </w:rPr>
+        <w:t>Alternative</w:t>
+      </w:r>
+      <w:r>
+        <w:rPr>
+          <w:rFonts w:ascii="Times New Roman" w:hAnsi="Times New Roman" w:cs="Times New Roman"/>
+          <w:sz w:val="28"/>
+          <w:szCs w:val="28"/>
+        </w:rPr>
+        <w:t> связью «многие записи к одной группе альтернатив (N:1)»; логически </w:t>
+      </w:r>
+      <w:r>
+        <w:rPr>
+          <w:rFonts w:ascii="Times New Roman" w:hAnsi="Times New Roman" w:cs="Times New Roman"/>
+          <w:b/>
+          <w:bCs/>
+          <w:sz w:val="28"/>
+          <w:szCs w:val="28"/>
+        </w:rPr>
+        <w:t>Product</w:t>
+      </w:r>
+      <w:r>
+        <w:rPr>
+          <w:rFonts w:ascii="Times New Roman" w:hAnsi="Times New Roman" w:cs="Times New Roman"/>
+          <w:sz w:val="28"/>
+          <w:szCs w:val="28"/>
+        </w:rPr>
+        <w:t> и </w:t>
+      </w:r>
+      <w:r>
+        <w:rPr>
+          <w:rFonts w:ascii="Times New Roman" w:hAnsi="Times New Roman" w:cs="Times New Roman"/>
+          <w:b/>
+          <w:bCs/>
+          <w:sz w:val="28"/>
+          <w:szCs w:val="28"/>
+        </w:rPr>
+        <w:t>Alternative</w:t>
+      </w:r>
+      <w:r>
+        <w:rPr>
+          <w:rFonts w:ascii="Times New Roman" w:hAnsi="Times New Roman" w:cs="Times New Roman"/>
+          <w:sz w:val="28"/>
+          <w:szCs w:val="28"/>
+        </w:rPr>
+        <w:t> состоят в связи «многие ко многим (M:N)» через </w:t>
+      </w:r>
+      <w:r>
+        <w:rPr>
+          <w:rFonts w:ascii="Times New Roman" w:hAnsi="Times New Roman" w:cs="Times New Roman"/>
+          <w:b/>
+          <w:bCs/>
+          <w:sz w:val="28"/>
+          <w:szCs w:val="28"/>
+        </w:rPr>
+        <w:t>group_products</w:t>
+      </w:r>
+      <w:r>
+        <w:rPr>
+          <w:rFonts w:ascii="Times New Roman" w:hAnsi="Times New Roman" w:cs="Times New Roman"/>
+          <w:sz w:val="28"/>
+          <w:szCs w:val="28"/>
+        </w:rPr>
+        <w:t>.</w:t>
+      </w:r>
+    </w:p>
+    <w:p>
+      <w:pPr>
+        <w:spacing w:after="0"/>
+        <w:ind w:left="567"/>
+        <w:jc w:val="both"/>
+        <w:rPr>
+          <w:rFonts w:ascii="Times New Roman" w:hAnsi="Times New Roman" w:cs="Times New Roman"/>
+          <w:sz w:val="28"/>
+          <w:szCs w:val="28"/>
+        </w:rPr>
+      </w:pPr>
+      <w:r>
+        <w:rPr>
+          <w:rFonts w:ascii="Times New Roman" w:hAnsi="Times New Roman" w:cs="Times New Roman"/>
+          <w:b/>
+          <w:bCs/>
+          <w:sz w:val="28"/>
+          <w:szCs w:val="28"/>
+        </w:rPr>
+        <w:t>User</w:t>
+      </w:r>
+      <w:r>
+        <w:rPr>
+          <w:rFonts w:ascii="Times New Roman" w:hAnsi="Times New Roman" w:cs="Times New Roman"/>
+          <w:sz w:val="28"/>
+          <w:szCs w:val="28"/>
+        </w:rPr>
+        <w:t> – сущность, описывающая пользователя системы: имя, email, пароль, телефон, фото, роль, дата рождения, пол, рост, вес, уровень активности, цель, дневная норма калорий, активность аккаунта, дата последнего входа, дата блокировки, а также ссылка на рекомендуемый продукт.</w:t>
+      </w:r>
+      <w:r>
+        <w:rPr>
+          <w:rFonts w:ascii="Times New Roman" w:hAnsi="Times New Roman" w:cs="Times New Roman"/>
+          <w:sz w:val="28"/>
+          <w:szCs w:val="28"/>
+        </w:rPr>
+        <w:br/>
+      </w:r>
+      <w:r>
+        <w:rPr>
+          <w:rFonts w:ascii="Times New Roman" w:hAnsi="Times New Roman" w:cs="Times New Roman"/>
+          <w:sz w:val="28"/>
+          <w:szCs w:val="28"/>
+        </w:rPr>
+        <w:lastRenderedPageBreak/>
+        <w:t>Сущность </w:t>
+      </w:r>
+      <w:r>
+        <w:rPr>
+          <w:rFonts w:ascii="Times New Roman" w:hAnsi="Times New Roman" w:cs="Times New Roman"/>
+          <w:b/>
+          <w:bCs/>
+          <w:sz w:val="28"/>
+          <w:szCs w:val="28"/>
+        </w:rPr>
+        <w:t>User</w:t>
+      </w:r>
+      <w:r>
+        <w:rPr>
+          <w:rFonts w:ascii="Times New Roman" w:hAnsi="Times New Roman" w:cs="Times New Roman"/>
+          <w:sz w:val="28"/>
+          <w:szCs w:val="28"/>
+        </w:rPr>
+        <w:t> связана с </w:t>
+      </w:r>
+      <w:r>
+        <w:rPr>
+          <w:rFonts w:ascii="Times New Roman" w:hAnsi="Times New Roman" w:cs="Times New Roman"/>
+          <w:b/>
+          <w:bCs/>
+          <w:sz w:val="28"/>
+          <w:szCs w:val="28"/>
+        </w:rPr>
+        <w:t>Recipe</w:t>
+      </w:r>
+      <w:r>
+        <w:rPr>
+          <w:rFonts w:ascii="Times New Roman" w:hAnsi="Times New Roman" w:cs="Times New Roman"/>
+          <w:sz w:val="28"/>
+          <w:szCs w:val="28"/>
+        </w:rPr>
+        <w:t> связью «один пользователь ко многим рецептам (1:N)» (как создатель), с </w:t>
+      </w:r>
+      <w:r>
+        <w:rPr>
+          <w:rFonts w:ascii="Times New Roman" w:hAnsi="Times New Roman" w:cs="Times New Roman"/>
+          <w:b/>
+          <w:bCs/>
+          <w:sz w:val="28"/>
+          <w:szCs w:val="28"/>
+        </w:rPr>
+        <w:t>favorite</w:t>
+      </w:r>
+      <w:r>
+        <w:rPr>
+          <w:rFonts w:ascii="Times New Roman" w:hAnsi="Times New Roman" w:cs="Times New Roman"/>
+          <w:sz w:val="28"/>
+          <w:szCs w:val="28"/>
+        </w:rPr>
+        <w:t> связью «один пользователь ко многим избранным записям (1:N)», с </w:t>
+      </w:r>
+      <w:r>
+        <w:rPr>
+          <w:rFonts w:ascii="Times New Roman" w:hAnsi="Times New Roman" w:cs="Times New Roman"/>
+          <w:b/>
+          <w:bCs/>
+          <w:sz w:val="28"/>
+          <w:szCs w:val="28"/>
+        </w:rPr>
+        <w:t>Feedback</w:t>
+      </w:r>
+      <w:r>
+        <w:rPr>
+          <w:rFonts w:ascii="Times New Roman" w:hAnsi="Times New Roman" w:cs="Times New Roman"/>
+          <w:sz w:val="28"/>
+          <w:szCs w:val="28"/>
+        </w:rPr>
+        <w:t> связью «один пользователь ко многим отзывам (1:N)», с </w:t>
+      </w:r>
+      <w:r>
+        <w:rPr>
+          <w:rFonts w:ascii="Times New Roman" w:hAnsi="Times New Roman" w:cs="Times New Roman"/>
+          <w:b/>
+          <w:bCs/>
+          <w:sz w:val="28"/>
+          <w:szCs w:val="28"/>
+        </w:rPr>
+        <w:t>meal_entry</w:t>
+      </w:r>
+      <w:r>
+        <w:rPr>
+          <w:rFonts w:ascii="Times New Roman" w:hAnsi="Times New Roman" w:cs="Times New Roman"/>
+          <w:sz w:val="28"/>
+          <w:szCs w:val="28"/>
+        </w:rPr>
+        <w:t> связью «один пользователь ко многим приёмам пищи (1:N)», с </w:t>
+      </w:r>
+      <w:r>
+        <w:rPr>
+          <w:rFonts w:ascii="Times New Roman" w:hAnsi="Times New Roman" w:cs="Times New Roman"/>
+          <w:b/>
+          <w:bCs/>
+          <w:sz w:val="28"/>
+          <w:szCs w:val="28"/>
+        </w:rPr>
+        <w:t>user_inventory</w:t>
+      </w:r>
+      <w:r>
+        <w:rPr>
+          <w:rFonts w:ascii="Times New Roman" w:hAnsi="Times New Roman" w:cs="Times New Roman"/>
+          <w:sz w:val="28"/>
+          <w:szCs w:val="28"/>
+        </w:rPr>
+        <w:t> связью «один пользователь ко многим позициям в инвентаре (1:N)», с </w:t>
+      </w:r>
+      <w:r>
+        <w:rPr>
+          <w:rFonts w:ascii="Times New Roman" w:hAnsi="Times New Roman" w:cs="Times New Roman"/>
+          <w:b/>
+          <w:bCs/>
+          <w:sz w:val="28"/>
+          <w:szCs w:val="28"/>
+        </w:rPr>
+        <w:t>shopping_list</w:t>
+      </w:r>
+      <w:r>
+        <w:rPr>
+          <w:rFonts w:ascii="Times New Roman" w:hAnsi="Times New Roman" w:cs="Times New Roman"/>
+          <w:sz w:val="28"/>
+          <w:szCs w:val="28"/>
+        </w:rPr>
+        <w:t> связью «один пользователь ко многим позициям в списке покупок (1:N)», с </w:t>
+      </w:r>
+      <w:r>
+        <w:rPr>
+          <w:rFonts w:ascii="Times New Roman" w:hAnsi="Times New Roman" w:cs="Times New Roman"/>
+          <w:b/>
+          <w:bCs/>
+          <w:sz w:val="28"/>
+          <w:szCs w:val="28"/>
+        </w:rPr>
+        <w:t>restriction_product</w:t>
+      </w:r>
+      <w:r>
+        <w:rPr>
+          <w:rFonts w:ascii="Times New Roman" w:hAnsi="Times New Roman" w:cs="Times New Roman"/>
+          <w:sz w:val="28"/>
+          <w:szCs w:val="28"/>
+        </w:rPr>
+        <w:t> связью «один пользователь ко многим ограничениям на продукты (1:N)», с </w:t>
+      </w:r>
+      <w:r>
+        <w:rPr>
+          <w:rFonts w:ascii="Times New Roman" w:hAnsi="Times New Roman" w:cs="Times New Roman"/>
+          <w:b/>
+          <w:bCs/>
+          <w:sz w:val="28"/>
+          <w:szCs w:val="28"/>
+        </w:rPr>
+        <w:t>restriction_category</w:t>
+      </w:r>
+      <w:r>
+        <w:rPr>
+          <w:rFonts w:ascii="Times New Roman" w:hAnsi="Times New Roman" w:cs="Times New Roman"/>
+          <w:sz w:val="28"/>
+          <w:szCs w:val="28"/>
+        </w:rPr>
+        <w:t> связью «один пользователь ко многим ограничениям на категории (1:N)», с </w:t>
+      </w:r>
+      <w:r>
+        <w:rPr>
+          <w:rFonts w:ascii="Times New Roman" w:hAnsi="Times New Roman" w:cs="Times New Roman"/>
+          <w:b/>
+          <w:bCs/>
+          <w:sz w:val="28"/>
+          <w:szCs w:val="28"/>
+        </w:rPr>
+        <w:t>daily_nutrition</w:t>
+      </w:r>
+      <w:r>
+        <w:rPr>
+          <w:rFonts w:ascii="Times New Roman" w:hAnsi="Times New Roman" w:cs="Times New Roman"/>
+          <w:sz w:val="28"/>
+          <w:szCs w:val="28"/>
+        </w:rPr>
+        <w:t> связью «один пользователь ко многим записям дневного питания (1:N)» и с </w:t>
+      </w:r>
+      <w:r>
+        <w:rPr>
+          <w:rFonts w:ascii="Times New Roman" w:hAnsi="Times New Roman" w:cs="Times New Roman"/>
+          <w:b/>
+          <w:bCs/>
+          <w:sz w:val="28"/>
+          <w:szCs w:val="28"/>
+        </w:rPr>
+        <w:t>Product</w:t>
+      </w:r>
+      <w:r>
+        <w:rPr>
+          <w:rFonts w:ascii="Times New Roman" w:hAnsi="Times New Roman" w:cs="Times New Roman"/>
+          <w:sz w:val="28"/>
+          <w:szCs w:val="28"/>
+        </w:rPr>
+        <w:t> связью «многие пользователи могут быть связаны с одним продуктом (N:1)» (через Productid в таблице User).</w:t>
+      </w:r>
+    </w:p>
+    <w:p>
+      <w:pPr>
+        <w:spacing w:after="0"/>
+        <w:ind w:left="567"/>
+        <w:jc w:val="both"/>
+        <w:rPr>
+          <w:rFonts w:ascii="Times New Roman" w:hAnsi="Times New Roman" w:cs="Times New Roman"/>
+          <w:sz w:val="28"/>
+          <w:szCs w:val="28"/>
+        </w:rPr>
+      </w:pPr>
+      <w:r>
+        <w:rPr>
+          <w:rFonts w:ascii="Times New Roman" w:hAnsi="Times New Roman" w:cs="Times New Roman"/>
+          <w:b/>
+          <w:bCs/>
+          <w:sz w:val="28"/>
+          <w:szCs w:val="28"/>
+        </w:rPr>
+        <w:t>user_inventory</w:t>
+      </w:r>
+      <w:r>
+        <w:rPr>
+          <w:rFonts w:ascii="Times New Roman" w:hAnsi="Times New Roman" w:cs="Times New Roman"/>
+          <w:sz w:val="28"/>
+          <w:szCs w:val="28"/>
+        </w:rPr>
+        <w:t> – сущность, описывающая инвентарь пользователя: какой продукт и какой пользователь.</w:t>
+      </w:r>
+      <w:r>
+        <w:rPr>
+          <w:rFonts w:ascii="Times New Roman" w:hAnsi="Times New Roman" w:cs="Times New Roman"/>
+          <w:sz w:val="28"/>
+          <w:szCs w:val="28"/>
+        </w:rPr>
+        <w:br/>
+        <w:t>Сущность </w:t>
+      </w:r>
+      <w:r>
+        <w:rPr>
+          <w:rFonts w:ascii="Times New Roman" w:hAnsi="Times New Roman" w:cs="Times New Roman"/>
+          <w:b/>
+          <w:bCs/>
+          <w:sz w:val="28"/>
+          <w:szCs w:val="28"/>
+        </w:rPr>
+        <w:t>user_inventory</w:t>
+      </w:r>
+      <w:r>
+        <w:rPr>
+          <w:rFonts w:ascii="Times New Roman" w:hAnsi="Times New Roman" w:cs="Times New Roman"/>
+          <w:sz w:val="28"/>
+          <w:szCs w:val="28"/>
+        </w:rPr>
+        <w:t> связана с </w:t>
+      </w:r>
+      <w:r>
+        <w:rPr>
+          <w:rFonts w:ascii="Times New Roman" w:hAnsi="Times New Roman" w:cs="Times New Roman"/>
+          <w:b/>
+          <w:bCs/>
+          <w:sz w:val="28"/>
+          <w:szCs w:val="28"/>
+        </w:rPr>
+        <w:t>User</w:t>
+      </w:r>
+      <w:r>
+        <w:rPr>
+          <w:rFonts w:ascii="Times New Roman" w:hAnsi="Times New Roman" w:cs="Times New Roman"/>
+          <w:sz w:val="28"/>
+          <w:szCs w:val="28"/>
+        </w:rPr>
+        <w:t> связью «многие позиции в инвентаре к одному пользователю (N:1)» и с </w:t>
+      </w:r>
+      <w:r>
+        <w:rPr>
+          <w:rFonts w:ascii="Times New Roman" w:hAnsi="Times New Roman" w:cs="Times New Roman"/>
+          <w:b/>
+          <w:bCs/>
+          <w:sz w:val="28"/>
+          <w:szCs w:val="28"/>
+        </w:rPr>
+        <w:t>Product</w:t>
+      </w:r>
+      <w:r>
+        <w:rPr>
+          <w:rFonts w:ascii="Times New Roman" w:hAnsi="Times New Roman" w:cs="Times New Roman"/>
+          <w:sz w:val="28"/>
+          <w:szCs w:val="28"/>
+        </w:rPr>
+        <w:t> связью «многие позиции в инвентаре к одному продукту (N:1)».</w:t>
+      </w:r>
+    </w:p>
+    <w:p>
+      <w:pPr>
+        <w:spacing w:after="0"/>
+        <w:ind w:left="567"/>
+        <w:jc w:val="both"/>
+        <w:rPr>
+          <w:rFonts w:ascii="Times New Roman" w:hAnsi="Times New Roman" w:cs="Times New Roman"/>
+          <w:sz w:val="28"/>
+          <w:szCs w:val="28"/>
+        </w:rPr>
+      </w:pPr>
+      <w:r>
+        <w:rPr>
+          <w:rFonts w:ascii="Times New Roman" w:hAnsi="Times New Roman" w:cs="Times New Roman"/>
+          <w:b/>
+          <w:bCs/>
+          <w:sz w:val="28"/>
+          <w:szCs w:val="28"/>
+        </w:rPr>
+        <w:t>shopping_list</w:t>
+      </w:r>
+      <w:r>
+        <w:rPr>
+          <w:rFonts w:ascii="Times New Roman" w:hAnsi="Times New Roman" w:cs="Times New Roman"/>
+          <w:sz w:val="28"/>
+          <w:szCs w:val="28"/>
+        </w:rPr>
+        <w:t> – сущность, описывающая позицию в списке покупок: какой пользователь должен купить какой продукт.</w:t>
+      </w:r>
+      <w:r>
+        <w:rPr>
+          <w:rFonts w:ascii="Times New Roman" w:hAnsi="Times New Roman" w:cs="Times New Roman"/>
+          <w:sz w:val="28"/>
+          <w:szCs w:val="28"/>
+        </w:rPr>
+        <w:br/>
+        <w:t>Сущность </w:t>
+      </w:r>
+      <w:r>
+        <w:rPr>
+          <w:rFonts w:ascii="Times New Roman" w:hAnsi="Times New Roman" w:cs="Times New Roman"/>
+          <w:b/>
+          <w:bCs/>
+          <w:sz w:val="28"/>
+          <w:szCs w:val="28"/>
+        </w:rPr>
+        <w:t>shopping_list</w:t>
+      </w:r>
+      <w:r>
+        <w:rPr>
+          <w:rFonts w:ascii="Times New Roman" w:hAnsi="Times New Roman" w:cs="Times New Roman"/>
+          <w:sz w:val="28"/>
+          <w:szCs w:val="28"/>
+        </w:rPr>
+        <w:t> связана с </w:t>
+      </w:r>
+      <w:r>
+        <w:rPr>
+          <w:rFonts w:ascii="Times New Roman" w:hAnsi="Times New Roman" w:cs="Times New Roman"/>
+          <w:b/>
+          <w:bCs/>
+          <w:sz w:val="28"/>
+          <w:szCs w:val="28"/>
+        </w:rPr>
+        <w:t>User</w:t>
+      </w:r>
+      <w:r>
+        <w:rPr>
+          <w:rFonts w:ascii="Times New Roman" w:hAnsi="Times New Roman" w:cs="Times New Roman"/>
+          <w:sz w:val="28"/>
+          <w:szCs w:val="28"/>
+        </w:rPr>
+        <w:t> связью «один пользователь ко многим позициям списка покупок (1:N)» и с </w:t>
+      </w:r>
+      <w:r>
+        <w:rPr>
+          <w:rFonts w:ascii="Times New Roman" w:hAnsi="Times New Roman" w:cs="Times New Roman"/>
+          <w:b/>
+          <w:bCs/>
+          <w:sz w:val="28"/>
+          <w:szCs w:val="28"/>
+        </w:rPr>
+        <w:t>Product</w:t>
+      </w:r>
+      <w:r>
+        <w:rPr>
+          <w:rFonts w:ascii="Times New Roman" w:hAnsi="Times New Roman" w:cs="Times New Roman"/>
+          <w:sz w:val="28"/>
+          <w:szCs w:val="28"/>
+        </w:rPr>
+        <w:t> связью «один продукт ко многим позициям в списках покупок (1:N)»; логически </w:t>
+      </w:r>
+      <w:r>
+        <w:rPr>
+          <w:rFonts w:ascii="Times New Roman" w:hAnsi="Times New Roman" w:cs="Times New Roman"/>
+          <w:b/>
+          <w:bCs/>
+          <w:sz w:val="28"/>
+          <w:szCs w:val="28"/>
+        </w:rPr>
+        <w:t>User</w:t>
+      </w:r>
+      <w:r>
+        <w:rPr>
+          <w:rFonts w:ascii="Times New Roman" w:hAnsi="Times New Roman" w:cs="Times New Roman"/>
+          <w:sz w:val="28"/>
+          <w:szCs w:val="28"/>
+        </w:rPr>
+        <w:t> и </w:t>
+      </w:r>
+      <w:r>
+        <w:rPr>
+          <w:rFonts w:ascii="Times New Roman" w:hAnsi="Times New Roman" w:cs="Times New Roman"/>
+          <w:b/>
+          <w:bCs/>
+          <w:sz w:val="28"/>
+          <w:szCs w:val="28"/>
+        </w:rPr>
+        <w:t>Product</w:t>
+      </w:r>
+      <w:r>
+        <w:rPr>
+          <w:rFonts w:ascii="Times New Roman" w:hAnsi="Times New Roman" w:cs="Times New Roman"/>
+          <w:sz w:val="28"/>
+          <w:szCs w:val="28"/>
+        </w:rPr>
+        <w:t> состоят в связи «многие ко многим (M:N)» через </w:t>
+      </w:r>
+      <w:r>
+        <w:rPr>
+          <w:rFonts w:ascii="Times New Roman" w:hAnsi="Times New Roman" w:cs="Times New Roman"/>
+          <w:b/>
+          <w:bCs/>
+          <w:sz w:val="28"/>
+          <w:szCs w:val="28"/>
+        </w:rPr>
+        <w:t>shopping_list</w:t>
+      </w:r>
+      <w:r>
+        <w:rPr>
+          <w:rFonts w:ascii="Times New Roman" w:hAnsi="Times New Roman" w:cs="Times New Roman"/>
+          <w:sz w:val="28"/>
+          <w:szCs w:val="28"/>
+        </w:rPr>
+        <w:t>.</w:t>
+      </w:r>
+    </w:p>
+    <w:p>
+      <w:pPr>
+        <w:spacing w:after="0"/>
+        <w:ind w:left="567"/>
+        <w:jc w:val="both"/>
+        <w:rPr>
+          <w:rFonts w:ascii="Times New Roman" w:hAnsi="Times New Roman" w:cs="Times New Roman"/>
+          <w:sz w:val="28"/>
+          <w:szCs w:val="28"/>
+        </w:rPr>
+      </w:pPr>
+      <w:r>
+        <w:rPr>
+          <w:rFonts w:ascii="Times New Roman" w:hAnsi="Times New Roman" w:cs="Times New Roman"/>
+          <w:b/>
+          <w:bCs/>
+          <w:sz w:val="28"/>
+          <w:szCs w:val="28"/>
+        </w:rPr>
+        <w:t>restriction_product</w:t>
+      </w:r>
+      <w:r>
+        <w:rPr>
+          <w:rFonts w:ascii="Times New Roman" w:hAnsi="Times New Roman" w:cs="Times New Roman"/>
+          <w:sz w:val="28"/>
+          <w:szCs w:val="28"/>
+        </w:rPr>
+        <w:t> – сущность, описывающая ограничения пользователя по отдельным продуктам: какой пользователь и какой продукт.</w:t>
+      </w:r>
+      <w:r>
+        <w:rPr>
+          <w:rFonts w:ascii="Times New Roman" w:hAnsi="Times New Roman" w:cs="Times New Roman"/>
+          <w:sz w:val="28"/>
+          <w:szCs w:val="28"/>
+        </w:rPr>
+        <w:br/>
+        <w:t>Сущность </w:t>
+      </w:r>
+      <w:r>
+        <w:rPr>
+          <w:rFonts w:ascii="Times New Roman" w:hAnsi="Times New Roman" w:cs="Times New Roman"/>
+          <w:b/>
+          <w:bCs/>
+          <w:sz w:val="28"/>
+          <w:szCs w:val="28"/>
+        </w:rPr>
+        <w:t>restriction_product</w:t>
+      </w:r>
+      <w:r>
+        <w:rPr>
+          <w:rFonts w:ascii="Times New Roman" w:hAnsi="Times New Roman" w:cs="Times New Roman"/>
+          <w:sz w:val="28"/>
+          <w:szCs w:val="28"/>
+        </w:rPr>
+        <w:t> связана с </w:t>
+      </w:r>
+      <w:r>
+        <w:rPr>
+          <w:rFonts w:ascii="Times New Roman" w:hAnsi="Times New Roman" w:cs="Times New Roman"/>
+          <w:b/>
+          <w:bCs/>
+          <w:sz w:val="28"/>
+          <w:szCs w:val="28"/>
+        </w:rPr>
+        <w:t>User</w:t>
+      </w:r>
+      <w:r>
+        <w:rPr>
+          <w:rFonts w:ascii="Times New Roman" w:hAnsi="Times New Roman" w:cs="Times New Roman"/>
+          <w:sz w:val="28"/>
+          <w:szCs w:val="28"/>
+        </w:rPr>
+        <w:t> связью «многие ограничения по продуктам у одного пользователя (N:1)» и с </w:t>
+      </w:r>
+      <w:r>
+        <w:rPr>
+          <w:rFonts w:ascii="Times New Roman" w:hAnsi="Times New Roman" w:cs="Times New Roman"/>
+          <w:b/>
+          <w:bCs/>
+          <w:sz w:val="28"/>
+          <w:szCs w:val="28"/>
+        </w:rPr>
+        <w:t>Product</w:t>
+      </w:r>
+      <w:r>
+        <w:rPr>
+          <w:rFonts w:ascii="Times New Roman" w:hAnsi="Times New Roman" w:cs="Times New Roman"/>
+          <w:sz w:val="28"/>
+          <w:szCs w:val="28"/>
+        </w:rPr>
+        <w:t> связью «многие ограничения пользователей к одному продукту (N:1)»; </w:t>
+      </w:r>
+      <w:r>
+        <w:rPr>
+          <w:rFonts w:ascii="Times New Roman" w:hAnsi="Times New Roman" w:cs="Times New Roman"/>
+          <w:b/>
+          <w:bCs/>
+          <w:sz w:val="28"/>
+          <w:szCs w:val="28"/>
+        </w:rPr>
+        <w:t>User</w:t>
+      </w:r>
+      <w:r>
+        <w:rPr>
+          <w:rFonts w:ascii="Times New Roman" w:hAnsi="Times New Roman" w:cs="Times New Roman"/>
+          <w:sz w:val="28"/>
+          <w:szCs w:val="28"/>
+        </w:rPr>
+        <w:t> и </w:t>
+      </w:r>
+      <w:r>
+        <w:rPr>
+          <w:rFonts w:ascii="Times New Roman" w:hAnsi="Times New Roman" w:cs="Times New Roman"/>
+          <w:b/>
+          <w:bCs/>
+          <w:sz w:val="28"/>
+          <w:szCs w:val="28"/>
+        </w:rPr>
+        <w:t>Product</w:t>
+      </w:r>
+      <w:r>
+        <w:rPr>
+          <w:rFonts w:ascii="Times New Roman" w:hAnsi="Times New Roman" w:cs="Times New Roman"/>
+          <w:sz w:val="28"/>
+          <w:szCs w:val="28"/>
+        </w:rPr>
+        <w:t> состоят в связи «многие ко многим (M:N)» через </w:t>
+      </w:r>
+      <w:r>
+        <w:rPr>
+          <w:rFonts w:ascii="Times New Roman" w:hAnsi="Times New Roman" w:cs="Times New Roman"/>
+          <w:b/>
+          <w:bCs/>
+          <w:sz w:val="28"/>
+          <w:szCs w:val="28"/>
+        </w:rPr>
+        <w:t>restriction_product</w:t>
+      </w:r>
+      <w:r>
+        <w:rPr>
+          <w:rFonts w:ascii="Times New Roman" w:hAnsi="Times New Roman" w:cs="Times New Roman"/>
+          <w:sz w:val="28"/>
+          <w:szCs w:val="28"/>
+        </w:rPr>
+        <w:t>.</w:t>
+      </w:r>
+    </w:p>
+    <w:p>
+      <w:pPr>
+        <w:spacing w:after="0"/>
+        <w:ind w:left="567"/>
+        <w:jc w:val="both"/>
+        <w:rPr>
+          <w:rFonts w:ascii="Times New Roman" w:hAnsi="Times New Roman" w:cs="Times New Roman"/>
+          <w:sz w:val="28"/>
+          <w:szCs w:val="28"/>
+        </w:rPr>
+      </w:pPr>
+      <w:r>
+        <w:rPr>
+          <w:rFonts w:ascii="Times New Roman" w:hAnsi="Times New Roman" w:cs="Times New Roman"/>
+          <w:b/>
+          <w:bCs/>
+          <w:sz w:val="28"/>
+          <w:szCs w:val="28"/>
+        </w:rPr>
+        <w:t>favorite</w:t>
+      </w:r>
+      <w:r>
+        <w:rPr>
+          <w:rFonts w:ascii="Times New Roman" w:hAnsi="Times New Roman" w:cs="Times New Roman"/>
+          <w:sz w:val="28"/>
+          <w:szCs w:val="28"/>
+        </w:rPr>
+        <w:t> – сущность, описывающая избранные рецепты и продукты пользователя: какой пользователь, какой продукт или рецепт помечены как избранные.</w:t>
+      </w:r>
+      <w:r>
+        <w:rPr>
+          <w:rFonts w:ascii="Times New Roman" w:hAnsi="Times New Roman" w:cs="Times New Roman"/>
+          <w:sz w:val="28"/>
+          <w:szCs w:val="28"/>
+        </w:rPr>
+        <w:br/>
+        <w:t>Сущность </w:t>
+      </w:r>
+      <w:r>
+        <w:rPr>
+          <w:rFonts w:ascii="Times New Roman" w:hAnsi="Times New Roman" w:cs="Times New Roman"/>
+          <w:b/>
+          <w:bCs/>
+          <w:sz w:val="28"/>
+          <w:szCs w:val="28"/>
+        </w:rPr>
+        <w:t>favorite</w:t>
+      </w:r>
+      <w:r>
+        <w:rPr>
+          <w:rFonts w:ascii="Times New Roman" w:hAnsi="Times New Roman" w:cs="Times New Roman"/>
+          <w:sz w:val="28"/>
+          <w:szCs w:val="28"/>
+        </w:rPr>
+        <w:t> связана с </w:t>
+      </w:r>
+      <w:r>
+        <w:rPr>
+          <w:rFonts w:ascii="Times New Roman" w:hAnsi="Times New Roman" w:cs="Times New Roman"/>
+          <w:b/>
+          <w:bCs/>
+          <w:sz w:val="28"/>
+          <w:szCs w:val="28"/>
+        </w:rPr>
+        <w:t>User</w:t>
+      </w:r>
+      <w:r>
+        <w:rPr>
+          <w:rFonts w:ascii="Times New Roman" w:hAnsi="Times New Roman" w:cs="Times New Roman"/>
+          <w:sz w:val="28"/>
+          <w:szCs w:val="28"/>
+        </w:rPr>
+        <w:t> связью «многие избранные записи у одного пользователя (N:1)», с </w:t>
+      </w:r>
+      <w:r>
+        <w:rPr>
+          <w:rFonts w:ascii="Times New Roman" w:hAnsi="Times New Roman" w:cs="Times New Roman"/>
+          <w:b/>
+          <w:bCs/>
+          <w:sz w:val="28"/>
+          <w:szCs w:val="28"/>
+        </w:rPr>
+        <w:t>Product</w:t>
+      </w:r>
+      <w:r>
+        <w:rPr>
+          <w:rFonts w:ascii="Times New Roman" w:hAnsi="Times New Roman" w:cs="Times New Roman"/>
+          <w:sz w:val="28"/>
+          <w:szCs w:val="28"/>
+        </w:rPr>
+        <w:t> связью «многие избранные записи к одному продукту (N:1)» и с </w:t>
+      </w:r>
+      <w:r>
+        <w:rPr>
+          <w:rFonts w:ascii="Times New Roman" w:hAnsi="Times New Roman" w:cs="Times New Roman"/>
+          <w:b/>
+          <w:bCs/>
+          <w:sz w:val="28"/>
+          <w:szCs w:val="28"/>
+        </w:rPr>
+        <w:t>Recipe</w:t>
+      </w:r>
+      <w:r>
+        <w:rPr>
+          <w:rFonts w:ascii="Times New Roman" w:hAnsi="Times New Roman" w:cs="Times New Roman"/>
+          <w:sz w:val="28"/>
+          <w:szCs w:val="28"/>
+        </w:rPr>
+        <w:t> связью «многие избранные записи к одному рецепту (N:1)».</w:t>
+      </w:r>
+    </w:p>
+    <w:p>
+      <w:pPr>
+        <w:spacing w:after="0"/>
+        <w:ind w:left="567"/>
+        <w:jc w:val="both"/>
+        <w:rPr>
+          <w:rFonts w:ascii="Times New Roman" w:hAnsi="Times New Roman" w:cs="Times New Roman"/>
+          <w:sz w:val="28"/>
+          <w:szCs w:val="28"/>
+        </w:rPr>
+      </w:pPr>
+      <w:r>
+        <w:rPr>
+          <w:rFonts w:ascii="Times New Roman" w:hAnsi="Times New Roman" w:cs="Times New Roman"/>
+          <w:b/>
+          <w:bCs/>
+          <w:sz w:val="28"/>
+          <w:szCs w:val="28"/>
+        </w:rPr>
+        <w:t>Feedback</w:t>
+      </w:r>
+      <w:r>
+        <w:rPr>
+          <w:rFonts w:ascii="Times New Roman" w:hAnsi="Times New Roman" w:cs="Times New Roman"/>
+          <w:sz w:val="28"/>
+          <w:szCs w:val="28"/>
+        </w:rPr>
+        <w:t xml:space="preserve"> – сущность, описывающая отзыв о рецепте: количество звёзд, текст отзыва, признак редактирования, дата создания, а также ссылки на </w:t>
+      </w:r>
+      <w:r>
+        <w:rPr>
+          <w:rFonts w:ascii="Times New Roman" w:hAnsi="Times New Roman" w:cs="Times New Roman"/>
+          <w:sz w:val="28"/>
+          <w:szCs w:val="28"/>
+        </w:rPr>
+        <w:lastRenderedPageBreak/>
+        <w:t>рецепт и пользователя.</w:t>
+      </w:r>
+      <w:r>
+        <w:rPr>
+          <w:rFonts w:ascii="Times New Roman" w:hAnsi="Times New Roman" w:cs="Times New Roman"/>
+          <w:sz w:val="28"/>
+          <w:szCs w:val="28"/>
+        </w:rPr>
+        <w:br/>
+        <w:t>Сущность </w:t>
+      </w:r>
+      <w:r>
+        <w:rPr>
+          <w:rFonts w:ascii="Times New Roman" w:hAnsi="Times New Roman" w:cs="Times New Roman"/>
+          <w:b/>
+          <w:bCs/>
+          <w:sz w:val="28"/>
+          <w:szCs w:val="28"/>
+        </w:rPr>
+        <w:t>Feedback</w:t>
+      </w:r>
+      <w:r>
+        <w:rPr>
+          <w:rFonts w:ascii="Times New Roman" w:hAnsi="Times New Roman" w:cs="Times New Roman"/>
+          <w:sz w:val="28"/>
+          <w:szCs w:val="28"/>
+        </w:rPr>
+        <w:t> связана с </w:t>
+      </w:r>
+      <w:r>
+        <w:rPr>
+          <w:rFonts w:ascii="Times New Roman" w:hAnsi="Times New Roman" w:cs="Times New Roman"/>
+          <w:b/>
+          <w:bCs/>
+          <w:sz w:val="28"/>
+          <w:szCs w:val="28"/>
+        </w:rPr>
+        <w:t>User</w:t>
+      </w:r>
+      <w:r>
+        <w:rPr>
+          <w:rFonts w:ascii="Times New Roman" w:hAnsi="Times New Roman" w:cs="Times New Roman"/>
+          <w:sz w:val="28"/>
+          <w:szCs w:val="28"/>
+        </w:rPr>
+        <w:t> связью «многие отзывы у одного пользователя (N:1)» и с </w:t>
+      </w:r>
+      <w:r>
+        <w:rPr>
+          <w:rFonts w:ascii="Times New Roman" w:hAnsi="Times New Roman" w:cs="Times New Roman"/>
+          <w:b/>
+          <w:bCs/>
+          <w:sz w:val="28"/>
+          <w:szCs w:val="28"/>
+        </w:rPr>
+        <w:t>Recipe</w:t>
+      </w:r>
+      <w:r>
+        <w:rPr>
+          <w:rFonts w:ascii="Times New Roman" w:hAnsi="Times New Roman" w:cs="Times New Roman"/>
+          <w:sz w:val="28"/>
+          <w:szCs w:val="28"/>
+        </w:rPr>
+        <w:t> связью «многие отзывы к одному рецепту (N:1)».</w:t>
+      </w:r>
+    </w:p>
+    <w:p>
+      <w:pPr>
+        <w:spacing w:after="0"/>
+        <w:ind w:left="567"/>
+        <w:jc w:val="both"/>
+        <w:rPr>
+          <w:rFonts w:ascii="Times New Roman" w:hAnsi="Times New Roman" w:cs="Times New Roman"/>
+          <w:sz w:val="28"/>
+          <w:szCs w:val="28"/>
+        </w:rPr>
+      </w:pPr>
+      <w:r>
+        <w:rPr>
+          <w:rFonts w:ascii="Times New Roman" w:hAnsi="Times New Roman" w:cs="Times New Roman"/>
+          <w:b/>
+          <w:bCs/>
+          <w:sz w:val="28"/>
+          <w:szCs w:val="28"/>
+        </w:rPr>
+        <w:t>meal_entry</w:t>
+      </w:r>
+      <w:r>
+        <w:rPr>
+          <w:rFonts w:ascii="Times New Roman" w:hAnsi="Times New Roman" w:cs="Times New Roman"/>
+          <w:sz w:val="28"/>
+          <w:szCs w:val="28"/>
+        </w:rPr>
+        <w:t> – сущность, описывающая приём пищи: пользователь, рецепт или продукт, вес в граммах, тип приёма пищи, дата и время, калорийность, белки, жиры, углеводы, заметки.</w:t>
+      </w:r>
+      <w:r>
+        <w:rPr>
+          <w:rFonts w:ascii="Times New Roman" w:hAnsi="Times New Roman" w:cs="Times New Roman"/>
+          <w:sz w:val="28"/>
+          <w:szCs w:val="28"/>
+        </w:rPr>
+        <w:br/>
+        <w:t>Сущность </w:t>
+      </w:r>
+      <w:r>
+        <w:rPr>
+          <w:rFonts w:ascii="Times New Roman" w:hAnsi="Times New Roman" w:cs="Times New Roman"/>
+          <w:b/>
+          <w:bCs/>
+          <w:sz w:val="28"/>
+          <w:szCs w:val="28"/>
+        </w:rPr>
+        <w:t>meal_entry</w:t>
+      </w:r>
+      <w:r>
+        <w:rPr>
+          <w:rFonts w:ascii="Times New Roman" w:hAnsi="Times New Roman" w:cs="Times New Roman"/>
+          <w:sz w:val="28"/>
+          <w:szCs w:val="28"/>
+        </w:rPr>
+        <w:t> связана с </w:t>
+      </w:r>
+      <w:r>
+        <w:rPr>
+          <w:rFonts w:ascii="Times New Roman" w:hAnsi="Times New Roman" w:cs="Times New Roman"/>
+          <w:b/>
+          <w:bCs/>
+          <w:sz w:val="28"/>
+          <w:szCs w:val="28"/>
+        </w:rPr>
+        <w:t>User</w:t>
+      </w:r>
+      <w:r>
+        <w:rPr>
+          <w:rFonts w:ascii="Times New Roman" w:hAnsi="Times New Roman" w:cs="Times New Roman"/>
+          <w:sz w:val="28"/>
+          <w:szCs w:val="28"/>
+        </w:rPr>
+        <w:t> связью «многие приёмы пищи у одного пользователя (N:1)», с </w:t>
+      </w:r>
+      <w:r>
+        <w:rPr>
+          <w:rFonts w:ascii="Times New Roman" w:hAnsi="Times New Roman" w:cs="Times New Roman"/>
+          <w:b/>
+          <w:bCs/>
+          <w:sz w:val="28"/>
+          <w:szCs w:val="28"/>
+        </w:rPr>
+        <w:t>Product</w:t>
+      </w:r>
+      <w:r>
+        <w:rPr>
+          <w:rFonts w:ascii="Times New Roman" w:hAnsi="Times New Roman" w:cs="Times New Roman"/>
+          <w:sz w:val="28"/>
+          <w:szCs w:val="28"/>
+        </w:rPr>
+        <w:t> связью «многие приёмы пищи к одному продукту (N:1)», с </w:t>
+      </w:r>
+      <w:r>
+        <w:rPr>
+          <w:rFonts w:ascii="Times New Roman" w:hAnsi="Times New Roman" w:cs="Times New Roman"/>
+          <w:b/>
+          <w:bCs/>
+          <w:sz w:val="28"/>
+          <w:szCs w:val="28"/>
+        </w:rPr>
+        <w:t>Recipe</w:t>
+      </w:r>
+      <w:r>
+        <w:rPr>
+          <w:rFonts w:ascii="Times New Roman" w:hAnsi="Times New Roman" w:cs="Times New Roman"/>
+          <w:sz w:val="28"/>
+          <w:szCs w:val="28"/>
+        </w:rPr>
+        <w:t> связью «многие приёмы пищи к одному рецепту (N:1)» и с </w:t>
+      </w:r>
+      <w:r>
+        <w:rPr>
+          <w:rFonts w:ascii="Times New Roman" w:hAnsi="Times New Roman" w:cs="Times New Roman"/>
+          <w:b/>
+          <w:bCs/>
+          <w:sz w:val="28"/>
+          <w:szCs w:val="28"/>
+        </w:rPr>
+        <w:t>daily_nutrition</w:t>
+      </w:r>
+      <w:r>
+        <w:rPr>
+          <w:rFonts w:ascii="Times New Roman" w:hAnsi="Times New Roman" w:cs="Times New Roman"/>
+          <w:sz w:val="28"/>
+          <w:szCs w:val="28"/>
+        </w:rPr>
+        <w:t> связью «один приём пищи к одной записи дневного питания (1:1)».</w:t>
+      </w:r>
+    </w:p>
+    <w:p>
+      <w:pPr>
+        <w:spacing w:after="0"/>
+        <w:ind w:left="567"/>
+        <w:jc w:val="both"/>
+        <w:rPr>
+          <w:rFonts w:ascii="Times New Roman" w:hAnsi="Times New Roman" w:cs="Times New Roman"/>
+          <w:sz w:val="28"/>
+          <w:szCs w:val="28"/>
+        </w:rPr>
+      </w:pPr>
+      <w:r>
+        <w:rPr>
+          <w:rFonts w:ascii="Times New Roman" w:hAnsi="Times New Roman" w:cs="Times New Roman"/>
+          <w:b/>
+          <w:bCs/>
+          <w:sz w:val="28"/>
+          <w:szCs w:val="28"/>
+        </w:rPr>
+        <w:t>daily_nutrition</w:t>
+      </w:r>
+      <w:r>
+        <w:rPr>
+          <w:rFonts w:ascii="Times New Roman" w:hAnsi="Times New Roman" w:cs="Times New Roman"/>
+          <w:sz w:val="28"/>
+          <w:szCs w:val="28"/>
+        </w:rPr>
+        <w:t> – сущность, описывающая агрегированную информацию о питании за день, привязанную к конкретному приёму пищи и пользователю.</w:t>
+      </w:r>
+      <w:r>
+        <w:rPr>
+          <w:rFonts w:ascii="Times New Roman" w:hAnsi="Times New Roman" w:cs="Times New Roman"/>
+          <w:sz w:val="28"/>
+          <w:szCs w:val="28"/>
+        </w:rPr>
+        <w:br/>
+        <w:t>Сущность </w:t>
+      </w:r>
+      <w:r>
+        <w:rPr>
+          <w:rFonts w:ascii="Times New Roman" w:hAnsi="Times New Roman" w:cs="Times New Roman"/>
+          <w:b/>
+          <w:bCs/>
+          <w:sz w:val="28"/>
+          <w:szCs w:val="28"/>
+        </w:rPr>
+        <w:t>daily_nutrition</w:t>
+      </w:r>
+      <w:r>
+        <w:rPr>
+          <w:rFonts w:ascii="Times New Roman" w:hAnsi="Times New Roman" w:cs="Times New Roman"/>
+          <w:sz w:val="28"/>
+          <w:szCs w:val="28"/>
+        </w:rPr>
+        <w:t> связана с </w:t>
+      </w:r>
+      <w:r>
+        <w:rPr>
+          <w:rFonts w:ascii="Times New Roman" w:hAnsi="Times New Roman" w:cs="Times New Roman"/>
+          <w:b/>
+          <w:bCs/>
+          <w:sz w:val="28"/>
+          <w:szCs w:val="28"/>
+        </w:rPr>
+        <w:t>User</w:t>
+      </w:r>
+      <w:r>
+        <w:rPr>
+          <w:rFonts w:ascii="Times New Roman" w:hAnsi="Times New Roman" w:cs="Times New Roman"/>
+          <w:sz w:val="28"/>
+          <w:szCs w:val="28"/>
+        </w:rPr>
+        <w:t> связью «многие записи дневного питания у одного пользователя (N:1)» и с </w:t>
+      </w:r>
+      <w:r>
+        <w:rPr>
+          <w:rFonts w:ascii="Times New Roman" w:hAnsi="Times New Roman" w:cs="Times New Roman"/>
+          <w:b/>
+          <w:bCs/>
+          <w:sz w:val="28"/>
+          <w:szCs w:val="28"/>
+        </w:rPr>
+        <w:t>meal_entry</w:t>
+      </w:r>
+      <w:r>
+        <w:rPr>
+          <w:rFonts w:ascii="Times New Roman" w:hAnsi="Times New Roman" w:cs="Times New Roman"/>
+          <w:sz w:val="28"/>
+          <w:szCs w:val="28"/>
+        </w:rPr>
+        <w:t> связью «одна запись дневного питания к одному приёму пищи (1:1)».</w:t>
+      </w:r>
+    </w:p>
+    <w:p>
+      <w:pPr>
+        <w:spacing w:after="0"/>
+        <w:ind w:left="567"/>
+        <w:jc w:val="both"/>
+        <w:rPr>
+          <w:rFonts w:ascii="Times New Roman" w:hAnsi="Times New Roman" w:cs="Times New Roman"/>
+          <w:sz w:val="28"/>
+          <w:szCs w:val="28"/>
+        </w:rPr>
+      </w:pPr>
+      <w:r>
+        <w:rPr>
+          <w:rFonts w:ascii="Times New Roman" w:hAnsi="Times New Roman" w:cs="Times New Roman"/>
+          <w:b/>
+          <w:bCs/>
+          <w:sz w:val="28"/>
+          <w:szCs w:val="28"/>
+        </w:rPr>
+        <w:t>restriction_category</w:t>
+      </w:r>
+      <w:r>
+        <w:rPr>
+          <w:rFonts w:ascii="Times New Roman" w:hAnsi="Times New Roman" w:cs="Times New Roman"/>
+          <w:sz w:val="28"/>
+          <w:szCs w:val="28"/>
+        </w:rPr>
+        <w:t> – сущность, описывающая ограничения пользователя по категориям продуктов.</w:t>
+      </w:r>
+      <w:r>
+        <w:rPr>
+          <w:rFonts w:ascii="Times New Roman" w:hAnsi="Times New Roman" w:cs="Times New Roman"/>
+          <w:sz w:val="28"/>
+          <w:szCs w:val="28"/>
+        </w:rPr>
+        <w:br/>
+        <w:t>Сущность </w:t>
+      </w:r>
+      <w:r>
+        <w:rPr>
+          <w:rFonts w:ascii="Times New Roman" w:hAnsi="Times New Roman" w:cs="Times New Roman"/>
+          <w:b/>
+          <w:bCs/>
+          <w:sz w:val="28"/>
+          <w:szCs w:val="28"/>
+        </w:rPr>
+        <w:t>restriction_category</w:t>
+      </w:r>
+      <w:r>
+        <w:rPr>
+          <w:rFonts w:ascii="Times New Roman" w:hAnsi="Times New Roman" w:cs="Times New Roman"/>
+          <w:sz w:val="28"/>
+          <w:szCs w:val="28"/>
+        </w:rPr>
+        <w:t> связана с </w:t>
+      </w:r>
+      <w:r>
+        <w:rPr>
+          <w:rFonts w:ascii="Times New Roman" w:hAnsi="Times New Roman" w:cs="Times New Roman"/>
+          <w:b/>
+          <w:bCs/>
+          <w:sz w:val="28"/>
+          <w:szCs w:val="28"/>
+        </w:rPr>
+        <w:t>User</w:t>
+      </w:r>
+      <w:r>
+        <w:rPr>
+          <w:rFonts w:ascii="Times New Roman" w:hAnsi="Times New Roman" w:cs="Times New Roman"/>
+          <w:sz w:val="28"/>
+          <w:szCs w:val="28"/>
+        </w:rPr>
+        <w:t> связью</w:t>
+      </w:r>
+      <w:r>
+        <w:rPr>
+          <w:rFonts w:ascii="Times New Roman" w:hAnsi="Times New Roman" w:cs="Times New Roman"/>
+          <w:sz w:val="28"/>
+          <w:szCs w:val="28"/>
+        </w:rPr>
+        <w:t xml:space="preserve"> </w:t>
+      </w:r>
+      <w:r>
+        <w:rPr>
+          <w:rFonts w:ascii="Times New Roman" w:hAnsi="Times New Roman" w:cs="Times New Roman"/>
+          <w:sz w:val="28"/>
+          <w:szCs w:val="28"/>
+        </w:rPr>
+        <w:t>«многие ограничения по категориям у одного пользователя (N:1)» и с </w:t>
+      </w:r>
+      <w:r>
+        <w:rPr>
+          <w:rFonts w:ascii="Times New Roman" w:hAnsi="Times New Roman" w:cs="Times New Roman"/>
+          <w:b/>
+          <w:bCs/>
+          <w:sz w:val="28"/>
+          <w:szCs w:val="28"/>
+        </w:rPr>
+        <w:t>Category</w:t>
+      </w:r>
+      <w:r>
+        <w:rPr>
+          <w:rFonts w:ascii="Times New Roman" w:hAnsi="Times New Roman" w:cs="Times New Roman"/>
+          <w:sz w:val="28"/>
+          <w:szCs w:val="28"/>
+        </w:rPr>
+        <w:t> связью «многие ограничения у разных пользователей к одной категории (N:1)»; логически </w:t>
+      </w:r>
+      <w:r>
+        <w:rPr>
+          <w:rFonts w:ascii="Times New Roman" w:hAnsi="Times New Roman" w:cs="Times New Roman"/>
+          <w:b/>
+          <w:bCs/>
+          <w:sz w:val="28"/>
+          <w:szCs w:val="28"/>
+        </w:rPr>
+        <w:t>User</w:t>
+      </w:r>
+      <w:r>
+        <w:rPr>
+          <w:rFonts w:ascii="Times New Roman" w:hAnsi="Times New Roman" w:cs="Times New Roman"/>
+          <w:sz w:val="28"/>
+          <w:szCs w:val="28"/>
+        </w:rPr>
+        <w:t> и </w:t>
+      </w:r>
+      <w:r>
+        <w:rPr>
+          <w:rFonts w:ascii="Times New Roman" w:hAnsi="Times New Roman" w:cs="Times New Roman"/>
+          <w:b/>
+          <w:bCs/>
+          <w:sz w:val="28"/>
+          <w:szCs w:val="28"/>
+        </w:rPr>
+        <w:t>Category</w:t>
+      </w:r>
+      <w:r>
+        <w:rPr>
+          <w:rFonts w:ascii="Times New Roman" w:hAnsi="Times New Roman" w:cs="Times New Roman"/>
+          <w:sz w:val="28"/>
+          <w:szCs w:val="28"/>
+        </w:rPr>
+        <w:t> находятся в связи «многие ко многим (M:N)» через </w:t>
+      </w:r>
+      <w:r>
+        <w:rPr>
+          <w:rFonts w:ascii="Times New Roman" w:hAnsi="Times New Roman" w:cs="Times New Roman"/>
+          <w:b/>
+          <w:bCs/>
+          <w:sz w:val="28"/>
+          <w:szCs w:val="28"/>
+        </w:rPr>
+        <w:t>restriction_category</w:t>
+      </w:r>
+      <w:r>
+        <w:rPr>
+          <w:rFonts w:ascii="Times New Roman" w:hAnsi="Times New Roman" w:cs="Times New Roman"/>
+          <w:sz w:val="28"/>
+          <w:szCs w:val="28"/>
+        </w:rPr>
+        <w:t>.</w:t>
+      </w:r>
+    </w:p>
+    <w:p>
+      <w:pPr>
+        <w:spacing w:after="0"/>
+        <w:ind w:left="567"/>
+        <w:jc w:val="both"/>
+        <w:rPr>
+          <w:rFonts w:ascii="Times New Roman" w:hAnsi="Times New Roman" w:cs="Times New Roman"/>
+          <w:sz w:val="28"/>
+          <w:szCs w:val="28"/>
+        </w:rPr>
+      </w:pPr>
+    </w:p>
+    <w:p>
+      <w:pPr>
+        <w:spacing w:after="0"/>
+        <w:ind w:left="567"/>
+        <w:jc w:val="both"/>
+        <w:rPr>
+          <w:rFonts w:ascii="Times New Roman" w:hAnsi="Times New Roman" w:cs="Times New Roman"/>
+          <w:sz w:val="28"/>
+          <w:szCs w:val="28"/>
+        </w:rPr>
+      </w:pPr>
+      <w:r>
+        <w:rPr>
+          <w:rFonts w:ascii="Times New Roman" w:hAnsi="Times New Roman" w:cs="Times New Roman"/>
+          <w:sz w:val="28"/>
+          <w:szCs w:val="28"/>
+        </w:rPr>
+        <w:t>- инфологическая модель (</w:t>
+      </w:r>
+      <w:r>
+        <w:rPr>
+          <w:rFonts w:ascii="Times New Roman" w:hAnsi="Times New Roman" w:cs="Times New Roman"/>
+          <w:sz w:val="28"/>
+          <w:szCs w:val="28"/>
+          <w:lang w:val="en-US"/>
+        </w:rPr>
+        <w:t>ER</w:t>
+      </w:r>
+      <w:r>
+        <w:rPr>
+          <w:rFonts w:ascii="Times New Roman" w:hAnsi="Times New Roman" w:cs="Times New Roman"/>
+          <w:sz w:val="28"/>
+          <w:szCs w:val="28"/>
+        </w:rPr>
+        <w:t>-модель);</w:t>
+      </w:r>
+    </w:p>
+    <w:p>
+      <w:pPr>
+        <w:spacing w:after="0"/>
+        <w:ind w:left="567"/>
+        <w:jc w:val="both"/>
+        <w:rPr>
+          <w:rFonts w:ascii="Times New Roman" w:hAnsi="Times New Roman" w:cs="Times New Roman"/>
+          <w:sz w:val="28"/>
+          <w:szCs w:val="28"/>
+        </w:rPr>
+      </w:pPr>
+      <w:r>
+        <w:rPr>
+          <w:rFonts w:ascii="Times New Roman" w:hAnsi="Times New Roman" w:cs="Times New Roman"/>
+          <w:sz w:val="28"/>
+          <w:szCs w:val="28"/>
+        </w:rPr>
+        <w:t>- схема данных и реквизитный состав таблиц (диаграмма связи таблиц в БД);</w:t>
+      </w:r>
+    </w:p>
+    <w:p>
+      <w:pPr>
+        <w:spacing w:after="0"/>
+        <w:ind w:left="567"/>
+        <w:jc w:val="both"/>
+        <w:rPr>
+          <w:rFonts w:ascii="Times New Roman" w:hAnsi="Times New Roman" w:cs="Times New Roman"/>
+          <w:sz w:val="28"/>
+          <w:szCs w:val="28"/>
+        </w:rPr>
+      </w:pPr>
+      <w:r>
+        <w:rPr>
+          <w:rFonts w:ascii="Times New Roman" w:hAnsi="Times New Roman" w:cs="Times New Roman"/>
+          <w:sz w:val="28"/>
+          <w:szCs w:val="28"/>
+        </w:rPr>
+        <w:t>- экранные формы первичных документов (формы бумажных документов при необходимости);</w:t>
+      </w:r>
+    </w:p>
+    <w:p>
+      <w:pPr>
+        <w:spacing w:after="0"/>
+        <w:ind w:left="567"/>
+        <w:jc w:val="both"/>
+        <w:rPr>
+          <w:rFonts w:ascii="Times New Roman" w:hAnsi="Times New Roman" w:cs="Times New Roman"/>
+          <w:sz w:val="28"/>
+          <w:szCs w:val="28"/>
+        </w:rPr>
+      </w:pPr>
+      <w:r>
+        <w:rPr>
+          <w:rFonts w:ascii="Times New Roman" w:hAnsi="Times New Roman" w:cs="Times New Roman"/>
+          <w:sz w:val="28"/>
+          <w:szCs w:val="28"/>
+        </w:rPr>
+        <w:t>- классификаторы, нормативно-справочная информация (при наличии);</w:t>
+      </w:r>
+    </w:p>
+    <w:p>
+      <w:pPr>
+        <w:spacing w:after="0"/>
+        <w:ind w:left="567"/>
+        <w:jc w:val="both"/>
+        <w:rPr>
+          <w:rFonts w:ascii="Times New Roman" w:hAnsi="Times New Roman" w:cs="Times New Roman"/>
+          <w:sz w:val="28"/>
+          <w:szCs w:val="28"/>
+        </w:rPr>
+      </w:pPr>
+      <w:r>
+        <w:rPr>
+          <w:rFonts w:ascii="Times New Roman" w:hAnsi="Times New Roman" w:cs="Times New Roman"/>
+          <w:sz w:val="28"/>
+          <w:szCs w:val="28"/>
+        </w:rPr>
+        <w:t>- выходные (результатные) документы (экранные формы) (при наличии).</w:t>
       </w:r>
     </w:p>
     <w:p>
@@ -2628,32 +7730,151 @@
         <w:spacing w:after="0"/>
         <w:jc w:val="both"/>
         <w:rPr>
-          <w:rFonts w:ascii="Times New Roman" w:hAnsi="Times New Roman"/>
-          <w:sz w:val="28"/>
-          <w:szCs w:val="28"/>
-        </w:rPr>
-      </w:pPr>
+          <w:rFonts w:ascii="Times New Roman" w:hAnsi="Times New Roman" w:cs="Times New Roman"/>
+          <w:sz w:val="28"/>
+          <w:szCs w:val="28"/>
+        </w:rPr>
+      </w:pPr>
+    </w:p>
+    <w:p>
+      <w:pPr>
+        <w:pStyle w:val="2"/>
+        <w:rPr>
+          <w:rFonts w:cs="Times New Roman"/>
+        </w:rPr>
+      </w:pPr>
+      <w:bookmarkStart w:id="7" w:name="_Toc226454927"/>
+      <w:r>
+        <w:rPr>
+          <w:rFonts w:cs="Times New Roman"/>
+        </w:rPr>
+        <w:t>2.3. Алгоритмическое обеспечение</w:t>
+      </w:r>
+      <w:bookmarkEnd w:id="7"/>
+      <w:r>
+        <w:rPr>
+          <w:rFonts w:cs="Times New Roman"/>
+        </w:rPr>
+        <w:t xml:space="preserve"> </w:t>
+      </w:r>
     </w:p>
     <w:p>
       <w:pPr>
         <w:spacing w:after="0"/>
         <w:jc w:val="both"/>
         <w:rPr>
-          <w:rFonts w:ascii="Times New Roman" w:hAnsi="Times New Roman"/>
-          <w:b/>
-          <w:sz w:val="28"/>
-          <w:szCs w:val="28"/>
-        </w:rPr>
-      </w:pPr>
-      <w:r>
-        <w:rPr>
-          <w:rFonts w:ascii="Times New Roman" w:hAnsi="Times New Roman"/>
-          <w:b/>
-          <w:sz w:val="28"/>
-          <w:szCs w:val="28"/>
-        </w:rPr>
+          <w:rFonts w:ascii="Times New Roman" w:hAnsi="Times New Roman" w:cs="Times New Roman"/>
+          <w:i/>
+          <w:sz w:val="28"/>
+          <w:szCs w:val="28"/>
+        </w:rPr>
+      </w:pPr>
+      <w:r>
+        <w:rPr>
+          <w:rFonts w:ascii="Times New Roman" w:hAnsi="Times New Roman" w:cs="Times New Roman"/>
+          <w:i/>
+          <w:sz w:val="28"/>
+          <w:szCs w:val="28"/>
+        </w:rPr>
+        <w:t xml:space="preserve">       </w:t>
+      </w:r>
+      <w:r>
+        <w:rPr>
+          <w:rFonts w:ascii="Times New Roman" w:hAnsi="Times New Roman" w:cs="Times New Roman"/>
+          <w:i/>
+          <w:sz w:val="28"/>
+          <w:szCs w:val="28"/>
+        </w:rPr>
+        <w:t>(формализация решений задач)</w:t>
+      </w:r>
+    </w:p>
+    <w:p>
+      <w:pPr>
+        <w:spacing w:after="0"/>
+        <w:ind w:left="567"/>
+        <w:jc w:val="both"/>
+        <w:rPr>
+          <w:rFonts w:ascii="Times New Roman" w:hAnsi="Times New Roman" w:cs="Times New Roman"/>
+          <w:sz w:val="28"/>
+          <w:szCs w:val="28"/>
+        </w:rPr>
+      </w:pPr>
+      <w:r>
+        <w:rPr>
+          <w:rFonts w:ascii="Times New Roman" w:hAnsi="Times New Roman" w:cs="Times New Roman"/>
+          <w:sz w:val="28"/>
+          <w:szCs w:val="28"/>
+        </w:rPr>
+        <w:t>- блок-схемы алгоритмов, используемых при решении задач (блок-схема ГОСТ или диаграмма деятельности);</w:t>
+      </w:r>
+    </w:p>
+    <w:p>
+      <w:pPr>
+        <w:spacing w:after="0"/>
+        <w:ind w:left="567"/>
+        <w:jc w:val="both"/>
+        <w:rPr>
+          <w:rFonts w:ascii="Times New Roman" w:hAnsi="Times New Roman" w:cs="Times New Roman"/>
+          <w:sz w:val="28"/>
+          <w:szCs w:val="28"/>
+        </w:rPr>
+      </w:pPr>
+      <w:r>
+        <w:rPr>
+          <w:rFonts w:ascii="Times New Roman" w:hAnsi="Times New Roman" w:cs="Times New Roman"/>
+          <w:sz w:val="28"/>
+          <w:szCs w:val="28"/>
+        </w:rPr>
+        <w:t>- математические модели (при наличии);</w:t>
+      </w:r>
+    </w:p>
+    <w:p>
+      <w:pPr>
+        <w:spacing w:after="0"/>
+        <w:ind w:left="567"/>
+        <w:jc w:val="both"/>
+        <w:rPr>
+          <w:rFonts w:ascii="Times New Roman" w:hAnsi="Times New Roman" w:cs="Times New Roman"/>
+          <w:sz w:val="28"/>
+          <w:szCs w:val="28"/>
+        </w:rPr>
+      </w:pPr>
+      <w:r>
+        <w:rPr>
+          <w:rFonts w:ascii="Times New Roman" w:hAnsi="Times New Roman" w:cs="Times New Roman"/>
+          <w:sz w:val="28"/>
+          <w:szCs w:val="28"/>
+        </w:rPr>
+        <w:t>- формулы расчетов показателей (при наличии).</w:t>
+      </w:r>
+    </w:p>
+    <w:p>
+      <w:pPr>
+        <w:spacing w:after="0"/>
+        <w:jc w:val="both"/>
+        <w:rPr>
+          <w:rFonts w:ascii="Times New Roman" w:hAnsi="Times New Roman" w:cs="Times New Roman"/>
+          <w:sz w:val="28"/>
+          <w:szCs w:val="28"/>
+        </w:rPr>
+      </w:pPr>
+    </w:p>
+    <w:p>
+      <w:pPr>
+        <w:pStyle w:val="2"/>
+        <w:rPr>
+          <w:rFonts w:cs="Times New Roman"/>
+        </w:rPr>
+      </w:pPr>
+      <w:bookmarkStart w:id="8" w:name="_Toc226454928"/>
+      <w:r>
+        <w:rPr>
+          <w:rFonts w:cs="Times New Roman"/>
+        </w:rPr>
+        <w:lastRenderedPageBreak/>
         <w:t>2.4. Программное обеспечение</w:t>
       </w:r>
+      <w:bookmarkEnd w:id="8"/>
     </w:p>
     <w:p>
       <w:pPr>
@@ -2661,26 +7882,18 @@
         <w:ind w:left="567"/>
         <w:jc w:val="both"/>
         <w:rPr>
-          <w:rFonts w:ascii="Times New Roman" w:hAnsi="Times New Roman"/>
-          <w:sz w:val="28"/>
-          <w:szCs w:val="28"/>
-        </w:rPr>
-      </w:pPr>
-      <w:r>
-        <w:rPr>
-          <w:rFonts w:ascii="Times New Roman" w:hAnsi="Times New Roman"/>
-          <w:sz w:val="28"/>
-          <w:szCs w:val="28"/>
-        </w:rPr>
-        <w:t xml:space="preserve">- описание </w:t>
-      </w:r>
-      <w:r>
-        <w:rPr>
-          <w:rFonts w:ascii="Times New Roman" w:hAnsi="Times New Roman"/>
-          <w:sz w:val="28"/>
-          <w:szCs w:val="28"/>
-        </w:rPr>
-        <w:t>используемых технологий, фреймворков, библиотек и т.д.</w:t>
+          <w:rFonts w:ascii="Times New Roman" w:hAnsi="Times New Roman" w:cs="Times New Roman"/>
+          <w:sz w:val="28"/>
+          <w:szCs w:val="28"/>
+        </w:rPr>
+      </w:pPr>
+      <w:r>
+        <w:rPr>
+          <w:rFonts w:ascii="Times New Roman" w:hAnsi="Times New Roman" w:cs="Times New Roman"/>
+          <w:sz w:val="28"/>
+          <w:szCs w:val="28"/>
+        </w:rPr>
+        <w:t>- описание используемых технологий, фреймворков, библиотек и т.д.</w:t>
       </w:r>
     </w:p>
     <w:p>
@@ -2689,14 +7902,14 @@
         <w:ind w:left="567"/>
         <w:jc w:val="both"/>
         <w:rPr>
-          <w:rFonts w:ascii="Times New Roman" w:hAnsi="Times New Roman"/>
-          <w:sz w:val="28"/>
-          <w:szCs w:val="28"/>
-        </w:rPr>
-      </w:pPr>
-      <w:r>
-        <w:rPr>
-          <w:rFonts w:ascii="Times New Roman" w:hAnsi="Times New Roman"/>
+          <w:rFonts w:ascii="Times New Roman" w:hAnsi="Times New Roman" w:cs="Times New Roman"/>
+          <w:sz w:val="28"/>
+          <w:szCs w:val="28"/>
+        </w:rPr>
+      </w:pPr>
+      <w:r>
+        <w:rPr>
+          <w:rFonts w:ascii="Times New Roman" w:hAnsi="Times New Roman" w:cs="Times New Roman"/>
           <w:sz w:val="28"/>
           <w:szCs w:val="28"/>
         </w:rPr>
@@ -2709,14 +7922,14 @@
         <w:ind w:left="567"/>
         <w:jc w:val="both"/>
         <w:rPr>
-          <w:rFonts w:ascii="Times New Roman" w:hAnsi="Times New Roman"/>
-          <w:sz w:val="28"/>
-          <w:szCs w:val="28"/>
-        </w:rPr>
-      </w:pPr>
-      <w:r>
-        <w:rPr>
-          <w:rFonts w:ascii="Times New Roman" w:hAnsi="Times New Roman"/>
+          <w:rFonts w:ascii="Times New Roman" w:hAnsi="Times New Roman" w:cs="Times New Roman"/>
+          <w:sz w:val="28"/>
+          <w:szCs w:val="28"/>
+        </w:rPr>
+      </w:pPr>
+      <w:r>
+        <w:rPr>
+          <w:rFonts w:ascii="Times New Roman" w:hAnsi="Times New Roman" w:cs="Times New Roman"/>
           <w:sz w:val="28"/>
           <w:szCs w:val="28"/>
         </w:rPr>
@@ -2729,14 +7942,14 @@
         <w:ind w:left="567"/>
         <w:jc w:val="both"/>
         <w:rPr>
-          <w:rFonts w:ascii="Times New Roman" w:hAnsi="Times New Roman"/>
-          <w:sz w:val="28"/>
-          <w:szCs w:val="28"/>
-        </w:rPr>
-      </w:pPr>
-      <w:r>
-        <w:rPr>
-          <w:rFonts w:ascii="Times New Roman" w:hAnsi="Times New Roman"/>
+          <w:rFonts w:ascii="Times New Roman" w:hAnsi="Times New Roman" w:cs="Times New Roman"/>
+          <w:sz w:val="28"/>
+          <w:szCs w:val="28"/>
+        </w:rPr>
+      </w:pPr>
+      <w:r>
+        <w:rPr>
+          <w:rFonts w:ascii="Times New Roman" w:hAnsi="Times New Roman" w:cs="Times New Roman"/>
           <w:sz w:val="28"/>
           <w:szCs w:val="28"/>
         </w:rPr>
@@ -2744,7 +7957,7 @@
       </w:r>
       <w:r>
         <w:rPr>
-          <w:rFonts w:ascii="Times New Roman" w:hAnsi="Times New Roman"/>
+          <w:rFonts w:ascii="Times New Roman" w:hAnsi="Times New Roman" w:cs="Times New Roman"/>
           <w:sz w:val="28"/>
           <w:szCs w:val="28"/>
           <w:lang w:val="en-US"/>
@@ -2753,7 +7966,7 @@
       </w:r>
       <w:r>
         <w:rPr>
-          <w:rFonts w:ascii="Times New Roman" w:hAnsi="Times New Roman"/>
+          <w:rFonts w:ascii="Times New Roman" w:hAnsi="Times New Roman" w:cs="Times New Roman"/>
           <w:sz w:val="28"/>
           <w:szCs w:val="28"/>
         </w:rPr>
@@ -2766,32 +7979,27 @@
         <w:ind w:left="922" w:hanging="426"/>
         <w:jc w:val="both"/>
         <w:rPr>
-          <w:rFonts w:ascii="Times New Roman" w:hAnsi="Times New Roman"/>
-          <w:sz w:val="28"/>
-          <w:szCs w:val="28"/>
-        </w:rPr>
-      </w:pPr>
-    </w:p>
-    <w:p>
-      <w:pPr>
-        <w:spacing w:after="0"/>
-        <w:jc w:val="both"/>
-        <w:rPr>
-          <w:rFonts w:ascii="Times New Roman" w:hAnsi="Times New Roman"/>
-          <w:b/>
-          <w:sz w:val="28"/>
-          <w:szCs w:val="28"/>
-        </w:rPr>
-      </w:pPr>
-      <w:r>
-        <w:rPr>
-          <w:rFonts w:ascii="Times New Roman" w:hAnsi="Times New Roman"/>
-          <w:b/>
-          <w:sz w:val="28"/>
-          <w:szCs w:val="28"/>
+          <w:rFonts w:ascii="Times New Roman" w:hAnsi="Times New Roman" w:cs="Times New Roman"/>
+          <w:sz w:val="28"/>
+          <w:szCs w:val="28"/>
+        </w:rPr>
+      </w:pPr>
+    </w:p>
+    <w:p>
+      <w:pPr>
+        <w:pStyle w:val="2"/>
+        <w:rPr>
+          <w:rFonts w:cs="Times New Roman"/>
+        </w:rPr>
+      </w:pPr>
+      <w:bookmarkStart w:id="9" w:name="_Toc226454929"/>
+      <w:r>
+        <w:rPr>
+          <w:rFonts w:cs="Times New Roman"/>
         </w:rPr>
         <w:t>2.5. Обеспечение информационной безопасности</w:t>
       </w:r>
+      <w:bookmarkEnd w:id="9"/>
     </w:p>
     <w:p>
       <w:pPr>
@@ -2799,14 +8007,14 @@
         <w:ind w:left="567"/>
         <w:jc w:val="both"/>
         <w:rPr>
-          <w:rFonts w:ascii="Times New Roman" w:hAnsi="Times New Roman"/>
-          <w:sz w:val="28"/>
-          <w:szCs w:val="28"/>
-        </w:rPr>
-      </w:pPr>
-      <w:r>
-        <w:rPr>
-          <w:rFonts w:ascii="Times New Roman" w:hAnsi="Times New Roman"/>
+          <w:rFonts w:ascii="Times New Roman" w:hAnsi="Times New Roman" w:cs="Times New Roman"/>
+          <w:sz w:val="28"/>
+          <w:szCs w:val="28"/>
+        </w:rPr>
+      </w:pPr>
+      <w:r>
+        <w:rPr>
+          <w:rFonts w:ascii="Times New Roman" w:hAnsi="Times New Roman" w:cs="Times New Roman"/>
           <w:sz w:val="28"/>
           <w:szCs w:val="28"/>
         </w:rPr>
@@ -2819,14 +8027,14 @@
         <w:ind w:left="567"/>
         <w:jc w:val="both"/>
         <w:rPr>
-          <w:rFonts w:ascii="Times New Roman" w:hAnsi="Times New Roman"/>
-          <w:sz w:val="28"/>
-          <w:szCs w:val="28"/>
-        </w:rPr>
-      </w:pPr>
-      <w:r>
-        <w:rPr>
-          <w:rFonts w:ascii="Times New Roman" w:hAnsi="Times New Roman"/>
+          <w:rFonts w:ascii="Times New Roman" w:hAnsi="Times New Roman" w:cs="Times New Roman"/>
+          <w:sz w:val="28"/>
+          <w:szCs w:val="28"/>
+        </w:rPr>
+      </w:pPr>
+      <w:r>
+        <w:rPr>
+          <w:rFonts w:ascii="Times New Roman" w:hAnsi="Times New Roman" w:cs="Times New Roman"/>
           <w:sz w:val="28"/>
           <w:szCs w:val="28"/>
         </w:rPr>
@@ -2839,32 +8047,28 @@
         <w:ind w:left="922" w:hanging="426"/>
         <w:jc w:val="both"/>
         <w:rPr>
-          <w:rFonts w:ascii="Times New Roman" w:hAnsi="Times New Roman"/>
-          <w:sz w:val="28"/>
-          <w:szCs w:val="28"/>
-        </w:rPr>
-      </w:pPr>
-    </w:p>
-    <w:p>
-      <w:pPr>
-        <w:spacing w:after="0"/>
-        <w:jc w:val="both"/>
-        <w:rPr>
-          <w:rFonts w:ascii="Times New Roman" w:hAnsi="Times New Roman"/>
-          <w:b/>
-          <w:sz w:val="28"/>
-          <w:szCs w:val="28"/>
-        </w:rPr>
-      </w:pPr>
-      <w:r>
-        <w:rPr>
-          <w:rFonts w:ascii="Times New Roman" w:hAnsi="Times New Roman"/>
-          <w:b/>
-          <w:sz w:val="28"/>
-          <w:szCs w:val="28"/>
+          <w:rFonts w:ascii="Times New Roman" w:hAnsi="Times New Roman" w:cs="Times New Roman"/>
+          <w:sz w:val="28"/>
+          <w:szCs w:val="28"/>
+        </w:rPr>
+      </w:pPr>
+    </w:p>
+    <w:p>
+      <w:pPr>
+        <w:pStyle w:val="2"/>
+        <w:rPr>
+          <w:rFonts w:cs="Times New Roman"/>
+        </w:rPr>
+      </w:pPr>
+      <w:bookmarkStart w:id="10" w:name="_Toc226454930"/>
+      <w:commentRangeStart w:id="11"/>
+      <w:r>
+        <w:rPr>
+          <w:rFonts w:cs="Times New Roman"/>
         </w:rPr>
         <w:t>2.6. Техническое обеспечение</w:t>
       </w:r>
+      <w:bookmarkEnd w:id="10"/>
     </w:p>
     <w:p>
       <w:pPr>
@@ -2872,14 +8076,14 @@
         <w:ind w:left="567"/>
         <w:jc w:val="both"/>
         <w:rPr>
-          <w:rFonts w:ascii="Times New Roman" w:hAnsi="Times New Roman"/>
-          <w:sz w:val="28"/>
-          <w:szCs w:val="28"/>
-        </w:rPr>
-      </w:pPr>
-      <w:r>
-        <w:rPr>
-          <w:rFonts w:ascii="Times New Roman" w:hAnsi="Times New Roman"/>
+          <w:rFonts w:ascii="Times New Roman" w:hAnsi="Times New Roman" w:cs="Times New Roman"/>
+          <w:sz w:val="28"/>
+          <w:szCs w:val="28"/>
+        </w:rPr>
+      </w:pPr>
+      <w:r>
+        <w:rPr>
+          <w:rFonts w:ascii="Times New Roman" w:hAnsi="Times New Roman" w:cs="Times New Roman"/>
           <w:sz w:val="28"/>
           <w:szCs w:val="28"/>
         </w:rPr>
@@ -2892,14 +8096,14 @@
         <w:ind w:left="567"/>
         <w:jc w:val="both"/>
         <w:rPr>
-          <w:rFonts w:ascii="Times New Roman" w:hAnsi="Times New Roman"/>
-          <w:sz w:val="28"/>
-          <w:szCs w:val="28"/>
-        </w:rPr>
-      </w:pPr>
-      <w:r>
-        <w:rPr>
-          <w:rFonts w:ascii="Times New Roman" w:hAnsi="Times New Roman"/>
+          <w:rFonts w:ascii="Times New Roman" w:hAnsi="Times New Roman" w:cs="Times New Roman"/>
+          <w:sz w:val="28"/>
+          <w:szCs w:val="28"/>
+        </w:rPr>
+      </w:pPr>
+      <w:r>
+        <w:rPr>
+          <w:rFonts w:ascii="Times New Roman" w:hAnsi="Times New Roman" w:cs="Times New Roman"/>
           <w:sz w:val="28"/>
           <w:szCs w:val="28"/>
         </w:rPr>
@@ -2911,40 +8115,41 @@
         <w:spacing w:after="0"/>
         <w:jc w:val="both"/>
         <w:rPr>
-          <w:rFonts w:ascii="Times New Roman" w:hAnsi="Times New Roman"/>
-          <w:b/>
-          <w:sz w:val="28"/>
-          <w:szCs w:val="28"/>
-        </w:rPr>
-      </w:pPr>
+          <w:rFonts w:ascii="Times New Roman" w:hAnsi="Times New Roman" w:cs="Times New Roman"/>
+          <w:b/>
+          <w:sz w:val="28"/>
+          <w:szCs w:val="28"/>
+        </w:rPr>
+      </w:pPr>
+    </w:p>
+    <w:p>
+      <w:pPr>
+        <w:pStyle w:val="2"/>
+        <w:rPr>
+          <w:rFonts w:cs="Times New Roman"/>
+        </w:rPr>
+      </w:pPr>
+      <w:bookmarkStart w:id="12" w:name="_Toc226454931"/>
+      <w:r>
+        <w:rPr>
+          <w:rFonts w:cs="Times New Roman"/>
+        </w:rPr>
+        <w:t>2.7. Технологическое обеспечение</w:t>
+      </w:r>
+      <w:bookmarkEnd w:id="12"/>
+      <w:r>
+        <w:rPr>
+          <w:rFonts w:cs="Times New Roman"/>
+        </w:rPr>
+        <w:t xml:space="preserve"> </w:t>
+      </w:r>
     </w:p>
     <w:p>
       <w:pPr>
         <w:spacing w:after="0"/>
         <w:jc w:val="both"/>
         <w:rPr>
-          <w:rFonts w:ascii="Times New Roman" w:hAnsi="Times New Roman"/>
-          <w:b/>
-          <w:sz w:val="28"/>
-          <w:szCs w:val="28"/>
-        </w:rPr>
-      </w:pPr>
-      <w:r>
-        <w:rPr>
-          <w:rFonts w:ascii="Times New Roman" w:hAnsi="Times New Roman"/>
-          <w:b/>
-          <w:sz w:val="28"/>
-          <w:szCs w:val="28"/>
-        </w:rPr>
-        <w:t xml:space="preserve">2.7. Технологическое обеспечение </w:t>
-      </w:r>
-    </w:p>
-    <w:p>
-      <w:pPr>
-        <w:spacing w:after="0"/>
-        <w:jc w:val="both"/>
-        <w:rPr>
-          <w:rFonts w:ascii="Times New Roman" w:hAnsi="Times New Roman"/>
+          <w:rFonts w:ascii="Times New Roman" w:hAnsi="Times New Roman" w:cs="Times New Roman"/>
           <w:i/>
           <w:sz w:val="28"/>
           <w:szCs w:val="28"/>
@@ -2952,7 +8157,7 @@
       </w:pPr>
       <w:r>
         <w:rPr>
-          <w:rFonts w:ascii="Times New Roman" w:hAnsi="Times New Roman"/>
+          <w:rFonts w:ascii="Times New Roman" w:hAnsi="Times New Roman" w:cs="Times New Roman"/>
           <w:i/>
           <w:sz w:val="28"/>
           <w:szCs w:val="28"/>
@@ -2961,7 +8166,7 @@
       </w:r>
       <w:r>
         <w:rPr>
-          <w:rFonts w:ascii="Times New Roman" w:hAnsi="Times New Roman"/>
+          <w:rFonts w:ascii="Times New Roman" w:hAnsi="Times New Roman" w:cs="Times New Roman"/>
           <w:i/>
           <w:sz w:val="28"/>
           <w:szCs w:val="28"/>
@@ -2975,14 +8180,14 @@
         <w:ind w:left="567"/>
         <w:jc w:val="both"/>
         <w:rPr>
-          <w:rFonts w:ascii="Times New Roman" w:hAnsi="Times New Roman"/>
-          <w:sz w:val="28"/>
-          <w:szCs w:val="28"/>
-        </w:rPr>
-      </w:pPr>
-      <w:r>
-        <w:rPr>
-          <w:rFonts w:ascii="Times New Roman" w:hAnsi="Times New Roman"/>
+          <w:rFonts w:ascii="Times New Roman" w:hAnsi="Times New Roman" w:cs="Times New Roman"/>
+          <w:sz w:val="28"/>
+          <w:szCs w:val="28"/>
+        </w:rPr>
+      </w:pPr>
+      <w:r>
+        <w:rPr>
+          <w:rFonts w:ascii="Times New Roman" w:hAnsi="Times New Roman" w:cs="Times New Roman"/>
           <w:sz w:val="28"/>
           <w:szCs w:val="28"/>
         </w:rPr>
@@ -2990,7 +8195,7 @@
       </w:r>
       <w:r>
         <w:rPr>
-          <w:rFonts w:ascii="Times New Roman" w:hAnsi="Times New Roman"/>
+          <w:rFonts w:ascii="Times New Roman" w:hAnsi="Times New Roman" w:cs="Times New Roman"/>
           <w:sz w:val="28"/>
           <w:szCs w:val="28"/>
           <w:lang w:val="en-US"/>
@@ -2999,7 +8204,7 @@
       </w:r>
       <w:r>
         <w:rPr>
-          <w:rFonts w:ascii="Times New Roman" w:hAnsi="Times New Roman"/>
+          <w:rFonts w:ascii="Times New Roman" w:hAnsi="Times New Roman" w:cs="Times New Roman"/>
           <w:sz w:val="28"/>
           <w:szCs w:val="28"/>
         </w:rPr>
@@ -3011,39 +8216,40 @@
         <w:spacing w:after="0"/>
         <w:jc w:val="both"/>
         <w:rPr>
-          <w:rFonts w:ascii="Times New Roman" w:hAnsi="Times New Roman"/>
-          <w:sz w:val="28"/>
-          <w:szCs w:val="28"/>
-        </w:rPr>
-      </w:pPr>
+          <w:rFonts w:ascii="Times New Roman" w:hAnsi="Times New Roman" w:cs="Times New Roman"/>
+          <w:sz w:val="28"/>
+          <w:szCs w:val="28"/>
+        </w:rPr>
+      </w:pPr>
+    </w:p>
+    <w:p>
+      <w:pPr>
+        <w:pStyle w:val="2"/>
+        <w:rPr>
+          <w:rFonts w:cs="Times New Roman"/>
+        </w:rPr>
+      </w:pPr>
+      <w:bookmarkStart w:id="13" w:name="_Toc226454932"/>
+      <w:r>
+        <w:rPr>
+          <w:rFonts w:cs="Times New Roman"/>
+        </w:rPr>
+        <w:t>2.8. Организационное обеспечение</w:t>
+      </w:r>
+      <w:bookmarkEnd w:id="13"/>
+      <w:r>
+        <w:rPr>
+          <w:rFonts w:cs="Times New Roman"/>
+        </w:rPr>
+        <w:t xml:space="preserve"> </w:t>
+      </w:r>
     </w:p>
     <w:p>
       <w:pPr>
         <w:spacing w:after="0"/>
         <w:jc w:val="both"/>
         <w:rPr>
-          <w:rFonts w:ascii="Times New Roman" w:hAnsi="Times New Roman"/>
-          <w:b/>
-          <w:sz w:val="28"/>
-          <w:szCs w:val="28"/>
-        </w:rPr>
-      </w:pPr>
-      <w:r>
-        <w:rPr>
-          <w:rFonts w:ascii="Times New Roman" w:hAnsi="Times New Roman"/>
-          <w:b/>
-          <w:sz w:val="28"/>
-          <w:szCs w:val="28"/>
-        </w:rPr>
-        <w:t xml:space="preserve">2.8. Организационное обеспечение </w:t>
-      </w:r>
-    </w:p>
-    <w:p>
-      <w:pPr>
-        <w:spacing w:after="0"/>
-        <w:jc w:val="both"/>
-        <w:rPr>
-          <w:rFonts w:ascii="Times New Roman" w:hAnsi="Times New Roman"/>
+          <w:rFonts w:ascii="Times New Roman" w:hAnsi="Times New Roman" w:cs="Times New Roman"/>
           <w:i/>
           <w:sz w:val="28"/>
           <w:szCs w:val="28"/>
@@ -3051,7 +8257,7 @@
       </w:pPr>
       <w:r>
         <w:rPr>
-          <w:rFonts w:ascii="Times New Roman" w:hAnsi="Times New Roman"/>
+          <w:rFonts w:ascii="Times New Roman" w:hAnsi="Times New Roman" w:cs="Times New Roman"/>
           <w:i/>
           <w:sz w:val="28"/>
           <w:szCs w:val="28"/>
@@ -3060,7 +8266,7 @@
       </w:r>
       <w:r>
         <w:rPr>
-          <w:rFonts w:ascii="Times New Roman" w:hAnsi="Times New Roman"/>
+          <w:rFonts w:ascii="Times New Roman" w:hAnsi="Times New Roman" w:cs="Times New Roman"/>
           <w:i/>
           <w:sz w:val="28"/>
           <w:szCs w:val="28"/>
@@ -3074,14 +8280,14 @@
         <w:ind w:left="567"/>
         <w:jc w:val="both"/>
         <w:rPr>
-          <w:rFonts w:ascii="Times New Roman" w:hAnsi="Times New Roman"/>
-          <w:sz w:val="28"/>
-          <w:szCs w:val="28"/>
-        </w:rPr>
-      </w:pPr>
-      <w:r>
-        <w:rPr>
-          <w:rFonts w:ascii="Times New Roman" w:hAnsi="Times New Roman"/>
+          <w:rFonts w:ascii="Times New Roman" w:hAnsi="Times New Roman" w:cs="Times New Roman"/>
+          <w:sz w:val="28"/>
+          <w:szCs w:val="28"/>
+        </w:rPr>
+      </w:pPr>
+      <w:r>
+        <w:rPr>
+          <w:rFonts w:ascii="Times New Roman" w:hAnsi="Times New Roman" w:cs="Times New Roman"/>
           <w:sz w:val="28"/>
           <w:szCs w:val="28"/>
         </w:rPr>
@@ -3094,18 +8300,28 @@
         <w:ind w:left="567"/>
         <w:jc w:val="both"/>
         <w:rPr>
-          <w:rFonts w:ascii="Times New Roman" w:hAnsi="Times New Roman"/>
-          <w:sz w:val="28"/>
-          <w:szCs w:val="28"/>
-        </w:rPr>
-      </w:pPr>
-      <w:r>
-        <w:rPr>
-          <w:rFonts w:ascii="Times New Roman" w:hAnsi="Times New Roman"/>
+          <w:rFonts w:ascii="Times New Roman" w:hAnsi="Times New Roman" w:cs="Times New Roman"/>
+          <w:sz w:val="28"/>
+          <w:szCs w:val="28"/>
+        </w:rPr>
+      </w:pPr>
+      <w:r>
+        <w:rPr>
+          <w:rFonts w:ascii="Times New Roman" w:hAnsi="Times New Roman" w:cs="Times New Roman"/>
           <w:sz w:val="28"/>
           <w:szCs w:val="28"/>
         </w:rPr>
         <w:t>- изменения в составе функций персонала, организационных единиц (ролевые модели и схемы).</w:t>
+      </w:r>
+      <w:commentRangeEnd w:id="11"/>
+      <w:r>
+        <w:rPr>
+          <w:rStyle w:val="a6"/>
+          <w:rFonts w:ascii="Times New Roman" w:hAnsi="Times New Roman" w:cs="Times New Roman"/>
+          <w:sz w:val="28"/>
+          <w:szCs w:val="28"/>
+        </w:rPr>
+        <w:commentReference w:id="11"/>
       </w:r>
     </w:p>
     <w:p>
@@ -3114,54 +8330,54 @@
         <w:ind w:left="567"/>
         <w:jc w:val="both"/>
         <w:rPr>
-          <w:rFonts w:ascii="Times New Roman" w:hAnsi="Times New Roman"/>
-          <w:sz w:val="28"/>
-          <w:szCs w:val="28"/>
-        </w:rPr>
-      </w:pPr>
-    </w:p>
-    <w:p>
-      <w:pPr>
-        <w:rPr>
-          <w:rFonts w:ascii="Times New Roman" w:hAnsi="Times New Roman"/>
-          <w:b/>
-          <w:sz w:val="28"/>
-          <w:szCs w:val="28"/>
-        </w:rPr>
-      </w:pPr>
-      <w:r>
-        <w:rPr>
-          <w:rFonts w:ascii="Times New Roman" w:hAnsi="Times New Roman"/>
-          <w:b/>
-          <w:sz w:val="28"/>
-          <w:szCs w:val="28"/>
-        </w:rPr>
-        <w:t xml:space="preserve">Заключение </w:t>
-      </w:r>
-    </w:p>
-    <w:p>
-      <w:pPr>
-        <w:rPr>
-          <w:rFonts w:ascii="Times New Roman" w:hAnsi="Times New Roman"/>
-          <w:b/>
-          <w:sz w:val="28"/>
-          <w:szCs w:val="28"/>
-        </w:rPr>
-      </w:pPr>
-      <w:r>
-        <w:rPr>
-          <w:rFonts w:ascii="Times New Roman" w:hAnsi="Times New Roman"/>
-          <w:b/>
-          <w:sz w:val="28"/>
-          <w:szCs w:val="28"/>
+          <w:rFonts w:ascii="Times New Roman" w:hAnsi="Times New Roman" w:cs="Times New Roman"/>
+          <w:sz w:val="28"/>
+          <w:szCs w:val="28"/>
+        </w:rPr>
+      </w:pPr>
+    </w:p>
+    <w:p>
+      <w:pPr>
+        <w:pStyle w:val="1"/>
+        <w:rPr>
+          <w:rFonts w:cs="Times New Roman"/>
+        </w:rPr>
+      </w:pPr>
+      <w:bookmarkStart w:id="14" w:name="_Toc226454933"/>
+      <w:r>
+        <w:rPr>
+          <w:rFonts w:cs="Times New Roman"/>
+        </w:rPr>
+        <w:t>Заключение</w:t>
+      </w:r>
+      <w:bookmarkEnd w:id="14"/>
+      <w:r>
+        <w:rPr>
+          <w:rFonts w:cs="Times New Roman"/>
+        </w:rPr>
+        <w:t xml:space="preserve"> </w:t>
+      </w:r>
+    </w:p>
+    <w:p>
+      <w:pPr>
+        <w:pStyle w:val="1"/>
+        <w:rPr>
+          <w:rFonts w:cs="Times New Roman"/>
+        </w:rPr>
+      </w:pPr>
+      <w:bookmarkStart w:id="15" w:name="_Toc226454934"/>
+      <w:r>
+        <w:rPr>
+          <w:rFonts w:cs="Times New Roman"/>
         </w:rPr>
         <w:t>Список литературы</w:t>
       </w:r>
-    </w:p>
-    <w:p>
-      <w:pPr>
-        <w:rPr>
-          <w:rFonts w:ascii="Times New Roman" w:hAnsi="Times New Roman"/>
+      <w:bookmarkEnd w:id="15"/>
+    </w:p>
+    <w:p>
+      <w:pPr>
+        <w:rPr>
+          <w:rFonts w:ascii="Times New Roman" w:hAnsi="Times New Roman" w:cs="Times New Roman"/>
           <w:i/>
           <w:sz w:val="28"/>
           <w:szCs w:val="28"/>
@@ -3169,7 +8385,7 @@
       </w:pPr>
       <w:r>
         <w:rPr>
-          <w:rFonts w:ascii="Times New Roman" w:hAnsi="Times New Roman"/>
+          <w:rFonts w:ascii="Times New Roman" w:hAnsi="Times New Roman" w:cs="Times New Roman"/>
           <w:i/>
           <w:sz w:val="28"/>
           <w:szCs w:val="28"/>
@@ -3179,29 +8395,26 @@
     </w:p>
     <w:p>
       <w:pPr>
-        <w:rPr>
-          <w:rFonts w:ascii="Times New Roman" w:hAnsi="Times New Roman"/>
-          <w:b/>
-          <w:sz w:val="28"/>
-          <w:szCs w:val="28"/>
-        </w:rPr>
-      </w:pPr>
-      <w:r>
-        <w:rPr>
-          <w:rFonts w:ascii="Times New Roman" w:hAnsi="Times New Roman"/>
-          <w:b/>
-          <w:sz w:val="28"/>
-          <w:szCs w:val="28"/>
+        <w:pStyle w:val="1"/>
+        <w:rPr>
+          <w:rFonts w:cs="Times New Roman"/>
+        </w:rPr>
+      </w:pPr>
+      <w:bookmarkStart w:id="16" w:name="_Toc226454935"/>
+      <w:r>
+        <w:rPr>
+          <w:rFonts w:cs="Times New Roman"/>
         </w:rPr>
         <w:t>Приложение</w:t>
       </w:r>
+      <w:bookmarkEnd w:id="16"/>
     </w:p>
     <w:p>
       <w:pPr>
         <w:spacing w:after="0"/>
         <w:jc w:val="both"/>
         <w:rPr>
-          <w:rFonts w:ascii="Times New Roman" w:hAnsi="Times New Roman"/>
+          <w:rFonts w:ascii="Times New Roman" w:hAnsi="Times New Roman" w:cs="Times New Roman"/>
           <w:i/>
           <w:sz w:val="28"/>
           <w:szCs w:val="28"/>
@@ -3209,39 +8422,471 @@
       </w:pPr>
       <w:r>
         <w:rPr>
-          <w:rFonts w:ascii="Times New Roman" w:hAnsi="Times New Roman"/>
+          <w:rFonts w:ascii="Times New Roman" w:hAnsi="Times New Roman" w:cs="Times New Roman"/>
           <w:i/>
           <w:sz w:val="28"/>
           <w:szCs w:val="28"/>
         </w:rPr>
-        <w:lastRenderedPageBreak/>
         <w:t>При необходимости вставить большие изображения или другой поясняющий материал.</w:t>
       </w:r>
     </w:p>
-    <w:p/>
-    <w:p>
-      <w:pPr>
-        <w:rPr>
-          <w:rFonts w:ascii="Times New Roman" w:hAnsi="Times New Roman"/>
-          <w:b/>
-          <w:sz w:val="28"/>
-          <w:szCs w:val="28"/>
-        </w:rPr>
-      </w:pPr>
-    </w:p>
-    <w:p/>
+    <w:p>
+      <w:pPr>
+        <w:rPr>
+          <w:rFonts w:ascii="Times New Roman" w:hAnsi="Times New Roman" w:cs="Times New Roman"/>
+          <w:sz w:val="28"/>
+          <w:szCs w:val="28"/>
+        </w:rPr>
+      </w:pPr>
+    </w:p>
+    <w:p>
+      <w:pPr>
+        <w:rPr>
+          <w:rFonts w:ascii="Times New Roman" w:hAnsi="Times New Roman" w:cs="Times New Roman"/>
+          <w:b/>
+          <w:sz w:val="28"/>
+          <w:szCs w:val="28"/>
+        </w:rPr>
+      </w:pPr>
+    </w:p>
+    <w:p>
+      <w:pPr>
+        <w:rPr>
+          <w:rFonts w:ascii="Times New Roman" w:hAnsi="Times New Roman" w:cs="Times New Roman"/>
+          <w:sz w:val="28"/>
+          <w:szCs w:val="28"/>
+        </w:rPr>
+      </w:pPr>
+    </w:p>
     <w:sectPr>
-      <w:pgSz w:w="11906" w:h="16838"/>
-      <w:pgMar w:top="1021" w:right="851" w:bottom="567" w:left="1701" w:header="709" w:footer="709" w:gutter="0"/>
-      <w:cols w:space="708"/>
-      <w:docGrid w:linePitch="360"/>
+      <w:pgSz w:w="12240" w:h="15840"/>
+      <w:pgMar w:top="1134" w:right="850" w:bottom="1134" w:left="1701" w:header="720" w:footer="720" w:gutter="0"/>
+      <w:cols w:space="720"/>
     </w:sectPr>
   </w:body>
 </w:document>
 </file>
 
+<file path=word/comments.xml><?xml version="1.0" encoding="utf-8"?>
+<w:comments xmlns:wpc="http://schemas.microsoft.com/office/word/2010/wordprocessingCanvas" xmlns:cx="http://schemas.microsoft.com/office/drawing/2014/chartex" xmlns:cx1="http://schemas.microsoft.com/office/drawing/2015/9/8/chartex" xmlns:cx2="http://schemas.microsoft.com/office/drawing/2015/10/21/chartex" xmlns:cx3="http://schemas.microsoft.com/office/drawing/2016/5/9/chartex" xmlns:cx4="http://schemas.microsoft.com/office/drawing/2016/5/10/chartex" xmlns:cx5="http://schemas.microsoft.com/office/drawing/2016/5/11/chartex" xmlns:cx6="http://schemas.microsoft.com/office/drawing/2016/5/12/chartex" xmlns:cx7="http://schemas.microsoft.com/office/drawing/2016/5/13/chartex" xmlns:cx8="http://schemas.microsoft.com/office/drawing/2016/5/14/chartex" xmlns:mc="http://schemas.openxmlformats.org/markup-compatibility/2006" xmlns:aink="http://schemas.microsoft.com/office/drawing/2016/ink" xmlns:am3d="http://schemas.microsoft.com/office/drawing/2017/model3d" xmlns:o="urn:schemas-microsoft-com:office:office" xmlns:oel="http://schemas.microsoft.com/office/2019/extlst" xmlns:r="http://schemas.openxmlformats.org/officeDocument/2006/relationships" xmlns:m="http://schemas.openxmlformats.org/officeDocument/2006/math" xmlns:v="urn:schemas-microsoft-com:vml" xmlns:wp14="http://schemas.microsoft.com/office/word/2010/wordprocessingDrawing" xmlns:wp="http://schemas.openxmlformats.org/drawingml/2006/wordprocessingDrawing" xmlns:w10="urn:schemas-microsoft-com:office:word" xmlns:w="http://schemas.openxmlformats.org/wordprocessingml/2006/main" xmlns:w14="http://schemas.microsoft.com/office/word/2010/wordml" xmlns:w15="http://schemas.microsoft.com/office/word/2012/wordml" xmlns:w16cex="http://schemas.microsoft.com/office/word/2018/wordml/cex" xmlns:w16cid="http://schemas.microsoft.com/office/word/2016/wordml/cid" xmlns:w16="http://schemas.microsoft.com/office/word/2018/wordml" xmlns:w16du="http://schemas.microsoft.com/office/word/2023/wordml/word16du" xmlns:w16sdtdh="http://schemas.microsoft.com/office/word/2020/wordml/sdtdatahash" xmlns:w16sdtfl="http://schemas.microsoft.com/office/word/2024/wordml/sdtformatlock" xmlns:w16se="http://schemas.microsoft.com/office/word/2015/wordml/symex" xmlns:wpg="http://schemas.microsoft.com/office/word/2010/wordprocessingGroup" xmlns:wpi="http://schemas.microsoft.com/office/word/2010/wordprocessingInk" xmlns:wne="http://schemas.microsoft.com/office/word/2006/wordml" xmlns:wps="http://schemas.microsoft.com/office/word/2010/wordprocessingShape" mc:Ignorable="w14 w15 w16se w16cid w16 w16cex w16sdtdh w16sdtfl w16du wp14">
+  <w:comment w:id="3" w:author="Бакшаева Елена" w:date="2026-04-07T11:59:00Z" w:initials="БЕ">
+    <w:p>
+      <w:pPr>
+        <w:pStyle w:val="a7"/>
+      </w:pPr>
+      <w:r>
+        <w:rPr>
+          <w:rStyle w:val="a6"/>
+        </w:rPr>
+        <w:annotationRef/>
+      </w:r>
+      <w:r>
+        <w:t>Расписать подробнее</w:t>
+      </w:r>
+    </w:p>
+    <w:p>
+      <w:pPr>
+        <w:pStyle w:val="a7"/>
+      </w:pPr>
+    </w:p>
+  </w:comment>
+  <w:comment w:id="4" w:author="Бакшаева Елена" w:date="2026-04-07T13:56:00Z" w:initials="БЕ">
+    <w:p>
+      <w:pPr>
+        <w:pStyle w:val="a7"/>
+      </w:pPr>
+      <w:r>
+        <w:rPr>
+          <w:rStyle w:val="a6"/>
+        </w:rPr>
+        <w:annotationRef/>
+      </w:r>
+      <w:r>
+        <w:t>Отредактировать отседа до конца</w:t>
+      </w:r>
+    </w:p>
+  </w:comment>
+  <w:comment w:id="6" w:author="Бакшаева Елена" w:date="2026-04-07T14:08:00Z" w:initials="БЕ">
+    <w:p>
+      <w:pPr>
+        <w:pStyle w:val="a7"/>
+      </w:pPr>
+      <w:r>
+        <w:rPr>
+          <w:rStyle w:val="a6"/>
+        </w:rPr>
+        <w:annotationRef/>
+      </w:r>
+      <w:r>
+        <w:t>Отредактировать отседа до конца</w:t>
+      </w:r>
+    </w:p>
+  </w:comment>
+  <w:comment w:id="11" w:author="Бакшаева Елена" w:date="2026-04-07T11:44:00Z" w:initials="БЕ">
+    <w:p>
+      <w:pPr>
+        <w:pStyle w:val="a7"/>
+      </w:pPr>
+      <w:r>
+        <w:rPr>
+          <w:rStyle w:val="a6"/>
+        </w:rPr>
+        <w:annotationRef/>
+      </w:r>
+      <w:r>
+        <w:t>Точно ли это нужно??</w:t>
+      </w:r>
+    </w:p>
+  </w:comment>
+</w:comments>
+</file>
+
+<file path=word/commentsExtended.xml><?xml version="1.0" encoding="utf-8"?>
+<w15:commentsEx xmlns:wpc="http://schemas.microsoft.com/office/word/2010/wordprocessingCanvas" xmlns:cx="http://schemas.microsoft.com/office/drawing/2014/chartex" xmlns:cx1="http://schemas.microsoft.com/office/drawing/2015/9/8/chartex" xmlns:cx2="http://schemas.microsoft.com/office/drawing/2015/10/21/chartex" xmlns:cx3="http://schemas.microsoft.com/office/drawing/2016/5/9/chartex" xmlns:cx4="http://schemas.microsoft.com/office/drawing/2016/5/10/chartex" xmlns:cx5="http://schemas.microsoft.com/office/drawing/2016/5/11/chartex" xmlns:cx6="http://schemas.microsoft.com/office/drawing/2016/5/12/chartex" xmlns:cx7="http://schemas.microsoft.com/office/drawing/2016/5/13/chartex" xmlns:cx8="http://schemas.microsoft.com/office/drawing/2016/5/14/chartex" xmlns:mc="http://schemas.openxmlformats.org/markup-compatibility/2006" xmlns:aink="http://schemas.microsoft.com/office/drawing/2016/ink" xmlns:am3d="http://schemas.microsoft.com/office/drawing/2017/model3d" xmlns:o="urn:schemas-microsoft-com:office:office" xmlns:oel="http://schemas.microsoft.com/office/2019/extlst" xmlns:r="http://schemas.openxmlformats.org/officeDocument/2006/relationships" xmlns:m="http://schemas.openxmlformats.org/officeDocument/2006/math" xmlns:v="urn:schemas-microsoft-com:vml" xmlns:wp14="http://schemas.microsoft.com/office/word/2010/wordprocessingDrawing" xmlns:wp="http://schemas.openxmlformats.org/drawingml/2006/wordprocessingDrawing" xmlns:w10="urn:schemas-microsoft-com:office:word" xmlns:w="http://schemas.openxmlformats.org/wordprocessingml/2006/main" xmlns:w14="http://schemas.microsoft.com/office/word/2010/wordml" xmlns:w15="http://schemas.microsoft.com/office/word/2012/wordml" xmlns:w16cex="http://schemas.microsoft.com/office/word/2018/wordml/cex" xmlns:w16cid="http://schemas.microsoft.com/office/word/2016/wordml/cid" xmlns:w16="http://schemas.microsoft.com/office/word/2018/wordml" xmlns:w16du="http://schemas.microsoft.com/office/word/2023/wordml/word16du" xmlns:w16sdtdh="http://schemas.microsoft.com/office/word/2020/wordml/sdtdatahash" xmlns:w16sdtfl="http://schemas.microsoft.com/office/word/2024/wordml/sdtformatlock" xmlns:w16se="http://schemas.microsoft.com/office/word/2015/wordml/symex" xmlns:wpg="http://schemas.microsoft.com/office/word/2010/wordprocessingGroup" xmlns:wpi="http://schemas.microsoft.com/office/word/2010/wordprocessingInk" xmlns:wne="http://schemas.microsoft.com/office/word/2006/wordml" xmlns:wps="http://schemas.microsoft.com/office/word/2010/wordprocessingShape" mc:Ignorable="w14 w15 w16se w16cid w16 w16cex w16sdtdh w16sdtfl w16du wp14">
+  <w15:commentEx w15:paraId="147580A5" w15:done="0"/>
+  <w15:commentEx w15:paraId="328329F8" w15:done="0"/>
+  <w15:commentEx w15:paraId="340CFE22" w15:done="0"/>
+  <w15:commentEx w15:paraId="4F8CBD97" w15:done="0"/>
+</w15:commentsEx>
+</file>
+
+<file path=word/commentsExtensible.xml><?xml version="1.0" encoding="utf-8"?>
+<w16cex:commentsExtensible xmlns:wpc="http://schemas.microsoft.com/office/word/2010/wordprocessingCanvas" xmlns:cx="http://schemas.microsoft.com/office/drawing/2014/chartex" xmlns:cx1="http://schemas.microsoft.com/office/drawing/2015/9/8/chartex" xmlns:cx2="http://schemas.microsoft.com/office/drawing/2015/10/21/chartex" xmlns:cx3="http://schemas.microsoft.com/office/drawing/2016/5/9/chartex" xmlns:cx4="http://schemas.microsoft.com/office/drawing/2016/5/10/chartex" xmlns:cx5="http://schemas.microsoft.com/office/drawing/2016/5/11/chartex" xmlns:cx6="http://schemas.microsoft.com/office/drawing/2016/5/12/chartex" xmlns:cx7="http://schemas.microsoft.com/office/drawing/2016/5/13/chartex" xmlns:cx8="http://schemas.microsoft.com/office/drawing/2016/5/14/chartex" xmlns:cr="http://schemas.microsoft.com/office/comments/2020/reactions" xmlns:mc="http://schemas.openxmlformats.org/markup-compatibility/2006" xmlns:aink="http://schemas.microsoft.com/office/drawing/2016/ink" xmlns:am3d="http://schemas.microsoft.com/office/drawing/2017/model3d" xmlns:o="urn:schemas-microsoft-com:office:office" xmlns:oel="http://schemas.microsoft.com/office/2019/extlst" xmlns:r="http://schemas.openxmlformats.org/officeDocument/2006/relationships" xmlns:m="http://schemas.openxmlformats.org/officeDocument/2006/math" xmlns:v="urn:schemas-microsoft-com:vml" xmlns:wp14="http://schemas.microsoft.com/office/word/2010/wordprocessingDrawing" xmlns:wp="http://schemas.openxmlformats.org/drawingml/2006/wordprocessingDrawing" xmlns:w10="urn:schemas-microsoft-com:office:word" xmlns:w="http://schemas.openxmlformats.org/wordprocessingml/2006/main" xmlns:w14="http://schemas.microsoft.com/office/word/2010/wordml" xmlns:w15="http://schemas.microsoft.com/office/word/2012/wordml" xmlns:w16cex="http://schemas.microsoft.com/office/word/2018/wordml/cex" xmlns:w16cid="http://schemas.microsoft.com/office/word/2016/wordml/cid" xmlns:w16="http://schemas.microsoft.com/office/word/2018/wordml" xmlns:w16du="http://schemas.microsoft.com/office/word/2023/wordml/word16du" xmlns:w16sdtdh="http://schemas.microsoft.com/office/word/2020/wordml/sdtdatahash" xmlns:w16sdtfl="http://schemas.microsoft.com/office/word/2024/wordml/sdtformatlock" xmlns:w16se="http://schemas.microsoft.com/office/word/2015/wordml/symex" xmlns:wpg="http://schemas.microsoft.com/office/word/2010/wordprocessingGroup" xmlns:wpi="http://schemas.microsoft.com/office/word/2010/wordprocessingInk" xmlns:wne="http://schemas.microsoft.com/office/word/2006/wordml" xmlns:wps="http://schemas.microsoft.com/office/word/2010/wordprocessingShape" mc:Ignorable="w14 w15 w16se w16cid w16 w16cex w16sdtdh w16sdtfl cr w16du wp14">
+  <w16cex:commentExtensible w16cex:durableId="263BBB01" w16cex:dateUtc="2026-04-07T07:59:00Z"/>
+  <w16cex:commentExtensible w16cex:durableId="015ED4E1" w16cex:dateUtc="2026-04-07T09:56:00Z"/>
+  <w16cex:commentExtensible w16cex:durableId="0F893B3D" w16cex:dateUtc="2026-04-07T10:08:00Z"/>
+  <w16cex:commentExtensible w16cex:durableId="216136C9" w16cex:dateUtc="2026-04-07T07:44:00Z"/>
+</w16cex:commentsExtensible>
+</file>
+
+<file path=word/commentsIds.xml><?xml version="1.0" encoding="utf-8"?>
+<w16cid:commentsIds xmlns:wpc="http://schemas.microsoft.com/office/word/2010/wordprocessingCanvas" xmlns:cx="http://schemas.microsoft.com/office/drawing/2014/chartex" xmlns:cx1="http://schemas.microsoft.com/office/drawing/2015/9/8/chartex" xmlns:cx2="http://schemas.microsoft.com/office/drawing/2015/10/21/chartex" xmlns:cx3="http://schemas.microsoft.com/office/drawing/2016/5/9/chartex" xmlns:cx4="http://schemas.microsoft.com/office/drawing/2016/5/10/chartex" xmlns:cx5="http://schemas.microsoft.com/office/drawing/2016/5/11/chartex" xmlns:cx6="http://schemas.microsoft.com/office/drawing/2016/5/12/chartex" xmlns:cx7="http://schemas.microsoft.com/office/drawing/2016/5/13/chartex" xmlns:cx8="http://schemas.microsoft.com/office/drawing/2016/5/14/chartex" xmlns:mc="http://schemas.openxmlformats.org/markup-compatibility/2006" xmlns:aink="http://schemas.microsoft.com/office/drawing/2016/ink" xmlns:am3d="http://schemas.microsoft.com/office/drawing/2017/model3d" xmlns:o="urn:schemas-microsoft-com:office:office" xmlns:oel="http://schemas.microsoft.com/office/2019/extlst" xmlns:r="http://schemas.openxmlformats.org/officeDocument/2006/relationships" xmlns:m="http://schemas.openxmlformats.org/officeDocument/2006/math" xmlns:v="urn:schemas-microsoft-com:vml" xmlns:wp14="http://schemas.microsoft.com/office/word/2010/wordprocessingDrawing" xmlns:wp="http://schemas.openxmlformats.org/drawingml/2006/wordprocessingDrawing" xmlns:w10="urn:schemas-microsoft-com:office:word" xmlns:w="http://schemas.openxmlformats.org/wordprocessingml/2006/main" xmlns:w14="http://schemas.microsoft.com/office/word/2010/wordml" xmlns:w15="http://schemas.microsoft.com/office/word/2012/wordml" xmlns:w16cex="http://schemas.microsoft.com/office/word/2018/wordml/cex" xmlns:w16cid="http://schemas.microsoft.com/office/word/2016/wordml/cid" xmlns:w16="http://schemas.microsoft.com/office/word/2018/wordml" xmlns:w16du="http://schemas.microsoft.com/office/word/2023/wordml/word16du" xmlns:w16sdtdh="http://schemas.microsoft.com/office/word/2020/wordml/sdtdatahash" xmlns:w16sdtfl="http://schemas.microsoft.com/office/word/2024/wordml/sdtformatlock" xmlns:w16se="http://schemas.microsoft.com/office/word/2015/wordml/symex" xmlns:wpg="http://schemas.microsoft.com/office/word/2010/wordprocessingGroup" xmlns:wpi="http://schemas.microsoft.com/office/word/2010/wordprocessingInk" xmlns:wne="http://schemas.microsoft.com/office/word/2006/wordml" xmlns:wps="http://schemas.microsoft.com/office/word/2010/wordprocessingShape" mc:Ignorable="w14 w15 w16se w16cid w16 w16cex w16sdtdh w16sdtfl w16du wp14">
+  <w16cid:commentId w16cid:paraId="147580A5" w16cid:durableId="263BBB01"/>
+  <w16cid:commentId w16cid:paraId="328329F8" w16cid:durableId="015ED4E1"/>
+  <w16cid:commentId w16cid:paraId="340CFE22" w16cid:durableId="0F893B3D"/>
+  <w16cid:commentId w16cid:paraId="4F8CBD97" w16cid:durableId="216136C9"/>
+</w16cid:commentsIds>
+</file>
+
+<file path=word/numbering.xml><?xml version="1.0" encoding="utf-8"?>
+<w:numbering xmlns:wpc="http://schemas.microsoft.com/office/word/2010/wordprocessingCanvas" xmlns:cx="http://schemas.microsoft.com/office/drawing/2014/chartex" xmlns:cx1="http://schemas.microsoft.com/office/drawing/2015/9/8/chartex" xmlns:cx2="http://schemas.microsoft.com/office/drawing/2015/10/21/chartex" xmlns:cx3="http://schemas.microsoft.com/office/drawing/2016/5/9/chartex" xmlns:cx4="http://schemas.microsoft.com/office/drawing/2016/5/10/chartex" xmlns:cx5="http://schemas.microsoft.com/office/drawing/2016/5/11/chartex" xmlns:cx6="http://schemas.microsoft.com/office/drawing/2016/5/12/chartex" xmlns:cx7="http://schemas.microsoft.com/office/drawing/2016/5/13/chartex" xmlns:cx8="http://schemas.microsoft.com/office/drawing/2016/5/14/chartex" xmlns:mc="http://schemas.openxmlformats.org/markup-compatibility/2006" xmlns:aink="http://schemas.microsoft.com/office/drawing/2016/ink" xmlns:am3d="http://schemas.microsoft.com/office/drawing/2017/model3d" xmlns:o="urn:schemas-microsoft-com:office:office" xmlns:oel="http://schemas.microsoft.com/office/2019/extlst" xmlns:r="http://schemas.openxmlformats.org/officeDocument/2006/relationships" xmlns:m="http://schemas.openxmlformats.org/officeDocument/2006/math" xmlns:v="urn:schemas-microsoft-com:vml" xmlns:wp14="http://schemas.microsoft.com/office/word/2010/wordprocessingDrawing" xmlns:wp="http://schemas.openxmlformats.org/drawingml/2006/wordprocessingDrawing" xmlns:w10="urn:schemas-microsoft-com:office:word" xmlns:w="http://schemas.openxmlformats.org/wordprocessingml/2006/main" xmlns:w14="http://schemas.microsoft.com/office/word/2010/wordml" xmlns:w15="http://schemas.microsoft.com/office/word/2012/wordml" xmlns:w16cex="http://schemas.microsoft.com/office/word/2018/wordml/cex" xmlns:w16cid="http://schemas.microsoft.com/office/word/2016/wordml/cid" xmlns:w16="http://schemas.microsoft.com/office/word/2018/wordml" xmlns:w16du="http://schemas.microsoft.com/office/word/2023/wordml/word16du" xmlns:w16sdtdh="http://schemas.microsoft.com/office/word/2020/wordml/sdtdatahash" xmlns:w16sdtfl="http://schemas.microsoft.com/office/word/2024/wordml/sdtformatlock" xmlns:w16se="http://schemas.microsoft.com/office/word/2015/wordml/symex" xmlns:wpg="http://schemas.microsoft.com/office/word/2010/wordprocessingGroup" xmlns:wpi="http://schemas.microsoft.com/office/word/2010/wordprocessingInk" xmlns:wne="http://schemas.microsoft.com/office/word/2006/wordml" xmlns:wps="http://schemas.microsoft.com/office/word/2010/wordprocessingShape" mc:Ignorable="w14 w15 w16se w16cid w16 w16cex w16sdtdh w16sdtfl w16du wp14">
+  <w:abstractNum w:abstractNumId="0" w15:restartNumberingAfterBreak="0">
+    <w:nsid w:val="0E79714B"/>
+    <w:multiLevelType w:val="multilevel"/>
+    <w:tmpl w:val="22DE29EE"/>
+    <w:lvl w:ilvl="0">
+      <w:start w:val="1"/>
+      <w:numFmt w:val="bullet"/>
+      <w:lvlText w:val=""/>
+      <w:lvlJc w:val="left"/>
+      <w:pPr>
+        <w:tabs>
+          <w:tab w:val="num" w:pos="720"/>
+        </w:tabs>
+        <w:ind w:left="720" w:hanging="360"/>
+      </w:pPr>
+      <w:rPr>
+        <w:rFonts w:ascii="Symbol" w:hAnsi="Symbol" w:hint="default"/>
+        <w:sz w:val="20"/>
+      </w:rPr>
+    </w:lvl>
+    <w:lvl w:ilvl="1" w:tentative="1">
+      <w:start w:val="1"/>
+      <w:numFmt w:val="bullet"/>
+      <w:lvlText w:val="o"/>
+      <w:lvlJc w:val="left"/>
+      <w:pPr>
+        <w:tabs>
+          <w:tab w:val="num" w:pos="1440"/>
+        </w:tabs>
+        <w:ind w:left="1440" w:hanging="360"/>
+      </w:pPr>
+      <w:rPr>
+        <w:rFonts w:ascii="Courier New" w:hAnsi="Courier New" w:hint="default"/>
+        <w:sz w:val="20"/>
+      </w:rPr>
+    </w:lvl>
+    <w:lvl w:ilvl="2" w:tentative="1">
+      <w:start w:val="1"/>
+      <w:numFmt w:val="bullet"/>
+      <w:lvlText w:val=""/>
+      <w:lvlJc w:val="left"/>
+      <w:pPr>
+        <w:tabs>
+          <w:tab w:val="num" w:pos="2160"/>
+        </w:tabs>
+        <w:ind w:left="2160" w:hanging="360"/>
+      </w:pPr>
+      <w:rPr>
+        <w:rFonts w:ascii="Wingdings" w:hAnsi="Wingdings" w:hint="default"/>
+        <w:sz w:val="20"/>
+      </w:rPr>
+    </w:lvl>
+    <w:lvl w:ilvl="3" w:tentative="1">
+      <w:start w:val="1"/>
+      <w:numFmt w:val="bullet"/>
+      <w:lvlText w:val=""/>
+      <w:lvlJc w:val="left"/>
+      <w:pPr>
+        <w:tabs>
+          <w:tab w:val="num" w:pos="2880"/>
+        </w:tabs>
+        <w:ind w:left="2880" w:hanging="360"/>
+      </w:pPr>
+      <w:rPr>
+        <w:rFonts w:ascii="Wingdings" w:hAnsi="Wingdings" w:hint="default"/>
+        <w:sz w:val="20"/>
+      </w:rPr>
+    </w:lvl>
+    <w:lvl w:ilvl="4" w:tentative="1">
+      <w:start w:val="1"/>
+      <w:numFmt w:val="bullet"/>
+      <w:lvlText w:val=""/>
+      <w:lvlJc w:val="left"/>
+      <w:pPr>
+        <w:tabs>
+          <w:tab w:val="num" w:pos="3600"/>
+        </w:tabs>
+        <w:ind w:left="3600" w:hanging="360"/>
+      </w:pPr>
+      <w:rPr>
+        <w:rFonts w:ascii="Wingdings" w:hAnsi="Wingdings" w:hint="default"/>
+        <w:sz w:val="20"/>
+      </w:rPr>
+    </w:lvl>
+    <w:lvl w:ilvl="5" w:tentative="1">
+      <w:start w:val="1"/>
+      <w:numFmt w:val="bullet"/>
+      <w:lvlText w:val=""/>
+      <w:lvlJc w:val="left"/>
+      <w:pPr>
+        <w:tabs>
+          <w:tab w:val="num" w:pos="4320"/>
+        </w:tabs>
+        <w:ind w:left="4320" w:hanging="360"/>
+      </w:pPr>
+      <w:rPr>
+        <w:rFonts w:ascii="Wingdings" w:hAnsi="Wingdings" w:hint="default"/>
+        <w:sz w:val="20"/>
+      </w:rPr>
+    </w:lvl>
+    <w:lvl w:ilvl="6" w:tentative="1">
+      <w:start w:val="1"/>
+      <w:numFmt w:val="bullet"/>
+      <w:lvlText w:val=""/>
+      <w:lvlJc w:val="left"/>
+      <w:pPr>
+        <w:tabs>
+          <w:tab w:val="num" w:pos="5040"/>
+        </w:tabs>
+        <w:ind w:left="5040" w:hanging="360"/>
+      </w:pPr>
+      <w:rPr>
+        <w:rFonts w:ascii="Wingdings" w:hAnsi="Wingdings" w:hint="default"/>
+        <w:sz w:val="20"/>
+      </w:rPr>
+    </w:lvl>
+    <w:lvl w:ilvl="7" w:tentative="1">
+      <w:start w:val="1"/>
+      <w:numFmt w:val="bullet"/>
+      <w:lvlText w:val=""/>
+      <w:lvlJc w:val="left"/>
+      <w:pPr>
+        <w:tabs>
+          <w:tab w:val="num" w:pos="5760"/>
+        </w:tabs>
+        <w:ind w:left="5760" w:hanging="360"/>
+      </w:pPr>
+      <w:rPr>
+        <w:rFonts w:ascii="Wingdings" w:hAnsi="Wingdings" w:hint="default"/>
+        <w:sz w:val="20"/>
+      </w:rPr>
+    </w:lvl>
+    <w:lvl w:ilvl="8" w:tentative="1">
+      <w:start w:val="1"/>
+      <w:numFmt w:val="bullet"/>
+      <w:lvlText w:val=""/>
+      <w:lvlJc w:val="left"/>
+      <w:pPr>
+        <w:tabs>
+          <w:tab w:val="num" w:pos="6480"/>
+        </w:tabs>
+        <w:ind w:left="6480" w:hanging="360"/>
+      </w:pPr>
+      <w:rPr>
+        <w:rFonts w:ascii="Wingdings" w:hAnsi="Wingdings" w:hint="default"/>
+        <w:sz w:val="20"/>
+      </w:rPr>
+    </w:lvl>
+  </w:abstractNum>
+  <w:abstractNum w:abstractNumId="1" w15:restartNumberingAfterBreak="0">
+    <w:nsid w:val="412E4467"/>
+    <w:multiLevelType w:val="multilevel"/>
+    <w:tmpl w:val="B992A066"/>
+    <w:lvl w:ilvl="0">
+      <w:start w:val="1"/>
+      <w:numFmt w:val="bullet"/>
+      <w:lvlText w:val=""/>
+      <w:lvlJc w:val="left"/>
+      <w:pPr>
+        <w:tabs>
+          <w:tab w:val="num" w:pos="720"/>
+        </w:tabs>
+        <w:ind w:left="720" w:hanging="360"/>
+      </w:pPr>
+      <w:rPr>
+        <w:rFonts w:ascii="Symbol" w:hAnsi="Symbol" w:hint="default"/>
+        <w:sz w:val="20"/>
+      </w:rPr>
+    </w:lvl>
+    <w:lvl w:ilvl="1" w:tentative="1">
+      <w:start w:val="1"/>
+      <w:numFmt w:val="bullet"/>
+      <w:lvlText w:val="o"/>
+      <w:lvlJc w:val="left"/>
+      <w:pPr>
+        <w:tabs>
+          <w:tab w:val="num" w:pos="1440"/>
+        </w:tabs>
+        <w:ind w:left="1440" w:hanging="360"/>
+      </w:pPr>
+      <w:rPr>
+        <w:rFonts w:ascii="Courier New" w:hAnsi="Courier New" w:hint="default"/>
+        <w:sz w:val="20"/>
+      </w:rPr>
+    </w:lvl>
+    <w:lvl w:ilvl="2" w:tentative="1">
+      <w:start w:val="1"/>
+      <w:numFmt w:val="bullet"/>
+      <w:lvlText w:val=""/>
+      <w:lvlJc w:val="left"/>
+      <w:pPr>
+        <w:tabs>
+          <w:tab w:val="num" w:pos="2160"/>
+        </w:tabs>
+        <w:ind w:left="2160" w:hanging="360"/>
+      </w:pPr>
+      <w:rPr>
+        <w:rFonts w:ascii="Wingdings" w:hAnsi="Wingdings" w:hint="default"/>
+        <w:sz w:val="20"/>
+      </w:rPr>
+    </w:lvl>
+    <w:lvl w:ilvl="3" w:tentative="1">
+      <w:start w:val="1"/>
+      <w:numFmt w:val="bullet"/>
+      <w:lvlText w:val=""/>
+      <w:lvlJc w:val="left"/>
+      <w:pPr>
+        <w:tabs>
+          <w:tab w:val="num" w:pos="2880"/>
+        </w:tabs>
+        <w:ind w:left="2880" w:hanging="360"/>
+      </w:pPr>
+      <w:rPr>
+        <w:rFonts w:ascii="Wingdings" w:hAnsi="Wingdings" w:hint="default"/>
+        <w:sz w:val="20"/>
+      </w:rPr>
+    </w:lvl>
+    <w:lvl w:ilvl="4" w:tentative="1">
+      <w:start w:val="1"/>
+      <w:numFmt w:val="bullet"/>
+      <w:lvlText w:val=""/>
+      <w:lvlJc w:val="left"/>
+      <w:pPr>
+        <w:tabs>
+          <w:tab w:val="num" w:pos="3600"/>
+        </w:tabs>
+        <w:ind w:left="3600" w:hanging="360"/>
+      </w:pPr>
+      <w:rPr>
+        <w:rFonts w:ascii="Wingdings" w:hAnsi="Wingdings" w:hint="default"/>
+        <w:sz w:val="20"/>
+      </w:rPr>
+    </w:lvl>
+    <w:lvl w:ilvl="5" w:tentative="1">
+      <w:start w:val="1"/>
+      <w:numFmt w:val="bullet"/>
+      <w:lvlText w:val=""/>
+      <w:lvlJc w:val="left"/>
+      <w:pPr>
+        <w:tabs>
+          <w:tab w:val="num" w:pos="4320"/>
+        </w:tabs>
+        <w:ind w:left="4320" w:hanging="360"/>
+      </w:pPr>
+      <w:rPr>
+        <w:rFonts w:ascii="Wingdings" w:hAnsi="Wingdings" w:hint="default"/>
+        <w:sz w:val="20"/>
+      </w:rPr>
+    </w:lvl>
+    <w:lvl w:ilvl="6" w:tentative="1">
+      <w:start w:val="1"/>
+      <w:numFmt w:val="bullet"/>
+      <w:lvlText w:val=""/>
+      <w:lvlJc w:val="left"/>
+      <w:pPr>
+        <w:tabs>
+          <w:tab w:val="num" w:pos="5040"/>
+        </w:tabs>
+        <w:ind w:left="5040" w:hanging="360"/>
+      </w:pPr>
+      <w:rPr>
+        <w:rFonts w:ascii="Wingdings" w:hAnsi="Wingdings" w:hint="default"/>
+        <w:sz w:val="20"/>
+      </w:rPr>
+    </w:lvl>
+    <w:lvl w:ilvl="7" w:tentative="1">
+      <w:start w:val="1"/>
+      <w:numFmt w:val="bullet"/>
+      <w:lvlText w:val=""/>
+      <w:lvlJc w:val="left"/>
+      <w:pPr>
+        <w:tabs>
+          <w:tab w:val="num" w:pos="5760"/>
+        </w:tabs>
+        <w:ind w:left="5760" w:hanging="360"/>
+      </w:pPr>
+      <w:rPr>
+        <w:rFonts w:ascii="Wingdings" w:hAnsi="Wingdings" w:hint="default"/>
+        <w:sz w:val="20"/>
+      </w:rPr>
+    </w:lvl>
+    <w:lvl w:ilvl="8" w:tentative="1">
+      <w:start w:val="1"/>
+      <w:numFmt w:val="bullet"/>
+      <w:lvlText w:val=""/>
+      <w:lvlJc w:val="left"/>
+      <w:pPr>
+        <w:tabs>
+          <w:tab w:val="num" w:pos="6480"/>
+        </w:tabs>
+        <w:ind w:left="6480" w:hanging="360"/>
+      </w:pPr>
+      <w:rPr>
+        <w:rFonts w:ascii="Wingdings" w:hAnsi="Wingdings" w:hint="default"/>
+        <w:sz w:val="20"/>
+      </w:rPr>
+    </w:lvl>
+  </w:abstractNum>
+  <w:num w:numId="1" w16cid:durableId="105657802">
+    <w:abstractNumId w:val="0"/>
+  </w:num>
+  <w:num w:numId="2" w16cid:durableId="2070422570">
+    <w:abstractNumId w:val="1"/>
+  </w:num>
+</w:numbering>
+</file>
+
+<file path=word/people.xml><?xml version="1.0" encoding="utf-8"?>
+<w15:people xmlns:wpc="http://schemas.microsoft.com/office/word/2010/wordprocessingCanvas" xmlns:cx="http://schemas.microsoft.com/office/drawing/2014/chartex" xmlns:cx1="http://schemas.microsoft.com/office/drawing/2015/9/8/chartex" xmlns:cx2="http://schemas.microsoft.com/office/drawing/2015/10/21/chartex" xmlns:cx3="http://schemas.microsoft.com/office/drawing/2016/5/9/chartex" xmlns:cx4="http://schemas.microsoft.com/office/drawing/2016/5/10/chartex" xmlns:cx5="http://schemas.microsoft.com/office/drawing/2016/5/11/chartex" xmlns:cx6="http://schemas.microsoft.com/office/drawing/2016/5/12/chartex" xmlns:cx7="http://schemas.microsoft.com/office/drawing/2016/5/13/chartex" xmlns:cx8="http://schemas.microsoft.com/office/drawing/2016/5/14/chartex" xmlns:mc="http://schemas.openxmlformats.org/markup-compatibility/2006" xmlns:aink="http://schemas.microsoft.com/office/drawing/2016/ink" xmlns:am3d="http://schemas.microsoft.com/office/drawing/2017/model3d" xmlns:o="urn:schemas-microsoft-com:office:office" xmlns:oel="http://schemas.microsoft.com/office/2019/extlst" xmlns:r="http://schemas.openxmlformats.org/officeDocument/2006/relationships" xmlns:m="http://schemas.openxmlformats.org/officeDocument/2006/math" xmlns:v="urn:schemas-microsoft-com:vml" xmlns:wp14="http://schemas.microsoft.com/office/word/2010/wordprocessingDrawing" xmlns:wp="http://schemas.openxmlformats.org/drawingml/2006/wordprocessingDrawing" xmlns:w10="urn:schemas-microsoft-com:office:word" xmlns:w="http://schemas.openxmlformats.org/wordprocessingml/2006/main" xmlns:w14="http://schemas.microsoft.com/office/word/2010/wordml" xmlns:w15="http://schemas.microsoft.com/office/word/2012/wordml" xmlns:w16cex="http://schemas.microsoft.com/office/word/2018/wordml/cex" xmlns:w16cid="http://schemas.microsoft.com/office/word/2016/wordml/cid" xmlns:w16="http://schemas.microsoft.com/office/word/2018/wordml" xmlns:w16du="http://schemas.microsoft.com/office/word/2023/wordml/word16du" xmlns:w16sdtdh="http://schemas.microsoft.com/office/word/2020/wordml/sdtdatahash" xmlns:w16sdtfl="http://schemas.microsoft.com/office/word/2024/wordml/sdtformatlock" xmlns:w16se="http://schemas.microsoft.com/office/word/2015/wordml/symex" xmlns:wpg="http://schemas.microsoft.com/office/word/2010/wordprocessingGroup" xmlns:wpi="http://schemas.microsoft.com/office/word/2010/wordprocessingInk" xmlns:wne="http://schemas.microsoft.com/office/word/2006/wordml" xmlns:wps="http://schemas.microsoft.com/office/word/2010/wordprocessingShape" mc:Ignorable="w14 w15 w16se w16cid w16 w16cex w16sdtdh w16sdtfl w16du wp14">
+  <w15:person w15:author="Бакшаева Елена">
+    <w15:presenceInfo w15:providerId="None" w15:userId="Бакшаева Елена"/>
+  </w15:person>
+</w15:people>
+</file>
+
 <file path=word/styles.xml><?xml version="1.0" encoding="utf-8"?>
-<w:styles xmlns:mc="http://schemas.openxmlformats.org/markup-compatibility/2006" xmlns:r="http://schemas.openxmlformats.org/officeDocument/2006/relationships" xmlns:w="http://schemas.openxmlformats.org/wordprocessingml/2006/main" xmlns:w14="http://schemas.microsoft.com/office/word/2010/wordml" xmlns:w15="http://schemas.microsoft.com/office/word/2012/wordml" xmlns:w16cex="http://schemas.microsoft.com/office/word/2018/wordml/cex" xmlns:w16cid="http://schemas.microsoft.com/office/word/2016/wordml/cid" xmlns:w16="http://schemas.microsoft.com/office/word/2018/wordml" xmlns:w16sdtdh="http://schemas.microsoft.com/office/word/2020/wordml/sdtdatahash" xmlns:w16se="http://schemas.microsoft.com/office/word/2015/wordml/symex" mc:Ignorable="w14 w15 w16se w16cid w16 w16cex w16sdtdh">
+<w:styles xmlns:mc="http://schemas.openxmlformats.org/markup-compatibility/2006" xmlns:r="http://schemas.openxmlformats.org/officeDocument/2006/relationships" xmlns:w="http://schemas.openxmlformats.org/wordprocessingml/2006/main" xmlns:w14="http://schemas.microsoft.com/office/word/2010/wordml" xmlns:w15="http://schemas.microsoft.com/office/word/2012/wordml" xmlns:w16cex="http://schemas.microsoft.com/office/word/2018/wordml/cex" xmlns:w16cid="http://schemas.microsoft.com/office/word/2016/wordml/cid" xmlns:w16="http://schemas.microsoft.com/office/word/2018/wordml" xmlns:w16du="http://schemas.microsoft.com/office/word/2023/wordml/word16du" xmlns:w16sdtdh="http://schemas.microsoft.com/office/word/2020/wordml/sdtdatahash" xmlns:w16sdtfl="http://schemas.microsoft.com/office/word/2024/wordml/sdtformatlock" xmlns:w16se="http://schemas.microsoft.com/office/word/2015/wordml/symex" mc:Ignorable="w14 w15 w16se w16cid w16 w16cex w16sdtdh w16sdtfl w16du">
   <w:docDefaults>
     <w:rPrDefault>
       <w:rPr>
@@ -3648,10 +9293,48 @@
       <w:lang w:eastAsia="ar-SA"/>
     </w:rPr>
   </w:style>
+  <w:style w:type="paragraph" w:styleId="1">
+    <w:name w:val="heading 1"/>
+    <w:basedOn w:val="a"/>
+    <w:next w:val="a"/>
+    <w:link w:val="10"/>
+    <w:uiPriority w:val="9"/>
+    <w:qFormat/>
+    <w:rsid w:val="00CB2DA7"/>
+    <w:pPr>
+      <w:outlineLvl w:val="0"/>
+    </w:pPr>
+    <w:rPr>
+      <w:rFonts w:ascii="Times New Roman" w:hAnsi="Times New Roman"/>
+      <w:b/>
+      <w:sz w:val="28"/>
+      <w:szCs w:val="28"/>
+    </w:rPr>
+  </w:style>
+  <w:style w:type="paragraph" w:styleId="2">
+    <w:name w:val="heading 2"/>
+    <w:basedOn w:val="a"/>
+    <w:next w:val="a"/>
+    <w:link w:val="20"/>
+    <w:uiPriority w:val="9"/>
+    <w:unhideWhenUsed/>
+    <w:qFormat/>
+    <w:rsid w:val="00CB2DA7"/>
+    <w:pPr>
+      <w:spacing w:after="0"/>
+      <w:jc w:val="both"/>
+      <w:outlineLvl w:val="1"/>
+    </w:pPr>
+    <w:rPr>
+      <w:rFonts w:ascii="Times New Roman" w:hAnsi="Times New Roman"/>
+      <w:b/>
+      <w:sz w:val="28"/>
+      <w:szCs w:val="28"/>
+    </w:rPr>
+  </w:style>
   <w:style w:type="character" w:default="1" w:styleId="a0">
     <w:name w:val="Default Paragraph Font"/>
     <w:uiPriority w:val="1"/>
-    <w:semiHidden/>
     <w:unhideWhenUsed/>
   </w:style>
   <w:style w:type="table" w:default="1" w:styleId="a1">
@@ -3722,6 +9405,186 @@
       <w:sz w:val="24"/>
       <w:szCs w:val="24"/>
       <w:lang w:eastAsia="zh-CN"/>
+    </w:rPr>
+  </w:style>
+  <w:style w:type="character" w:customStyle="1" w:styleId="10">
+    <w:name w:val="Заголовок 1 Знак"/>
+    <w:basedOn w:val="a0"/>
+    <w:link w:val="1"/>
+    <w:uiPriority w:val="9"/>
+    <w:rsid w:val="00CB2DA7"/>
+    <w:rPr>
+      <w:rFonts w:ascii="Times New Roman" w:eastAsia="Calibri" w:hAnsi="Times New Roman" w:cs="Calibri"/>
+      <w:b/>
+      <w:sz w:val="28"/>
+      <w:szCs w:val="28"/>
+      <w:lang w:eastAsia="ar-SA"/>
+    </w:rPr>
+  </w:style>
+  <w:style w:type="character" w:customStyle="1" w:styleId="20">
+    <w:name w:val="Заголовок 2 Знак"/>
+    <w:basedOn w:val="a0"/>
+    <w:link w:val="2"/>
+    <w:uiPriority w:val="9"/>
+    <w:rsid w:val="00CB2DA7"/>
+    <w:rPr>
+      <w:rFonts w:ascii="Times New Roman" w:eastAsia="Calibri" w:hAnsi="Times New Roman" w:cs="Calibri"/>
+      <w:b/>
+      <w:sz w:val="28"/>
+      <w:szCs w:val="28"/>
+      <w:lang w:eastAsia="ar-SA"/>
+    </w:rPr>
+  </w:style>
+  <w:style w:type="character" w:styleId="a6">
+    <w:name w:val="annotation reference"/>
+    <w:basedOn w:val="a0"/>
+    <w:uiPriority w:val="99"/>
+    <w:semiHidden/>
+    <w:unhideWhenUsed/>
+    <w:rsid w:val="00765B07"/>
+    <w:rPr>
+      <w:sz w:val="16"/>
+      <w:szCs w:val="16"/>
+    </w:rPr>
+  </w:style>
+  <w:style w:type="paragraph" w:styleId="a7">
+    <w:name w:val="annotation text"/>
+    <w:basedOn w:val="a"/>
+    <w:link w:val="a8"/>
+    <w:uiPriority w:val="99"/>
+    <w:semiHidden/>
+    <w:unhideWhenUsed/>
+    <w:rsid w:val="00765B07"/>
+    <w:pPr>
+      <w:spacing w:line="240" w:lineRule="auto"/>
+    </w:pPr>
+    <w:rPr>
+      <w:sz w:val="20"/>
+      <w:szCs w:val="20"/>
+    </w:rPr>
+  </w:style>
+  <w:style w:type="character" w:customStyle="1" w:styleId="a8">
+    <w:name w:val="Текст примечания Знак"/>
+    <w:basedOn w:val="a0"/>
+    <w:link w:val="a7"/>
+    <w:uiPriority w:val="99"/>
+    <w:semiHidden/>
+    <w:rsid w:val="00765B07"/>
+    <w:rPr>
+      <w:rFonts w:ascii="Calibri" w:eastAsia="Calibri" w:hAnsi="Calibri" w:cs="Calibri"/>
+      <w:sz w:val="20"/>
+      <w:szCs w:val="20"/>
+      <w:lang w:eastAsia="ar-SA"/>
+    </w:rPr>
+  </w:style>
+  <w:style w:type="paragraph" w:styleId="a9">
+    <w:name w:val="annotation subject"/>
+    <w:basedOn w:val="a7"/>
+    <w:next w:val="a7"/>
+    <w:link w:val="aa"/>
+    <w:uiPriority w:val="99"/>
+    <w:semiHidden/>
+    <w:unhideWhenUsed/>
+    <w:rsid w:val="00765B07"/>
+    <w:rPr>
+      <w:b/>
+      <w:bCs/>
+    </w:rPr>
+  </w:style>
+  <w:style w:type="character" w:customStyle="1" w:styleId="aa">
+    <w:name w:val="Тема примечания Знак"/>
+    <w:basedOn w:val="a8"/>
+    <w:link w:val="a9"/>
+    <w:uiPriority w:val="99"/>
+    <w:semiHidden/>
+    <w:rsid w:val="00765B07"/>
+    <w:rPr>
+      <w:rFonts w:ascii="Calibri" w:eastAsia="Calibri" w:hAnsi="Calibri" w:cs="Calibri"/>
+      <w:b/>
+      <w:bCs/>
+      <w:sz w:val="20"/>
+      <w:szCs w:val="20"/>
+      <w:lang w:eastAsia="ar-SA"/>
+    </w:rPr>
+  </w:style>
+  <w:style w:type="paragraph" w:styleId="ab">
+    <w:name w:val="TOC Heading"/>
+    <w:basedOn w:val="1"/>
+    <w:next w:val="a"/>
+    <w:uiPriority w:val="39"/>
+    <w:unhideWhenUsed/>
+    <w:qFormat/>
+    <w:rsid w:val="001C45C5"/>
+    <w:pPr>
+      <w:keepNext/>
+      <w:keepLines/>
+      <w:suppressAutoHyphens w:val="0"/>
+      <w:spacing w:before="240" w:after="0" w:line="259" w:lineRule="auto"/>
+      <w:outlineLvl w:val="9"/>
+    </w:pPr>
+    <w:rPr>
+      <w:rFonts w:asciiTheme="majorHAnsi" w:eastAsiaTheme="majorEastAsia" w:hAnsiTheme="majorHAnsi" w:cstheme="majorBidi"/>
+      <w:b w:val="0"/>
+      <w:color w:val="2E74B5" w:themeColor="accent1" w:themeShade="BF"/>
+      <w:sz w:val="32"/>
+      <w:szCs w:val="32"/>
+      <w:lang w:eastAsia="ru-RU"/>
+    </w:rPr>
+  </w:style>
+  <w:style w:type="paragraph" w:styleId="11">
+    <w:name w:val="toc 1"/>
+    <w:basedOn w:val="a"/>
+    <w:next w:val="a"/>
+    <w:autoRedefine/>
+    <w:uiPriority w:val="39"/>
+    <w:unhideWhenUsed/>
+    <w:rsid w:val="001C45C5"/>
+    <w:pPr>
+      <w:spacing w:after="100"/>
+    </w:pPr>
+  </w:style>
+  <w:style w:type="paragraph" w:styleId="21">
+    <w:name w:val="toc 2"/>
+    <w:basedOn w:val="a"/>
+    <w:next w:val="a"/>
+    <w:autoRedefine/>
+    <w:uiPriority w:val="39"/>
+    <w:unhideWhenUsed/>
+    <w:rsid w:val="001C45C5"/>
+    <w:pPr>
+      <w:spacing w:after="100"/>
+      <w:ind w:left="220"/>
+    </w:pPr>
+  </w:style>
+  <w:style w:type="character" w:styleId="ac">
+    <w:name w:val="Hyperlink"/>
+    <w:basedOn w:val="a0"/>
+    <w:uiPriority w:val="99"/>
+    <w:unhideWhenUsed/>
+    <w:rsid w:val="001C45C5"/>
+    <w:rPr>
+      <w:color w:val="0563C1" w:themeColor="hyperlink"/>
+      <w:u w:val="single"/>
+    </w:rPr>
+  </w:style>
+  <w:style w:type="paragraph" w:styleId="ad">
+    <w:name w:val="caption"/>
+    <w:basedOn w:val="a"/>
+    <w:next w:val="a"/>
+    <w:uiPriority w:val="35"/>
+    <w:unhideWhenUsed/>
+    <w:qFormat/>
+    <w:rsid w:val="00EA4511"/>
+    <w:pPr>
+      <w:spacing w:line="240" w:lineRule="auto"/>
+      <w:jc w:val="both"/>
+    </w:pPr>
+    <w:rPr>
+      <w:rFonts w:ascii="Times New Roman" w:hAnsi="Times New Roman" w:cs="Times New Roman"/>
+      <w:i/>
+      <w:iCs/>
+      <w:sz w:val="24"/>
+      <w:szCs w:val="24"/>
     </w:rPr>
   </w:style>
 </w:styles>

--- a/Раздел 2 ВКР Черновик.docx
+++ b/Раздел 2 ВКР Черновик.docx
@@ -178,23 +178,6 @@
       <w:pPr>
         <w:autoSpaceDE w:val="0"/>
         <w:spacing w:after="0" w:line="240" w:lineRule="auto"/>
-        <w:ind w:firstLine="709"/>
-        <w:jc w:val="center"/>
-        <w:rPr>
-          <w:rFonts w:ascii="Times New Roman" w:eastAsia="SimSun" w:hAnsi="Times New Roman" w:cs="Times New Roman"/>
-          <w:b/>
-          <w:color w:val="000000"/>
-          <w:sz w:val="24"/>
-          <w:szCs w:val="24"/>
-        </w:rPr>
-      </w:pPr>
-    </w:p>
-    <w:p>
-      <w:pPr>
-        <w:autoSpaceDE w:val="0"/>
-        <w:spacing w:after="0" w:line="240" w:lineRule="auto"/>
-        <w:ind w:firstLine="709"/>
-        <w:jc w:val="center"/>
         <w:rPr>
           <w:rFonts w:ascii="Times New Roman" w:eastAsia="SimSun" w:hAnsi="Times New Roman" w:cs="Times New Roman"/>
           <w:b/>
@@ -555,21 +538,6 @@
           <w:szCs w:val="26"/>
         </w:rPr>
       </w:pPr>
-    </w:p>
-    <w:p>
-      <w:pPr>
-        <w:tabs>
-          <w:tab w:val="left" w:pos="0"/>
-          <w:tab w:val="left" w:pos="1672"/>
-        </w:tabs>
-        <w:spacing w:after="120" w:line="240" w:lineRule="auto"/>
-        <w:rPr>
-          <w:rFonts w:ascii="Times New Roman" w:eastAsia="SimSun" w:hAnsi="Times New Roman" w:cs="Times New Roman"/>
-          <w:bCs/>
-          <w:sz w:val="26"/>
-          <w:szCs w:val="26"/>
-        </w:rPr>
-      </w:pPr>
       <w:r>
         <w:rPr>
           <w:rFonts w:ascii="Times New Roman" w:eastAsia="SimSun" w:hAnsi="Times New Roman" w:cs="Times New Roman"/>
@@ -912,6 +880,82 @@
     </w:p>
     <w:p>
       <w:pPr>
+        <w:spacing w:after="0" w:line="240" w:lineRule="auto"/>
+        <w:jc w:val="right"/>
+        <w:rPr>
+          <w:rFonts w:ascii="Times New Roman" w:eastAsia="SimSun" w:hAnsi="Times New Roman" w:cs="Times New Roman"/>
+          <w:bCs/>
+          <w:sz w:val="26"/>
+          <w:szCs w:val="26"/>
+        </w:rPr>
+      </w:pPr>
+      <w:r>
+        <w:rPr>
+          <w:rFonts w:ascii="Times New Roman" w:eastAsia="SimSun" w:hAnsi="Times New Roman" w:cs="Times New Roman"/>
+          <w:bCs/>
+          <w:sz w:val="26"/>
+          <w:szCs w:val="26"/>
+        </w:rPr>
+        <w:tab/>
+      </w:r>
+      <w:r>
+        <w:rPr>
+          <w:rFonts w:ascii="Times New Roman" w:eastAsia="SimSun" w:hAnsi="Times New Roman" w:cs="Times New Roman"/>
+          <w:bCs/>
+          <w:sz w:val="26"/>
+          <w:szCs w:val="26"/>
+        </w:rPr>
+        <w:tab/>
+      </w:r>
+      <w:r>
+        <w:rPr>
+          <w:rFonts w:ascii="Times New Roman" w:eastAsia="SimSun" w:hAnsi="Times New Roman" w:cs="Times New Roman"/>
+          <w:bCs/>
+          <w:sz w:val="26"/>
+          <w:szCs w:val="26"/>
+        </w:rPr>
+        <w:tab/>
+      </w:r>
+      <w:r>
+        <w:rPr>
+          <w:rFonts w:ascii="Times New Roman" w:eastAsia="SimSun" w:hAnsi="Times New Roman" w:cs="Times New Roman"/>
+          <w:bCs/>
+          <w:sz w:val="26"/>
+          <w:szCs w:val="26"/>
+        </w:rPr>
+        <w:tab/>
+      </w:r>
+      <w:r>
+        <w:rPr>
+          <w:rFonts w:ascii="Times New Roman" w:eastAsia="SimSun" w:hAnsi="Times New Roman" w:cs="Times New Roman"/>
+          <w:bCs/>
+          <w:sz w:val="26"/>
+          <w:szCs w:val="26"/>
+        </w:rPr>
+        <w:tab/>
+      </w:r>
+      <w:r>
+        <w:rPr>
+          <w:rFonts w:ascii="Times New Roman" w:eastAsia="SimSun" w:hAnsi="Times New Roman" w:cs="Times New Roman"/>
+          <w:bCs/>
+          <w:sz w:val="26"/>
+          <w:szCs w:val="26"/>
+        </w:rPr>
+        <w:tab/>
+      </w:r>
+      <w:r>
+        <w:rPr>
+          <w:rFonts w:ascii="Times New Roman" w:eastAsia="SimSun" w:hAnsi="Times New Roman" w:cs="Times New Roman"/>
+          <w:bCs/>
+          <w:sz w:val="26"/>
+          <w:szCs w:val="26"/>
+        </w:rPr>
+        <w:tab/>
+        <w:t>«____»_________________20____г.</w:t>
+      </w:r>
+    </w:p>
+    <w:p>
+      <w:pPr>
         <w:spacing w:after="120" w:line="240" w:lineRule="auto"/>
         <w:jc w:val="right"/>
         <w:rPr>
@@ -921,6 +965,27 @@
           <w:szCs w:val="26"/>
         </w:rPr>
       </w:pPr>
+    </w:p>
+    <w:p>
+      <w:pPr>
+        <w:spacing w:after="120" w:line="240" w:lineRule="auto"/>
+        <w:ind w:firstLine="708"/>
+        <w:rPr>
+          <w:rFonts w:ascii="Times New Roman" w:eastAsia="SimSun" w:hAnsi="Times New Roman" w:cs="Times New Roman"/>
+          <w:bCs/>
+          <w:sz w:val="26"/>
+          <w:szCs w:val="26"/>
+        </w:rPr>
+      </w:pPr>
+      <w:r>
+        <w:rPr>
+          <w:rFonts w:ascii="Times New Roman" w:eastAsia="SimSun" w:hAnsi="Times New Roman" w:cs="Times New Roman"/>
+          <w:bCs/>
+          <w:sz w:val="26"/>
+          <w:szCs w:val="26"/>
+        </w:rPr>
+        <w:t xml:space="preserve">                        </w:t>
+      </w:r>
       <w:r>
         <w:rPr>
           <w:rFonts w:ascii="Times New Roman" w:eastAsia="SimSun" w:hAnsi="Times New Roman" w:cs="Times New Roman"/>
@@ -956,7 +1021,20 @@
           <w:szCs w:val="26"/>
         </w:rPr>
         <w:tab/>
-      </w:r>
+        <w:t xml:space="preserve">      Дата защиты:</w:t>
+      </w:r>
+    </w:p>
+    <w:p>
+      <w:pPr>
+        <w:spacing w:after="0" w:line="240" w:lineRule="auto"/>
+        <w:jc w:val="right"/>
+        <w:rPr>
+          <w:rFonts w:ascii="Times New Roman" w:eastAsia="SimSun" w:hAnsi="Times New Roman" w:cs="Times New Roman"/>
+          <w:bCs/>
+          <w:sz w:val="26"/>
+          <w:szCs w:val="26"/>
+        </w:rPr>
+      </w:pPr>
       <w:r>
         <w:rPr>
           <w:rFonts w:ascii="Times New Roman" w:eastAsia="SimSun" w:hAnsi="Times New Roman" w:cs="Times New Roman"/>
@@ -983,7 +1061,118 @@
           <w:szCs w:val="26"/>
         </w:rPr>
         <w:tab/>
-        <w:t>«____»_________________20____г.</w:t>
+      </w:r>
+      <w:r>
+        <w:rPr>
+          <w:rFonts w:ascii="Times New Roman" w:eastAsia="SimSun" w:hAnsi="Times New Roman" w:cs="Times New Roman"/>
+          <w:bCs/>
+          <w:sz w:val="26"/>
+          <w:szCs w:val="26"/>
+        </w:rPr>
+        <w:tab/>
+      </w:r>
+      <w:r>
+        <w:rPr>
+          <w:rFonts w:ascii="Times New Roman" w:eastAsia="SimSun" w:hAnsi="Times New Roman" w:cs="Times New Roman"/>
+          <w:bCs/>
+          <w:sz w:val="26"/>
+          <w:szCs w:val="26"/>
+        </w:rPr>
+        <w:tab/>
+      </w:r>
+      <w:r>
+        <w:rPr>
+          <w:rFonts w:ascii="Times New Roman" w:eastAsia="SimSun" w:hAnsi="Times New Roman" w:cs="Times New Roman"/>
+          <w:bCs/>
+          <w:sz w:val="26"/>
+          <w:szCs w:val="26"/>
+        </w:rPr>
+        <w:tab/>
+      </w:r>
+      <w:r>
+        <w:rPr>
+          <w:rFonts w:ascii="Times New Roman" w:eastAsia="SimSun" w:hAnsi="Times New Roman" w:cs="Times New Roman"/>
+          <w:bCs/>
+          <w:sz w:val="26"/>
+          <w:szCs w:val="26"/>
+        </w:rPr>
+        <w:tab/>
+        <w:t xml:space="preserve"> «____»________________20____г.</w:t>
+      </w:r>
+    </w:p>
+    <w:p>
+      <w:pPr>
+        <w:spacing w:after="120" w:line="240" w:lineRule="auto"/>
+        <w:rPr>
+          <w:rFonts w:ascii="Times New Roman" w:eastAsia="SimSun" w:hAnsi="Times New Roman" w:cs="Times New Roman"/>
+          <w:bCs/>
+          <w:sz w:val="26"/>
+          <w:szCs w:val="26"/>
+        </w:rPr>
+      </w:pPr>
+      <w:r>
+        <w:rPr>
+          <w:rFonts w:ascii="Times New Roman" w:eastAsia="SimSun" w:hAnsi="Times New Roman" w:cs="Times New Roman"/>
+          <w:bCs/>
+          <w:sz w:val="26"/>
+          <w:szCs w:val="26"/>
+        </w:rPr>
+        <w:tab/>
+      </w:r>
+      <w:r>
+        <w:rPr>
+          <w:rFonts w:ascii="Times New Roman" w:eastAsia="SimSun" w:hAnsi="Times New Roman" w:cs="Times New Roman"/>
+          <w:bCs/>
+          <w:sz w:val="26"/>
+          <w:szCs w:val="26"/>
+        </w:rPr>
+        <w:tab/>
+      </w:r>
+      <w:r>
+        <w:rPr>
+          <w:rFonts w:ascii="Times New Roman" w:eastAsia="SimSun" w:hAnsi="Times New Roman" w:cs="Times New Roman"/>
+          <w:bCs/>
+          <w:sz w:val="26"/>
+          <w:szCs w:val="26"/>
+        </w:rPr>
+        <w:tab/>
+      </w:r>
+      <w:r>
+        <w:rPr>
+          <w:rFonts w:ascii="Times New Roman" w:eastAsia="SimSun" w:hAnsi="Times New Roman" w:cs="Times New Roman"/>
+          <w:bCs/>
+          <w:sz w:val="26"/>
+          <w:szCs w:val="26"/>
+        </w:rPr>
+        <w:tab/>
+      </w:r>
+      <w:r>
+        <w:rPr>
+          <w:rFonts w:ascii="Times New Roman" w:eastAsia="SimSun" w:hAnsi="Times New Roman" w:cs="Times New Roman"/>
+          <w:bCs/>
+          <w:sz w:val="26"/>
+          <w:szCs w:val="26"/>
+        </w:rPr>
+        <w:tab/>
+      </w:r>
+      <w:r>
+        <w:rPr>
+          <w:rFonts w:ascii="Times New Roman" w:eastAsia="SimSun" w:hAnsi="Times New Roman" w:cs="Times New Roman"/>
+          <w:bCs/>
+          <w:sz w:val="26"/>
+          <w:szCs w:val="26"/>
+        </w:rPr>
+        <w:tab/>
+      </w:r>
+      <w:r>
+        <w:rPr>
+          <w:rFonts w:ascii="Times New Roman" w:eastAsia="SimSun" w:hAnsi="Times New Roman" w:cs="Times New Roman"/>
+          <w:bCs/>
+          <w:sz w:val="26"/>
+          <w:szCs w:val="26"/>
+        </w:rPr>
+        <w:tab/>
+        <w:t xml:space="preserve">           </w:t>
       </w:r>
     </w:p>
     <w:p>
@@ -997,227 +1186,6 @@
           <w:szCs w:val="26"/>
         </w:rPr>
       </w:pPr>
-    </w:p>
-    <w:p>
-      <w:pPr>
-        <w:spacing w:after="120" w:line="240" w:lineRule="auto"/>
-        <w:ind w:firstLine="708"/>
-        <w:rPr>
-          <w:rFonts w:ascii="Times New Roman" w:eastAsia="SimSun" w:hAnsi="Times New Roman" w:cs="Times New Roman"/>
-          <w:bCs/>
-          <w:sz w:val="26"/>
-          <w:szCs w:val="26"/>
-        </w:rPr>
-      </w:pPr>
-      <w:r>
-        <w:rPr>
-          <w:rFonts w:ascii="Times New Roman" w:eastAsia="SimSun" w:hAnsi="Times New Roman" w:cs="Times New Roman"/>
-          <w:bCs/>
-          <w:sz w:val="26"/>
-          <w:szCs w:val="26"/>
-        </w:rPr>
-        <w:t xml:space="preserve">                        </w:t>
-      </w:r>
-      <w:r>
-        <w:rPr>
-          <w:rFonts w:ascii="Times New Roman" w:eastAsia="SimSun" w:hAnsi="Times New Roman" w:cs="Times New Roman"/>
-          <w:bCs/>
-          <w:sz w:val="26"/>
-          <w:szCs w:val="26"/>
-        </w:rPr>
-        <w:tab/>
-      </w:r>
-      <w:r>
-        <w:rPr>
-          <w:rFonts w:ascii="Times New Roman" w:eastAsia="SimSun" w:hAnsi="Times New Roman" w:cs="Times New Roman"/>
-          <w:bCs/>
-          <w:sz w:val="26"/>
-          <w:szCs w:val="26"/>
-        </w:rPr>
-        <w:tab/>
-      </w:r>
-      <w:r>
-        <w:rPr>
-          <w:rFonts w:ascii="Times New Roman" w:eastAsia="SimSun" w:hAnsi="Times New Roman" w:cs="Times New Roman"/>
-          <w:bCs/>
-          <w:sz w:val="26"/>
-          <w:szCs w:val="26"/>
-        </w:rPr>
-        <w:tab/>
-      </w:r>
-      <w:r>
-        <w:rPr>
-          <w:rFonts w:ascii="Times New Roman" w:eastAsia="SimSun" w:hAnsi="Times New Roman" w:cs="Times New Roman"/>
-          <w:bCs/>
-          <w:sz w:val="26"/>
-          <w:szCs w:val="26"/>
-        </w:rPr>
-        <w:tab/>
-        <w:t xml:space="preserve">      Дата защиты:</w:t>
-      </w:r>
-    </w:p>
-    <w:p>
-      <w:pPr>
-        <w:spacing w:after="120" w:line="240" w:lineRule="auto"/>
-        <w:jc w:val="right"/>
-        <w:rPr>
-          <w:rFonts w:ascii="Times New Roman" w:eastAsia="SimSun" w:hAnsi="Times New Roman" w:cs="Times New Roman"/>
-          <w:bCs/>
-          <w:sz w:val="26"/>
-          <w:szCs w:val="26"/>
-        </w:rPr>
-      </w:pPr>
-      <w:r>
-        <w:rPr>
-          <w:rFonts w:ascii="Times New Roman" w:eastAsia="SimSun" w:hAnsi="Times New Roman" w:cs="Times New Roman"/>
-          <w:bCs/>
-          <w:sz w:val="26"/>
-          <w:szCs w:val="26"/>
-        </w:rPr>
-        <w:tab/>
-      </w:r>
-      <w:r>
-        <w:rPr>
-          <w:rFonts w:ascii="Times New Roman" w:eastAsia="SimSun" w:hAnsi="Times New Roman" w:cs="Times New Roman"/>
-          <w:bCs/>
-          <w:sz w:val="26"/>
-          <w:szCs w:val="26"/>
-        </w:rPr>
-        <w:tab/>
-      </w:r>
-      <w:r>
-        <w:rPr>
-          <w:rFonts w:ascii="Times New Roman" w:eastAsia="SimSun" w:hAnsi="Times New Roman" w:cs="Times New Roman"/>
-          <w:bCs/>
-          <w:sz w:val="26"/>
-          <w:szCs w:val="26"/>
-        </w:rPr>
-        <w:tab/>
-      </w:r>
-      <w:r>
-        <w:rPr>
-          <w:rFonts w:ascii="Times New Roman" w:eastAsia="SimSun" w:hAnsi="Times New Roman" w:cs="Times New Roman"/>
-          <w:bCs/>
-          <w:sz w:val="26"/>
-          <w:szCs w:val="26"/>
-        </w:rPr>
-        <w:tab/>
-      </w:r>
-      <w:r>
-        <w:rPr>
-          <w:rFonts w:ascii="Times New Roman" w:eastAsia="SimSun" w:hAnsi="Times New Roman" w:cs="Times New Roman"/>
-          <w:bCs/>
-          <w:sz w:val="26"/>
-          <w:szCs w:val="26"/>
-        </w:rPr>
-        <w:tab/>
-      </w:r>
-      <w:r>
-        <w:rPr>
-          <w:rFonts w:ascii="Times New Roman" w:eastAsia="SimSun" w:hAnsi="Times New Roman" w:cs="Times New Roman"/>
-          <w:bCs/>
-          <w:sz w:val="26"/>
-          <w:szCs w:val="26"/>
-        </w:rPr>
-        <w:tab/>
-      </w:r>
-      <w:r>
-        <w:rPr>
-          <w:rFonts w:ascii="Times New Roman" w:eastAsia="SimSun" w:hAnsi="Times New Roman" w:cs="Times New Roman"/>
-          <w:bCs/>
-          <w:sz w:val="26"/>
-          <w:szCs w:val="26"/>
-        </w:rPr>
-        <w:tab/>
-        <w:t xml:space="preserve"> «____»________________20____г.</w:t>
-      </w:r>
-    </w:p>
-    <w:p>
-      <w:pPr>
-        <w:spacing w:after="120" w:line="240" w:lineRule="auto"/>
-        <w:rPr>
-          <w:rFonts w:ascii="Times New Roman" w:eastAsia="SimSun" w:hAnsi="Times New Roman" w:cs="Times New Roman"/>
-          <w:bCs/>
-          <w:sz w:val="26"/>
-          <w:szCs w:val="26"/>
-        </w:rPr>
-      </w:pPr>
-      <w:r>
-        <w:rPr>
-          <w:rFonts w:ascii="Times New Roman" w:eastAsia="SimSun" w:hAnsi="Times New Roman" w:cs="Times New Roman"/>
-          <w:bCs/>
-          <w:sz w:val="26"/>
-          <w:szCs w:val="26"/>
-        </w:rPr>
-        <w:tab/>
-      </w:r>
-      <w:r>
-        <w:rPr>
-          <w:rFonts w:ascii="Times New Roman" w:eastAsia="SimSun" w:hAnsi="Times New Roman" w:cs="Times New Roman"/>
-          <w:bCs/>
-          <w:sz w:val="26"/>
-          <w:szCs w:val="26"/>
-        </w:rPr>
-        <w:tab/>
-      </w:r>
-      <w:r>
-        <w:rPr>
-          <w:rFonts w:ascii="Times New Roman" w:eastAsia="SimSun" w:hAnsi="Times New Roman" w:cs="Times New Roman"/>
-          <w:bCs/>
-          <w:sz w:val="26"/>
-          <w:szCs w:val="26"/>
-        </w:rPr>
-        <w:tab/>
-      </w:r>
-      <w:r>
-        <w:rPr>
-          <w:rFonts w:ascii="Times New Roman" w:eastAsia="SimSun" w:hAnsi="Times New Roman" w:cs="Times New Roman"/>
-          <w:bCs/>
-          <w:sz w:val="26"/>
-          <w:szCs w:val="26"/>
-        </w:rPr>
-        <w:tab/>
-      </w:r>
-      <w:r>
-        <w:rPr>
-          <w:rFonts w:ascii="Times New Roman" w:eastAsia="SimSun" w:hAnsi="Times New Roman" w:cs="Times New Roman"/>
-          <w:bCs/>
-          <w:sz w:val="26"/>
-          <w:szCs w:val="26"/>
-        </w:rPr>
-        <w:tab/>
-      </w:r>
-      <w:r>
-        <w:rPr>
-          <w:rFonts w:ascii="Times New Roman" w:eastAsia="SimSun" w:hAnsi="Times New Roman" w:cs="Times New Roman"/>
-          <w:bCs/>
-          <w:sz w:val="26"/>
-          <w:szCs w:val="26"/>
-        </w:rPr>
-        <w:tab/>
-      </w:r>
-      <w:r>
-        <w:rPr>
-          <w:rFonts w:ascii="Times New Roman" w:eastAsia="SimSun" w:hAnsi="Times New Roman" w:cs="Times New Roman"/>
-          <w:bCs/>
-          <w:sz w:val="26"/>
-          <w:szCs w:val="26"/>
-        </w:rPr>
-        <w:tab/>
-        <w:t xml:space="preserve">           </w:t>
-      </w:r>
-    </w:p>
-    <w:p>
-      <w:pPr>
-        <w:spacing w:after="120" w:line="240" w:lineRule="auto"/>
-        <w:jc w:val="right"/>
-        <w:rPr>
-          <w:rFonts w:ascii="Times New Roman" w:eastAsia="SimSun" w:hAnsi="Times New Roman" w:cs="Times New Roman"/>
-          <w:bCs/>
-          <w:sz w:val="26"/>
-          <w:szCs w:val="26"/>
-        </w:rPr>
-      </w:pPr>
       <w:r>
         <w:rPr>
           <w:rFonts w:ascii="Times New Roman" w:eastAsia="SimSun" w:hAnsi="Times New Roman" w:cs="Times New Roman"/>
@@ -1227,19 +1195,6 @@
         </w:rPr>
         <w:t>Оценка: ______________________</w:t>
       </w:r>
-    </w:p>
-    <w:p>
-      <w:pPr>
-        <w:autoSpaceDE w:val="0"/>
-        <w:spacing w:after="0" w:line="240" w:lineRule="auto"/>
-        <w:ind w:firstLine="709"/>
-        <w:rPr>
-          <w:rFonts w:ascii="Times New Roman" w:eastAsia="SimSun" w:hAnsi="Times New Roman" w:cs="Times New Roman"/>
-          <w:color w:val="000000"/>
-          <w:sz w:val="26"/>
-          <w:szCs w:val="26"/>
-        </w:rPr>
-      </w:pPr>
     </w:p>
     <w:p>
       <w:pPr>
@@ -1999,41 +1954,14 @@
         <w:t>«_____»________________20____г.</w:t>
       </w:r>
     </w:p>
-    <w:p>
-      <w:pPr>
-        <w:suppressAutoHyphens w:val="0"/>
-        <w:spacing w:after="160" w:line="259" w:lineRule="auto"/>
-        <w:rPr>
-          <w:rFonts w:ascii="Times New Roman" w:hAnsi="Times New Roman" w:cs="Times New Roman"/>
-          <w:b/>
-          <w:sz w:val="28"/>
-          <w:szCs w:val="28"/>
-        </w:rPr>
-      </w:pPr>
-      <w:r>
-        <w:rPr>
-          <w:rFonts w:ascii="Times New Roman" w:hAnsi="Times New Roman" w:cs="Times New Roman"/>
-          <w:b/>
-          <w:sz w:val="28"/>
-          <w:szCs w:val="28"/>
-        </w:rPr>
-        <w:br w:type="page"/>
-      </w:r>
-    </w:p>
-    <w:p>
-      <w:pPr>
-        <w:rPr>
-          <w:rFonts w:ascii="Times New Roman" w:hAnsi="Times New Roman" w:cs="Times New Roman"/>
-          <w:b/>
-          <w:sz w:val="28"/>
-          <w:szCs w:val="28"/>
-        </w:rPr>
-      </w:pPr>
-    </w:p>
     <w:sdt>
       <w:sdtPr>
         <w:rPr>
-          <w:rFonts w:ascii="Times New Roman" w:hAnsi="Times New Roman" w:cs="Times New Roman"/>
+          <w:rFonts w:ascii="Times New Roman" w:eastAsia="Calibri" w:hAnsi="Times New Roman" w:cs="Times New Roman"/>
+          <w:color w:val="auto"/>
+          <w:sz w:val="22"/>
+          <w:szCs w:val="22"/>
+          <w:lang w:eastAsia="ar-SA"/>
         </w:rPr>
         <w:id w:val="-1534731143"/>
         <w:docPartObj>
@@ -2043,13 +1971,8 @@
       </w:sdtPr>
       <w:sdtEndPr>
         <w:rPr>
-          <w:rFonts w:eastAsia="Calibri"/>
-          <w:b/>
-          <w:bCs/>
-          <w:color w:val="auto"/>
-          <w:sz w:val="22"/>
-          <w:szCs w:val="22"/>
-          <w:lang w:eastAsia="ar-SA"/>
+          <w:b/>
+          <w:bCs/>
         </w:rPr>
       </w:sdtEndPr>
       <w:sdtContent>
@@ -3433,34 +3356,7 @@
           <w:sz w:val="28"/>
           <w:szCs w:val="28"/>
         </w:rPr>
-        <w:t xml:space="preserve">Целью данной курсовой работы является разработка </w:t>
-      </w:r>
-      <w:r>
-        <w:rPr>
-          <w:rFonts w:ascii="Times New Roman" w:hAnsi="Times New Roman" w:cs="Times New Roman"/>
-          <w:bCs/>
-          <w:sz w:val="28"/>
-          <w:szCs w:val="28"/>
-        </w:rPr>
-        <w:t>веб-приложения для формирования плана питания с использованием фреймворка Vue.js на языке TypeScript</w:t>
-      </w:r>
-      <w:r>
-        <w:rPr>
-          <w:rFonts w:ascii="Times New Roman" w:hAnsi="Times New Roman" w:cs="Times New Roman"/>
-          <w:bCs/>
-          <w:sz w:val="28"/>
-          <w:szCs w:val="28"/>
-        </w:rPr>
-        <w:t xml:space="preserve">. Для достижения </w:t>
-      </w:r>
-      <w:r>
-        <w:rPr>
-          <w:rFonts w:ascii="Times New Roman" w:hAnsi="Times New Roman" w:cs="Times New Roman"/>
-          <w:bCs/>
-          <w:sz w:val="28"/>
-          <w:szCs w:val="28"/>
-        </w:rPr>
-        <w:t xml:space="preserve">поставленной цели необходимо решить следующие задачи: </w:t>
+        <w:t xml:space="preserve">Целью данной курсовой работы является разработка веб-приложения для формирования плана питания с использованием фреймворка Vue.js на языке TypeScript. Для достижения поставленной цели необходимо решить следующие задачи: </w:t>
       </w:r>
     </w:p>
     <w:p>
@@ -3782,7 +3678,7 @@
           </w:tcPr>
           <w:p>
             <w:pPr>
-              <w:spacing w:after="0" w:line="360" w:lineRule="auto"/>
+              <w:spacing w:after="0" w:line="240" w:lineRule="auto"/>
               <w:jc w:val="both"/>
               <w:rPr>
                 <w:rFonts w:ascii="Times New Roman" w:eastAsia="Times New Roman" w:hAnsi="Times New Roman" w:cs="Times New Roman"/>
@@ -3822,7 +3718,7 @@
           </w:tcPr>
           <w:p>
             <w:pPr>
-              <w:spacing w:after="0" w:line="360" w:lineRule="auto"/>
+              <w:spacing w:after="0" w:line="240" w:lineRule="auto"/>
               <w:jc w:val="both"/>
               <w:rPr>
                 <w:rFonts w:ascii="Times New Roman" w:eastAsia="Times New Roman" w:hAnsi="Times New Roman" w:cs="Times New Roman"/>
@@ -3862,7 +3758,7 @@
           </w:tcPr>
           <w:p>
             <w:pPr>
-              <w:spacing w:after="0" w:line="360" w:lineRule="auto"/>
+              <w:spacing w:after="0" w:line="240" w:lineRule="auto"/>
               <w:jc w:val="both"/>
               <w:rPr>
                 <w:rFonts w:ascii="Times New Roman" w:eastAsia="Times New Roman" w:hAnsi="Times New Roman" w:cs="Times New Roman"/>
@@ -3907,7 +3803,7 @@
           </w:tcPr>
           <w:p>
             <w:pPr>
-              <w:spacing w:after="0" w:line="360" w:lineRule="auto"/>
+              <w:spacing w:after="0" w:line="240" w:lineRule="auto"/>
               <w:jc w:val="both"/>
               <w:rPr>
                 <w:rFonts w:ascii="Times New Roman" w:eastAsia="Times New Roman" w:hAnsi="Times New Roman" w:cs="Times New Roman"/>
@@ -3945,7 +3841,7 @@
           </w:tcPr>
           <w:p>
             <w:pPr>
-              <w:spacing w:after="0" w:line="360" w:lineRule="auto"/>
+              <w:spacing w:after="0" w:line="240" w:lineRule="auto"/>
               <w:jc w:val="both"/>
               <w:rPr>
                 <w:rFonts w:ascii="Times New Roman" w:eastAsia="Times New Roman" w:hAnsi="Times New Roman" w:cs="Times New Roman"/>
@@ -3983,7 +3879,7 @@
           </w:tcPr>
           <w:p>
             <w:pPr>
-              <w:spacing w:after="0" w:line="360" w:lineRule="auto"/>
+              <w:spacing w:after="0" w:line="240" w:lineRule="auto"/>
               <w:jc w:val="both"/>
               <w:rPr>
                 <w:rFonts w:ascii="Times New Roman" w:eastAsia="Times New Roman" w:hAnsi="Times New Roman" w:cs="Times New Roman"/>
@@ -4044,7 +3940,7 @@
           </w:tcPr>
           <w:p>
             <w:pPr>
-              <w:spacing w:after="0" w:line="360" w:lineRule="auto"/>
+              <w:spacing w:after="0" w:line="240" w:lineRule="auto"/>
               <w:jc w:val="both"/>
               <w:rPr>
                 <w:rFonts w:ascii="Times New Roman" w:eastAsia="Times New Roman" w:hAnsi="Times New Roman" w:cs="Times New Roman"/>
@@ -4082,7 +3978,7 @@
           </w:tcPr>
           <w:p>
             <w:pPr>
-              <w:spacing w:after="0" w:line="360" w:lineRule="auto"/>
+              <w:spacing w:after="0" w:line="240" w:lineRule="auto"/>
               <w:jc w:val="both"/>
               <w:rPr>
                 <w:rFonts w:ascii="Times New Roman" w:eastAsia="Times New Roman" w:hAnsi="Times New Roman" w:cs="Times New Roman"/>
@@ -4120,7 +4016,7 @@
           </w:tcPr>
           <w:p>
             <w:pPr>
-              <w:spacing w:after="0" w:line="360" w:lineRule="auto"/>
+              <w:spacing w:after="0" w:line="240" w:lineRule="auto"/>
               <w:jc w:val="both"/>
               <w:rPr>
                 <w:rFonts w:ascii="Times New Roman" w:eastAsia="Times New Roman" w:hAnsi="Times New Roman" w:cs="Times New Roman"/>
@@ -4181,7 +4077,7 @@
           </w:tcPr>
           <w:p>
             <w:pPr>
-              <w:spacing w:after="0" w:line="360" w:lineRule="auto"/>
+              <w:spacing w:after="0" w:line="240" w:lineRule="auto"/>
               <w:jc w:val="both"/>
               <w:rPr>
                 <w:rFonts w:ascii="Times New Roman" w:eastAsia="Times New Roman" w:hAnsi="Times New Roman" w:cs="Times New Roman"/>
@@ -4219,7 +4115,7 @@
           </w:tcPr>
           <w:p>
             <w:pPr>
-              <w:spacing w:after="0" w:line="360" w:lineRule="auto"/>
+              <w:spacing w:after="0" w:line="240" w:lineRule="auto"/>
               <w:jc w:val="both"/>
               <w:rPr>
                 <w:rFonts w:ascii="Times New Roman" w:eastAsia="Times New Roman" w:hAnsi="Times New Roman" w:cs="Times New Roman"/>
@@ -4257,7 +4153,7 @@
           </w:tcPr>
           <w:p>
             <w:pPr>
-              <w:spacing w:after="0" w:line="360" w:lineRule="auto"/>
+              <w:spacing w:after="0" w:line="240" w:lineRule="auto"/>
               <w:jc w:val="both"/>
               <w:rPr>
                 <w:rFonts w:ascii="Times New Roman" w:eastAsia="Times New Roman" w:hAnsi="Times New Roman" w:cs="Times New Roman"/>
@@ -4299,7 +4195,6 @@
     </w:tbl>
     <w:p>
       <w:pPr>
-        <w:ind w:left="567"/>
         <w:jc w:val="both"/>
         <w:rPr>
           <w:rFonts w:ascii="Times New Roman" w:hAnsi="Times New Roman" w:cs="Times New Roman"/>
@@ -4395,7 +4290,15 @@
           <w:sz w:val="28"/>
           <w:szCs w:val="28"/>
         </w:rPr>
-        <w:t xml:space="preserve">функции доступные пользователям, гостям и </w:t>
+        <w:t>функции доступные пользователям, гостям и</w:t>
+      </w:r>
+      <w:r>
+        <w:rPr>
+          <w:rFonts w:ascii="Times New Roman" w:hAnsi="Times New Roman" w:cs="Times New Roman"/>
+          <w:sz w:val="28"/>
+          <w:szCs w:val="28"/>
+        </w:rPr>
+        <w:t xml:space="preserve"> </w:t>
       </w:r>
       <w:r>
         <w:rPr>
@@ -4801,7 +4704,16 @@
           <w:sz w:val="28"/>
           <w:szCs w:val="28"/>
         </w:rPr>
-        <w:t>следующие функции: просмотр списка рецептов, поиск рецептов с фильтрацией по категориям, открытие карточки рецепта с возможностью просмотра пошагового приготовления, замена продуктов на аналоги, просмотр КБЖУ, регистрация в системе и авторизация (вход как пользователь или администратор).</w:t>
+        <w:t xml:space="preserve">следующие функции: просмотр списка рецептов, поиск рецептов с фильтрацией по категориям, открытие карточки рецепта с </w:t>
+      </w:r>
+      <w:r>
+        <w:rPr>
+          <w:rFonts w:ascii="Times New Roman" w:hAnsi="Times New Roman" w:cs="Times New Roman"/>
+          <w:sz w:val="28"/>
+          <w:szCs w:val="28"/>
+        </w:rPr>
+        <w:lastRenderedPageBreak/>
+        <w:t>возможностью просмотра пошагового приготовления, замена продуктов на аналоги, просмотр КБЖУ, регистрация в системе и авторизация (вход как пользователь или администратор).</w:t>
       </w:r>
     </w:p>
     <w:p>
@@ -4822,7 +4734,6 @@
           <w:sz w:val="28"/>
           <w:szCs w:val="28"/>
         </w:rPr>
-        <w:lastRenderedPageBreak/>
         <w:t>Пользователю</w:t>
       </w:r>
       <w:r>
@@ -5068,15 +4979,7 @@
           <w:sz w:val="28"/>
           <w:szCs w:val="28"/>
         </w:rPr>
-        <w:t xml:space="preserve"> доступны все операции пользователя, а </w:t>
-      </w:r>
-      <w:r>
-        <w:rPr>
-          <w:rFonts w:ascii="Times New Roman" w:hAnsi="Times New Roman" w:cs="Times New Roman"/>
-          <w:sz w:val="28"/>
-          <w:szCs w:val="28"/>
-        </w:rPr>
-        <w:t xml:space="preserve">также </w:t>
+        <w:t xml:space="preserve"> доступны все операции пользователя, а также </w:t>
       </w:r>
       <w:r>
         <w:rPr>
@@ -5212,6 +5115,7 @@
           <w:sz w:val="28"/>
           <w:szCs w:val="28"/>
         </w:rPr>
+        <w:lastRenderedPageBreak/>
         <w:t>Управление аккаунтами</w:t>
       </w:r>
       <w:r>
@@ -5286,7 +5190,6 @@
         <w:rPr>
           <w:rFonts w:cs="Times New Roman"/>
         </w:rPr>
-        <w:lastRenderedPageBreak/>
         <w:t>2.2. Информационное обеспечение</w:t>
       </w:r>
       <w:bookmarkEnd w:id="5"/>
@@ -5465,7 +5368,16 @@
           <w:sz w:val="28"/>
           <w:szCs w:val="28"/>
         </w:rPr>
-        <w:t xml:space="preserve"> сущность, описывающая рецепт пользователя: название, описание, время приготовления, количество порций, категория, фото, калорийность, белки, жиры, углеводы, статус публикации, комментарий модерации, дата создания, а также ссылка на создателя и возможность копирования</w:t>
+        <w:t xml:space="preserve"> сущность, описывающая рецепт пользователя: название, описание, время приготовления, количество порций, категория, фото, калорийность, белки, жиры, углеводы, статус публикации, комментарий модерации, дата </w:t>
+      </w:r>
+      <w:r>
+        <w:rPr>
+          <w:rFonts w:ascii="Times New Roman" w:hAnsi="Times New Roman" w:cs="Times New Roman"/>
+          <w:sz w:val="28"/>
+          <w:szCs w:val="28"/>
+        </w:rPr>
+        <w:lastRenderedPageBreak/>
+        <w:t>создания, а также ссылка на создателя и возможность копирования</w:t>
       </w:r>
       <w:r>
         <w:rPr>
@@ -5709,16 +5621,7 @@
           <w:sz w:val="28"/>
           <w:szCs w:val="28"/>
         </w:rPr>
-        <w:t xml:space="preserve"> связью «многие ингредиенты в </w:t>
-      </w:r>
-      <w:r>
-        <w:rPr>
-          <w:rFonts w:ascii="Times New Roman" w:hAnsi="Times New Roman" w:cs="Times New Roman"/>
-          <w:sz w:val="28"/>
-          <w:szCs w:val="28"/>
-        </w:rPr>
-        <w:lastRenderedPageBreak/>
-        <w:t>одном рецепте (N:1)» и с </w:t>
+        <w:t> связью «многие ингредиенты в одном рецепте (N:1)» и с </w:t>
       </w:r>
       <w:r>
         <w:rPr>
@@ -6069,6 +5972,14 @@
           <w:szCs w:val="28"/>
         </w:rPr>
         <w:br/>
+      </w:r>
+      <w:r>
+        <w:rPr>
+          <w:rFonts w:ascii="Times New Roman" w:hAnsi="Times New Roman" w:cs="Times New Roman"/>
+          <w:sz w:val="28"/>
+          <w:szCs w:val="28"/>
+        </w:rPr>
+        <w:lastRenderedPageBreak/>
         <w:t>Сущность </w:t>
       </w:r>
       <w:r>
@@ -6402,14 +6313,6 @@
           <w:szCs w:val="28"/>
         </w:rPr>
         <w:br/>
-      </w:r>
-      <w:r>
-        <w:rPr>
-          <w:rFonts w:ascii="Times New Roman" w:hAnsi="Times New Roman" w:cs="Times New Roman"/>
-          <w:sz w:val="28"/>
-          <w:szCs w:val="28"/>
-        </w:rPr>
-        <w:lastRenderedPageBreak/>
         <w:t>Сущность </w:t>
       </w:r>
       <w:r>
@@ -6723,6 +6626,7 @@
           <w:sz w:val="28"/>
           <w:szCs w:val="28"/>
         </w:rPr>
+        <w:lastRenderedPageBreak/>
         <w:t>shopping_list</w:t>
       </w:r>
       <w:r>
@@ -7136,16 +7040,7 @@
           <w:sz w:val="28"/>
           <w:szCs w:val="28"/>
         </w:rPr>
-        <w:t xml:space="preserve"> – сущность, описывающая отзыв о рецепте: количество звёзд, текст отзыва, признак редактирования, дата создания, а также ссылки на </w:t>
-      </w:r>
-      <w:r>
-        <w:rPr>
-          <w:rFonts w:ascii="Times New Roman" w:hAnsi="Times New Roman" w:cs="Times New Roman"/>
-          <w:sz w:val="28"/>
-          <w:szCs w:val="28"/>
-        </w:rPr>
-        <w:lastRenderedPageBreak/>
-        <w:t>рецепт и пользователя.</w:t>
+        <w:t> – сущность, описывающая отзыв о рецепте: количество звёзд, текст отзыва, признак редактирования, дата создания, а также ссылки на рецепт и пользователя.</w:t>
       </w:r>
       <w:r>
         <w:rPr>
@@ -7359,6 +7254,7 @@
           <w:sz w:val="28"/>
           <w:szCs w:val="28"/>
         </w:rPr>
+        <w:lastRenderedPageBreak/>
         <w:t>daily_nutrition</w:t>
       </w:r>
       <w:r>
@@ -7871,7 +7767,6 @@
         <w:rPr>
           <w:rFonts w:cs="Times New Roman"/>
         </w:rPr>
-        <w:lastRenderedPageBreak/>
         <w:t>2.4. Программное обеспечение</w:t>
       </w:r>
       <w:bookmarkEnd w:id="8"/>
@@ -8018,6 +7913,7 @@
           <w:sz w:val="28"/>
           <w:szCs w:val="28"/>
         </w:rPr>
+        <w:lastRenderedPageBreak/>
         <w:t>- распределение прав ответственности (доступа) персонала;</w:t>
       </w:r>
     </w:p>
@@ -9335,6 +9231,7 @@
   <w:style w:type="character" w:default="1" w:styleId="a0">
     <w:name w:val="Default Paragraph Font"/>
     <w:uiPriority w:val="1"/>
+    <w:semiHidden/>
     <w:unhideWhenUsed/>
   </w:style>
   <w:style w:type="table" w:default="1" w:styleId="a1">

--- a/Раздел 2 ВКР Черновик.docx
+++ b/Раздел 2 ВКР Черновик.docx
@@ -3318,7 +3318,43 @@
           <w:sz w:val="28"/>
           <w:szCs w:val="28"/>
         </w:rPr>
-        <w:t xml:space="preserve">Проектирование системы является важным этапом, предшествующим разработке программного продукта любого вида. В ходе проектирования важно </w:t>
+        <w:t xml:space="preserve">Проектирование системы является важным этапом, предшествующим </w:t>
+      </w:r>
+      <w:r>
+        <w:rPr>
+          <w:rFonts w:ascii="Times New Roman" w:hAnsi="Times New Roman" w:cs="Times New Roman"/>
+          <w:bCs/>
+          <w:sz w:val="28"/>
+          <w:szCs w:val="28"/>
+        </w:rPr>
+        <w:t xml:space="preserve">этапу </w:t>
+      </w:r>
+      <w:r>
+        <w:rPr>
+          <w:rFonts w:ascii="Times New Roman" w:hAnsi="Times New Roman" w:cs="Times New Roman"/>
+          <w:bCs/>
+          <w:sz w:val="28"/>
+          <w:szCs w:val="28"/>
+        </w:rPr>
+        <w:t>разработк</w:t>
+      </w:r>
+      <w:r>
+        <w:rPr>
+          <w:rFonts w:ascii="Times New Roman" w:hAnsi="Times New Roman" w:cs="Times New Roman"/>
+          <w:bCs/>
+          <w:sz w:val="28"/>
+          <w:szCs w:val="28"/>
+        </w:rPr>
+        <w:t>и</w:t>
+      </w:r>
+      <w:r>
+        <w:rPr>
+          <w:rFonts w:ascii="Times New Roman" w:hAnsi="Times New Roman" w:cs="Times New Roman"/>
+          <w:bCs/>
+          <w:sz w:val="28"/>
+          <w:szCs w:val="28"/>
+        </w:rPr>
+        <w:t xml:space="preserve"> программного продукта любого вида. В ходе проектирования важно </w:t>
       </w:r>
       <w:r>
         <w:rPr>
@@ -3414,7 +3450,34 @@
           <w:szCs w:val="28"/>
         </w:rPr>
         <w:tab/>
-        <w:t>Спроектировать базу данных, отобразив модель данных в виде ER-диаграммы с пояснениями</w:t>
+        <w:t xml:space="preserve">Спроектировать базу данных, </w:t>
+      </w:r>
+      <w:r>
+        <w:rPr>
+          <w:rFonts w:ascii="Times New Roman" w:hAnsi="Times New Roman" w:cs="Times New Roman"/>
+          <w:bCs/>
+          <w:sz w:val="28"/>
+          <w:szCs w:val="28"/>
+        </w:rPr>
+        <w:t>представив</w:t>
+      </w:r>
+      <w:r>
+        <w:rPr>
+          <w:rFonts w:ascii="Times New Roman" w:hAnsi="Times New Roman" w:cs="Times New Roman"/>
+          <w:bCs/>
+          <w:sz w:val="28"/>
+          <w:szCs w:val="28"/>
+        </w:rPr>
+        <w:t xml:space="preserve"> модель данных в виде ER-диаграммы с </w:t>
+      </w:r>
+      <w:r>
+        <w:rPr>
+          <w:rFonts w:ascii="Times New Roman" w:hAnsi="Times New Roman" w:cs="Times New Roman"/>
+          <w:bCs/>
+          <w:sz w:val="28"/>
+          <w:szCs w:val="28"/>
+        </w:rPr>
+        <w:t>комментариями</w:t>
       </w:r>
     </w:p>
     <w:p>
@@ -3472,7 +3535,43 @@
           <w:szCs w:val="28"/>
         </w:rPr>
         <w:tab/>
-        <w:t>Выбрать технологии и подходы к разработке, отобразить структуру разрабатываемой программы с применением диаграммы классов</w:t>
+        <w:t>Выбрать технологии и подходы к разработке</w:t>
+      </w:r>
+      <w:r>
+        <w:rPr>
+          <w:rFonts w:ascii="Times New Roman" w:hAnsi="Times New Roman" w:cs="Times New Roman"/>
+          <w:bCs/>
+          <w:sz w:val="28"/>
+          <w:szCs w:val="28"/>
+        </w:rPr>
+        <w:t xml:space="preserve"> системы</w:t>
+      </w:r>
+      <w:r>
+        <w:rPr>
+          <w:rFonts w:ascii="Times New Roman" w:hAnsi="Times New Roman" w:cs="Times New Roman"/>
+          <w:bCs/>
+          <w:sz w:val="28"/>
+          <w:szCs w:val="28"/>
+        </w:rPr>
+        <w:t xml:space="preserve">, </w:t>
+      </w:r>
+      <w:r>
+        <w:rPr>
+          <w:rFonts w:ascii="Times New Roman" w:hAnsi="Times New Roman" w:cs="Times New Roman"/>
+          <w:bCs/>
+          <w:sz w:val="28"/>
+          <w:szCs w:val="28"/>
+        </w:rPr>
+        <w:t>представить</w:t>
+      </w:r>
+      <w:r>
+        <w:rPr>
+          <w:rFonts w:ascii="Times New Roman" w:hAnsi="Times New Roman" w:cs="Times New Roman"/>
+          <w:bCs/>
+          <w:sz w:val="28"/>
+          <w:szCs w:val="28"/>
+        </w:rPr>
+        <w:t xml:space="preserve"> структуру разрабатываемой программы с применением диаграммы классов</w:t>
       </w:r>
     </w:p>
     <w:p>
@@ -3501,7 +3600,24 @@
           <w:szCs w:val="28"/>
         </w:rPr>
         <w:tab/>
-        <w:t>Отобразить архитектурное решение и требования к программному и аппаратному обеспечению в виде диаграммы развертывания</w:t>
+      </w:r>
+      <w:r>
+        <w:rPr>
+          <w:rFonts w:ascii="Times New Roman" w:hAnsi="Times New Roman" w:cs="Times New Roman"/>
+          <w:bCs/>
+          <w:sz w:val="28"/>
+          <w:szCs w:val="28"/>
+        </w:rPr>
+        <w:t>Представить</w:t>
+      </w:r>
+      <w:r>
+        <w:rPr>
+          <w:rFonts w:ascii="Times New Roman" w:hAnsi="Times New Roman" w:cs="Times New Roman"/>
+          <w:bCs/>
+          <w:sz w:val="28"/>
+          <w:szCs w:val="28"/>
+        </w:rPr>
+        <w:t xml:space="preserve"> архитектурное решение и требования к программному и аппаратному обеспечению в виде диаграммы развертывания</w:t>
       </w:r>
     </w:p>
     <w:p>
@@ -3612,7 +3728,6 @@
       <w:pPr>
         <w:pStyle w:val="ad"/>
       </w:pPr>
-      <w:commentRangeStart w:id="3"/>
       <w:r>
         <w:lastRenderedPageBreak/>
         <w:t xml:space="preserve">Таблица </w:t>
@@ -3627,15 +3742,6 @@
       </w:fldSimple>
       <w:r>
         <w:t>. Классы пользователей в системе</w:t>
-      </w:r>
-      <w:commentRangeEnd w:id="3"/>
-      <w:r>
-        <w:rPr>
-          <w:rStyle w:val="a6"/>
-          <w:sz w:val="24"/>
-          <w:szCs w:val="24"/>
-        </w:rPr>
-        <w:commentReference w:id="3"/>
       </w:r>
     </w:p>
     <w:tbl>
@@ -3895,7 +4001,7 @@
                 <w:sz w:val="28"/>
                 <w:szCs w:val="28"/>
               </w:rPr>
-              <w:t>Пользователь, не прошедший авторизацию. Имеет доступ к рецептам и продуктам (просмотр)</w:t>
+              <w:t>Пользователь, не прошедший авторизацию. Имеет доступ к просмотру списка рецептов, поиску с фильтрами и категориям, открытию рецепта с возможностью замены ингредиентов</w:t>
             </w:r>
             <w:r>
               <w:rPr>
@@ -3904,7 +4010,7 @@
                 <w:sz w:val="28"/>
                 <w:szCs w:val="28"/>
               </w:rPr>
-              <w:t>, расчёту необходимых КБЖУ в калькуляторе (без сохранения результата)</w:t>
+              <w:t xml:space="preserve"> (без сохранения)</w:t>
             </w:r>
             <w:r>
               <w:rPr>
@@ -3913,7 +4019,7 @@
                 <w:sz w:val="28"/>
                 <w:szCs w:val="28"/>
               </w:rPr>
-              <w:t>, а также авторизации/регистрации.</w:t>
+              <w:t xml:space="preserve"> и просмотра КБЖУ (без сохранения). Также доступны регистрация и авторизация (вход как пользователь или администратор).</w:t>
             </w:r>
           </w:p>
         </w:tc>
@@ -4032,25 +4138,7 @@
                 <w:sz w:val="28"/>
                 <w:szCs w:val="28"/>
               </w:rPr>
-              <w:t>Зарегистрированный пользователь, который может полноценно работать с рецептами, продуктами, профилем, рассчитывать норму калорий и получать отчеты</w:t>
-            </w:r>
-            <w:r>
-              <w:rPr>
-                <w:rFonts w:ascii="Times New Roman" w:eastAsia="Times New Roman" w:hAnsi="Times New Roman" w:cs="Times New Roman"/>
-                <w:color w:val="000000"/>
-                <w:sz w:val="28"/>
-                <w:szCs w:val="28"/>
-              </w:rPr>
-              <w:t xml:space="preserve"> и рекомендации</w:t>
-            </w:r>
-            <w:r>
-              <w:rPr>
-                <w:rFonts w:ascii="Times New Roman" w:eastAsia="Times New Roman" w:hAnsi="Times New Roman" w:cs="Times New Roman"/>
-                <w:color w:val="000000"/>
-                <w:sz w:val="28"/>
-                <w:szCs w:val="28"/>
-              </w:rPr>
-              <w:t>.</w:t>
+              <w:t>Зарегистрированный пользователь, который может полноценно работать с системой: управлять профилем (изменять параметры, пароль, аватар), вести дневник питания (добавлять съеденные блюда, воду, составлять меню на день/неделю), управлять рецептами (добавлять, изменять свои, сохранять в избранное, оценивать, комментировать), работать с продуктовыми запасами (добавлять/удалять продукты, формировать список покупок), отслеживать финансы (чеки, бюджет, графики трат), получать отчёты и рекомендации по питанию, а также отправлять новые продукты и рецепты на модерацию.</w:t>
             </w:r>
           </w:p>
         </w:tc>
@@ -4093,6 +4181,7 @@
                 <w:sz w:val="28"/>
                 <w:szCs w:val="28"/>
               </w:rPr>
+              <w:lastRenderedPageBreak/>
               <w:t>Администратор</w:t>
             </w:r>
           </w:p>
@@ -4169,7 +4258,7 @@
                 <w:sz w:val="28"/>
                 <w:szCs w:val="28"/>
               </w:rPr>
-              <w:t>Существующий пользователь, который занимается модерацией рецептов, продуктов, пользователей</w:t>
+              <w:t>Существующий п</w:t>
             </w:r>
             <w:r>
               <w:rPr>
@@ -4178,7 +4267,7 @@
                 <w:sz w:val="28"/>
                 <w:szCs w:val="28"/>
               </w:rPr>
-              <w:t>, сохранённых меню</w:t>
+              <w:t>ользователь</w:t>
             </w:r>
             <w:r>
               <w:rPr>
@@ -4187,7 +4276,16 @@
                 <w:sz w:val="28"/>
                 <w:szCs w:val="28"/>
               </w:rPr>
-              <w:t>.</w:t>
+              <w:t xml:space="preserve"> с правами администратора</w:t>
+            </w:r>
+            <w:r>
+              <w:rPr>
+                <w:rFonts w:ascii="Times New Roman" w:eastAsia="Times New Roman" w:hAnsi="Times New Roman" w:cs="Times New Roman"/>
+                <w:color w:val="000000"/>
+                <w:sz w:val="28"/>
+                <w:szCs w:val="28"/>
+              </w:rPr>
+              <w:t>, обладающий всеми правами обычного пользователя, а также дополнительными административными функциями: модерация рецептов (проверка, добавление, отклонение, CRUD), модерация продуктов (добавление, удаление, связывание с аналогами), модерация чеков (очистка за период, удаление по ID), управление аккаунтами (создание и удаление аккаунтов пользователей), удаление старых меню пользователей.</w:t>
             </w:r>
           </w:p>
         </w:tc>
@@ -4219,7 +4317,39 @@
           <w:sz w:val="28"/>
           <w:szCs w:val="28"/>
         </w:rPr>
-        <w:t xml:space="preserve">С помощью диаграммы вариантов использования для каждого выделенного класса пользователей можно изобразить пользовательские требования к системе в графическом виде. </w:t>
+        <w:t xml:space="preserve">С помощью диаграммы вариантов использования для каждого выделенного класса пользователей можно </w:t>
+      </w:r>
+      <w:r>
+        <w:rPr>
+          <w:rFonts w:ascii="Times New Roman" w:hAnsi="Times New Roman" w:cs="Times New Roman"/>
+          <w:sz w:val="28"/>
+          <w:szCs w:val="28"/>
+        </w:rPr>
+        <w:t>представить</w:t>
+      </w:r>
+      <w:r>
+        <w:rPr>
+          <w:rFonts w:ascii="Times New Roman" w:hAnsi="Times New Roman" w:cs="Times New Roman"/>
+          <w:sz w:val="28"/>
+          <w:szCs w:val="28"/>
+        </w:rPr>
+        <w:t xml:space="preserve"> пользовательские требования к системе </w:t>
+      </w:r>
+      <w:r>
+        <w:rPr>
+          <w:rFonts w:ascii="Times New Roman" w:hAnsi="Times New Roman" w:cs="Times New Roman"/>
+          <w:sz w:val="28"/>
+          <w:szCs w:val="28"/>
+        </w:rPr>
+        <w:t>графически в виде диаграммы вариантов использования</w:t>
+      </w:r>
+      <w:r>
+        <w:rPr>
+          <w:rFonts w:ascii="Times New Roman" w:hAnsi="Times New Roman" w:cs="Times New Roman"/>
+          <w:sz w:val="28"/>
+          <w:szCs w:val="28"/>
+        </w:rPr>
+        <w:t xml:space="preserve">. </w:t>
       </w:r>
     </w:p>
     <w:p>
@@ -4234,15 +4364,48 @@
           <w:sz w:val="28"/>
           <w:szCs w:val="28"/>
         </w:rPr>
-        <w:t>На диаграмме вариантов использования</w:t>
-      </w:r>
-      <w:r>
-        <w:rPr>
-          <w:rFonts w:ascii="Times New Roman" w:hAnsi="Times New Roman" w:cs="Times New Roman"/>
-          <w:sz w:val="28"/>
-          <w:szCs w:val="28"/>
-        </w:rPr>
-        <w:t>, разбитых по модулям</w:t>
+        <w:lastRenderedPageBreak/>
+        <w:t>На диаграмме</w:t>
+      </w:r>
+      <w:r>
+        <w:rPr>
+          <w:rFonts w:ascii="Times New Roman" w:hAnsi="Times New Roman" w:cs="Times New Roman"/>
+          <w:sz w:val="28"/>
+          <w:szCs w:val="28"/>
+        </w:rPr>
+        <w:t>, разбит</w:t>
+      </w:r>
+      <w:r>
+        <w:rPr>
+          <w:rFonts w:ascii="Times New Roman" w:hAnsi="Times New Roman" w:cs="Times New Roman"/>
+          <w:sz w:val="28"/>
+          <w:szCs w:val="28"/>
+        </w:rPr>
+        <w:t>ой</w:t>
+      </w:r>
+      <w:r>
+        <w:rPr>
+          <w:rFonts w:ascii="Times New Roman" w:hAnsi="Times New Roman" w:cs="Times New Roman"/>
+          <w:sz w:val="28"/>
+          <w:szCs w:val="28"/>
+        </w:rPr>
+        <w:t xml:space="preserve"> по</w:t>
+      </w:r>
+      <w:r>
+        <w:rPr>
+          <w:rFonts w:ascii="Times New Roman" w:hAnsi="Times New Roman" w:cs="Times New Roman"/>
+          <w:sz w:val="28"/>
+          <w:szCs w:val="28"/>
+        </w:rPr>
+        <w:t xml:space="preserve"> условным</w:t>
+      </w:r>
+      <w:r>
+        <w:rPr>
+          <w:rFonts w:ascii="Times New Roman" w:hAnsi="Times New Roman" w:cs="Times New Roman"/>
+          <w:sz w:val="28"/>
+          <w:szCs w:val="28"/>
+        </w:rPr>
+        <w:t xml:space="preserve"> модулям</w:t>
       </w:r>
       <w:r>
         <w:rPr>
@@ -4306,7 +4469,6 @@
           <w:sz w:val="28"/>
           <w:szCs w:val="28"/>
         </w:rPr>
-        <w:lastRenderedPageBreak/>
         <w:t>администраторам</w:t>
       </w:r>
       <w:r>
@@ -4334,7 +4496,7 @@
                     </pic:cNvPicPr>
                   </pic:nvPicPr>
                   <pic:blipFill>
-                    <a:blip r:embed="rId10">
+                    <a:blip r:embed="rId6">
                       <a:extLst>
                         <a:ext uri="{28A0092B-C50C-407E-A947-70E740481C1C}">
                           <a14:useLocalDpi xmlns:a14="http://schemas.microsoft.com/office/drawing/2010/main" val="0"/>
@@ -4416,7 +4578,7 @@
                     </pic:cNvPicPr>
                   </pic:nvPicPr>
                   <pic:blipFill>
-                    <a:blip r:embed="rId11">
+                    <a:blip r:embed="rId7">
                       <a:extLst>
                         <a:ext uri="{28A0092B-C50C-407E-A947-70E740481C1C}">
                           <a14:useLocalDpi xmlns:a14="http://schemas.microsoft.com/office/drawing/2010/main" val="0"/>
@@ -4499,7 +4661,7 @@
                     </pic:cNvPicPr>
                   </pic:nvPicPr>
                   <pic:blipFill>
-                    <a:blip r:embed="rId12">
+                    <a:blip r:embed="rId8">
                       <a:extLst>
                         <a:ext uri="{28A0092B-C50C-407E-A947-70E740481C1C}">
                           <a14:useLocalDpi xmlns:a14="http://schemas.microsoft.com/office/drawing/2010/main" val="0"/>
@@ -4581,7 +4743,7 @@
                     </pic:cNvPicPr>
                   </pic:nvPicPr>
                   <pic:blipFill>
-                    <a:blip r:embed="rId13">
+                    <a:blip r:embed="rId9">
                       <a:extLst>
                         <a:ext uri="{28A0092B-C50C-407E-A947-70E740481C1C}">
                           <a14:useLocalDpi xmlns:a14="http://schemas.microsoft.com/office/drawing/2010/main" val="0"/>
@@ -4648,7 +4810,55 @@
           <w:sz w:val="28"/>
           <w:szCs w:val="28"/>
         </w:rPr>
-        <w:t>Диаграммы для системы планирования питания показывает трёх акторов – Гость, Пользователь и Администратор – и их основные сценарии работы с приложением.</w:t>
+        <w:t>Диаграммы</w:t>
+      </w:r>
+      <w:r>
+        <w:rPr>
+          <w:rFonts w:ascii="Times New Roman" w:hAnsi="Times New Roman" w:cs="Times New Roman"/>
+          <w:sz w:val="28"/>
+          <w:szCs w:val="28"/>
+        </w:rPr>
+        <w:t xml:space="preserve"> вариантов использования</w:t>
+      </w:r>
+      <w:r>
+        <w:rPr>
+          <w:rFonts w:ascii="Times New Roman" w:hAnsi="Times New Roman" w:cs="Times New Roman"/>
+          <w:sz w:val="28"/>
+          <w:szCs w:val="28"/>
+        </w:rPr>
+        <w:t xml:space="preserve"> для системы планирования питания </w:t>
+      </w:r>
+      <w:r>
+        <w:rPr>
+          <w:rFonts w:ascii="Times New Roman" w:hAnsi="Times New Roman" w:cs="Times New Roman"/>
+          <w:sz w:val="28"/>
+          <w:szCs w:val="28"/>
+        </w:rPr>
+        <w:t>демонстрирует</w:t>
+      </w:r>
+      <w:r>
+        <w:rPr>
+          <w:rFonts w:ascii="Times New Roman" w:hAnsi="Times New Roman" w:cs="Times New Roman"/>
+          <w:sz w:val="28"/>
+          <w:szCs w:val="28"/>
+        </w:rPr>
+        <w:t xml:space="preserve"> трёх акторов – Гость, Пользователь</w:t>
+      </w:r>
+      <w:r>
+        <w:rPr>
+          <w:rFonts w:ascii="Times New Roman" w:hAnsi="Times New Roman" w:cs="Times New Roman"/>
+          <w:sz w:val="28"/>
+          <w:szCs w:val="28"/>
+        </w:rPr>
+        <w:t>,</w:t>
+      </w:r>
+      <w:r>
+        <w:rPr>
+          <w:rFonts w:ascii="Times New Roman" w:hAnsi="Times New Roman" w:cs="Times New Roman"/>
+          <w:sz w:val="28"/>
+          <w:szCs w:val="28"/>
+        </w:rPr>
+        <w:t xml:space="preserve"> Администратор – и их основные сценарии работы с приложением.</w:t>
       </w:r>
     </w:p>
     <w:p>
@@ -4661,7 +4871,7 @@
           <w:szCs w:val="28"/>
         </w:rPr>
       </w:pPr>
-      <w:commentRangeStart w:id="4"/>
+      <w:commentRangeStart w:id="3"/>
       <w:r>
         <w:rPr>
           <w:rFonts w:ascii="Times New Roman" w:hAnsi="Times New Roman" w:cs="Times New Roman"/>
@@ -4688,7 +4898,7 @@
         </w:rPr>
         <w:t xml:space="preserve">предусмотрены </w:t>
       </w:r>
-      <w:commentRangeEnd w:id="4"/>
+      <w:commentRangeEnd w:id="3"/>
       <w:r>
         <w:rPr>
           <w:rStyle w:val="a6"/>
@@ -4696,7 +4906,7 @@
           <w:sz w:val="28"/>
           <w:szCs w:val="28"/>
         </w:rPr>
-        <w:commentReference w:id="4"/>
+        <w:commentReference w:id="3"/>
       </w:r>
       <w:r>
         <w:rPr>
@@ -5185,14 +5395,14 @@
           <w:rFonts w:cs="Times New Roman"/>
         </w:rPr>
       </w:pPr>
-      <w:bookmarkStart w:id="5" w:name="_Toc226454926"/>
+      <w:bookmarkStart w:id="4" w:name="_Toc226454926"/>
       <w:r>
         <w:rPr>
           <w:rFonts w:cs="Times New Roman"/>
         </w:rPr>
         <w:t>2.2. Информационное обеспечение</w:t>
       </w:r>
-      <w:bookmarkEnd w:id="5"/>
+      <w:bookmarkEnd w:id="4"/>
     </w:p>
     <w:p>
       <w:pPr>
@@ -5333,7 +5543,7 @@
           <w:szCs w:val="28"/>
         </w:rPr>
       </w:pPr>
-      <w:commentRangeStart w:id="6"/>
+      <w:commentRangeStart w:id="5"/>
       <w:r>
         <w:rPr>
           <w:rFonts w:ascii="Times New Roman" w:hAnsi="Times New Roman" w:cs="Times New Roman"/>
@@ -5352,7 +5562,7 @@
         </w:rPr>
         <w:t> –</w:t>
       </w:r>
-      <w:commentRangeEnd w:id="6"/>
+      <w:commentRangeEnd w:id="5"/>
       <w:r>
         <w:rPr>
           <w:rStyle w:val="a6"/>
@@ -5360,7 +5570,7 @@
           <w:sz w:val="28"/>
           <w:szCs w:val="28"/>
         </w:rPr>
-        <w:commentReference w:id="6"/>
+        <w:commentReference w:id="5"/>
       </w:r>
       <w:r>
         <w:rPr>
@@ -7639,14 +7849,14 @@
           <w:rFonts w:cs="Times New Roman"/>
         </w:rPr>
       </w:pPr>
-      <w:bookmarkStart w:id="7" w:name="_Toc226454927"/>
+      <w:bookmarkStart w:id="6" w:name="_Toc226454927"/>
       <w:r>
         <w:rPr>
           <w:rFonts w:cs="Times New Roman"/>
         </w:rPr>
         <w:t>2.3. Алгоритмическое обеспечение</w:t>
       </w:r>
-      <w:bookmarkEnd w:id="7"/>
+      <w:bookmarkEnd w:id="6"/>
       <w:r>
         <w:rPr>
           <w:rFonts w:cs="Times New Roman"/>
@@ -7762,14 +7972,14 @@
           <w:rFonts w:cs="Times New Roman"/>
         </w:rPr>
       </w:pPr>
-      <w:bookmarkStart w:id="8" w:name="_Toc226454928"/>
+      <w:bookmarkStart w:id="7" w:name="_Toc226454928"/>
       <w:r>
         <w:rPr>
           <w:rFonts w:cs="Times New Roman"/>
         </w:rPr>
         <w:t>2.4. Программное обеспечение</w:t>
       </w:r>
-      <w:bookmarkEnd w:id="8"/>
+      <w:bookmarkEnd w:id="7"/>
     </w:p>
     <w:p>
       <w:pPr>
@@ -7887,14 +8097,14 @@
           <w:rFonts w:cs="Times New Roman"/>
         </w:rPr>
       </w:pPr>
-      <w:bookmarkStart w:id="9" w:name="_Toc226454929"/>
+      <w:bookmarkStart w:id="8" w:name="_Toc226454929"/>
       <w:r>
         <w:rPr>
           <w:rFonts w:cs="Times New Roman"/>
         </w:rPr>
         <w:t>2.5. Обеспечение информационной безопасности</w:t>
       </w:r>
-      <w:bookmarkEnd w:id="9"/>
+      <w:bookmarkEnd w:id="8"/>
     </w:p>
     <w:p>
       <w:pPr>
@@ -7956,15 +8166,15 @@
           <w:rFonts w:cs="Times New Roman"/>
         </w:rPr>
       </w:pPr>
-      <w:bookmarkStart w:id="10" w:name="_Toc226454930"/>
-      <w:commentRangeStart w:id="11"/>
+      <w:bookmarkStart w:id="9" w:name="_Toc226454930"/>
+      <w:commentRangeStart w:id="10"/>
       <w:r>
         <w:rPr>
           <w:rFonts w:cs="Times New Roman"/>
         </w:rPr>
         <w:t>2.6. Техническое обеспечение</w:t>
       </w:r>
-      <w:bookmarkEnd w:id="10"/>
+      <w:bookmarkEnd w:id="9"/>
     </w:p>
     <w:p>
       <w:pPr>
@@ -8025,14 +8235,14 @@
           <w:rFonts w:cs="Times New Roman"/>
         </w:rPr>
       </w:pPr>
-      <w:bookmarkStart w:id="12" w:name="_Toc226454931"/>
+      <w:bookmarkStart w:id="11" w:name="_Toc226454931"/>
       <w:r>
         <w:rPr>
           <w:rFonts w:cs="Times New Roman"/>
         </w:rPr>
         <w:t>2.7. Технологическое обеспечение</w:t>
       </w:r>
-      <w:bookmarkEnd w:id="12"/>
+      <w:bookmarkEnd w:id="11"/>
       <w:r>
         <w:rPr>
           <w:rFonts w:cs="Times New Roman"/>
@@ -8125,14 +8335,14 @@
           <w:rFonts w:cs="Times New Roman"/>
         </w:rPr>
       </w:pPr>
-      <w:bookmarkStart w:id="13" w:name="_Toc226454932"/>
+      <w:bookmarkStart w:id="12" w:name="_Toc226454932"/>
       <w:r>
         <w:rPr>
           <w:rFonts w:cs="Times New Roman"/>
         </w:rPr>
         <w:t>2.8. Организационное обеспечение</w:t>
       </w:r>
-      <w:bookmarkEnd w:id="13"/>
+      <w:bookmarkEnd w:id="12"/>
       <w:r>
         <w:rPr>
           <w:rFonts w:cs="Times New Roman"/>
@@ -8209,7 +8419,7 @@
         </w:rPr>
         <w:t>- изменения в составе функций персонала, организационных единиц (ролевые модели и схемы).</w:t>
       </w:r>
-      <w:commentRangeEnd w:id="11"/>
+      <w:commentRangeEnd w:id="10"/>
       <w:r>
         <w:rPr>
           <w:rStyle w:val="a6"/>
@@ -8217,7 +8427,7 @@
           <w:sz w:val="28"/>
           <w:szCs w:val="28"/>
         </w:rPr>
-        <w:commentReference w:id="11"/>
+        <w:commentReference w:id="10"/>
       </w:r>
     </w:p>
     <w:p>
@@ -8239,71 +8449,71 @@
           <w:rFonts w:cs="Times New Roman"/>
         </w:rPr>
       </w:pPr>
-      <w:bookmarkStart w:id="14" w:name="_Toc226454933"/>
+      <w:bookmarkStart w:id="13" w:name="_Toc226454933"/>
       <w:r>
         <w:rPr>
           <w:rFonts w:cs="Times New Roman"/>
         </w:rPr>
         <w:t>Заключение</w:t>
       </w:r>
+      <w:bookmarkEnd w:id="13"/>
+      <w:r>
+        <w:rPr>
+          <w:rFonts w:cs="Times New Roman"/>
+        </w:rPr>
+        <w:t xml:space="preserve"> </w:t>
+      </w:r>
+    </w:p>
+    <w:p>
+      <w:pPr>
+        <w:pStyle w:val="1"/>
+        <w:rPr>
+          <w:rFonts w:cs="Times New Roman"/>
+        </w:rPr>
+      </w:pPr>
+      <w:bookmarkStart w:id="14" w:name="_Toc226454934"/>
+      <w:r>
+        <w:rPr>
+          <w:rFonts w:cs="Times New Roman"/>
+        </w:rPr>
+        <w:t>Список литературы</w:t>
+      </w:r>
       <w:bookmarkEnd w:id="14"/>
-      <w:r>
+    </w:p>
+    <w:p>
+      <w:pPr>
+        <w:rPr>
+          <w:rFonts w:ascii="Times New Roman" w:hAnsi="Times New Roman" w:cs="Times New Roman"/>
+          <w:i/>
+          <w:sz w:val="28"/>
+          <w:szCs w:val="28"/>
+        </w:rPr>
+      </w:pPr>
+      <w:r>
+        <w:rPr>
+          <w:rFonts w:ascii="Times New Roman" w:hAnsi="Times New Roman" w:cs="Times New Roman"/>
+          <w:i/>
+          <w:sz w:val="28"/>
+          <w:szCs w:val="28"/>
+        </w:rPr>
+        <w:t>Не менее 20 источников</w:t>
+      </w:r>
+    </w:p>
+    <w:p>
+      <w:pPr>
+        <w:pStyle w:val="1"/>
         <w:rPr>
           <w:rFonts w:cs="Times New Roman"/>
         </w:rPr>
-        <w:t xml:space="preserve"> </w:t>
-      </w:r>
-    </w:p>
-    <w:p>
-      <w:pPr>
-        <w:pStyle w:val="1"/>
+      </w:pPr>
+      <w:bookmarkStart w:id="15" w:name="_Toc226454935"/>
+      <w:r>
         <w:rPr>
           <w:rFonts w:cs="Times New Roman"/>
         </w:rPr>
-      </w:pPr>
-      <w:bookmarkStart w:id="15" w:name="_Toc226454934"/>
-      <w:r>
-        <w:rPr>
-          <w:rFonts w:cs="Times New Roman"/>
-        </w:rPr>
-        <w:t>Список литературы</w:t>
+        <w:t>Приложение</w:t>
       </w:r>
       <w:bookmarkEnd w:id="15"/>
-    </w:p>
-    <w:p>
-      <w:pPr>
-        <w:rPr>
-          <w:rFonts w:ascii="Times New Roman" w:hAnsi="Times New Roman" w:cs="Times New Roman"/>
-          <w:i/>
-          <w:sz w:val="28"/>
-          <w:szCs w:val="28"/>
-        </w:rPr>
-      </w:pPr>
-      <w:r>
-        <w:rPr>
-          <w:rFonts w:ascii="Times New Roman" w:hAnsi="Times New Roman" w:cs="Times New Roman"/>
-          <w:i/>
-          <w:sz w:val="28"/>
-          <w:szCs w:val="28"/>
-        </w:rPr>
-        <w:t>Не менее 20 источников</w:t>
-      </w:r>
-    </w:p>
-    <w:p>
-      <w:pPr>
-        <w:pStyle w:val="1"/>
-        <w:rPr>
-          <w:rFonts w:cs="Times New Roman"/>
-        </w:rPr>
-      </w:pPr>
-      <w:bookmarkStart w:id="16" w:name="_Toc226454935"/>
-      <w:r>
-        <w:rPr>
-          <w:rFonts w:cs="Times New Roman"/>
-        </w:rPr>
-        <w:t>Приложение</w:t>
-      </w:r>
-      <w:bookmarkEnd w:id="16"/>
     </w:p>
     <w:p>
       <w:pPr>
@@ -8365,7 +8575,7 @@
 
 <file path=word/comments.xml><?xml version="1.0" encoding="utf-8"?>
 <w:comments xmlns:wpc="http://schemas.microsoft.com/office/word/2010/wordprocessingCanvas" xmlns:cx="http://schemas.microsoft.com/office/drawing/2014/chartex" xmlns:cx1="http://schemas.microsoft.com/office/drawing/2015/9/8/chartex" xmlns:cx2="http://schemas.microsoft.com/office/drawing/2015/10/21/chartex" xmlns:cx3="http://schemas.microsoft.com/office/drawing/2016/5/9/chartex" xmlns:cx4="http://schemas.microsoft.com/office/drawing/2016/5/10/chartex" xmlns:cx5="http://schemas.microsoft.com/office/drawing/2016/5/11/chartex" xmlns:cx6="http://schemas.microsoft.com/office/drawing/2016/5/12/chartex" xmlns:cx7="http://schemas.microsoft.com/office/drawing/2016/5/13/chartex" xmlns:cx8="http://schemas.microsoft.com/office/drawing/2016/5/14/chartex" xmlns:mc="http://schemas.openxmlformats.org/markup-compatibility/2006" xmlns:aink="http://schemas.microsoft.com/office/drawing/2016/ink" xmlns:am3d="http://schemas.microsoft.com/office/drawing/2017/model3d" xmlns:o="urn:schemas-microsoft-com:office:office" xmlns:oel="http://schemas.microsoft.com/office/2019/extlst" xmlns:r="http://schemas.openxmlformats.org/officeDocument/2006/relationships" xmlns:m="http://schemas.openxmlformats.org/officeDocument/2006/math" xmlns:v="urn:schemas-microsoft-com:vml" xmlns:wp14="http://schemas.microsoft.com/office/word/2010/wordprocessingDrawing" xmlns:wp="http://schemas.openxmlformats.org/drawingml/2006/wordprocessingDrawing" xmlns:w10="urn:schemas-microsoft-com:office:word" xmlns:w="http://schemas.openxmlformats.org/wordprocessingml/2006/main" xmlns:w14="http://schemas.microsoft.com/office/word/2010/wordml" xmlns:w15="http://schemas.microsoft.com/office/word/2012/wordml" xmlns:w16cex="http://schemas.microsoft.com/office/word/2018/wordml/cex" xmlns:w16cid="http://schemas.microsoft.com/office/word/2016/wordml/cid" xmlns:w16="http://schemas.microsoft.com/office/word/2018/wordml" xmlns:w16du="http://schemas.microsoft.com/office/word/2023/wordml/word16du" xmlns:w16sdtdh="http://schemas.microsoft.com/office/word/2020/wordml/sdtdatahash" xmlns:w16sdtfl="http://schemas.microsoft.com/office/word/2024/wordml/sdtformatlock" xmlns:w16se="http://schemas.microsoft.com/office/word/2015/wordml/symex" xmlns:wpg="http://schemas.microsoft.com/office/word/2010/wordprocessingGroup" xmlns:wpi="http://schemas.microsoft.com/office/word/2010/wordprocessingInk" xmlns:wne="http://schemas.microsoft.com/office/word/2006/wordml" xmlns:wps="http://schemas.microsoft.com/office/word/2010/wordprocessingShape" mc:Ignorable="w14 w15 w16se w16cid w16 w16cex w16sdtdh w16sdtfl w16du wp14">
-  <w:comment w:id="3" w:author="Бакшаева Елена" w:date="2026-04-07T11:59:00Z" w:initials="БЕ">
+  <w:comment w:id="3" w:author="Бакшаева Елена" w:date="2026-04-07T13:56:00Z" w:initials="БЕ">
     <w:p>
       <w:pPr>
         <w:pStyle w:val="a7"/>
@@ -8377,48 +8587,27 @@
         <w:annotationRef/>
       </w:r>
       <w:r>
-        <w:t>Расписать подробнее</w:t>
-      </w:r>
-    </w:p>
+        <w:t>Отредактировать отседа до конца</w:t>
+      </w:r>
+    </w:p>
+  </w:comment>
+  <w:comment w:id="5" w:author="Бакшаева Елена" w:date="2026-04-07T14:08:00Z" w:initials="БЕ">
     <w:p>
       <w:pPr>
         <w:pStyle w:val="a7"/>
       </w:pPr>
+      <w:r>
+        <w:rPr>
+          <w:rStyle w:val="a6"/>
+        </w:rPr>
+        <w:annotationRef/>
+      </w:r>
+      <w:r>
+        <w:t>Отредактировать отседа до конца</w:t>
+      </w:r>
     </w:p>
   </w:comment>
-  <w:comment w:id="4" w:author="Бакшаева Елена" w:date="2026-04-07T13:56:00Z" w:initials="БЕ">
-    <w:p>
-      <w:pPr>
-        <w:pStyle w:val="a7"/>
-      </w:pPr>
-      <w:r>
-        <w:rPr>
-          <w:rStyle w:val="a6"/>
-        </w:rPr>
-        <w:annotationRef/>
-      </w:r>
-      <w:r>
-        <w:t>Отредактировать отседа до конца</w:t>
-      </w:r>
-    </w:p>
-  </w:comment>
-  <w:comment w:id="6" w:author="Бакшаева Елена" w:date="2026-04-07T14:08:00Z" w:initials="БЕ">
-    <w:p>
-      <w:pPr>
-        <w:pStyle w:val="a7"/>
-      </w:pPr>
-      <w:r>
-        <w:rPr>
-          <w:rStyle w:val="a6"/>
-        </w:rPr>
-        <w:annotationRef/>
-      </w:r>
-      <w:r>
-        <w:t>Отредактировать отседа до конца</w:t>
-      </w:r>
-    </w:p>
-  </w:comment>
-  <w:comment w:id="11" w:author="Бакшаева Елена" w:date="2026-04-07T11:44:00Z" w:initials="БЕ">
+  <w:comment w:id="10" w:author="Бакшаева Елена" w:date="2026-04-07T11:44:00Z" w:initials="БЕ">
     <w:p>
       <w:pPr>
         <w:pStyle w:val="a7"/>
@@ -8439,7 +8628,6 @@
 
 <file path=word/commentsExtended.xml><?xml version="1.0" encoding="utf-8"?>
 <w15:commentsEx xmlns:wpc="http://schemas.microsoft.com/office/word/2010/wordprocessingCanvas" xmlns:cx="http://schemas.microsoft.com/office/drawing/2014/chartex" xmlns:cx1="http://schemas.microsoft.com/office/drawing/2015/9/8/chartex" xmlns:cx2="http://schemas.microsoft.com/office/drawing/2015/10/21/chartex" xmlns:cx3="http://schemas.microsoft.com/office/drawing/2016/5/9/chartex" xmlns:cx4="http://schemas.microsoft.com/office/drawing/2016/5/10/chartex" xmlns:cx5="http://schemas.microsoft.com/office/drawing/2016/5/11/chartex" xmlns:cx6="http://schemas.microsoft.com/office/drawing/2016/5/12/chartex" xmlns:cx7="http://schemas.microsoft.com/office/drawing/2016/5/13/chartex" xmlns:cx8="http://schemas.microsoft.com/office/drawing/2016/5/14/chartex" xmlns:mc="http://schemas.openxmlformats.org/markup-compatibility/2006" xmlns:aink="http://schemas.microsoft.com/office/drawing/2016/ink" xmlns:am3d="http://schemas.microsoft.com/office/drawing/2017/model3d" xmlns:o="urn:schemas-microsoft-com:office:office" xmlns:oel="http://schemas.microsoft.com/office/2019/extlst" xmlns:r="http://schemas.openxmlformats.org/officeDocument/2006/relationships" xmlns:m="http://schemas.openxmlformats.org/officeDocument/2006/math" xmlns:v="urn:schemas-microsoft-com:vml" xmlns:wp14="http://schemas.microsoft.com/office/word/2010/wordprocessingDrawing" xmlns:wp="http://schemas.openxmlformats.org/drawingml/2006/wordprocessingDrawing" xmlns:w10="urn:schemas-microsoft-com:office:word" xmlns:w="http://schemas.openxmlformats.org/wordprocessingml/2006/main" xmlns:w14="http://schemas.microsoft.com/office/word/2010/wordml" xmlns:w15="http://schemas.microsoft.com/office/word/2012/wordml" xmlns:w16cex="http://schemas.microsoft.com/office/word/2018/wordml/cex" xmlns:w16cid="http://schemas.microsoft.com/office/word/2016/wordml/cid" xmlns:w16="http://schemas.microsoft.com/office/word/2018/wordml" xmlns:w16du="http://schemas.microsoft.com/office/word/2023/wordml/word16du" xmlns:w16sdtdh="http://schemas.microsoft.com/office/word/2020/wordml/sdtdatahash" xmlns:w16sdtfl="http://schemas.microsoft.com/office/word/2024/wordml/sdtformatlock" xmlns:w16se="http://schemas.microsoft.com/office/word/2015/wordml/symex" xmlns:wpg="http://schemas.microsoft.com/office/word/2010/wordprocessingGroup" xmlns:wpi="http://schemas.microsoft.com/office/word/2010/wordprocessingInk" xmlns:wne="http://schemas.microsoft.com/office/word/2006/wordml" xmlns:wps="http://schemas.microsoft.com/office/word/2010/wordprocessingShape" mc:Ignorable="w14 w15 w16se w16cid w16 w16cex w16sdtdh w16sdtfl w16du wp14">
-  <w15:commentEx w15:paraId="147580A5" w15:done="0"/>
   <w15:commentEx w15:paraId="328329F8" w15:done="0"/>
   <w15:commentEx w15:paraId="340CFE22" w15:done="0"/>
   <w15:commentEx w15:paraId="4F8CBD97" w15:done="0"/>
@@ -8448,7 +8636,6 @@
 
 <file path=word/commentsExtensible.xml><?xml version="1.0" encoding="utf-8"?>
 <w16cex:commentsExtensible xmlns:wpc="http://schemas.microsoft.com/office/word/2010/wordprocessingCanvas" xmlns:cx="http://schemas.microsoft.com/office/drawing/2014/chartex" xmlns:cx1="http://schemas.microsoft.com/office/drawing/2015/9/8/chartex" xmlns:cx2="http://schemas.microsoft.com/office/drawing/2015/10/21/chartex" xmlns:cx3="http://schemas.microsoft.com/office/drawing/2016/5/9/chartex" xmlns:cx4="http://schemas.microsoft.com/office/drawing/2016/5/10/chartex" xmlns:cx5="http://schemas.microsoft.com/office/drawing/2016/5/11/chartex" xmlns:cx6="http://schemas.microsoft.com/office/drawing/2016/5/12/chartex" xmlns:cx7="http://schemas.microsoft.com/office/drawing/2016/5/13/chartex" xmlns:cx8="http://schemas.microsoft.com/office/drawing/2016/5/14/chartex" xmlns:cr="http://schemas.microsoft.com/office/comments/2020/reactions" xmlns:mc="http://schemas.openxmlformats.org/markup-compatibility/2006" xmlns:aink="http://schemas.microsoft.com/office/drawing/2016/ink" xmlns:am3d="http://schemas.microsoft.com/office/drawing/2017/model3d" xmlns:o="urn:schemas-microsoft-com:office:office" xmlns:oel="http://schemas.microsoft.com/office/2019/extlst" xmlns:r="http://schemas.openxmlformats.org/officeDocument/2006/relationships" xmlns:m="http://schemas.openxmlformats.org/officeDocument/2006/math" xmlns:v="urn:schemas-microsoft-com:vml" xmlns:wp14="http://schemas.microsoft.com/office/word/2010/wordprocessingDrawing" xmlns:wp="http://schemas.openxmlformats.org/drawingml/2006/wordprocessingDrawing" xmlns:w10="urn:schemas-microsoft-com:office:word" xmlns:w="http://schemas.openxmlformats.org/wordprocessingml/2006/main" xmlns:w14="http://schemas.microsoft.com/office/word/2010/wordml" xmlns:w15="http://schemas.microsoft.com/office/word/2012/wordml" xmlns:w16cex="http://schemas.microsoft.com/office/word/2018/wordml/cex" xmlns:w16cid="http://schemas.microsoft.com/office/word/2016/wordml/cid" xmlns:w16="http://schemas.microsoft.com/office/word/2018/wordml" xmlns:w16du="http://schemas.microsoft.com/office/word/2023/wordml/word16du" xmlns:w16sdtdh="http://schemas.microsoft.com/office/word/2020/wordml/sdtdatahash" xmlns:w16sdtfl="http://schemas.microsoft.com/office/word/2024/wordml/sdtformatlock" xmlns:w16se="http://schemas.microsoft.com/office/word/2015/wordml/symex" xmlns:wpg="http://schemas.microsoft.com/office/word/2010/wordprocessingGroup" xmlns:wpi="http://schemas.microsoft.com/office/word/2010/wordprocessingInk" xmlns:wne="http://schemas.microsoft.com/office/word/2006/wordml" xmlns:wps="http://schemas.microsoft.com/office/word/2010/wordprocessingShape" mc:Ignorable="w14 w15 w16se w16cid w16 w16cex w16sdtdh w16sdtfl cr w16du wp14">
-  <w16cex:commentExtensible w16cex:durableId="263BBB01" w16cex:dateUtc="2026-04-07T07:59:00Z"/>
   <w16cex:commentExtensible w16cex:durableId="015ED4E1" w16cex:dateUtc="2026-04-07T09:56:00Z"/>
   <w16cex:commentExtensible w16cex:durableId="0F893B3D" w16cex:dateUtc="2026-04-07T10:08:00Z"/>
   <w16cex:commentExtensible w16cex:durableId="216136C9" w16cex:dateUtc="2026-04-07T07:44:00Z"/>
@@ -8457,7 +8644,6 @@
 
 <file path=word/commentsIds.xml><?xml version="1.0" encoding="utf-8"?>
 <w16cid:commentsIds xmlns:wpc="http://schemas.microsoft.com/office/word/2010/wordprocessingCanvas" xmlns:cx="http://schemas.microsoft.com/office/drawing/2014/chartex" xmlns:cx1="http://schemas.microsoft.com/office/drawing/2015/9/8/chartex" xmlns:cx2="http://schemas.microsoft.com/office/drawing/2015/10/21/chartex" xmlns:cx3="http://schemas.microsoft.com/office/drawing/2016/5/9/chartex" xmlns:cx4="http://schemas.microsoft.com/office/drawing/2016/5/10/chartex" xmlns:cx5="http://schemas.microsoft.com/office/drawing/2016/5/11/chartex" xmlns:cx6="http://schemas.microsoft.com/office/drawing/2016/5/12/chartex" xmlns:cx7="http://schemas.microsoft.com/office/drawing/2016/5/13/chartex" xmlns:cx8="http://schemas.microsoft.com/office/drawing/2016/5/14/chartex" xmlns:mc="http://schemas.openxmlformats.org/markup-compatibility/2006" xmlns:aink="http://schemas.microsoft.com/office/drawing/2016/ink" xmlns:am3d="http://schemas.microsoft.com/office/drawing/2017/model3d" xmlns:o="urn:schemas-microsoft-com:office:office" xmlns:oel="http://schemas.microsoft.com/office/2019/extlst" xmlns:r="http://schemas.openxmlformats.org/officeDocument/2006/relationships" xmlns:m="http://schemas.openxmlformats.org/officeDocument/2006/math" xmlns:v="urn:schemas-microsoft-com:vml" xmlns:wp14="http://schemas.microsoft.com/office/word/2010/wordprocessingDrawing" xmlns:wp="http://schemas.openxmlformats.org/drawingml/2006/wordprocessingDrawing" xmlns:w10="urn:schemas-microsoft-com:office:word" xmlns:w="http://schemas.openxmlformats.org/wordprocessingml/2006/main" xmlns:w14="http://schemas.microsoft.com/office/word/2010/wordml" xmlns:w15="http://schemas.microsoft.com/office/word/2012/wordml" xmlns:w16cex="http://schemas.microsoft.com/office/word/2018/wordml/cex" xmlns:w16cid="http://schemas.microsoft.com/office/word/2016/wordml/cid" xmlns:w16="http://schemas.microsoft.com/office/word/2018/wordml" xmlns:w16du="http://schemas.microsoft.com/office/word/2023/wordml/word16du" xmlns:w16sdtdh="http://schemas.microsoft.com/office/word/2020/wordml/sdtdatahash" xmlns:w16sdtfl="http://schemas.microsoft.com/office/word/2024/wordml/sdtformatlock" xmlns:w16se="http://schemas.microsoft.com/office/word/2015/wordml/symex" xmlns:wpg="http://schemas.microsoft.com/office/word/2010/wordprocessingGroup" xmlns:wpi="http://schemas.microsoft.com/office/word/2010/wordprocessingInk" xmlns:wne="http://schemas.microsoft.com/office/word/2006/wordml" xmlns:wps="http://schemas.microsoft.com/office/word/2010/wordprocessingShape" mc:Ignorable="w14 w15 w16se w16cid w16 w16cex w16sdtdh w16sdtfl w16du wp14">
-  <w16cid:commentId w16cid:paraId="147580A5" w16cid:durableId="263BBB01"/>
   <w16cid:commentId w16cid:paraId="328329F8" w16cid:durableId="015ED4E1"/>
   <w16cid:commentId w16cid:paraId="340CFE22" w16cid:durableId="0F893B3D"/>
   <w16cid:commentId w16cid:paraId="4F8CBD97" w16cid:durableId="216136C9"/>
@@ -9231,7 +9417,6 @@
   <w:style w:type="character" w:default="1" w:styleId="a0">
     <w:name w:val="Default Paragraph Font"/>
     <w:uiPriority w:val="1"/>
-    <w:semiHidden/>
     <w:unhideWhenUsed/>
   </w:style>
   <w:style w:type="table" w:default="1" w:styleId="a1">

--- a/Раздел 2 ВКР Черновик.docx
+++ b/Раздел 2 ВКР Черновик.docx
@@ -11293,7 +11293,67 @@
           <w:sz w:val="28"/>
           <w:szCs w:val="28"/>
         </w:rPr>
-        <w:t>Связи между слоями приложения представлены на рисунке 17. Компоненты UI вызывают композаблы и диспатчат действия Vuex; Vuex-действия обращаются к API-сервисам; полученные данные через мутации попадают в состояние; компоненты реактивно отображают изменения. Маршрутизация через Vue Router связывает URL с компонентами страниц и проверяет права доступа через guards.</w:t>
+        <w:t xml:space="preserve">Связи между слоями приложения представлены на рисунке 17. Компоненты UI вызывают </w:t>
+      </w:r>
+      <w:r>
+        <w:rPr>
+          <w:rFonts w:ascii="Times New Roman" w:hAnsi="Times New Roman" w:cs="Times New Roman"/>
+          <w:b/>
+          <w:bCs/>
+          <w:sz w:val="28"/>
+          <w:szCs w:val="28"/>
+        </w:rPr>
+        <w:t>composables</w:t>
+      </w:r>
+      <w:r>
+        <w:rPr>
+          <w:rFonts w:ascii="Times New Roman" w:hAnsi="Times New Roman" w:cs="Times New Roman"/>
+          <w:b/>
+          <w:bCs/>
+          <w:sz w:val="28"/>
+          <w:szCs w:val="28"/>
+        </w:rPr>
+        <w:t xml:space="preserve"> </w:t>
+      </w:r>
+      <w:r>
+        <w:rPr>
+          <w:rFonts w:ascii="Times New Roman" w:hAnsi="Times New Roman" w:cs="Times New Roman"/>
+          <w:sz w:val="28"/>
+          <w:szCs w:val="28"/>
+        </w:rPr>
+        <w:t xml:space="preserve">и </w:t>
+      </w:r>
+      <w:r>
+        <w:rPr>
+          <w:rFonts w:ascii="Times New Roman" w:hAnsi="Times New Roman" w:cs="Times New Roman"/>
+          <w:sz w:val="28"/>
+          <w:szCs w:val="28"/>
+        </w:rPr>
+        <w:t>диспатчат (отправляют</w:t>
+      </w:r>
+      <w:r>
+        <w:rPr>
+          <w:rFonts w:ascii="Times New Roman" w:hAnsi="Times New Roman" w:cs="Times New Roman"/>
+          <w:sz w:val="28"/>
+          <w:szCs w:val="28"/>
+        </w:rPr>
+        <w:t xml:space="preserve"> действия</w:t>
+      </w:r>
+      <w:r>
+        <w:rPr>
+          <w:rFonts w:ascii="Times New Roman" w:hAnsi="Times New Roman" w:cs="Times New Roman"/>
+          <w:sz w:val="28"/>
+          <w:szCs w:val="28"/>
+        </w:rPr>
+        <w:t xml:space="preserve"> для обновления состояния)</w:t>
+      </w:r>
+      <w:r>
+        <w:rPr>
+          <w:rFonts w:ascii="Times New Roman" w:hAnsi="Times New Roman" w:cs="Times New Roman"/>
+          <w:sz w:val="28"/>
+          <w:szCs w:val="28"/>
+        </w:rPr>
+        <w:t xml:space="preserve"> Vuex; Vuex-действия обращаются к API-сервисам; полученные данные через мутации попадают в состояние; компоненты реактивно отображают изменения. Маршрутизация через Vue Router связывает URL с компонентами страниц и проверяет права доступа через guards.</w:t>
       </w:r>
     </w:p>
     <w:p>
